--- a/documentation.docx
+++ b/documentation.docx
@@ -28,16 +28,7 @@
           <w:sz w:val="72"/>
           <w:szCs w:val="72"/>
         </w:rPr>
-        <w:t xml:space="preserve"> </w:t>
-      </w:r>
-      <w:r>
-        <w:rPr>
-          <w:b/>
-          <w:color w:val="000000"/>
-          <w:sz w:val="72"/>
-          <w:szCs w:val="72"/>
-        </w:rPr>
-        <w:t>Social Media Application</w:t>
+        <w:t xml:space="preserve"> Social Media Application</w:t>
       </w:r>
     </w:p>
     <w:p>
@@ -67,25 +58,7 @@
           <w:color w:val="000080"/>
           <w:sz w:val="36"/>
         </w:rPr>
-        <w:t>M</w:t>
-      </w:r>
-      <w:r>
-        <w:rPr>
-          <w:rFonts w:ascii="Times New Roman" w:hAnsi="Times New Roman" w:cs="Times New Roman"/>
-          <w:b/>
-          <w:color w:val="000080"/>
-          <w:sz w:val="36"/>
-        </w:rPr>
-        <w:t>ajor</w:t>
-      </w:r>
-      <w:r>
-        <w:rPr>
-          <w:rFonts w:ascii="Times New Roman" w:hAnsi="Times New Roman" w:cs="Times New Roman"/>
-          <w:b/>
-          <w:color w:val="000080"/>
-          <w:sz w:val="36"/>
-        </w:rPr>
-        <w:t xml:space="preserve"> Project Report</w:t>
+        <w:t>Major Project Report</w:t>
       </w:r>
     </w:p>
     <w:p/>
@@ -139,13 +112,7 @@
         <w:rPr>
           <w:sz w:val="36"/>
         </w:rPr>
-        <w:t>Semester-</w:t>
-      </w:r>
-      <w:r>
-        <w:rPr>
-          <w:sz w:val="36"/>
-        </w:rPr>
-        <w:t>IV</w:t>
+        <w:t>Semester-IV</w:t>
       </w:r>
     </w:p>
     <w:p>
@@ -228,14 +195,7 @@
           <w:bCs/>
           <w:color w:val="000000"/>
         </w:rPr>
-        <w:t>Dr.</w:t>
-      </w:r>
-      <w:r>
-        <w:rPr>
-          <w:bCs/>
-          <w:color w:val="000000"/>
-        </w:rPr>
-        <w:t xml:space="preserve"> Darshita </w:t>
+        <w:t xml:space="preserve">Dr. Darshita </w:t>
       </w:r>
       <w:r>
         <w:rPr>
@@ -353,7 +313,6 @@
           <w:sz w:val="36"/>
           <w:szCs w:val="36"/>
         </w:rPr>
-        <w:lastRenderedPageBreak/>
         <w:t>Acknowledgement</w:t>
       </w:r>
     </w:p>
@@ -388,17 +347,7 @@
           <w:sz w:val="32"/>
           <w:szCs w:val="32"/>
         </w:rPr>
-        <w:t xml:space="preserve">Connectify – </w:t>
-      </w:r>
-      <w:proofErr w:type="spellStart"/>
-      <w:r>
-        <w:rPr>
-          <w:b/>
-          <w:bCs/>
-          <w:sz w:val="32"/>
-          <w:szCs w:val="32"/>
-        </w:rPr>
-        <w:t>Ful</w:t>
+        <w:t>Connectify – Ful</w:t>
       </w:r>
       <w:r>
         <w:rPr>
@@ -416,17 +365,16 @@
           <w:sz w:val="32"/>
           <w:szCs w:val="32"/>
         </w:rPr>
-        <w:t>Stack</w:t>
-      </w:r>
-      <w:proofErr w:type="spellEnd"/>
-      <w:r>
-        <w:rPr>
-          <w:b/>
-          <w:bCs/>
-          <w:sz w:val="32"/>
-          <w:szCs w:val="32"/>
-        </w:rPr>
-        <w:t xml:space="preserve"> Social Media Application project</w:t>
+        <w:t xml:space="preserve"> </w:t>
+      </w:r>
+      <w:r>
+        <w:rPr>
+          <w:b/>
+          <w:bCs/>
+          <w:sz w:val="32"/>
+          <w:szCs w:val="32"/>
+        </w:rPr>
+        <w:t>Stack Social Media Application project</w:t>
       </w:r>
       <w:r>
         <w:rPr>
@@ -675,14 +623,14 @@
         <w:tblLook w:val="04A0" w:firstRow="1" w:lastRow="0" w:firstColumn="1" w:lastColumn="0" w:noHBand="0" w:noVBand="1"/>
       </w:tblPr>
       <w:tblGrid>
-        <w:gridCol w:w="846"/>
-        <w:gridCol w:w="5164"/>
+        <w:gridCol w:w="988"/>
+        <w:gridCol w:w="5022"/>
         <w:gridCol w:w="3006"/>
       </w:tblGrid>
       <w:tr>
         <w:tc>
           <w:tcPr>
-            <w:tcW w:w="846" w:type="dxa"/>
+            <w:tcW w:w="988" w:type="dxa"/>
             <w:tcBorders>
               <w:top w:val="single" w:sz="4" w:space="0" w:color="auto"/>
               <w:left w:val="single" w:sz="4" w:space="0" w:color="auto"/>
@@ -710,7 +658,7 @@
         </w:tc>
         <w:tc>
           <w:tcPr>
-            <w:tcW w:w="5164" w:type="dxa"/>
+            <w:tcW w:w="5022" w:type="dxa"/>
             <w:tcBorders>
               <w:top w:val="single" w:sz="4" w:space="0" w:color="auto"/>
               <w:left w:val="single" w:sz="4" w:space="0" w:color="auto"/>
@@ -766,7 +714,7 @@
       <w:tr>
         <w:tc>
           <w:tcPr>
-            <w:tcW w:w="846" w:type="dxa"/>
+            <w:tcW w:w="988" w:type="dxa"/>
             <w:tcBorders>
               <w:top w:val="single" w:sz="4" w:space="0" w:color="auto"/>
               <w:left w:val="single" w:sz="4" w:space="0" w:color="auto"/>
@@ -793,7 +741,7 @@
         </w:tc>
         <w:tc>
           <w:tcPr>
-            <w:tcW w:w="5164" w:type="dxa"/>
+            <w:tcW w:w="5022" w:type="dxa"/>
             <w:tcBorders>
               <w:top w:val="single" w:sz="4" w:space="0" w:color="auto"/>
               <w:left w:val="single" w:sz="4" w:space="0" w:color="auto"/>
@@ -848,7 +796,7 @@
       <w:tr>
         <w:tc>
           <w:tcPr>
-            <w:tcW w:w="846" w:type="dxa"/>
+            <w:tcW w:w="988" w:type="dxa"/>
             <w:tcBorders>
               <w:top w:val="single" w:sz="4" w:space="0" w:color="auto"/>
               <w:left w:val="single" w:sz="4" w:space="0" w:color="auto"/>
@@ -875,7 +823,7 @@
         </w:tc>
         <w:tc>
           <w:tcPr>
-            <w:tcW w:w="5164" w:type="dxa"/>
+            <w:tcW w:w="5022" w:type="dxa"/>
             <w:tcBorders>
               <w:top w:val="single" w:sz="4" w:space="0" w:color="auto"/>
               <w:left w:val="single" w:sz="4" w:space="0" w:color="auto"/>
@@ -925,7 +873,7 @@
                 <w:sz w:val="32"/>
                 <w:szCs w:val="32"/>
               </w:rPr>
-              <w:t>3</w:t>
+              <w:t>2</w:t>
             </w:r>
           </w:p>
         </w:tc>
@@ -933,7 +881,7 @@
       <w:tr>
         <w:tc>
           <w:tcPr>
-            <w:tcW w:w="846" w:type="dxa"/>
+            <w:tcW w:w="988" w:type="dxa"/>
             <w:tcBorders>
               <w:top w:val="single" w:sz="4" w:space="0" w:color="auto"/>
               <w:left w:val="single" w:sz="4" w:space="0" w:color="auto"/>
@@ -960,7 +908,7 @@
         </w:tc>
         <w:tc>
           <w:tcPr>
-            <w:tcW w:w="5164" w:type="dxa"/>
+            <w:tcW w:w="5022" w:type="dxa"/>
             <w:tcBorders>
               <w:top w:val="single" w:sz="4" w:space="0" w:color="auto"/>
               <w:left w:val="single" w:sz="4" w:space="0" w:color="auto"/>
@@ -1010,7 +958,7 @@
                 <w:sz w:val="32"/>
                 <w:szCs w:val="32"/>
               </w:rPr>
-              <w:t>4</w:t>
+              <w:t>3</w:t>
             </w:r>
           </w:p>
         </w:tc>
@@ -1018,7 +966,7 @@
       <w:tr>
         <w:tc>
           <w:tcPr>
-            <w:tcW w:w="846" w:type="dxa"/>
+            <w:tcW w:w="988" w:type="dxa"/>
             <w:tcBorders>
               <w:top w:val="single" w:sz="4" w:space="0" w:color="auto"/>
               <w:left w:val="single" w:sz="4" w:space="0" w:color="auto"/>
@@ -1045,7 +993,7 @@
         </w:tc>
         <w:tc>
           <w:tcPr>
-            <w:tcW w:w="5164" w:type="dxa"/>
+            <w:tcW w:w="5022" w:type="dxa"/>
             <w:tcBorders>
               <w:top w:val="single" w:sz="4" w:space="0" w:color="auto"/>
               <w:left w:val="single" w:sz="4" w:space="0" w:color="auto"/>
@@ -1095,7 +1043,7 @@
                 <w:sz w:val="32"/>
                 <w:szCs w:val="32"/>
               </w:rPr>
-              <w:t>5</w:t>
+              <w:t>4</w:t>
             </w:r>
           </w:p>
         </w:tc>
@@ -1103,7 +1051,7 @@
       <w:tr>
         <w:tc>
           <w:tcPr>
-            <w:tcW w:w="846" w:type="dxa"/>
+            <w:tcW w:w="988" w:type="dxa"/>
             <w:tcBorders>
               <w:top w:val="single" w:sz="4" w:space="0" w:color="auto"/>
               <w:left w:val="single" w:sz="4" w:space="0" w:color="auto"/>
@@ -1130,7 +1078,7 @@
         </w:tc>
         <w:tc>
           <w:tcPr>
-            <w:tcW w:w="5164" w:type="dxa"/>
+            <w:tcW w:w="5022" w:type="dxa"/>
             <w:tcBorders>
               <w:top w:val="single" w:sz="4" w:space="0" w:color="auto"/>
               <w:left w:val="single" w:sz="4" w:space="0" w:color="auto"/>
@@ -1180,7 +1128,21 @@
                 <w:sz w:val="32"/>
                 <w:szCs w:val="32"/>
               </w:rPr>
-              <w:t>7 to 8</w:t>
+              <w:t>5</w:t>
+            </w:r>
+            <w:r>
+              <w:rPr>
+                <w:sz w:val="32"/>
+                <w:szCs w:val="32"/>
+              </w:rPr>
+              <w:t xml:space="preserve"> to </w:t>
+            </w:r>
+            <w:r>
+              <w:rPr>
+                <w:sz w:val="32"/>
+                <w:szCs w:val="32"/>
+              </w:rPr>
+              <w:t>6</w:t>
             </w:r>
           </w:p>
         </w:tc>
@@ -1188,7 +1150,7 @@
       <w:tr>
         <w:tc>
           <w:tcPr>
-            <w:tcW w:w="846" w:type="dxa"/>
+            <w:tcW w:w="988" w:type="dxa"/>
             <w:tcBorders>
               <w:top w:val="single" w:sz="4" w:space="0" w:color="auto"/>
               <w:left w:val="single" w:sz="4" w:space="0" w:color="auto"/>
@@ -1215,7 +1177,7 @@
         </w:tc>
         <w:tc>
           <w:tcPr>
-            <w:tcW w:w="5164" w:type="dxa"/>
+            <w:tcW w:w="5022" w:type="dxa"/>
             <w:tcBorders>
               <w:top w:val="single" w:sz="4" w:space="0" w:color="auto"/>
               <w:left w:val="single" w:sz="4" w:space="0" w:color="auto"/>
@@ -1265,7 +1227,7 @@
                 <w:sz w:val="32"/>
                 <w:szCs w:val="32"/>
               </w:rPr>
-              <w:t>9</w:t>
+              <w:t>7</w:t>
             </w:r>
           </w:p>
         </w:tc>
@@ -1273,7 +1235,7 @@
       <w:tr>
         <w:tc>
           <w:tcPr>
-            <w:tcW w:w="846" w:type="dxa"/>
+            <w:tcW w:w="988" w:type="dxa"/>
             <w:tcBorders>
               <w:top w:val="single" w:sz="4" w:space="0" w:color="auto"/>
               <w:left w:val="single" w:sz="4" w:space="0" w:color="auto"/>
@@ -1300,7 +1262,7 @@
         </w:tc>
         <w:tc>
           <w:tcPr>
-            <w:tcW w:w="5164" w:type="dxa"/>
+            <w:tcW w:w="5022" w:type="dxa"/>
             <w:tcBorders>
               <w:top w:val="single" w:sz="4" w:space="0" w:color="auto"/>
               <w:left w:val="single" w:sz="4" w:space="0" w:color="auto"/>
@@ -1350,7 +1312,7 @@
                 <w:sz w:val="32"/>
                 <w:szCs w:val="32"/>
               </w:rPr>
-              <w:t>11</w:t>
+              <w:t>8 to 9</w:t>
             </w:r>
           </w:p>
         </w:tc>
@@ -1358,7 +1320,7 @@
       <w:tr>
         <w:tc>
           <w:tcPr>
-            <w:tcW w:w="846" w:type="dxa"/>
+            <w:tcW w:w="988" w:type="dxa"/>
             <w:tcBorders>
               <w:top w:val="single" w:sz="4" w:space="0" w:color="auto"/>
               <w:left w:val="single" w:sz="4" w:space="0" w:color="auto"/>
@@ -1385,7 +1347,7 @@
         </w:tc>
         <w:tc>
           <w:tcPr>
-            <w:tcW w:w="5164" w:type="dxa"/>
+            <w:tcW w:w="5022" w:type="dxa"/>
             <w:tcBorders>
               <w:top w:val="single" w:sz="4" w:space="0" w:color="auto"/>
               <w:left w:val="single" w:sz="4" w:space="0" w:color="auto"/>
@@ -1435,7 +1397,14 @@
                 <w:sz w:val="32"/>
                 <w:szCs w:val="32"/>
               </w:rPr>
-              <w:t>12</w:t>
+              <w:t>1</w:t>
+            </w:r>
+            <w:r>
+              <w:rPr>
+                <w:sz w:val="32"/>
+                <w:szCs w:val="32"/>
+              </w:rPr>
+              <w:t>0</w:t>
             </w:r>
           </w:p>
         </w:tc>
@@ -1443,7 +1412,7 @@
       <w:tr>
         <w:tc>
           <w:tcPr>
-            <w:tcW w:w="846" w:type="dxa"/>
+            <w:tcW w:w="988" w:type="dxa"/>
             <w:tcBorders>
               <w:top w:val="single" w:sz="4" w:space="0" w:color="auto"/>
               <w:left w:val="single" w:sz="4" w:space="0" w:color="auto"/>
@@ -1470,7 +1439,7 @@
         </w:tc>
         <w:tc>
           <w:tcPr>
-            <w:tcW w:w="5164" w:type="dxa"/>
+            <w:tcW w:w="5022" w:type="dxa"/>
             <w:tcBorders>
               <w:top w:val="single" w:sz="4" w:space="0" w:color="auto"/>
               <w:left w:val="single" w:sz="4" w:space="0" w:color="auto"/>
@@ -1520,7 +1489,14 @@
                 <w:sz w:val="32"/>
                 <w:szCs w:val="32"/>
               </w:rPr>
-              <w:t>13</w:t>
+              <w:t>1</w:t>
+            </w:r>
+            <w:r>
+              <w:rPr>
+                <w:sz w:val="32"/>
+                <w:szCs w:val="32"/>
+              </w:rPr>
+              <w:t>1</w:t>
             </w:r>
           </w:p>
         </w:tc>
@@ -1528,7 +1504,7 @@
       <w:tr>
         <w:tc>
           <w:tcPr>
-            <w:tcW w:w="846" w:type="dxa"/>
+            <w:tcW w:w="988" w:type="dxa"/>
             <w:tcBorders>
               <w:top w:val="single" w:sz="4" w:space="0" w:color="auto"/>
               <w:left w:val="single" w:sz="4" w:space="0" w:color="auto"/>
@@ -1562,7 +1538,7 @@
         </w:tc>
         <w:tc>
           <w:tcPr>
-            <w:tcW w:w="5164" w:type="dxa"/>
+            <w:tcW w:w="5022" w:type="dxa"/>
             <w:tcBorders>
               <w:top w:val="single" w:sz="4" w:space="0" w:color="auto"/>
               <w:left w:val="single" w:sz="4" w:space="0" w:color="auto"/>
@@ -1612,7 +1588,14 @@
                 <w:sz w:val="32"/>
                 <w:szCs w:val="32"/>
               </w:rPr>
-              <w:t>14</w:t>
+              <w:t>1</w:t>
+            </w:r>
+            <w:r>
+              <w:rPr>
+                <w:sz w:val="32"/>
+                <w:szCs w:val="32"/>
+              </w:rPr>
+              <w:t>2</w:t>
             </w:r>
           </w:p>
         </w:tc>
@@ -1620,7 +1603,7 @@
       <w:tr>
         <w:tc>
           <w:tcPr>
-            <w:tcW w:w="846" w:type="dxa"/>
+            <w:tcW w:w="988" w:type="dxa"/>
             <w:tcBorders>
               <w:top w:val="single" w:sz="4" w:space="0" w:color="auto"/>
               <w:left w:val="single" w:sz="4" w:space="0" w:color="auto"/>
@@ -1654,7 +1637,7 @@
         </w:tc>
         <w:tc>
           <w:tcPr>
-            <w:tcW w:w="5164" w:type="dxa"/>
+            <w:tcW w:w="5022" w:type="dxa"/>
             <w:tcBorders>
               <w:top w:val="single" w:sz="4" w:space="0" w:color="auto"/>
               <w:left w:val="single" w:sz="4" w:space="0" w:color="auto"/>
@@ -1732,7 +1715,28 @@
                 <w:sz w:val="32"/>
                 <w:szCs w:val="32"/>
               </w:rPr>
-              <w:t>15 to 24</w:t>
+              <w:t>1</w:t>
+            </w:r>
+            <w:r>
+              <w:rPr>
+                <w:sz w:val="32"/>
+                <w:szCs w:val="32"/>
+              </w:rPr>
+              <w:t>3</w:t>
+            </w:r>
+            <w:r>
+              <w:rPr>
+                <w:sz w:val="32"/>
+                <w:szCs w:val="32"/>
+              </w:rPr>
+              <w:t xml:space="preserve"> to </w:t>
+            </w:r>
+            <w:r>
+              <w:rPr>
+                <w:sz w:val="32"/>
+                <w:szCs w:val="32"/>
+              </w:rPr>
+              <w:t>15</w:t>
             </w:r>
           </w:p>
         </w:tc>
@@ -1740,7 +1744,7 @@
       <w:tr>
         <w:tc>
           <w:tcPr>
-            <w:tcW w:w="846" w:type="dxa"/>
+            <w:tcW w:w="988" w:type="dxa"/>
             <w:tcBorders>
               <w:top w:val="single" w:sz="4" w:space="0" w:color="auto"/>
               <w:left w:val="single" w:sz="4" w:space="0" w:color="auto"/>
@@ -1774,7 +1778,7 @@
         </w:tc>
         <w:tc>
           <w:tcPr>
-            <w:tcW w:w="5164" w:type="dxa"/>
+            <w:tcW w:w="5022" w:type="dxa"/>
             <w:tcBorders>
               <w:top w:val="single" w:sz="4" w:space="0" w:color="auto"/>
               <w:left w:val="single" w:sz="4" w:space="0" w:color="auto"/>
@@ -1838,7 +1842,21 @@
                 <w:sz w:val="32"/>
                 <w:szCs w:val="32"/>
               </w:rPr>
-              <w:t>25 to 27</w:t>
+              <w:t>16</w:t>
+            </w:r>
+            <w:r>
+              <w:rPr>
+                <w:sz w:val="32"/>
+                <w:szCs w:val="32"/>
+              </w:rPr>
+              <w:t xml:space="preserve"> to </w:t>
+            </w:r>
+            <w:r>
+              <w:rPr>
+                <w:sz w:val="32"/>
+                <w:szCs w:val="32"/>
+              </w:rPr>
+              <w:t>18</w:t>
             </w:r>
           </w:p>
         </w:tc>
@@ -1846,7 +1864,7 @@
       <w:tr>
         <w:tc>
           <w:tcPr>
-            <w:tcW w:w="846" w:type="dxa"/>
+            <w:tcW w:w="988" w:type="dxa"/>
             <w:tcBorders>
               <w:top w:val="single" w:sz="4" w:space="0" w:color="auto"/>
               <w:left w:val="single" w:sz="4" w:space="0" w:color="auto"/>
@@ -1880,7 +1898,7 @@
         </w:tc>
         <w:tc>
           <w:tcPr>
-            <w:tcW w:w="5164" w:type="dxa"/>
+            <w:tcW w:w="5022" w:type="dxa"/>
             <w:tcBorders>
               <w:top w:val="single" w:sz="4" w:space="0" w:color="auto"/>
               <w:left w:val="single" w:sz="4" w:space="0" w:color="auto"/>
@@ -1944,7 +1962,7 @@
                 <w:sz w:val="32"/>
                 <w:szCs w:val="32"/>
               </w:rPr>
-              <w:t>28 to 34</w:t>
+              <w:t>19</w:t>
             </w:r>
           </w:p>
         </w:tc>
@@ -1952,7 +1970,7 @@
       <w:tr>
         <w:tc>
           <w:tcPr>
-            <w:tcW w:w="846" w:type="dxa"/>
+            <w:tcW w:w="988" w:type="dxa"/>
             <w:tcBorders>
               <w:top w:val="single" w:sz="4" w:space="0" w:color="auto"/>
               <w:left w:val="single" w:sz="4" w:space="0" w:color="auto"/>
@@ -1986,7 +2004,7 @@
         </w:tc>
         <w:tc>
           <w:tcPr>
-            <w:tcW w:w="5164" w:type="dxa"/>
+            <w:tcW w:w="5022" w:type="dxa"/>
             <w:tcBorders>
               <w:top w:val="single" w:sz="4" w:space="0" w:color="auto"/>
               <w:left w:val="single" w:sz="4" w:space="0" w:color="auto"/>
@@ -2036,7 +2054,7 @@
                 <w:sz w:val="32"/>
                 <w:szCs w:val="32"/>
               </w:rPr>
-              <w:t>36</w:t>
+              <w:t>20</w:t>
             </w:r>
           </w:p>
         </w:tc>
@@ -2325,10 +2343,19 @@
             </w:pPr>
             <w:r>
               <w:rPr>
-                <w:sz w:val="32"/>
-                <w:szCs w:val="32"/>
-              </w:rPr>
-              <w:t>Project Title:</w:t>
+                <w:b/>
+                <w:bCs/>
+                <w:sz w:val="32"/>
+                <w:szCs w:val="32"/>
+              </w:rPr>
+              <w:t>Project Title</w:t>
+            </w:r>
+            <w:r>
+              <w:rPr>
+                <w:sz w:val="32"/>
+                <w:szCs w:val="32"/>
+              </w:rPr>
+              <w:t>:</w:t>
             </w:r>
           </w:p>
         </w:tc>
@@ -2391,10 +2418,19 @@
             </w:pPr>
             <w:r>
               <w:rPr>
-                <w:sz w:val="32"/>
-                <w:szCs w:val="32"/>
-              </w:rPr>
-              <w:t>Description:</w:t>
+                <w:b/>
+                <w:bCs/>
+                <w:sz w:val="32"/>
+                <w:szCs w:val="32"/>
+              </w:rPr>
+              <w:t>Description</w:t>
+            </w:r>
+            <w:r>
+              <w:rPr>
+                <w:sz w:val="32"/>
+                <w:szCs w:val="32"/>
+              </w:rPr>
+              <w:t>:</w:t>
             </w:r>
           </w:p>
         </w:tc>
@@ -2421,14 +2457,7 @@
                 <w:sz w:val="32"/>
                 <w:szCs w:val="32"/>
               </w:rPr>
-              <w:t>Connectify is a modern social networking web application designed to enable users to connect, share, and interact in a secure and dynamic digital environment</w:t>
-            </w:r>
-            <w:r>
-              <w:rPr>
-                <w:sz w:val="32"/>
-                <w:szCs w:val="32"/>
-              </w:rPr>
-              <w:t>.</w:t>
+              <w:t>Connectify is a modern social networking web application designed to enable users to connect, share, and interact in a secure and dynamic digital environment.</w:t>
             </w:r>
           </w:p>
         </w:tc>
@@ -2455,10 +2484,19 @@
             </w:pPr>
             <w:r>
               <w:rPr>
-                <w:sz w:val="32"/>
-                <w:szCs w:val="32"/>
-              </w:rPr>
-              <w:t>Aim:</w:t>
+                <w:b/>
+                <w:bCs/>
+                <w:sz w:val="32"/>
+                <w:szCs w:val="32"/>
+              </w:rPr>
+              <w:t>Aim</w:t>
+            </w:r>
+            <w:r>
+              <w:rPr>
+                <w:sz w:val="32"/>
+                <w:szCs w:val="32"/>
+              </w:rPr>
+              <w:t>:</w:t>
             </w:r>
           </w:p>
         </w:tc>
@@ -2535,10 +2573,19 @@
             </w:pPr>
             <w:r>
               <w:rPr>
-                <w:sz w:val="32"/>
-                <w:szCs w:val="32"/>
-              </w:rPr>
-              <w:t>Category:</w:t>
+                <w:b/>
+                <w:bCs/>
+                <w:sz w:val="32"/>
+                <w:szCs w:val="32"/>
+              </w:rPr>
+              <w:t>Category</w:t>
+            </w:r>
+            <w:r>
+              <w:rPr>
+                <w:sz w:val="32"/>
+                <w:szCs w:val="32"/>
+              </w:rPr>
+              <w:t>:</w:t>
             </w:r>
           </w:p>
         </w:tc>
@@ -2592,10 +2639,35 @@
             </w:pPr>
             <w:r>
               <w:rPr>
-                <w:sz w:val="32"/>
-                <w:szCs w:val="32"/>
-              </w:rPr>
-              <w:t>Developed at:</w:t>
+                <w:b/>
+                <w:bCs/>
+                <w:sz w:val="32"/>
+                <w:szCs w:val="32"/>
+              </w:rPr>
+              <w:t>Developed</w:t>
+            </w:r>
+            <w:r>
+              <w:rPr>
+                <w:sz w:val="32"/>
+                <w:szCs w:val="32"/>
+              </w:rPr>
+              <w:t xml:space="preserve"> </w:t>
+            </w:r>
+            <w:r>
+              <w:rPr>
+                <w:b/>
+                <w:bCs/>
+                <w:sz w:val="32"/>
+                <w:szCs w:val="32"/>
+              </w:rPr>
+              <w:t>at</w:t>
+            </w:r>
+            <w:r>
+              <w:rPr>
+                <w:sz w:val="32"/>
+                <w:szCs w:val="32"/>
+              </w:rPr>
+              <w:t>:</w:t>
             </w:r>
           </w:p>
         </w:tc>
@@ -2645,10 +2717,35 @@
             </w:pPr>
             <w:r>
               <w:rPr>
-                <w:sz w:val="32"/>
-                <w:szCs w:val="32"/>
-              </w:rPr>
-              <w:t>Tools Used / Required:</w:t>
+                <w:b/>
+                <w:bCs/>
+                <w:sz w:val="32"/>
+                <w:szCs w:val="32"/>
+              </w:rPr>
+              <w:t>Tools Used</w:t>
+            </w:r>
+            <w:r>
+              <w:rPr>
+                <w:sz w:val="32"/>
+                <w:szCs w:val="32"/>
+              </w:rPr>
+              <w:t xml:space="preserve"> / </w:t>
+            </w:r>
+            <w:r>
+              <w:rPr>
+                <w:b/>
+                <w:bCs/>
+                <w:sz w:val="32"/>
+                <w:szCs w:val="32"/>
+              </w:rPr>
+              <w:t>Required</w:t>
+            </w:r>
+            <w:r>
+              <w:rPr>
+                <w:sz w:val="32"/>
+                <w:szCs w:val="32"/>
+              </w:rPr>
+              <w:t>:</w:t>
             </w:r>
           </w:p>
           <w:p>
@@ -2767,35 +2864,7 @@
                 <w:sz w:val="32"/>
                 <w:szCs w:val="32"/>
               </w:rPr>
-              <w:t>Front End: React,</w:t>
-            </w:r>
-            <w:r>
-              <w:rPr>
-                <w:sz w:val="32"/>
-                <w:szCs w:val="32"/>
-              </w:rPr>
-              <w:t xml:space="preserve"> HTML, </w:t>
-            </w:r>
-            <w:r>
-              <w:rPr>
-                <w:sz w:val="32"/>
-                <w:szCs w:val="32"/>
-              </w:rPr>
-              <w:t>CSS,</w:t>
-            </w:r>
-            <w:r>
-              <w:rPr>
-                <w:sz w:val="32"/>
-                <w:szCs w:val="32"/>
-              </w:rPr>
-              <w:t xml:space="preserve"> </w:t>
-            </w:r>
-            <w:r>
-              <w:rPr>
-                <w:sz w:val="32"/>
-                <w:szCs w:val="32"/>
-              </w:rPr>
-              <w:t>JS.</w:t>
+              <w:t>Front End: React, HTML, CSS, JS.</w:t>
             </w:r>
           </w:p>
           <w:p>
@@ -3159,11 +3228,20 @@
             </w:pPr>
             <w:r>
               <w:rPr>
+                <w:b/>
+                <w:bCs/>
                 <w:sz w:val="32"/>
                 <w:szCs w:val="32"/>
               </w:rPr>
               <w:lastRenderedPageBreak/>
-              <w:t>Developed for:</w:t>
+              <w:t>Developed for</w:t>
+            </w:r>
+            <w:r>
+              <w:rPr>
+                <w:sz w:val="32"/>
+                <w:szCs w:val="32"/>
+              </w:rPr>
+              <w:t>:</w:t>
             </w:r>
           </w:p>
         </w:tc>
@@ -3217,10 +3295,19 @@
             </w:pPr>
             <w:r>
               <w:rPr>
-                <w:sz w:val="32"/>
-                <w:szCs w:val="32"/>
-              </w:rPr>
-              <w:t>Developed By:</w:t>
+                <w:b/>
+                <w:bCs/>
+                <w:sz w:val="32"/>
+                <w:szCs w:val="32"/>
+              </w:rPr>
+              <w:t>Developed By</w:t>
+            </w:r>
+            <w:r>
+              <w:rPr>
+                <w:sz w:val="32"/>
+                <w:szCs w:val="32"/>
+              </w:rPr>
+              <w:t>:</w:t>
             </w:r>
           </w:p>
           <w:p>
@@ -3279,10 +3366,19 @@
             </w:pPr>
             <w:r>
               <w:rPr>
-                <w:sz w:val="32"/>
-                <w:szCs w:val="32"/>
-              </w:rPr>
-              <w:t>Guided By:</w:t>
+                <w:b/>
+                <w:bCs/>
+                <w:sz w:val="32"/>
+                <w:szCs w:val="32"/>
+              </w:rPr>
+              <w:t>Guided By</w:t>
+            </w:r>
+            <w:r>
+              <w:rPr>
+                <w:sz w:val="32"/>
+                <w:szCs w:val="32"/>
+              </w:rPr>
+              <w:t>:</w:t>
             </w:r>
           </w:p>
         </w:tc>
@@ -3298,24 +3394,19 @@
           </w:tcPr>
           <w:tbl>
             <w:tblPr>
-              <w:tblW w:w="6817" w:type="dxa"/>
-              <w:tblLayout w:type="fixed"/>
-              <w:tblLook w:val="0000" w:firstRow="0" w:lastRow="0" w:firstColumn="0" w:lastColumn="0" w:noHBand="0" w:noVBand="0"/>
+              <w:tblStyle w:val="TableGrid"/>
+              <w:tblW w:w="0" w:type="auto"/>
+              <w:tblLook w:val="04A0" w:firstRow="1" w:lastRow="0" w:firstColumn="1" w:lastColumn="0" w:noHBand="0" w:noVBand="1"/>
             </w:tblPr>
             <w:tblGrid>
-              <w:gridCol w:w="3348"/>
-              <w:gridCol w:w="3469"/>
+              <w:gridCol w:w="1884"/>
+              <w:gridCol w:w="4803"/>
             </w:tblGrid>
             <w:tr>
               <w:tc>
                 <w:tcPr>
-                  <w:tcW w:w="6817" w:type="dxa"/>
+                  <w:tcW w:w="6687" w:type="dxa"/>
                   <w:gridSpan w:val="2"/>
-                  <w:tcBorders>
-                    <w:top w:val="single" w:sz="4" w:space="0" w:color="000000"/>
-                    <w:left w:val="single" w:sz="4" w:space="0" w:color="000000"/>
-                    <w:bottom w:val="single" w:sz="4" w:space="0" w:color="000000"/>
-                  </w:tcBorders>
                 </w:tcPr>
                 <w:p>
                   <w:pPr>
@@ -3335,18 +3426,9 @@
               </w:tc>
             </w:tr>
             <w:tr>
-              <w:trPr>
-                <w:gridAfter w:val="1"/>
-                <w:wAfter w:w="3469" w:type="dxa"/>
-              </w:trPr>
               <w:tc>
                 <w:tcPr>
-                  <w:tcW w:w="3348" w:type="dxa"/>
-                  <w:tcBorders>
-                    <w:top w:val="single" w:sz="4" w:space="0" w:color="000000"/>
-                    <w:left w:val="single" w:sz="4" w:space="0" w:color="000000"/>
-                    <w:bottom w:val="single" w:sz="4" w:space="0" w:color="000000"/>
-                  </w:tcBorders>
+                  <w:tcW w:w="1884" w:type="dxa"/>
                 </w:tcPr>
                 <w:p>
                   <w:pPr>
@@ -3360,16 +3442,14 @@
                       <w:sz w:val="32"/>
                       <w:szCs w:val="32"/>
                     </w:rPr>
-                    <w:t xml:space="preserve">Name: Dr </w:t>
-                  </w:r>
-                  <w:r>
-                    <w:rPr>
-                      <w:sz w:val="32"/>
-                      <w:szCs w:val="32"/>
-                    </w:rPr>
-                    <w:t>Darshita Kalyani</w:t>
+                    <w:t>Name</w:t>
                   </w:r>
                 </w:p>
+              </w:tc>
+              <w:tc>
+                <w:tcPr>
+                  <w:tcW w:w="4803" w:type="dxa"/>
+                </w:tcPr>
                 <w:p>
                   <w:pPr>
                     <w:rPr>
@@ -3382,7 +3462,49 @@
                       <w:sz w:val="32"/>
                       <w:szCs w:val="32"/>
                     </w:rPr>
-                    <w:t>Designation: Assistant Professor</w:t>
+                    <w:t>Dr Darshita Kalyani</w:t>
+                  </w:r>
+                </w:p>
+              </w:tc>
+            </w:tr>
+            <w:tr>
+              <w:tc>
+                <w:tcPr>
+                  <w:tcW w:w="1884" w:type="dxa"/>
+                </w:tcPr>
+                <w:p>
+                  <w:pPr>
+                    <w:rPr>
+                      <w:sz w:val="32"/>
+                      <w:szCs w:val="32"/>
+                    </w:rPr>
+                  </w:pPr>
+                  <w:r>
+                    <w:rPr>
+                      <w:sz w:val="32"/>
+                      <w:szCs w:val="32"/>
+                    </w:rPr>
+                    <w:t>Designation</w:t>
+                  </w:r>
+                </w:p>
+              </w:tc>
+              <w:tc>
+                <w:tcPr>
+                  <w:tcW w:w="4803" w:type="dxa"/>
+                </w:tcPr>
+                <w:p>
+                  <w:pPr>
+                    <w:rPr>
+                      <w:sz w:val="32"/>
+                      <w:szCs w:val="32"/>
+                    </w:rPr>
+                  </w:pPr>
+                  <w:r>
+                    <w:rPr>
+                      <w:sz w:val="32"/>
+                      <w:szCs w:val="32"/>
+                    </w:rPr>
+                    <w:t>Assistant Professor</w:t>
                   </w:r>
                 </w:p>
               </w:tc>
@@ -3609,6 +3731,22 @@
     </w:p>
     <w:p>
       <w:pPr>
+        <w:rPr>
+          <w:sz w:val="32"/>
+          <w:szCs w:val="32"/>
+        </w:rPr>
+      </w:pPr>
+    </w:p>
+    <w:p>
+      <w:pPr>
+        <w:rPr>
+          <w:sz w:val="32"/>
+          <w:szCs w:val="32"/>
+        </w:rPr>
+      </w:pPr>
+    </w:p>
+    <w:p>
+      <w:pPr>
         <w:ind w:left="720" w:firstLine="720"/>
         <w:jc w:val="center"/>
         <w:rPr>
@@ -3716,21 +3854,7 @@
           <w:sz w:val="28"/>
           <w:szCs w:val="28"/>
         </w:rPr>
-        <w:t xml:space="preserve"> Java (Backend), JavaScript </w:t>
-      </w:r>
-      <w:r>
-        <w:rPr>
-          <w:sz w:val="28"/>
-          <w:szCs w:val="28"/>
-        </w:rPr>
-        <w:t>(</w:t>
-      </w:r>
-      <w:r>
-        <w:rPr>
-          <w:sz w:val="28"/>
-          <w:szCs w:val="28"/>
-        </w:rPr>
-        <w:t>Frontend)</w:t>
+        <w:t xml:space="preserve"> Java (Backend), JavaScript (Frontend)</w:t>
       </w:r>
     </w:p>
     <w:p>
@@ -5597,14 +5721,7 @@
           <w:sz w:val="28"/>
           <w:szCs w:val="28"/>
         </w:rPr>
-        <w:t xml:space="preserve">: </w:t>
-      </w:r>
-      <w:r>
-        <w:rPr>
-          <w:sz w:val="28"/>
-          <w:szCs w:val="28"/>
-        </w:rPr>
-        <w:t>Ensures secure user login and session management using JSON Web Tokens for stateless authentication.</w:t>
+        <w:t>: Ensures secure user login and session management using JSON Web Tokens for stateless authentication.</w:t>
       </w:r>
     </w:p>
     <w:p>
@@ -5693,7 +5810,7 @@
           <w:sz w:val="28"/>
           <w:szCs w:val="28"/>
         </w:rPr>
-        <w:t>Loal</w:t>
+        <w:t>Loal media storag</w:t>
       </w:r>
       <w:r>
         <w:rPr>
@@ -5702,7 +5819,7 @@
           <w:sz w:val="28"/>
           <w:szCs w:val="28"/>
         </w:rPr>
-        <w:t xml:space="preserve"> media storag</w:t>
+        <w:t>e</w:t>
       </w:r>
       <w:r>
         <w:rPr>
@@ -5711,40 +5828,17 @@
           <w:sz w:val="28"/>
           <w:szCs w:val="28"/>
         </w:rPr>
-        <w:t>e</w:t>
-      </w:r>
-      <w:r>
-        <w:rPr>
-          <w:b/>
-          <w:bCs/>
+        <w:t>:</w:t>
+      </w:r>
+      <w:r>
+        <w:t xml:space="preserve"> </w:t>
+      </w:r>
+      <w:r>
+        <w:rPr>
           <w:sz w:val="28"/>
           <w:szCs w:val="28"/>
         </w:rPr>
-        <w:t>:</w:t>
-      </w:r>
-      <w:r>
-        <w:t xml:space="preserve"> </w:t>
-      </w:r>
-      <w:r>
-        <w:rPr>
-          <w:sz w:val="28"/>
-          <w:szCs w:val="28"/>
-        </w:rPr>
-        <w:t xml:space="preserve">Stores uploaded images and videos on the </w:t>
-      </w:r>
-      <w:r>
-        <w:rPr>
-          <w:sz w:val="28"/>
-          <w:szCs w:val="28"/>
-        </w:rPr>
-        <w:t>local folder</w:t>
-      </w:r>
-      <w:r>
-        <w:rPr>
-          <w:sz w:val="28"/>
-          <w:szCs w:val="28"/>
-        </w:rPr>
-        <w:t xml:space="preserve"> and saves their file paths in the database.</w:t>
+        <w:t>Stores uploaded images and videos on the local folder and saves their file paths in the database.</w:t>
       </w:r>
     </w:p>
     <w:p>
@@ -6001,14 +6095,7 @@
           <w:sz w:val="28"/>
           <w:szCs w:val="28"/>
         </w:rPr>
-        <w:t xml:space="preserve">: </w:t>
-      </w:r>
-      <w:r>
-        <w:rPr>
-          <w:sz w:val="28"/>
-          <w:szCs w:val="28"/>
-        </w:rPr>
-        <w:t>Provides the ability to search users by username and posts by caption or hashtag.</w:t>
+        <w:t>: Provides the ability to search users by username and posts by caption or hashtag.</w:t>
       </w:r>
     </w:p>
     <w:p>
@@ -6253,7 +6340,6 @@
           <w:sz w:val="32"/>
           <w:szCs w:val="32"/>
         </w:rPr>
-        <w:lastRenderedPageBreak/>
         <w:t>USERS OF THE SYSTEM</w:t>
       </w:r>
     </w:p>
@@ -6300,7 +6386,7 @@
       <w:pPr>
         <w:numPr>
           <w:ilvl w:val="0"/>
-          <w:numId w:val="17"/>
+          <w:numId w:val="20"/>
         </w:numPr>
         <w:rPr>
           <w:sz w:val="28"/>
@@ -6309,17 +6395,26 @@
       </w:pPr>
       <w:r>
         <w:rPr>
+          <w:b/>
+          <w:bCs/>
           <w:sz w:val="28"/>
           <w:szCs w:val="28"/>
         </w:rPr>
-        <w:t>Register / Login</w:t>
+        <w:t>Register</w:t>
+      </w:r>
+      <w:r>
+        <w:rPr>
+          <w:sz w:val="28"/>
+          <w:szCs w:val="28"/>
+        </w:rPr>
+        <w:t xml:space="preserve"> – Create a new account in the system.</w:t>
       </w:r>
     </w:p>
     <w:p>
       <w:pPr>
         <w:numPr>
           <w:ilvl w:val="0"/>
-          <w:numId w:val="17"/>
+          <w:numId w:val="20"/>
         </w:numPr>
         <w:rPr>
           <w:sz w:val="28"/>
@@ -6328,17 +6423,26 @@
       </w:pPr>
       <w:r>
         <w:rPr>
+          <w:b/>
+          <w:bCs/>
           <w:sz w:val="28"/>
           <w:szCs w:val="28"/>
         </w:rPr>
-        <w:t>Create post</w:t>
+        <w:t>Login</w:t>
+      </w:r>
+      <w:r>
+        <w:rPr>
+          <w:sz w:val="28"/>
+          <w:szCs w:val="28"/>
+        </w:rPr>
+        <w:t xml:space="preserve"> – Authenticate using valid credentials.</w:t>
       </w:r>
     </w:p>
     <w:p>
       <w:pPr>
         <w:numPr>
           <w:ilvl w:val="0"/>
-          <w:numId w:val="17"/>
+          <w:numId w:val="20"/>
         </w:numPr>
         <w:rPr>
           <w:sz w:val="28"/>
@@ -6347,17 +6451,26 @@
       </w:pPr>
       <w:r>
         <w:rPr>
+          <w:b/>
+          <w:bCs/>
           <w:sz w:val="28"/>
           <w:szCs w:val="28"/>
         </w:rPr>
-        <w:t>Like, comment</w:t>
+        <w:t>Create Post</w:t>
+      </w:r>
+      <w:r>
+        <w:rPr>
+          <w:sz w:val="28"/>
+          <w:szCs w:val="28"/>
+        </w:rPr>
+        <w:t xml:space="preserve"> – Upload image/video with caption.</w:t>
       </w:r>
     </w:p>
     <w:p>
       <w:pPr>
         <w:numPr>
           <w:ilvl w:val="0"/>
-          <w:numId w:val="17"/>
+          <w:numId w:val="20"/>
         </w:numPr>
         <w:rPr>
           <w:sz w:val="28"/>
@@ -6366,17 +6479,26 @@
       </w:pPr>
       <w:r>
         <w:rPr>
+          <w:b/>
+          <w:bCs/>
           <w:sz w:val="28"/>
           <w:szCs w:val="28"/>
         </w:rPr>
-        <w:t>Follow users</w:t>
+        <w:t>Like Post</w:t>
+      </w:r>
+      <w:r>
+        <w:rPr>
+          <w:sz w:val="28"/>
+          <w:szCs w:val="28"/>
+        </w:rPr>
+        <w:t xml:space="preserve"> – Express appreciation for a post.</w:t>
       </w:r>
     </w:p>
     <w:p>
       <w:pPr>
         <w:numPr>
           <w:ilvl w:val="0"/>
-          <w:numId w:val="17"/>
+          <w:numId w:val="20"/>
         </w:numPr>
         <w:rPr>
           <w:sz w:val="28"/>
@@ -6385,17 +6507,26 @@
       </w:pPr>
       <w:r>
         <w:rPr>
+          <w:b/>
+          <w:bCs/>
           <w:sz w:val="28"/>
           <w:szCs w:val="28"/>
         </w:rPr>
-        <w:t>Send messages</w:t>
+        <w:t>Comment on Post</w:t>
+      </w:r>
+      <w:r>
+        <w:rPr>
+          <w:sz w:val="28"/>
+          <w:szCs w:val="28"/>
+        </w:rPr>
+        <w:t xml:space="preserve"> – Add comments to a post.</w:t>
       </w:r>
     </w:p>
     <w:p>
       <w:pPr>
         <w:numPr>
           <w:ilvl w:val="0"/>
-          <w:numId w:val="17"/>
+          <w:numId w:val="20"/>
         </w:numPr>
         <w:rPr>
           <w:sz w:val="28"/>
@@ -6404,57 +6535,26 @@
       </w:pPr>
       <w:r>
         <w:rPr>
+          <w:b/>
+          <w:bCs/>
           <w:sz w:val="28"/>
           <w:szCs w:val="28"/>
         </w:rPr>
-        <w:t>Save posts</w:t>
-      </w:r>
-    </w:p>
-    <w:p>
-      <w:pPr>
-        <w:ind w:left="720"/>
-        <w:rPr>
-          <w:b/>
-          <w:bCs/>
-          <w:sz w:val="32"/>
-          <w:szCs w:val="32"/>
-        </w:rPr>
-      </w:pPr>
-    </w:p>
-    <w:p>
-      <w:pPr>
-        <w:rPr>
-          <w:b/>
-          <w:bCs/>
-          <w:sz w:val="32"/>
-          <w:szCs w:val="32"/>
-        </w:rPr>
-      </w:pPr>
-      <w:r>
-        <w:rPr>
-          <w:rFonts w:ascii="Segoe UI Emoji" w:hAnsi="Segoe UI Emoji" w:cs="Segoe UI Emoji"/>
-          <w:b/>
-          <w:bCs/>
-          <w:sz w:val="32"/>
-          <w:szCs w:val="32"/>
-        </w:rPr>
-        <w:t>2.</w:t>
-      </w:r>
-      <w:r>
-        <w:rPr>
-          <w:b/>
-          <w:bCs/>
-          <w:sz w:val="32"/>
-          <w:szCs w:val="32"/>
-        </w:rPr>
-        <w:t xml:space="preserve"> Admin User</w:t>
+        <w:t>Follow User</w:t>
+      </w:r>
+      <w:r>
+        <w:rPr>
+          <w:sz w:val="28"/>
+          <w:szCs w:val="28"/>
+        </w:rPr>
+        <w:t xml:space="preserve"> – Follow other users to view their posts in feed.</w:t>
       </w:r>
     </w:p>
     <w:p>
       <w:pPr>
         <w:numPr>
           <w:ilvl w:val="0"/>
-          <w:numId w:val="18"/>
+          <w:numId w:val="20"/>
         </w:numPr>
         <w:rPr>
           <w:sz w:val="28"/>
@@ -6463,17 +6563,26 @@
       </w:pPr>
       <w:r>
         <w:rPr>
+          <w:b/>
+          <w:bCs/>
           <w:sz w:val="28"/>
           <w:szCs w:val="28"/>
         </w:rPr>
-        <w:t>Manage users</w:t>
+        <w:t>Send Message</w:t>
+      </w:r>
+      <w:r>
+        <w:rPr>
+          <w:sz w:val="28"/>
+          <w:szCs w:val="28"/>
+        </w:rPr>
+        <w:t xml:space="preserve"> – Send private messages to other users.</w:t>
       </w:r>
     </w:p>
     <w:p>
       <w:pPr>
         <w:numPr>
           <w:ilvl w:val="0"/>
-          <w:numId w:val="18"/>
+          <w:numId w:val="20"/>
         </w:numPr>
         <w:rPr>
           <w:sz w:val="28"/>
@@ -6482,17 +6591,26 @@
       </w:pPr>
       <w:r>
         <w:rPr>
+          <w:b/>
+          <w:bCs/>
           <w:sz w:val="28"/>
           <w:szCs w:val="28"/>
         </w:rPr>
-        <w:t>Delete posts</w:t>
+        <w:t>Save Post</w:t>
+      </w:r>
+      <w:r>
+        <w:rPr>
+          <w:sz w:val="28"/>
+          <w:szCs w:val="28"/>
+        </w:rPr>
+        <w:t xml:space="preserve"> – Bookmark posts for later viewing.</w:t>
       </w:r>
     </w:p>
     <w:p>
       <w:pPr>
         <w:numPr>
           <w:ilvl w:val="0"/>
-          <w:numId w:val="18"/>
+          <w:numId w:val="20"/>
         </w:numPr>
         <w:rPr>
           <w:sz w:val="28"/>
@@ -6501,102 +6619,316 @@
       </w:pPr>
       <w:r>
         <w:rPr>
+          <w:b/>
+          <w:bCs/>
           <w:sz w:val="28"/>
           <w:szCs w:val="28"/>
         </w:rPr>
-        <w:t>Ban accounts</w:t>
+        <w:t>View Feed</w:t>
+      </w:r>
+      <w:r>
+        <w:rPr>
+          <w:sz w:val="28"/>
+          <w:szCs w:val="28"/>
+        </w:rPr>
+        <w:t xml:space="preserve"> – Browse posts from followed users.</w:t>
       </w:r>
     </w:p>
     <w:p>
       <w:pPr>
         <w:numPr>
           <w:ilvl w:val="0"/>
-          <w:numId w:val="18"/>
+          <w:numId w:val="20"/>
         </w:numPr>
-        <w:rPr>
-          <w:b/>
-          <w:bCs/>
-          <w:sz w:val="32"/>
-          <w:szCs w:val="32"/>
-        </w:rPr>
-      </w:pPr>
-      <w:r>
         <w:rPr>
           <w:sz w:val="28"/>
           <w:szCs w:val="28"/>
         </w:rPr>
-        <w:t>View analytics</w:t>
-      </w:r>
-    </w:p>
-    <w:p>
-      <w:pPr>
-        <w:rPr>
-          <w:b/>
-          <w:bCs/>
-          <w:sz w:val="32"/>
-          <w:szCs w:val="32"/>
-        </w:rPr>
-      </w:pPr>
-    </w:p>
-    <w:p>
-      <w:pPr>
-        <w:rPr>
-          <w:b/>
-          <w:bCs/>
-          <w:sz w:val="32"/>
-          <w:szCs w:val="32"/>
-        </w:rPr>
-      </w:pPr>
-    </w:p>
-    <w:p>
-      <w:pPr>
-        <w:rPr>
-          <w:b/>
-          <w:bCs/>
-          <w:sz w:val="32"/>
-          <w:szCs w:val="32"/>
-        </w:rPr>
-      </w:pPr>
-    </w:p>
-    <w:p>
-      <w:pPr>
-        <w:rPr>
-          <w:b/>
-          <w:bCs/>
-          <w:sz w:val="32"/>
-          <w:szCs w:val="32"/>
-        </w:rPr>
-      </w:pPr>
-    </w:p>
-    <w:p>
-      <w:pPr>
-        <w:rPr>
-          <w:b/>
-          <w:bCs/>
-          <w:sz w:val="32"/>
-          <w:szCs w:val="32"/>
-        </w:rPr>
-      </w:pPr>
-    </w:p>
-    <w:p>
-      <w:pPr>
-        <w:rPr>
-          <w:b/>
-          <w:bCs/>
-          <w:sz w:val="32"/>
-          <w:szCs w:val="32"/>
-        </w:rPr>
-      </w:pPr>
-    </w:p>
-    <w:p>
-      <w:pPr>
-        <w:rPr>
-          <w:b/>
-          <w:bCs/>
-          <w:sz w:val="32"/>
-          <w:szCs w:val="32"/>
-        </w:rPr>
-      </w:pPr>
+      </w:pPr>
+      <w:r>
+        <w:rPr>
+          <w:b/>
+          <w:bCs/>
+          <w:sz w:val="28"/>
+          <w:szCs w:val="28"/>
+        </w:rPr>
+        <w:t>Search User/Post</w:t>
+      </w:r>
+      <w:r>
+        <w:rPr>
+          <w:sz w:val="28"/>
+          <w:szCs w:val="28"/>
+        </w:rPr>
+        <w:t xml:space="preserve"> – Search users or posts using keywords.</w:t>
+      </w:r>
+    </w:p>
+    <w:p>
+      <w:pPr>
+        <w:numPr>
+          <w:ilvl w:val="0"/>
+          <w:numId w:val="20"/>
+        </w:numPr>
+        <w:rPr>
+          <w:sz w:val="28"/>
+          <w:szCs w:val="28"/>
+        </w:rPr>
+      </w:pPr>
+      <w:r>
+        <w:rPr>
+          <w:b/>
+          <w:bCs/>
+          <w:sz w:val="28"/>
+          <w:szCs w:val="28"/>
+        </w:rPr>
+        <w:t>Edit Profile</w:t>
+      </w:r>
+      <w:r>
+        <w:rPr>
+          <w:sz w:val="28"/>
+          <w:szCs w:val="28"/>
+        </w:rPr>
+        <w:t xml:space="preserve"> – Update personal information and profile image.</w:t>
+      </w:r>
+    </w:p>
+    <w:p>
+      <w:pPr>
+        <w:numPr>
+          <w:ilvl w:val="0"/>
+          <w:numId w:val="20"/>
+        </w:numPr>
+        <w:rPr>
+          <w:sz w:val="28"/>
+          <w:szCs w:val="28"/>
+        </w:rPr>
+      </w:pPr>
+      <w:r>
+        <w:rPr>
+          <w:b/>
+          <w:bCs/>
+          <w:sz w:val="28"/>
+          <w:szCs w:val="28"/>
+        </w:rPr>
+        <w:t>Logout</w:t>
+      </w:r>
+      <w:r>
+        <w:rPr>
+          <w:sz w:val="28"/>
+          <w:szCs w:val="28"/>
+        </w:rPr>
+        <w:t xml:space="preserve"> – Securely exit the system.</w:t>
+      </w:r>
+    </w:p>
+    <w:p>
+      <w:pPr>
+        <w:ind w:left="360"/>
+        <w:rPr>
+          <w:sz w:val="28"/>
+          <w:szCs w:val="28"/>
+        </w:rPr>
+      </w:pPr>
+    </w:p>
+    <w:p>
+      <w:pPr>
+        <w:rPr>
+          <w:b/>
+          <w:bCs/>
+          <w:sz w:val="32"/>
+          <w:szCs w:val="32"/>
+        </w:rPr>
+      </w:pPr>
+      <w:r>
+        <w:rPr>
+          <w:rFonts w:ascii="Segoe UI Emoji" w:hAnsi="Segoe UI Emoji" w:cs="Segoe UI Emoji"/>
+          <w:b/>
+          <w:bCs/>
+          <w:sz w:val="32"/>
+          <w:szCs w:val="32"/>
+        </w:rPr>
+        <w:t>2.</w:t>
+      </w:r>
+      <w:r>
+        <w:rPr>
+          <w:b/>
+          <w:bCs/>
+          <w:sz w:val="32"/>
+          <w:szCs w:val="32"/>
+        </w:rPr>
+        <w:t xml:space="preserve"> Admin User</w:t>
+      </w:r>
+    </w:p>
+    <w:p>
+      <w:pPr>
+        <w:pStyle w:val="ListParagraph"/>
+        <w:numPr>
+          <w:ilvl w:val="0"/>
+          <w:numId w:val="20"/>
+        </w:numPr>
+        <w:rPr>
+          <w:sz w:val="28"/>
+          <w:szCs w:val="28"/>
+        </w:rPr>
+      </w:pPr>
+      <w:r>
+        <w:rPr>
+          <w:b/>
+          <w:bCs/>
+          <w:sz w:val="28"/>
+          <w:szCs w:val="28"/>
+        </w:rPr>
+        <w:t>Login</w:t>
+      </w:r>
+      <w:r>
+        <w:rPr>
+          <w:sz w:val="28"/>
+          <w:szCs w:val="28"/>
+        </w:rPr>
+        <w:t xml:space="preserve"> – Authenticate as administrator.</w:t>
+      </w:r>
+    </w:p>
+    <w:p>
+      <w:pPr>
+        <w:pStyle w:val="ListParagraph"/>
+        <w:numPr>
+          <w:ilvl w:val="0"/>
+          <w:numId w:val="20"/>
+        </w:numPr>
+        <w:rPr>
+          <w:sz w:val="28"/>
+          <w:szCs w:val="28"/>
+        </w:rPr>
+      </w:pPr>
+      <w:r>
+        <w:rPr>
+          <w:b/>
+          <w:bCs/>
+          <w:sz w:val="28"/>
+          <w:szCs w:val="28"/>
+        </w:rPr>
+        <w:t>Manage Users</w:t>
+      </w:r>
+      <w:r>
+        <w:rPr>
+          <w:sz w:val="28"/>
+          <w:szCs w:val="28"/>
+        </w:rPr>
+        <w:t xml:space="preserve"> – View and monitor all registered users.</w:t>
+      </w:r>
+    </w:p>
+    <w:p>
+      <w:pPr>
+        <w:pStyle w:val="ListParagraph"/>
+        <w:numPr>
+          <w:ilvl w:val="0"/>
+          <w:numId w:val="20"/>
+        </w:numPr>
+        <w:rPr>
+          <w:sz w:val="28"/>
+          <w:szCs w:val="28"/>
+        </w:rPr>
+      </w:pPr>
+      <w:r>
+        <w:rPr>
+          <w:b/>
+          <w:bCs/>
+          <w:sz w:val="28"/>
+          <w:szCs w:val="28"/>
+        </w:rPr>
+        <w:t>Ban/Unban Account</w:t>
+      </w:r>
+      <w:r>
+        <w:rPr>
+          <w:sz w:val="28"/>
+          <w:szCs w:val="28"/>
+        </w:rPr>
+        <w:t xml:space="preserve"> – Restrict or restore user access.</w:t>
+      </w:r>
+    </w:p>
+    <w:p>
+      <w:pPr>
+        <w:pStyle w:val="ListParagraph"/>
+        <w:numPr>
+          <w:ilvl w:val="0"/>
+          <w:numId w:val="20"/>
+        </w:numPr>
+        <w:rPr>
+          <w:sz w:val="28"/>
+          <w:szCs w:val="28"/>
+        </w:rPr>
+      </w:pPr>
+      <w:r>
+        <w:rPr>
+          <w:b/>
+          <w:bCs/>
+          <w:sz w:val="28"/>
+          <w:szCs w:val="28"/>
+        </w:rPr>
+        <w:t>Delete Post</w:t>
+      </w:r>
+      <w:r>
+        <w:rPr>
+          <w:sz w:val="28"/>
+          <w:szCs w:val="28"/>
+        </w:rPr>
+        <w:t xml:space="preserve"> – Remove inappropriate or reported posts.</w:t>
+      </w:r>
+    </w:p>
+    <w:p>
+      <w:pPr>
+        <w:pStyle w:val="ListParagraph"/>
+        <w:numPr>
+          <w:ilvl w:val="0"/>
+          <w:numId w:val="20"/>
+        </w:numPr>
+        <w:rPr>
+          <w:sz w:val="28"/>
+          <w:szCs w:val="28"/>
+        </w:rPr>
+      </w:pPr>
+      <w:r>
+        <w:rPr>
+          <w:b/>
+          <w:bCs/>
+          <w:sz w:val="28"/>
+          <w:szCs w:val="28"/>
+        </w:rPr>
+        <w:t>View Analytics</w:t>
+      </w:r>
+      <w:r>
+        <w:rPr>
+          <w:sz w:val="28"/>
+          <w:szCs w:val="28"/>
+        </w:rPr>
+        <w:t xml:space="preserve"> – Monitor system statistics (total users, posts, activity).</w:t>
+      </w:r>
+    </w:p>
+    <w:p>
+      <w:pPr>
+        <w:pStyle w:val="ListParagraph"/>
+        <w:numPr>
+          <w:ilvl w:val="0"/>
+          <w:numId w:val="20"/>
+        </w:numPr>
+        <w:rPr>
+          <w:sz w:val="28"/>
+          <w:szCs w:val="28"/>
+        </w:rPr>
+      </w:pPr>
+      <w:r>
+        <w:rPr>
+          <w:b/>
+          <w:bCs/>
+          <w:sz w:val="28"/>
+          <w:szCs w:val="28"/>
+        </w:rPr>
+        <w:t>Manage Content</w:t>
+      </w:r>
+      <w:r>
+        <w:rPr>
+          <w:sz w:val="28"/>
+          <w:szCs w:val="28"/>
+        </w:rPr>
+        <w:t xml:space="preserve"> – Oversee and control platform content.</w:t>
+      </w:r>
     </w:p>
     <w:p>
       <w:pPr>
@@ -6775,7 +7107,6 @@
           <w:sz w:val="32"/>
           <w:szCs w:val="32"/>
         </w:rPr>
-        <w:lastRenderedPageBreak/>
         <w:t>Architecture Diagram</w:t>
       </w:r>
     </w:p>
@@ -6804,6 +7135,7 @@
         <w:rPr>
           <w:b/>
           <w:bCs/>
+          <w:noProof/>
           <w:sz w:val="32"/>
           <w:szCs w:val="32"/>
         </w:rPr>
@@ -7004,22 +7336,11 @@
           <w:sz w:val="32"/>
           <w:szCs w:val="32"/>
         </w:rPr>
-        <w:lastRenderedPageBreak/>
         <w:t xml:space="preserve">Entity Relationship Diagram </w:t>
       </w:r>
     </w:p>
     <w:p>
       <w:pPr>
-        <w:rPr>
-          <w:b/>
-          <w:bCs/>
-          <w:sz w:val="32"/>
-          <w:szCs w:val="32"/>
-        </w:rPr>
-      </w:pPr>
-    </w:p>
-    <w:p>
-      <w:pPr>
         <w:jc w:val="center"/>
         <w:rPr>
           <w:b/>
@@ -7031,6 +7352,60 @@
     </w:p>
     <w:p>
       <w:pPr>
+        <w:rPr>
+          <w:b/>
+          <w:bCs/>
+          <w:sz w:val="32"/>
+          <w:szCs w:val="32"/>
+        </w:rPr>
+      </w:pPr>
+      <w:r>
+        <w:rPr>
+          <w:b/>
+          <w:bCs/>
+          <w:sz w:val="32"/>
+          <w:szCs w:val="32"/>
+        </w:rPr>
+        <w:drawing>
+          <wp:inline distT="0" distB="0" distL="0" distR="0" wp14:anchorId="7E0C048E" wp14:editId="1F0DB733">
+            <wp:extent cx="6225540" cy="8046720"/>
+            <wp:effectExtent l="0" t="0" r="3810" b="0"/>
+            <wp:docPr id="562418520" name="Picture 1"/>
+            <wp:cNvGraphicFramePr>
+              <a:graphicFrameLocks xmlns:a="http://schemas.openxmlformats.org/drawingml/2006/main" noChangeAspect="1"/>
+            </wp:cNvGraphicFramePr>
+            <a:graphic xmlns:a="http://schemas.openxmlformats.org/drawingml/2006/main">
+              <a:graphicData uri="http://schemas.openxmlformats.org/drawingml/2006/picture">
+                <pic:pic xmlns:pic="http://schemas.openxmlformats.org/drawingml/2006/picture">
+                  <pic:nvPicPr>
+                    <pic:cNvPr id="562418520" name=""/>
+                    <pic:cNvPicPr/>
+                  </pic:nvPicPr>
+                  <pic:blipFill rotWithShape="1">
+                    <a:blip r:embed="rId8"/>
+                    <a:srcRect t="-186" b="1"/>
+                    <a:stretch>
+                      <a:fillRect/>
+                    </a:stretch>
+                  </pic:blipFill>
+                  <pic:spPr>
+                    <a:xfrm>
+                      <a:off x="0" y="0"/>
+                      <a:ext cx="6225540" cy="8046720"/>
+                    </a:xfrm>
+                    <a:prstGeom prst="rect">
+                      <a:avLst/>
+                    </a:prstGeom>
+                  </pic:spPr>
+                </pic:pic>
+              </a:graphicData>
+            </a:graphic>
+          </wp:inline>
+        </w:drawing>
+      </w:r>
+    </w:p>
+    <w:p>
+      <w:pPr>
         <w:jc w:val="center"/>
         <w:rPr>
           <w:b/>
@@ -7050,6 +7425,15 @@
           <w:szCs w:val="32"/>
         </w:rPr>
       </w:pPr>
+      <w:r>
+        <w:rPr>
+          <w:b/>
+          <w:bCs/>
+          <w:sz w:val="32"/>
+          <w:szCs w:val="32"/>
+        </w:rPr>
+        <w:t>USE CASE DIAGRAM</w:t>
+      </w:r>
     </w:p>
     <w:p>
       <w:pPr>
@@ -7064,6 +7448,25 @@
     </w:p>
     <w:p>
       <w:pPr>
+        <w:rPr>
+          <w:b/>
+          <w:bCs/>
+          <w:sz w:val="32"/>
+          <w:szCs w:val="32"/>
+        </w:rPr>
+      </w:pPr>
+      <w:r>
+        <w:rPr>
+          <w:b/>
+          <w:bCs/>
+          <w:sz w:val="32"/>
+          <w:szCs w:val="32"/>
+        </w:rPr>
+        <w:t>User Use Case Diagram</w:t>
+      </w:r>
+    </w:p>
+    <w:p>
+      <w:pPr>
         <w:jc w:val="center"/>
         <w:rPr>
           <w:b/>
@@ -7083,6 +7486,49 @@
           <w:szCs w:val="32"/>
         </w:rPr>
       </w:pPr>
+      <w:r>
+        <w:rPr>
+          <w:b/>
+          <w:bCs/>
+          <w:sz w:val="32"/>
+          <w:szCs w:val="32"/>
+        </w:rPr>
+        <w:drawing>
+          <wp:inline distT="0" distB="0" distL="0" distR="0" wp14:anchorId="245C2F06" wp14:editId="6759FCB5">
+            <wp:extent cx="5731510" cy="5675630"/>
+            <wp:effectExtent l="0" t="0" r="2540" b="1270"/>
+            <wp:docPr id="156871752" name="Picture 1"/>
+            <wp:cNvGraphicFramePr>
+              <a:graphicFrameLocks xmlns:a="http://schemas.openxmlformats.org/drawingml/2006/main" noChangeAspect="1"/>
+            </wp:cNvGraphicFramePr>
+            <a:graphic xmlns:a="http://schemas.openxmlformats.org/drawingml/2006/main">
+              <a:graphicData uri="http://schemas.openxmlformats.org/drawingml/2006/picture">
+                <pic:pic xmlns:pic="http://schemas.openxmlformats.org/drawingml/2006/picture">
+                  <pic:nvPicPr>
+                    <pic:cNvPr id="156871752" name=""/>
+                    <pic:cNvPicPr/>
+                  </pic:nvPicPr>
+                  <pic:blipFill>
+                    <a:blip r:embed="rId9"/>
+                    <a:stretch>
+                      <a:fillRect/>
+                    </a:stretch>
+                  </pic:blipFill>
+                  <pic:spPr>
+                    <a:xfrm>
+                      <a:off x="0" y="0"/>
+                      <a:ext cx="5731510" cy="5675630"/>
+                    </a:xfrm>
+                    <a:prstGeom prst="rect">
+                      <a:avLst/>
+                    </a:prstGeom>
+                  </pic:spPr>
+                </pic:pic>
+              </a:graphicData>
+            </a:graphic>
+          </wp:inline>
+        </w:drawing>
+      </w:r>
     </w:p>
     <w:p>
       <w:pPr>
@@ -7185,6 +7631,88 @@
     </w:p>
     <w:p>
       <w:pPr>
+        <w:rPr>
+          <w:b/>
+          <w:bCs/>
+          <w:sz w:val="32"/>
+          <w:szCs w:val="32"/>
+        </w:rPr>
+      </w:pPr>
+      <w:r>
+        <w:rPr>
+          <w:b/>
+          <w:bCs/>
+          <w:sz w:val="32"/>
+          <w:szCs w:val="32"/>
+        </w:rPr>
+        <w:t>Admin Use Case Diagram</w:t>
+      </w:r>
+    </w:p>
+    <w:p>
+      <w:pPr>
+        <w:rPr>
+          <w:b/>
+          <w:bCs/>
+          <w:sz w:val="32"/>
+          <w:szCs w:val="32"/>
+        </w:rPr>
+      </w:pPr>
+    </w:p>
+    <w:p>
+      <w:pPr>
+        <w:rPr>
+          <w:b/>
+          <w:bCs/>
+          <w:sz w:val="32"/>
+          <w:szCs w:val="32"/>
+        </w:rPr>
+      </w:pPr>
+      <w:r>
+        <w:rPr>
+          <w:b/>
+          <w:bCs/>
+          <w:sz w:val="32"/>
+          <w:szCs w:val="32"/>
+        </w:rPr>
+        <w:drawing>
+          <wp:inline distT="0" distB="0" distL="0" distR="0" wp14:anchorId="24A80FBA" wp14:editId="3008D5EB">
+            <wp:extent cx="5731510" cy="4145915"/>
+            <wp:effectExtent l="0" t="0" r="2540" b="6985"/>
+            <wp:docPr id="1471478359" name="Picture 1"/>
+            <wp:cNvGraphicFramePr>
+              <a:graphicFrameLocks xmlns:a="http://schemas.openxmlformats.org/drawingml/2006/main" noChangeAspect="1"/>
+            </wp:cNvGraphicFramePr>
+            <a:graphic xmlns:a="http://schemas.openxmlformats.org/drawingml/2006/main">
+              <a:graphicData uri="http://schemas.openxmlformats.org/drawingml/2006/picture">
+                <pic:pic xmlns:pic="http://schemas.openxmlformats.org/drawingml/2006/picture">
+                  <pic:nvPicPr>
+                    <pic:cNvPr id="1471478359" name=""/>
+                    <pic:cNvPicPr/>
+                  </pic:nvPicPr>
+                  <pic:blipFill>
+                    <a:blip r:embed="rId10"/>
+                    <a:stretch>
+                      <a:fillRect/>
+                    </a:stretch>
+                  </pic:blipFill>
+                  <pic:spPr>
+                    <a:xfrm>
+                      <a:off x="0" y="0"/>
+                      <a:ext cx="5731510" cy="4145915"/>
+                    </a:xfrm>
+                    <a:prstGeom prst="rect">
+                      <a:avLst/>
+                    </a:prstGeom>
+                  </pic:spPr>
+                </pic:pic>
+              </a:graphicData>
+            </a:graphic>
+          </wp:inline>
+        </w:drawing>
+      </w:r>
+    </w:p>
+    <w:p>
+      <w:pPr>
         <w:jc w:val="center"/>
         <w:rPr>
           <w:b/>
@@ -7391,36 +7919,13 @@
           <w:szCs w:val="32"/>
         </w:rPr>
       </w:pPr>
-    </w:p>
-    <w:p>
-      <w:pPr>
-        <w:jc w:val="center"/>
-        <w:rPr>
-          <w:b/>
-          <w:bCs/>
-          <w:sz w:val="32"/>
-          <w:szCs w:val="32"/>
-        </w:rPr>
-      </w:pPr>
-    </w:p>
-    <w:p>
-      <w:pPr>
-        <w:jc w:val="center"/>
-        <w:rPr>
-          <w:b/>
-          <w:bCs/>
-          <w:sz w:val="32"/>
-          <w:szCs w:val="32"/>
-        </w:rPr>
-      </w:pPr>
-      <w:r>
-        <w:rPr>
-          <w:b/>
-          <w:bCs/>
-          <w:sz w:val="32"/>
-          <w:szCs w:val="32"/>
-        </w:rPr>
-        <w:lastRenderedPageBreak/>
+      <w:r>
+        <w:rPr>
+          <w:b/>
+          <w:bCs/>
+          <w:sz w:val="32"/>
+          <w:szCs w:val="32"/>
+        </w:rPr>
         <w:t>Data Dictionary</w:t>
       </w:r>
     </w:p>
@@ -7781,13 +8286,7 @@
           </w:tcPr>
           <w:p>
             <w:r>
-              <w:t xml:space="preserve">Specifies the role of the user (USER or </w:t>
-            </w:r>
-            <w:r>
-              <w:t>A</w:t>
-            </w:r>
-            <w:r>
-              <w:t>DMIN)</w:t>
+              <w:t>Specifies the role of the user (USER or ADMIN)</w:t>
             </w:r>
           </w:p>
         </w:tc>
@@ -8754,7 +9253,6 @@
           <w:sz w:val="32"/>
           <w:szCs w:val="32"/>
         </w:rPr>
-        <w:lastRenderedPageBreak/>
         <w:t xml:space="preserve">Like </w:t>
       </w:r>
       <w:r>
@@ -9572,40 +10070,6 @@
           </w:p>
         </w:tc>
       </w:tr>
-      <w:tr>
-        <w:tc>
-          <w:tcPr>
-            <w:tcW w:w="2036" w:type="dxa"/>
-          </w:tcPr>
-          <w:p>
-            <w:proofErr w:type="spellStart"/>
-            <w:r>
-              <w:t>post_id</w:t>
-            </w:r>
-            <w:proofErr w:type="spellEnd"/>
-          </w:p>
-        </w:tc>
-        <w:tc>
-          <w:tcPr>
-            <w:tcW w:w="1361" w:type="dxa"/>
-          </w:tcPr>
-          <w:p>
-            <w:r>
-              <w:t>FK (Post)</w:t>
-            </w:r>
-          </w:p>
-        </w:tc>
-        <w:tc>
-          <w:tcPr>
-            <w:tcW w:w="5812" w:type="dxa"/>
-          </w:tcPr>
-          <w:p>
-            <w:r>
-              <w:t>References the related post</w:t>
-            </w:r>
-          </w:p>
-        </w:tc>
-      </w:tr>
     </w:tbl>
     <w:p>
       <w:pPr>
@@ -9855,6 +10319,16 @@
     </w:p>
     <w:p>
       <w:pPr>
+        <w:rPr>
+          <w:b/>
+          <w:bCs/>
+          <w:sz w:val="32"/>
+          <w:szCs w:val="32"/>
+        </w:rPr>
+      </w:pPr>
+    </w:p>
+    <w:p>
+      <w:pPr>
         <w:pStyle w:val="ListParagraph"/>
         <w:numPr>
           <w:ilvl w:val="0"/>
@@ -9874,7 +10348,6 @@
           <w:sz w:val="32"/>
           <w:szCs w:val="32"/>
         </w:rPr>
-        <w:lastRenderedPageBreak/>
         <w:t>Message table:</w:t>
       </w:r>
     </w:p>
@@ -10380,7 +10853,658 @@
         </w:rPr>
       </w:pPr>
     </w:p>
+    <w:p>
+      <w:pPr>
+        <w:rPr>
+          <w:b/>
+          <w:bCs/>
+          <w:sz w:val="32"/>
+          <w:szCs w:val="32"/>
+        </w:rPr>
+      </w:pPr>
+    </w:p>
+    <w:p>
+      <w:pPr>
+        <w:rPr>
+          <w:b/>
+          <w:bCs/>
+          <w:sz w:val="32"/>
+          <w:szCs w:val="32"/>
+        </w:rPr>
+      </w:pPr>
+    </w:p>
+    <w:p>
+      <w:pPr>
+        <w:rPr>
+          <w:b/>
+          <w:bCs/>
+          <w:sz w:val="32"/>
+          <w:szCs w:val="32"/>
+        </w:rPr>
+      </w:pPr>
+    </w:p>
+    <w:p>
+      <w:pPr>
+        <w:rPr>
+          <w:b/>
+          <w:bCs/>
+          <w:sz w:val="32"/>
+          <w:szCs w:val="32"/>
+        </w:rPr>
+      </w:pPr>
+    </w:p>
+    <w:p>
+      <w:pPr>
+        <w:rPr>
+          <w:b/>
+          <w:bCs/>
+          <w:sz w:val="32"/>
+          <w:szCs w:val="32"/>
+        </w:rPr>
+      </w:pPr>
+    </w:p>
+    <w:p>
+      <w:pPr>
+        <w:rPr>
+          <w:b/>
+          <w:bCs/>
+          <w:sz w:val="32"/>
+          <w:szCs w:val="32"/>
+        </w:rPr>
+      </w:pPr>
+    </w:p>
+    <w:p>
+      <w:pPr>
+        <w:rPr>
+          <w:b/>
+          <w:bCs/>
+          <w:sz w:val="32"/>
+          <w:szCs w:val="32"/>
+        </w:rPr>
+      </w:pPr>
+    </w:p>
+    <w:p>
+      <w:pPr>
+        <w:rPr>
+          <w:b/>
+          <w:bCs/>
+          <w:sz w:val="32"/>
+          <w:szCs w:val="32"/>
+        </w:rPr>
+      </w:pPr>
+    </w:p>
+    <w:p>
+      <w:pPr>
+        <w:jc w:val="center"/>
+        <w:rPr>
+          <w:b/>
+          <w:bCs/>
+          <w:sz w:val="32"/>
+          <w:szCs w:val="32"/>
+        </w:rPr>
+      </w:pPr>
+      <w:r>
+        <w:rPr>
+          <w:b/>
+          <w:bCs/>
+          <w:sz w:val="32"/>
+          <w:szCs w:val="32"/>
+        </w:rPr>
+        <w:t>Mock Screen</w:t>
+      </w:r>
+    </w:p>
+    <w:p>
+      <w:pPr>
+        <w:rPr>
+          <w:b/>
+          <w:bCs/>
+          <w:sz w:val="32"/>
+          <w:szCs w:val="32"/>
+        </w:rPr>
+      </w:pPr>
+    </w:p>
+    <w:p>
+      <w:pPr>
+        <w:rPr>
+          <w:b/>
+          <w:bCs/>
+          <w:sz w:val="32"/>
+          <w:szCs w:val="32"/>
+        </w:rPr>
+      </w:pPr>
+    </w:p>
+    <w:p>
+      <w:pPr>
+        <w:rPr>
+          <w:b/>
+          <w:bCs/>
+          <w:sz w:val="32"/>
+          <w:szCs w:val="32"/>
+        </w:rPr>
+      </w:pPr>
+    </w:p>
+    <w:p>
+      <w:pPr>
+        <w:rPr>
+          <w:b/>
+          <w:bCs/>
+          <w:sz w:val="32"/>
+          <w:szCs w:val="32"/>
+        </w:rPr>
+      </w:pPr>
+    </w:p>
+    <w:p>
+      <w:pPr>
+        <w:rPr>
+          <w:b/>
+          <w:bCs/>
+          <w:sz w:val="32"/>
+          <w:szCs w:val="32"/>
+        </w:rPr>
+      </w:pPr>
+    </w:p>
+    <w:p>
+      <w:pPr>
+        <w:rPr>
+          <w:b/>
+          <w:bCs/>
+          <w:sz w:val="32"/>
+          <w:szCs w:val="32"/>
+        </w:rPr>
+      </w:pPr>
+    </w:p>
+    <w:p>
+      <w:pPr>
+        <w:rPr>
+          <w:b/>
+          <w:bCs/>
+          <w:sz w:val="32"/>
+          <w:szCs w:val="32"/>
+        </w:rPr>
+      </w:pPr>
+    </w:p>
+    <w:p>
+      <w:pPr>
+        <w:rPr>
+          <w:b/>
+          <w:bCs/>
+          <w:sz w:val="32"/>
+          <w:szCs w:val="32"/>
+        </w:rPr>
+      </w:pPr>
+    </w:p>
+    <w:p>
+      <w:pPr>
+        <w:rPr>
+          <w:b/>
+          <w:bCs/>
+          <w:sz w:val="32"/>
+          <w:szCs w:val="32"/>
+        </w:rPr>
+      </w:pPr>
+    </w:p>
+    <w:p>
+      <w:pPr>
+        <w:rPr>
+          <w:b/>
+          <w:bCs/>
+          <w:sz w:val="32"/>
+          <w:szCs w:val="32"/>
+        </w:rPr>
+      </w:pPr>
+    </w:p>
+    <w:p>
+      <w:pPr>
+        <w:rPr>
+          <w:b/>
+          <w:bCs/>
+          <w:sz w:val="32"/>
+          <w:szCs w:val="32"/>
+        </w:rPr>
+      </w:pPr>
+    </w:p>
+    <w:p>
+      <w:pPr>
+        <w:rPr>
+          <w:b/>
+          <w:bCs/>
+          <w:sz w:val="32"/>
+          <w:szCs w:val="32"/>
+        </w:rPr>
+      </w:pPr>
+    </w:p>
+    <w:p>
+      <w:pPr>
+        <w:rPr>
+          <w:b/>
+          <w:bCs/>
+          <w:sz w:val="32"/>
+          <w:szCs w:val="32"/>
+        </w:rPr>
+      </w:pPr>
+    </w:p>
+    <w:p>
+      <w:pPr>
+        <w:rPr>
+          <w:b/>
+          <w:bCs/>
+          <w:sz w:val="32"/>
+          <w:szCs w:val="32"/>
+        </w:rPr>
+      </w:pPr>
+    </w:p>
+    <w:p>
+      <w:pPr>
+        <w:rPr>
+          <w:b/>
+          <w:bCs/>
+          <w:sz w:val="32"/>
+          <w:szCs w:val="32"/>
+        </w:rPr>
+      </w:pPr>
+    </w:p>
+    <w:p>
+      <w:pPr>
+        <w:rPr>
+          <w:b/>
+          <w:bCs/>
+          <w:sz w:val="32"/>
+          <w:szCs w:val="32"/>
+        </w:rPr>
+      </w:pPr>
+    </w:p>
+    <w:p>
+      <w:pPr>
+        <w:rPr>
+          <w:b/>
+          <w:bCs/>
+          <w:sz w:val="32"/>
+          <w:szCs w:val="32"/>
+        </w:rPr>
+      </w:pPr>
+    </w:p>
+    <w:p>
+      <w:pPr>
+        <w:rPr>
+          <w:b/>
+          <w:bCs/>
+          <w:sz w:val="32"/>
+          <w:szCs w:val="32"/>
+        </w:rPr>
+      </w:pPr>
+    </w:p>
+    <w:p>
+      <w:pPr>
+        <w:rPr>
+          <w:b/>
+          <w:bCs/>
+          <w:sz w:val="32"/>
+          <w:szCs w:val="32"/>
+        </w:rPr>
+      </w:pPr>
+    </w:p>
+    <w:p>
+      <w:pPr>
+        <w:rPr>
+          <w:b/>
+          <w:bCs/>
+          <w:sz w:val="32"/>
+          <w:szCs w:val="32"/>
+        </w:rPr>
+      </w:pPr>
+    </w:p>
+    <w:p>
+      <w:pPr>
+        <w:rPr>
+          <w:b/>
+          <w:bCs/>
+          <w:sz w:val="32"/>
+          <w:szCs w:val="32"/>
+        </w:rPr>
+      </w:pPr>
+    </w:p>
+    <w:p>
+      <w:pPr>
+        <w:rPr>
+          <w:b/>
+          <w:bCs/>
+          <w:sz w:val="32"/>
+          <w:szCs w:val="32"/>
+        </w:rPr>
+      </w:pPr>
+    </w:p>
+    <w:p>
+      <w:pPr>
+        <w:rPr>
+          <w:b/>
+          <w:bCs/>
+          <w:sz w:val="32"/>
+          <w:szCs w:val="32"/>
+        </w:rPr>
+      </w:pPr>
+    </w:p>
+    <w:p>
+      <w:pPr>
+        <w:rPr>
+          <w:b/>
+          <w:bCs/>
+          <w:sz w:val="32"/>
+          <w:szCs w:val="32"/>
+        </w:rPr>
+      </w:pPr>
+    </w:p>
+    <w:p>
+      <w:pPr>
+        <w:rPr>
+          <w:b/>
+          <w:bCs/>
+          <w:sz w:val="32"/>
+          <w:szCs w:val="32"/>
+        </w:rPr>
+      </w:pPr>
+    </w:p>
+    <w:p>
+      <w:pPr>
+        <w:rPr>
+          <w:b/>
+          <w:bCs/>
+          <w:sz w:val="32"/>
+          <w:szCs w:val="32"/>
+        </w:rPr>
+      </w:pPr>
+    </w:p>
+    <w:p>
+      <w:pPr>
+        <w:rPr>
+          <w:b/>
+          <w:bCs/>
+          <w:sz w:val="32"/>
+          <w:szCs w:val="32"/>
+        </w:rPr>
+      </w:pPr>
+    </w:p>
+    <w:p>
+      <w:pPr>
+        <w:rPr>
+          <w:b/>
+          <w:bCs/>
+          <w:sz w:val="32"/>
+          <w:szCs w:val="32"/>
+        </w:rPr>
+      </w:pPr>
+    </w:p>
+    <w:p>
+      <w:pPr>
+        <w:rPr>
+          <w:b/>
+          <w:bCs/>
+          <w:sz w:val="32"/>
+          <w:szCs w:val="32"/>
+        </w:rPr>
+      </w:pPr>
+    </w:p>
+    <w:p>
+      <w:pPr>
+        <w:rPr>
+          <w:b/>
+          <w:bCs/>
+          <w:sz w:val="32"/>
+          <w:szCs w:val="32"/>
+        </w:rPr>
+      </w:pPr>
+    </w:p>
+    <w:p>
+      <w:pPr>
+        <w:rPr>
+          <w:b/>
+          <w:bCs/>
+          <w:sz w:val="32"/>
+          <w:szCs w:val="32"/>
+        </w:rPr>
+      </w:pPr>
+    </w:p>
+    <w:p>
+      <w:pPr>
+        <w:rPr>
+          <w:b/>
+          <w:bCs/>
+          <w:sz w:val="32"/>
+          <w:szCs w:val="32"/>
+        </w:rPr>
+      </w:pPr>
+    </w:p>
+    <w:p>
+      <w:pPr>
+        <w:rPr>
+          <w:b/>
+          <w:bCs/>
+          <w:sz w:val="32"/>
+          <w:szCs w:val="32"/>
+        </w:rPr>
+      </w:pPr>
+    </w:p>
+    <w:p>
+      <w:pPr>
+        <w:rPr>
+          <w:b/>
+          <w:bCs/>
+          <w:sz w:val="32"/>
+          <w:szCs w:val="32"/>
+        </w:rPr>
+      </w:pPr>
+    </w:p>
+    <w:p>
+      <w:pPr>
+        <w:rPr>
+          <w:b/>
+          <w:bCs/>
+          <w:sz w:val="32"/>
+          <w:szCs w:val="32"/>
+        </w:rPr>
+      </w:pPr>
+    </w:p>
+    <w:p>
+      <w:pPr>
+        <w:rPr>
+          <w:b/>
+          <w:bCs/>
+          <w:sz w:val="32"/>
+          <w:szCs w:val="32"/>
+        </w:rPr>
+      </w:pPr>
+    </w:p>
+    <w:p>
+      <w:pPr>
+        <w:jc w:val="center"/>
+        <w:rPr>
+          <w:b/>
+          <w:bCs/>
+          <w:sz w:val="32"/>
+          <w:szCs w:val="32"/>
+        </w:rPr>
+      </w:pPr>
+      <w:r>
+        <w:rPr>
+          <w:b/>
+          <w:bCs/>
+          <w:sz w:val="32"/>
+          <w:szCs w:val="32"/>
+        </w:rPr>
+        <w:t>Conclusion</w:t>
+      </w:r>
+    </w:p>
+    <w:p>
+      <w:pPr>
+        <w:jc w:val="center"/>
+        <w:rPr>
+          <w:b/>
+          <w:bCs/>
+          <w:sz w:val="32"/>
+          <w:szCs w:val="32"/>
+        </w:rPr>
+      </w:pPr>
+    </w:p>
+    <w:p>
+      <w:pPr>
+        <w:rPr>
+          <w:sz w:val="28"/>
+          <w:szCs w:val="28"/>
+        </w:rPr>
+      </w:pPr>
+      <w:r>
+        <w:rPr>
+          <w:sz w:val="28"/>
+          <w:szCs w:val="28"/>
+        </w:rPr>
+        <w:t xml:space="preserve">The </w:t>
+      </w:r>
+      <w:r>
+        <w:rPr>
+          <w:b/>
+          <w:bCs/>
+          <w:sz w:val="28"/>
+          <w:szCs w:val="28"/>
+        </w:rPr>
+        <w:t>Connectify – Full Stack Social Media Application</w:t>
+      </w:r>
+      <w:r>
+        <w:rPr>
+          <w:sz w:val="28"/>
+          <w:szCs w:val="28"/>
+        </w:rPr>
+        <w:t xml:space="preserve"> successfully demonstrates a complete industry-level full stack architecture built using modern web development technologies. The project effectively integrates secure JWT-based authentication, complex entity relationships using JPA, efficient media handling through local or cloud storage, real-time communication using WebSockets, and a scalable backend design with Spring Boot. By combining a responsive React frontend with a robust Java-based backend and relational database management, the system ensures performance, security, and maintainability.</w:t>
+      </w:r>
+    </w:p>
+    <w:p>
+      <w:pPr>
+        <w:rPr>
+          <w:sz w:val="28"/>
+          <w:szCs w:val="28"/>
+        </w:rPr>
+      </w:pPr>
+    </w:p>
+    <w:p>
+      <w:pPr>
+        <w:rPr>
+          <w:sz w:val="28"/>
+          <w:szCs w:val="28"/>
+        </w:rPr>
+      </w:pPr>
+      <w:r>
+        <w:rPr>
+          <w:sz w:val="28"/>
+          <w:szCs w:val="28"/>
+        </w:rPr>
+        <w:t xml:space="preserve">Furthermore, the application has strong potential for future enhancements such as implementing an AI-based recommendation engine for personalized feeds, integrating machine learning for content moderation, adopting a microservices architecture for better scalability, and extending the platform into a mobile application using React Native. Overall, this project reflects a solid understanding of Java backend development, the Spring Boot ecosystem, database design principles, RESTful API development, </w:t>
+      </w:r>
+      <w:r>
+        <w:rPr>
+          <w:sz w:val="28"/>
+          <w:szCs w:val="28"/>
+        </w:rPr>
+        <w:t>react</w:t>
+      </w:r>
+      <w:r>
+        <w:rPr>
+          <w:sz w:val="28"/>
+          <w:szCs w:val="28"/>
+        </w:rPr>
+        <w:t xml:space="preserve"> frontend architecture, and security implementation, making it a comprehensive and professional full stack solution.</w:t>
+      </w:r>
+    </w:p>
+    <w:p>
+      <w:pPr>
+        <w:rPr>
+          <w:b/>
+          <w:bCs/>
+          <w:sz w:val="32"/>
+          <w:szCs w:val="32"/>
+        </w:rPr>
+      </w:pPr>
+    </w:p>
+    <w:p>
+      <w:pPr>
+        <w:rPr>
+          <w:b/>
+          <w:bCs/>
+          <w:sz w:val="32"/>
+          <w:szCs w:val="32"/>
+        </w:rPr>
+      </w:pPr>
+    </w:p>
+    <w:p>
+      <w:pPr>
+        <w:rPr>
+          <w:b/>
+          <w:bCs/>
+          <w:sz w:val="32"/>
+          <w:szCs w:val="32"/>
+        </w:rPr>
+      </w:pPr>
+    </w:p>
+    <w:p>
+      <w:pPr>
+        <w:rPr>
+          <w:b/>
+          <w:bCs/>
+          <w:sz w:val="32"/>
+          <w:szCs w:val="32"/>
+        </w:rPr>
+      </w:pPr>
+    </w:p>
+    <w:p>
+      <w:pPr>
+        <w:rPr>
+          <w:b/>
+          <w:bCs/>
+          <w:sz w:val="32"/>
+          <w:szCs w:val="32"/>
+        </w:rPr>
+      </w:pPr>
+    </w:p>
+    <w:p>
+      <w:pPr>
+        <w:rPr>
+          <w:b/>
+          <w:bCs/>
+          <w:sz w:val="32"/>
+          <w:szCs w:val="32"/>
+        </w:rPr>
+      </w:pPr>
+    </w:p>
+    <w:p>
+      <w:pPr>
+        <w:rPr>
+          <w:b/>
+          <w:bCs/>
+          <w:sz w:val="32"/>
+          <w:szCs w:val="32"/>
+        </w:rPr>
+      </w:pPr>
+    </w:p>
+    <w:p>
+      <w:pPr>
+        <w:rPr>
+          <w:b/>
+          <w:bCs/>
+          <w:sz w:val="32"/>
+          <w:szCs w:val="32"/>
+        </w:rPr>
+      </w:pPr>
+    </w:p>
+    <w:p>
+      <w:pPr>
+        <w:rPr>
+          <w:b/>
+          <w:bCs/>
+          <w:sz w:val="32"/>
+          <w:szCs w:val="32"/>
+        </w:rPr>
+      </w:pPr>
+    </w:p>
     <w:sectPr>
+      <w:headerReference w:type="default" r:id="rId11"/>
+      <w:footerReference w:type="default" r:id="rId12"/>
       <w:pgSz w:w="11906" w:h="16838"/>
       <w:pgMar w:top="1440" w:right="1440" w:bottom="1440" w:left="1440" w:header="624" w:footer="708" w:gutter="0"/>
       <w:cols w:space="708"/>
@@ -10409,6 +11533,127 @@
 </w:endnotes>
 </file>
 
+<file path=word/footer1.xml><?xml version="1.0" encoding="utf-8"?>
+<w:ftr xmlns:wpc="http://schemas.microsoft.com/office/word/2010/wordprocessingCanvas" xmlns:cx="http://schemas.microsoft.com/office/drawing/2014/chartex" xmlns:cx1="http://schemas.microsoft.com/office/drawing/2015/9/8/chartex" xmlns:cx2="http://schemas.microsoft.com/office/drawing/2015/10/21/chartex" xmlns:cx3="http://schemas.microsoft.com/office/drawing/2016/5/9/chartex" xmlns:cx4="http://schemas.microsoft.com/office/drawing/2016/5/10/chartex" xmlns:cx5="http://schemas.microsoft.com/office/drawing/2016/5/11/chartex" xmlns:cx6="http://schemas.microsoft.com/office/drawing/2016/5/12/chartex" xmlns:cx7="http://schemas.microsoft.com/office/drawing/2016/5/13/chartex" xmlns:cx8="http://schemas.microsoft.com/office/drawing/2016/5/14/chartex" xmlns:mc="http://schemas.openxmlformats.org/markup-compatibility/2006" xmlns:aink="http://schemas.microsoft.com/office/drawing/2016/ink" xmlns:am3d="http://schemas.microsoft.com/office/drawing/2017/model3d" xmlns:o="urn:schemas-microsoft-com:office:office" xmlns:oel="http://schemas.microsoft.com/office/2019/extlst" xmlns:r="http://schemas.openxmlformats.org/officeDocument/2006/relationships" xmlns:m="http://schemas.openxmlformats.org/officeDocument/2006/math" xmlns:v="urn:schemas-microsoft-com:vml" xmlns:wp14="http://schemas.microsoft.com/office/word/2010/wordprocessingDrawing" xmlns:wp="http://schemas.openxmlformats.org/drawingml/2006/wordprocessingDrawing" xmlns:w10="urn:schemas-microsoft-com:office:word" xmlns:w="http://schemas.openxmlformats.org/wordprocessingml/2006/main" xmlns:w14="http://schemas.microsoft.com/office/word/2010/wordml" xmlns:w15="http://schemas.microsoft.com/office/word/2012/wordml" xmlns:w16cex="http://schemas.microsoft.com/office/word/2018/wordml/cex" xmlns:w16cid="http://schemas.microsoft.com/office/word/2016/wordml/cid" xmlns:w16="http://schemas.microsoft.com/office/word/2018/wordml" xmlns:w16du="http://schemas.microsoft.com/office/word/2023/wordml/word16du" xmlns:w16sdtdh="http://schemas.microsoft.com/office/word/2020/wordml/sdtdatahash" xmlns:w16sdtfl="http://schemas.microsoft.com/office/word/2024/wordml/sdtformatlock" xmlns:w16se="http://schemas.microsoft.com/office/word/2015/wordml/symex" xmlns:wpg="http://schemas.microsoft.com/office/word/2010/wordprocessingGroup" xmlns:wpi="http://schemas.microsoft.com/office/word/2010/wordprocessingInk" xmlns:wne="http://schemas.microsoft.com/office/word/2006/wordml" xmlns:wps="http://schemas.microsoft.com/office/word/2010/wordprocessingShape" mc:Ignorable="w14 w15 w16se w16cid w16 w16cex w16sdtdh w16sdtfl w16du wp14">
+  <w:tbl>
+    <w:tblPr>
+      <w:tblW w:w="5000" w:type="pct"/>
+      <w:jc w:val="right"/>
+      <w:tblCellMar>
+        <w:top w:w="115" w:type="dxa"/>
+        <w:left w:w="115" w:type="dxa"/>
+        <w:bottom w:w="115" w:type="dxa"/>
+        <w:right w:w="115" w:type="dxa"/>
+      </w:tblCellMar>
+      <w:tblLook w:val="04A0" w:firstRow="1" w:lastRow="0" w:firstColumn="1" w:lastColumn="0" w:noHBand="0" w:noVBand="1"/>
+    </w:tblPr>
+    <w:tblGrid>
+      <w:gridCol w:w="8575"/>
+      <w:gridCol w:w="451"/>
+    </w:tblGrid>
+    <w:tr>
+      <w:trPr>
+        <w:jc w:val="right"/>
+      </w:trPr>
+      <w:tc>
+        <w:tcPr>
+          <w:tcW w:w="4795" w:type="dxa"/>
+          <w:vAlign w:val="center"/>
+        </w:tcPr>
+        <w:sdt>
+          <w:sdtPr>
+            <w:rPr>
+              <w:caps/>
+              <w:color w:val="000000" w:themeColor="text1"/>
+            </w:rPr>
+            <w:alias w:val="Author"/>
+            <w:tag w:val=""/>
+            <w:id w:val="1534539408"/>
+            <w:placeholder>
+              <w:docPart w:val="E56FD4B5A70740EA8A49E1A40F5F38DC"/>
+            </w:placeholder>
+            <w:dataBinding w:prefixMappings="xmlns:ns0='http://purl.org/dc/elements/1.1/' xmlns:ns1='http://schemas.openxmlformats.org/package/2006/metadata/core-properties' " w:xpath="/ns1:coreProperties[1]/ns0:creator[1]" w:storeItemID="{6C3C8BC8-F283-45AE-878A-BAB7291924A1}"/>
+            <w:text/>
+          </w:sdtPr>
+          <w:sdtContent>
+            <w:p>
+              <w:pPr>
+                <w:pStyle w:val="Header"/>
+                <w:jc w:val="right"/>
+                <w:rPr>
+                  <w:caps/>
+                  <w:color w:val="000000" w:themeColor="text1"/>
+                </w:rPr>
+              </w:pPr>
+              <w:r>
+                <w:rPr>
+                  <w:caps/>
+                  <w:color w:val="000000" w:themeColor="text1"/>
+                </w:rPr>
+                <w:t>abubakar khan</w:t>
+              </w:r>
+            </w:p>
+          </w:sdtContent>
+        </w:sdt>
+      </w:tc>
+      <w:tc>
+        <w:tcPr>
+          <w:tcW w:w="250" w:type="pct"/>
+          <w:shd w:val="clear" w:color="auto" w:fill="ED7D31" w:themeFill="accent2"/>
+          <w:vAlign w:val="center"/>
+        </w:tcPr>
+        <w:p>
+          <w:pPr>
+            <w:pStyle w:val="Footer"/>
+            <w:jc w:val="center"/>
+            <w:rPr>
+              <w:color w:val="FFFFFF" w:themeColor="background1"/>
+            </w:rPr>
+          </w:pPr>
+          <w:r>
+            <w:rPr>
+              <w:color w:val="FFFFFF" w:themeColor="background1"/>
+            </w:rPr>
+            <w:fldChar w:fldCharType="begin"/>
+          </w:r>
+          <w:r>
+            <w:rPr>
+              <w:color w:val="FFFFFF" w:themeColor="background1"/>
+            </w:rPr>
+            <w:instrText xml:space="preserve"> PAGE   \* MERGEFORMAT </w:instrText>
+          </w:r>
+          <w:r>
+            <w:rPr>
+              <w:color w:val="FFFFFF" w:themeColor="background1"/>
+            </w:rPr>
+            <w:fldChar w:fldCharType="separate"/>
+          </w:r>
+          <w:r>
+            <w:rPr>
+              <w:noProof/>
+              <w:color w:val="FFFFFF" w:themeColor="background1"/>
+            </w:rPr>
+            <w:t>2</w:t>
+          </w:r>
+          <w:r>
+            <w:rPr>
+              <w:noProof/>
+              <w:color w:val="FFFFFF" w:themeColor="background1"/>
+            </w:rPr>
+            <w:fldChar w:fldCharType="end"/>
+          </w:r>
+        </w:p>
+      </w:tc>
+    </w:tr>
+  </w:tbl>
+  <w:p>
+    <w:pPr>
+      <w:pStyle w:val="Footer"/>
+    </w:pPr>
+  </w:p>
+</w:ftr>
+</file>
+
 <file path=word/footnotes.xml><?xml version="1.0" encoding="utf-8"?>
 <w:footnotes xmlns:wpc="http://schemas.microsoft.com/office/word/2010/wordprocessingCanvas" xmlns:cx="http://schemas.microsoft.com/office/drawing/2014/chartex" xmlns:cx1="http://schemas.microsoft.com/office/drawing/2015/9/8/chartex" xmlns:cx2="http://schemas.microsoft.com/office/drawing/2015/10/21/chartex" xmlns:cx3="http://schemas.microsoft.com/office/drawing/2016/5/9/chartex" xmlns:cx4="http://schemas.microsoft.com/office/drawing/2016/5/10/chartex" xmlns:cx5="http://schemas.microsoft.com/office/drawing/2016/5/11/chartex" xmlns:cx6="http://schemas.microsoft.com/office/drawing/2016/5/12/chartex" xmlns:cx7="http://schemas.microsoft.com/office/drawing/2016/5/13/chartex" xmlns:cx8="http://schemas.microsoft.com/office/drawing/2016/5/14/chartex" xmlns:mc="http://schemas.openxmlformats.org/markup-compatibility/2006" xmlns:aink="http://schemas.microsoft.com/office/drawing/2016/ink" xmlns:am3d="http://schemas.microsoft.com/office/drawing/2017/model3d" xmlns:o="urn:schemas-microsoft-com:office:office" xmlns:oel="http://schemas.microsoft.com/office/2019/extlst" xmlns:r="http://schemas.openxmlformats.org/officeDocument/2006/relationships" xmlns:m="http://schemas.openxmlformats.org/officeDocument/2006/math" xmlns:v="urn:schemas-microsoft-com:vml" xmlns:wp14="http://schemas.microsoft.com/office/word/2010/wordprocessingDrawing" xmlns:wp="http://schemas.openxmlformats.org/drawingml/2006/wordprocessingDrawing" xmlns:w10="urn:schemas-microsoft-com:office:word" xmlns:w="http://schemas.openxmlformats.org/wordprocessingml/2006/main" xmlns:w14="http://schemas.microsoft.com/office/word/2010/wordml" xmlns:w15="http://schemas.microsoft.com/office/word/2012/wordml" xmlns:w16cex="http://schemas.microsoft.com/office/word/2018/wordml/cex" xmlns:w16cid="http://schemas.microsoft.com/office/word/2016/wordml/cid" xmlns:w16="http://schemas.microsoft.com/office/word/2018/wordml" xmlns:w16du="http://schemas.microsoft.com/office/word/2023/wordml/word16du" xmlns:w16sdtdh="http://schemas.microsoft.com/office/word/2020/wordml/sdtdatahash" xmlns:w16sdtfl="http://schemas.microsoft.com/office/word/2024/wordml/sdtformatlock" xmlns:w16se="http://schemas.microsoft.com/office/word/2015/wordml/symex" xmlns:wpg="http://schemas.microsoft.com/office/word/2010/wordprocessingGroup" xmlns:wpi="http://schemas.microsoft.com/office/word/2010/wordprocessingInk" xmlns:wne="http://schemas.microsoft.com/office/word/2006/wordml" xmlns:wps="http://schemas.microsoft.com/office/word/2010/wordprocessingShape" mc:Ignorable="w14 w15 w16se w16cid w16 w16cex w16sdtdh w16sdtfl w16du wp14">
   <w:footnote w:type="separator" w:id="-1">
@@ -10426,6 +11671,179 @@
     </w:p>
   </w:footnote>
 </w:footnotes>
+</file>
+
+<file path=word/header1.xml><?xml version="1.0" encoding="utf-8"?>
+<w:hdr xmlns:wpc="http://schemas.microsoft.com/office/word/2010/wordprocessingCanvas" xmlns:cx="http://schemas.microsoft.com/office/drawing/2014/chartex" xmlns:cx1="http://schemas.microsoft.com/office/drawing/2015/9/8/chartex" xmlns:cx2="http://schemas.microsoft.com/office/drawing/2015/10/21/chartex" xmlns:cx3="http://schemas.microsoft.com/office/drawing/2016/5/9/chartex" xmlns:cx4="http://schemas.microsoft.com/office/drawing/2016/5/10/chartex" xmlns:cx5="http://schemas.microsoft.com/office/drawing/2016/5/11/chartex" xmlns:cx6="http://schemas.microsoft.com/office/drawing/2016/5/12/chartex" xmlns:cx7="http://schemas.microsoft.com/office/drawing/2016/5/13/chartex" xmlns:cx8="http://schemas.microsoft.com/office/drawing/2016/5/14/chartex" xmlns:mc="http://schemas.openxmlformats.org/markup-compatibility/2006" xmlns:aink="http://schemas.microsoft.com/office/drawing/2016/ink" xmlns:am3d="http://schemas.microsoft.com/office/drawing/2017/model3d" xmlns:o="urn:schemas-microsoft-com:office:office" xmlns:oel="http://schemas.microsoft.com/office/2019/extlst" xmlns:r="http://schemas.openxmlformats.org/officeDocument/2006/relationships" xmlns:m="http://schemas.openxmlformats.org/officeDocument/2006/math" xmlns:v="urn:schemas-microsoft-com:vml" xmlns:wp14="http://schemas.microsoft.com/office/word/2010/wordprocessingDrawing" xmlns:wp="http://schemas.openxmlformats.org/drawingml/2006/wordprocessingDrawing" xmlns:w10="urn:schemas-microsoft-com:office:word" xmlns:w="http://schemas.openxmlformats.org/wordprocessingml/2006/main" xmlns:w14="http://schemas.microsoft.com/office/word/2010/wordml" xmlns:w15="http://schemas.microsoft.com/office/word/2012/wordml" xmlns:w16cex="http://schemas.microsoft.com/office/word/2018/wordml/cex" xmlns:w16cid="http://schemas.microsoft.com/office/word/2016/wordml/cid" xmlns:w16="http://schemas.microsoft.com/office/word/2018/wordml" xmlns:w16du="http://schemas.microsoft.com/office/word/2023/wordml/word16du" xmlns:w16sdtdh="http://schemas.microsoft.com/office/word/2020/wordml/sdtdatahash" xmlns:w16sdtfl="http://schemas.microsoft.com/office/word/2024/wordml/sdtformatlock" xmlns:w16se="http://schemas.microsoft.com/office/word/2015/wordml/symex" xmlns:wpg="http://schemas.microsoft.com/office/word/2010/wordprocessingGroup" xmlns:wpi="http://schemas.microsoft.com/office/word/2010/wordprocessingInk" xmlns:wne="http://schemas.microsoft.com/office/word/2006/wordml" xmlns:wps="http://schemas.microsoft.com/office/word/2010/wordprocessingShape" mc:Ignorable="w14 w15 w16se w16cid w16 w16cex w16sdtdh w16sdtfl w16du wp14">
+  <w:p>
+    <w:pPr>
+      <w:pStyle w:val="Header"/>
+    </w:pPr>
+    <w:r>
+      <w:rPr>
+        <w:noProof/>
+      </w:rPr>
+      <mc:AlternateContent>
+        <mc:Choice Requires="wps">
+          <w:drawing>
+            <wp:anchor distT="0" distB="0" distL="118745" distR="118745" simplePos="0" relativeHeight="251659264" behindDoc="1" locked="0" layoutInCell="1" allowOverlap="0" wp14:anchorId="42FA6F3C" wp14:editId="1C8A3820">
+              <wp:simplePos x="0" y="0"/>
+              <wp:positionH relativeFrom="margin">
+                <wp:align>center</wp:align>
+              </wp:positionH>
+              <mc:AlternateContent>
+                <mc:Choice Requires="wp14">
+                  <wp:positionV relativeFrom="page">
+                    <wp14:pctPosVOffset>4500</wp14:pctPosVOffset>
+                  </wp:positionV>
+                </mc:Choice>
+                <mc:Fallback>
+                  <wp:positionV relativeFrom="page">
+                    <wp:posOffset>480695</wp:posOffset>
+                  </wp:positionV>
+                </mc:Fallback>
+              </mc:AlternateContent>
+              <wp:extent cx="5950039" cy="270457"/>
+              <wp:effectExtent l="0" t="0" r="0" b="7620"/>
+              <wp:wrapSquare wrapText="bothSides"/>
+              <wp:docPr id="197" name="Rectangle 200"/>
+              <wp:cNvGraphicFramePr/>
+              <a:graphic xmlns:a="http://schemas.openxmlformats.org/drawingml/2006/main">
+                <a:graphicData uri="http://schemas.microsoft.com/office/word/2010/wordprocessingShape">
+                  <wps:wsp>
+                    <wps:cNvSpPr/>
+                    <wps:spPr>
+                      <a:xfrm>
+                        <a:off x="0" y="0"/>
+                        <a:ext cx="5950039" cy="270457"/>
+                      </a:xfrm>
+                      <a:prstGeom prst="rect">
+                        <a:avLst/>
+                      </a:prstGeom>
+                      <a:solidFill>
+                        <a:schemeClr val="accent1"/>
+                      </a:solidFill>
+                      <a:ln>
+                        <a:noFill/>
+                      </a:ln>
+                    </wps:spPr>
+                    <wps:style>
+                      <a:lnRef idx="2">
+                        <a:schemeClr val="accent1">
+                          <a:shade val="50000"/>
+                        </a:schemeClr>
+                      </a:lnRef>
+                      <a:fillRef idx="1">
+                        <a:schemeClr val="accent1"/>
+                      </a:fillRef>
+                      <a:effectRef idx="0">
+                        <a:schemeClr val="accent1"/>
+                      </a:effectRef>
+                      <a:fontRef idx="minor">
+                        <a:schemeClr val="lt1"/>
+                      </a:fontRef>
+                    </wps:style>
+                    <wps:txbx>
+                      <w:txbxContent>
+                        <w:sdt>
+                          <w:sdtPr>
+                            <w:rPr>
+                              <w:caps/>
+                              <w:color w:val="FFFFFF" w:themeColor="background1"/>
+                            </w:rPr>
+                            <w:alias w:val="Title"/>
+                            <w:tag w:val=""/>
+                            <w:id w:val="1189017394"/>
+                            <w:dataBinding w:prefixMappings="xmlns:ns0='http://purl.org/dc/elements/1.1/' xmlns:ns1='http://schemas.openxmlformats.org/package/2006/metadata/core-properties' " w:xpath="/ns1:coreProperties[1]/ns0:title[1]" w:storeItemID="{6C3C8BC8-F283-45AE-878A-BAB7291924A1}"/>
+                            <w:text/>
+                          </w:sdtPr>
+                          <w:sdtContent>
+                            <w:p>
+                              <w:pPr>
+                                <w:pStyle w:val="Header"/>
+                                <w:jc w:val="center"/>
+                                <w:rPr>
+                                  <w:caps/>
+                                  <w:color w:val="FFFFFF" w:themeColor="background1"/>
+                                </w:rPr>
+                              </w:pPr>
+                              <w:r>
+                                <w:rPr>
+                                  <w:caps/>
+                                  <w:color w:val="FFFFFF" w:themeColor="background1"/>
+                                </w:rPr>
+                                <w:t>Guided By: Dr. Darshita kalyani</w:t>
+                              </w:r>
+                            </w:p>
+                          </w:sdtContent>
+                        </w:sdt>
+                      </w:txbxContent>
+                    </wps:txbx>
+                    <wps:bodyPr rot="0" spcFirstLastPara="0" vertOverflow="overflow" horzOverflow="overflow" vert="horz" wrap="square" lIns="91440" tIns="45720" rIns="91440" bIns="45720" numCol="1" spcCol="0" rtlCol="0" fromWordArt="0" anchor="ctr" anchorCtr="0" forceAA="0" compatLnSpc="1">
+                      <a:prstTxWarp prst="textNoShape">
+                        <a:avLst/>
+                      </a:prstTxWarp>
+                      <a:spAutoFit/>
+                    </wps:bodyPr>
+                  </wps:wsp>
+                </a:graphicData>
+              </a:graphic>
+              <wp14:sizeRelH relativeFrom="margin">
+                <wp14:pctWidth>100000</wp14:pctWidth>
+              </wp14:sizeRelH>
+              <wp14:sizeRelV relativeFrom="page">
+                <wp14:pctHeight>2700</wp14:pctHeight>
+              </wp14:sizeRelV>
+            </wp:anchor>
+          </w:drawing>
+        </mc:Choice>
+        <mc:Fallback>
+          <w:pict>
+            <v:rect w14:anchorId="42FA6F3C" id="Rectangle 200" o:spid="_x0000_s1026" style="position:absolute;margin-left:0;margin-top:0;width:468.5pt;height:21.3pt;z-index:-251657216;visibility:visible;mso-wrap-style:square;mso-width-percent:1000;mso-height-percent:27;mso-top-percent:45;mso-wrap-distance-left:9.35pt;mso-wrap-distance-top:0;mso-wrap-distance-right:9.35pt;mso-wrap-distance-bottom:0;mso-position-horizontal:center;mso-position-horizontal-relative:margin;mso-position-vertical-relative:page;mso-width-percent:1000;mso-height-percent:27;mso-top-percent:45;mso-width-relative:margin;mso-height-relative:page;v-text-anchor:middle" o:gfxdata="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" o:allowoverlap="f" fillcolor="#4472c4 [3204]" stroked="f" strokeweight="1pt">
+              <v:textbox style="mso-fit-shape-to-text:t">
+                <w:txbxContent>
+                  <w:sdt>
+                    <w:sdtPr>
+                      <w:rPr>
+                        <w:caps/>
+                        <w:color w:val="FFFFFF" w:themeColor="background1"/>
+                      </w:rPr>
+                      <w:alias w:val="Title"/>
+                      <w:tag w:val=""/>
+                      <w:id w:val="1189017394"/>
+                      <w:dataBinding w:prefixMappings="xmlns:ns0='http://purl.org/dc/elements/1.1/' xmlns:ns1='http://schemas.openxmlformats.org/package/2006/metadata/core-properties' " w:xpath="/ns1:coreProperties[1]/ns0:title[1]" w:storeItemID="{6C3C8BC8-F283-45AE-878A-BAB7291924A1}"/>
+                      <w:text/>
+                    </w:sdtPr>
+                    <w:sdtContent>
+                      <w:p>
+                        <w:pPr>
+                          <w:pStyle w:val="Header"/>
+                          <w:jc w:val="center"/>
+                          <w:rPr>
+                            <w:caps/>
+                            <w:color w:val="FFFFFF" w:themeColor="background1"/>
+                          </w:rPr>
+                        </w:pPr>
+                        <w:r>
+                          <w:rPr>
+                            <w:caps/>
+                            <w:color w:val="FFFFFF" w:themeColor="background1"/>
+                          </w:rPr>
+                          <w:t>Guided By: Dr. Darshita kalyani</w:t>
+                        </w:r>
+                      </w:p>
+                    </w:sdtContent>
+                  </w:sdt>
+                </w:txbxContent>
+              </v:textbox>
+              <w10:wrap type="square" anchorx="margin" anchory="page"/>
+            </v:rect>
+          </w:pict>
+        </mc:Fallback>
+      </mc:AlternateContent>
+    </w:r>
+  </w:p>
+</w:hdr>
 </file>
 
 <file path=word/numbering.xml><?xml version="1.0" encoding="utf-8"?>
@@ -11534,6 +12952,119 @@
     </w:lvl>
   </w:abstractNum>
   <w:abstractNum w:abstractNumId="8" w15:restartNumberingAfterBreak="0">
+    <w:nsid w:val="2F6329C2"/>
+    <w:multiLevelType w:val="hybridMultilevel"/>
+    <w:tmpl w:val="7C3A466A"/>
+    <w:lvl w:ilvl="0" w:tplc="40090001">
+      <w:start w:val="1"/>
+      <w:numFmt w:val="bullet"/>
+      <w:lvlText w:val=""/>
+      <w:lvlJc w:val="left"/>
+      <w:pPr>
+        <w:ind w:left="720" w:hanging="360"/>
+      </w:pPr>
+      <w:rPr>
+        <w:rFonts w:ascii="Symbol" w:hAnsi="Symbol" w:hint="default"/>
+      </w:rPr>
+    </w:lvl>
+    <w:lvl w:ilvl="1" w:tplc="40090003" w:tentative="1">
+      <w:start w:val="1"/>
+      <w:numFmt w:val="bullet"/>
+      <w:lvlText w:val="o"/>
+      <w:lvlJc w:val="left"/>
+      <w:pPr>
+        <w:ind w:left="1440" w:hanging="360"/>
+      </w:pPr>
+      <w:rPr>
+        <w:rFonts w:ascii="Courier New" w:hAnsi="Courier New" w:cs="Courier New" w:hint="default"/>
+      </w:rPr>
+    </w:lvl>
+    <w:lvl w:ilvl="2" w:tplc="40090005" w:tentative="1">
+      <w:start w:val="1"/>
+      <w:numFmt w:val="bullet"/>
+      <w:lvlText w:val=""/>
+      <w:lvlJc w:val="left"/>
+      <w:pPr>
+        <w:ind w:left="2160" w:hanging="360"/>
+      </w:pPr>
+      <w:rPr>
+        <w:rFonts w:ascii="Wingdings" w:hAnsi="Wingdings" w:hint="default"/>
+      </w:rPr>
+    </w:lvl>
+    <w:lvl w:ilvl="3" w:tplc="40090001" w:tentative="1">
+      <w:start w:val="1"/>
+      <w:numFmt w:val="bullet"/>
+      <w:lvlText w:val=""/>
+      <w:lvlJc w:val="left"/>
+      <w:pPr>
+        <w:ind w:left="2880" w:hanging="360"/>
+      </w:pPr>
+      <w:rPr>
+        <w:rFonts w:ascii="Symbol" w:hAnsi="Symbol" w:hint="default"/>
+      </w:rPr>
+    </w:lvl>
+    <w:lvl w:ilvl="4" w:tplc="40090003" w:tentative="1">
+      <w:start w:val="1"/>
+      <w:numFmt w:val="bullet"/>
+      <w:lvlText w:val="o"/>
+      <w:lvlJc w:val="left"/>
+      <w:pPr>
+        <w:ind w:left="3600" w:hanging="360"/>
+      </w:pPr>
+      <w:rPr>
+        <w:rFonts w:ascii="Courier New" w:hAnsi="Courier New" w:cs="Courier New" w:hint="default"/>
+      </w:rPr>
+    </w:lvl>
+    <w:lvl w:ilvl="5" w:tplc="40090005" w:tentative="1">
+      <w:start w:val="1"/>
+      <w:numFmt w:val="bullet"/>
+      <w:lvlText w:val=""/>
+      <w:lvlJc w:val="left"/>
+      <w:pPr>
+        <w:ind w:left="4320" w:hanging="360"/>
+      </w:pPr>
+      <w:rPr>
+        <w:rFonts w:ascii="Wingdings" w:hAnsi="Wingdings" w:hint="default"/>
+      </w:rPr>
+    </w:lvl>
+    <w:lvl w:ilvl="6" w:tplc="40090001" w:tentative="1">
+      <w:start w:val="1"/>
+      <w:numFmt w:val="bullet"/>
+      <w:lvlText w:val=""/>
+      <w:lvlJc w:val="left"/>
+      <w:pPr>
+        <w:ind w:left="5040" w:hanging="360"/>
+      </w:pPr>
+      <w:rPr>
+        <w:rFonts w:ascii="Symbol" w:hAnsi="Symbol" w:hint="default"/>
+      </w:rPr>
+    </w:lvl>
+    <w:lvl w:ilvl="7" w:tplc="40090003" w:tentative="1">
+      <w:start w:val="1"/>
+      <w:numFmt w:val="bullet"/>
+      <w:lvlText w:val="o"/>
+      <w:lvlJc w:val="left"/>
+      <w:pPr>
+        <w:ind w:left="5760" w:hanging="360"/>
+      </w:pPr>
+      <w:rPr>
+        <w:rFonts w:ascii="Courier New" w:hAnsi="Courier New" w:cs="Courier New" w:hint="default"/>
+      </w:rPr>
+    </w:lvl>
+    <w:lvl w:ilvl="8" w:tplc="40090005" w:tentative="1">
+      <w:start w:val="1"/>
+      <w:numFmt w:val="bullet"/>
+      <w:lvlText w:val=""/>
+      <w:lvlJc w:val="left"/>
+      <w:pPr>
+        <w:ind w:left="6480" w:hanging="360"/>
+      </w:pPr>
+      <w:rPr>
+        <w:rFonts w:ascii="Wingdings" w:hAnsi="Wingdings" w:hint="default"/>
+      </w:rPr>
+    </w:lvl>
+  </w:abstractNum>
+  <w:abstractNum w:abstractNumId="9" w15:restartNumberingAfterBreak="0">
     <w:nsid w:val="36396F71"/>
     <w:multiLevelType w:val="multilevel"/>
     <w:tmpl w:val="13203036"/>
@@ -11682,7 +13213,7 @@
       </w:rPr>
     </w:lvl>
   </w:abstractNum>
-  <w:abstractNum w:abstractNumId="9" w15:restartNumberingAfterBreak="0">
+  <w:abstractNum w:abstractNumId="10" w15:restartNumberingAfterBreak="0">
     <w:nsid w:val="37BC663B"/>
     <w:multiLevelType w:val="hybridMultilevel"/>
     <w:tmpl w:val="53A2C6A2"/>
@@ -11768,7 +13299,7 @@
       </w:pPr>
     </w:lvl>
   </w:abstractNum>
-  <w:abstractNum w:abstractNumId="10" w15:restartNumberingAfterBreak="0">
+  <w:abstractNum w:abstractNumId="11" w15:restartNumberingAfterBreak="0">
     <w:nsid w:val="3ECF3957"/>
     <w:multiLevelType w:val="hybridMultilevel"/>
     <w:tmpl w:val="0A0E156E"/>
@@ -11881,7 +13412,156 @@
       </w:rPr>
     </w:lvl>
   </w:abstractNum>
-  <w:abstractNum w:abstractNumId="11" w15:restartNumberingAfterBreak="0">
+  <w:abstractNum w:abstractNumId="12" w15:restartNumberingAfterBreak="0">
+    <w:nsid w:val="408B49A0"/>
+    <w:multiLevelType w:val="multilevel"/>
+    <w:tmpl w:val="613A8C64"/>
+    <w:lvl w:ilvl="0">
+      <w:start w:val="1"/>
+      <w:numFmt w:val="bullet"/>
+      <w:lvlText w:val=""/>
+      <w:lvlJc w:val="left"/>
+      <w:pPr>
+        <w:tabs>
+          <w:tab w:val="num" w:pos="720"/>
+        </w:tabs>
+        <w:ind w:left="720" w:hanging="360"/>
+      </w:pPr>
+      <w:rPr>
+        <w:rFonts w:ascii="Symbol" w:hAnsi="Symbol" w:hint="default"/>
+        <w:sz w:val="20"/>
+      </w:rPr>
+    </w:lvl>
+    <w:lvl w:ilvl="1" w:tentative="1">
+      <w:start w:val="1"/>
+      <w:numFmt w:val="bullet"/>
+      <w:lvlText w:val="o"/>
+      <w:lvlJc w:val="left"/>
+      <w:pPr>
+        <w:tabs>
+          <w:tab w:val="num" w:pos="1440"/>
+        </w:tabs>
+        <w:ind w:left="1440" w:hanging="360"/>
+      </w:pPr>
+      <w:rPr>
+        <w:rFonts w:ascii="Courier New" w:hAnsi="Courier New" w:hint="default"/>
+        <w:sz w:val="20"/>
+      </w:rPr>
+    </w:lvl>
+    <w:lvl w:ilvl="2" w:tentative="1">
+      <w:start w:val="1"/>
+      <w:numFmt w:val="bullet"/>
+      <w:lvlText w:val=""/>
+      <w:lvlJc w:val="left"/>
+      <w:pPr>
+        <w:tabs>
+          <w:tab w:val="num" w:pos="2160"/>
+        </w:tabs>
+        <w:ind w:left="2160" w:hanging="360"/>
+      </w:pPr>
+      <w:rPr>
+        <w:rFonts w:ascii="Wingdings" w:hAnsi="Wingdings" w:hint="default"/>
+        <w:sz w:val="20"/>
+      </w:rPr>
+    </w:lvl>
+    <w:lvl w:ilvl="3" w:tentative="1">
+      <w:start w:val="1"/>
+      <w:numFmt w:val="bullet"/>
+      <w:lvlText w:val=""/>
+      <w:lvlJc w:val="left"/>
+      <w:pPr>
+        <w:tabs>
+          <w:tab w:val="num" w:pos="2880"/>
+        </w:tabs>
+        <w:ind w:left="2880" w:hanging="360"/>
+      </w:pPr>
+      <w:rPr>
+        <w:rFonts w:ascii="Wingdings" w:hAnsi="Wingdings" w:hint="default"/>
+        <w:sz w:val="20"/>
+      </w:rPr>
+    </w:lvl>
+    <w:lvl w:ilvl="4" w:tentative="1">
+      <w:start w:val="1"/>
+      <w:numFmt w:val="bullet"/>
+      <w:lvlText w:val=""/>
+      <w:lvlJc w:val="left"/>
+      <w:pPr>
+        <w:tabs>
+          <w:tab w:val="num" w:pos="3600"/>
+        </w:tabs>
+        <w:ind w:left="3600" w:hanging="360"/>
+      </w:pPr>
+      <w:rPr>
+        <w:rFonts w:ascii="Wingdings" w:hAnsi="Wingdings" w:hint="default"/>
+        <w:sz w:val="20"/>
+      </w:rPr>
+    </w:lvl>
+    <w:lvl w:ilvl="5" w:tentative="1">
+      <w:start w:val="1"/>
+      <w:numFmt w:val="bullet"/>
+      <w:lvlText w:val=""/>
+      <w:lvlJc w:val="left"/>
+      <w:pPr>
+        <w:tabs>
+          <w:tab w:val="num" w:pos="4320"/>
+        </w:tabs>
+        <w:ind w:left="4320" w:hanging="360"/>
+      </w:pPr>
+      <w:rPr>
+        <w:rFonts w:ascii="Wingdings" w:hAnsi="Wingdings" w:hint="default"/>
+        <w:sz w:val="20"/>
+      </w:rPr>
+    </w:lvl>
+    <w:lvl w:ilvl="6" w:tentative="1">
+      <w:start w:val="1"/>
+      <w:numFmt w:val="bullet"/>
+      <w:lvlText w:val=""/>
+      <w:lvlJc w:val="left"/>
+      <w:pPr>
+        <w:tabs>
+          <w:tab w:val="num" w:pos="5040"/>
+        </w:tabs>
+        <w:ind w:left="5040" w:hanging="360"/>
+      </w:pPr>
+      <w:rPr>
+        <w:rFonts w:ascii="Wingdings" w:hAnsi="Wingdings" w:hint="default"/>
+        <w:sz w:val="20"/>
+      </w:rPr>
+    </w:lvl>
+    <w:lvl w:ilvl="7" w:tentative="1">
+      <w:start w:val="1"/>
+      <w:numFmt w:val="bullet"/>
+      <w:lvlText w:val=""/>
+      <w:lvlJc w:val="left"/>
+      <w:pPr>
+        <w:tabs>
+          <w:tab w:val="num" w:pos="5760"/>
+        </w:tabs>
+        <w:ind w:left="5760" w:hanging="360"/>
+      </w:pPr>
+      <w:rPr>
+        <w:rFonts w:ascii="Wingdings" w:hAnsi="Wingdings" w:hint="default"/>
+        <w:sz w:val="20"/>
+      </w:rPr>
+    </w:lvl>
+    <w:lvl w:ilvl="8" w:tentative="1">
+      <w:start w:val="1"/>
+      <w:numFmt w:val="bullet"/>
+      <w:lvlText w:val=""/>
+      <w:lvlJc w:val="left"/>
+      <w:pPr>
+        <w:tabs>
+          <w:tab w:val="num" w:pos="6480"/>
+        </w:tabs>
+        <w:ind w:left="6480" w:hanging="360"/>
+      </w:pPr>
+      <w:rPr>
+        <w:rFonts w:ascii="Wingdings" w:hAnsi="Wingdings" w:hint="default"/>
+        <w:sz w:val="20"/>
+      </w:rPr>
+    </w:lvl>
+  </w:abstractNum>
+  <w:abstractNum w:abstractNumId="13" w15:restartNumberingAfterBreak="0">
     <w:nsid w:val="440B210A"/>
     <w:multiLevelType w:val="hybridMultilevel"/>
     <w:tmpl w:val="6E9CE572"/>
@@ -11994,7 +13674,7 @@
       </w:rPr>
     </w:lvl>
   </w:abstractNum>
-  <w:abstractNum w:abstractNumId="12" w15:restartNumberingAfterBreak="0">
+  <w:abstractNum w:abstractNumId="14" w15:restartNumberingAfterBreak="0">
     <w:nsid w:val="53B63FEB"/>
     <w:multiLevelType w:val="multilevel"/>
     <w:tmpl w:val="B4DE1B8C"/>
@@ -12143,7 +13823,7 @@
       </w:rPr>
     </w:lvl>
   </w:abstractNum>
-  <w:abstractNum w:abstractNumId="13" w15:restartNumberingAfterBreak="0">
+  <w:abstractNum w:abstractNumId="15" w15:restartNumberingAfterBreak="0">
     <w:nsid w:val="54B33037"/>
     <w:multiLevelType w:val="multilevel"/>
     <w:tmpl w:val="D1F0A1F2"/>
@@ -12292,7 +13972,7 @@
       </w:rPr>
     </w:lvl>
   </w:abstractNum>
-  <w:abstractNum w:abstractNumId="14" w15:restartNumberingAfterBreak="0">
+  <w:abstractNum w:abstractNumId="16" w15:restartNumberingAfterBreak="0">
     <w:nsid w:val="61A42B74"/>
     <w:multiLevelType w:val="multilevel"/>
     <w:tmpl w:val="823A70E4"/>
@@ -12441,7 +14121,7 @@
       </w:rPr>
     </w:lvl>
   </w:abstractNum>
-  <w:abstractNum w:abstractNumId="15" w15:restartNumberingAfterBreak="0">
+  <w:abstractNum w:abstractNumId="17" w15:restartNumberingAfterBreak="0">
     <w:nsid w:val="6D8E2B67"/>
     <w:multiLevelType w:val="multilevel"/>
     <w:tmpl w:val="78222DDE"/>
@@ -12590,7 +14270,7 @@
       </w:rPr>
     </w:lvl>
   </w:abstractNum>
-  <w:abstractNum w:abstractNumId="16" w15:restartNumberingAfterBreak="0">
+  <w:abstractNum w:abstractNumId="18" w15:restartNumberingAfterBreak="0">
     <w:nsid w:val="75A17E9D"/>
     <w:multiLevelType w:val="multilevel"/>
     <w:tmpl w:val="32D0DCD4"/>
@@ -12739,7 +14419,7 @@
       </w:rPr>
     </w:lvl>
   </w:abstractNum>
-  <w:abstractNum w:abstractNumId="17" w15:restartNumberingAfterBreak="0">
+  <w:abstractNum w:abstractNumId="19" w15:restartNumberingAfterBreak="0">
     <w:nsid w:val="7878694E"/>
     <w:multiLevelType w:val="multilevel"/>
     <w:tmpl w:val="489E28AA"/>
@@ -12888,7 +14568,7 @@
       </w:rPr>
     </w:lvl>
   </w:abstractNum>
-  <w:abstractNum w:abstractNumId="18" w15:restartNumberingAfterBreak="0">
+  <w:abstractNum w:abstractNumId="20" w15:restartNumberingAfterBreak="0">
     <w:nsid w:val="7B216923"/>
     <w:multiLevelType w:val="hybridMultilevel"/>
     <w:tmpl w:val="7444F08A"/>
@@ -13008,55 +14688,61 @@
     <w:abstractNumId w:val="4"/>
   </w:num>
   <w:num w:numId="3" w16cid:durableId="1844276636">
-    <w:abstractNumId w:val="10"/>
+    <w:abstractNumId w:val="11"/>
   </w:num>
   <w:num w:numId="4" w16cid:durableId="2061587812">
     <w:abstractNumId w:val="6"/>
   </w:num>
   <w:num w:numId="5" w16cid:durableId="150682732">
-    <w:abstractNumId w:val="11"/>
+    <w:abstractNumId w:val="13"/>
   </w:num>
   <w:num w:numId="6" w16cid:durableId="299770957">
-    <w:abstractNumId w:val="15"/>
+    <w:abstractNumId w:val="17"/>
   </w:num>
   <w:num w:numId="7" w16cid:durableId="1562868449">
     <w:abstractNumId w:val="5"/>
   </w:num>
   <w:num w:numId="8" w16cid:durableId="760951991">
-    <w:abstractNumId w:val="14"/>
+    <w:abstractNumId w:val="16"/>
   </w:num>
   <w:num w:numId="9" w16cid:durableId="1016884870">
     <w:abstractNumId w:val="3"/>
   </w:num>
   <w:num w:numId="10" w16cid:durableId="673217880">
-    <w:abstractNumId w:val="16"/>
+    <w:abstractNumId w:val="18"/>
   </w:num>
   <w:num w:numId="11" w16cid:durableId="72287548">
-    <w:abstractNumId w:val="8"/>
+    <w:abstractNumId w:val="9"/>
   </w:num>
   <w:num w:numId="12" w16cid:durableId="1326082833">
     <w:abstractNumId w:val="1"/>
   </w:num>
   <w:num w:numId="13" w16cid:durableId="202133957">
-    <w:abstractNumId w:val="12"/>
+    <w:abstractNumId w:val="14"/>
   </w:num>
   <w:num w:numId="14" w16cid:durableId="807743712">
-    <w:abstractNumId w:val="17"/>
+    <w:abstractNumId w:val="19"/>
   </w:num>
   <w:num w:numId="15" w16cid:durableId="120616293">
-    <w:abstractNumId w:val="18"/>
+    <w:abstractNumId w:val="20"/>
   </w:num>
   <w:num w:numId="16" w16cid:durableId="2036810794">
-    <w:abstractNumId w:val="9"/>
+    <w:abstractNumId w:val="10"/>
   </w:num>
   <w:num w:numId="17" w16cid:durableId="808742417">
     <w:abstractNumId w:val="2"/>
   </w:num>
   <w:num w:numId="18" w16cid:durableId="856770644">
-    <w:abstractNumId w:val="13"/>
+    <w:abstractNumId w:val="15"/>
   </w:num>
   <w:num w:numId="19" w16cid:durableId="2093428269">
     <w:abstractNumId w:val="7"/>
+  </w:num>
+  <w:num w:numId="20" w16cid:durableId="942343817">
+    <w:abstractNumId w:val="12"/>
+  </w:num>
+  <w:num w:numId="21" w16cid:durableId="1588922462">
+    <w:abstractNumId w:val="8"/>
   </w:num>
 </w:numbering>
 </file>
@@ -14092,6 +15778,587 @@
 </w:styles>
 </file>
 
+<file path=word/glossary/document.xml><?xml version="1.0" encoding="utf-8"?>
+<w:glossaryDocument xmlns:wpc="http://schemas.microsoft.com/office/word/2010/wordprocessingCanvas" xmlns:cx="http://schemas.microsoft.com/office/drawing/2014/chartex" xmlns:cx1="http://schemas.microsoft.com/office/drawing/2015/9/8/chartex" xmlns:cx2="http://schemas.microsoft.com/office/drawing/2015/10/21/chartex" xmlns:cx3="http://schemas.microsoft.com/office/drawing/2016/5/9/chartex" xmlns:cx4="http://schemas.microsoft.com/office/drawing/2016/5/10/chartex" xmlns:cx5="http://schemas.microsoft.com/office/drawing/2016/5/11/chartex" xmlns:cx6="http://schemas.microsoft.com/office/drawing/2016/5/12/chartex" xmlns:cx7="http://schemas.microsoft.com/office/drawing/2016/5/13/chartex" xmlns:cx8="http://schemas.microsoft.com/office/drawing/2016/5/14/chartex" xmlns:mc="http://schemas.openxmlformats.org/markup-compatibility/2006" xmlns:aink="http://schemas.microsoft.com/office/drawing/2016/ink" xmlns:am3d="http://schemas.microsoft.com/office/drawing/2017/model3d" xmlns:o="urn:schemas-microsoft-com:office:office" xmlns:oel="http://schemas.microsoft.com/office/2019/extlst" xmlns:r="http://schemas.openxmlformats.org/officeDocument/2006/relationships" xmlns:m="http://schemas.openxmlformats.org/officeDocument/2006/math" xmlns:v="urn:schemas-microsoft-com:vml" xmlns:wp14="http://schemas.microsoft.com/office/word/2010/wordprocessingDrawing" xmlns:wp="http://schemas.openxmlformats.org/drawingml/2006/wordprocessingDrawing" xmlns:w10="urn:schemas-microsoft-com:office:word" xmlns:w="http://schemas.openxmlformats.org/wordprocessingml/2006/main" xmlns:w14="http://schemas.microsoft.com/office/word/2010/wordml" xmlns:w15="http://schemas.microsoft.com/office/word/2012/wordml" xmlns:w16cex="http://schemas.microsoft.com/office/word/2018/wordml/cex" xmlns:w16cid="http://schemas.microsoft.com/office/word/2016/wordml/cid" xmlns:w16="http://schemas.microsoft.com/office/word/2018/wordml" xmlns:w16du="http://schemas.microsoft.com/office/word/2023/wordml/word16du" xmlns:w16sdtdh="http://schemas.microsoft.com/office/word/2020/wordml/sdtdatahash" xmlns:w16sdtfl="http://schemas.microsoft.com/office/word/2024/wordml/sdtformatlock" xmlns:w16se="http://schemas.microsoft.com/office/word/2015/wordml/symex" xmlns:wpg="http://schemas.microsoft.com/office/word/2010/wordprocessingGroup" xmlns:wpi="http://schemas.microsoft.com/office/word/2010/wordprocessingInk" xmlns:wne="http://schemas.microsoft.com/office/word/2006/wordml" xmlns:wps="http://schemas.microsoft.com/office/word/2010/wordprocessingShape" mc:Ignorable="w14 w15 w16se w16cid w16 w16cex w16sdtdh w16sdtfl w16du wp14">
+  <w:docParts>
+    <w:docPart>
+      <w:docPartPr>
+        <w:name w:val="E56FD4B5A70740EA8A49E1A40F5F38DC"/>
+        <w:category>
+          <w:name w:val="General"/>
+          <w:gallery w:val="placeholder"/>
+        </w:category>
+        <w:types>
+          <w:type w:val="bbPlcHdr"/>
+        </w:types>
+        <w:behaviors>
+          <w:behavior w:val="content"/>
+        </w:behaviors>
+        <w:guid w:val="{DB24CBFE-5EA3-4252-9D6C-0F453B33074A}"/>
+      </w:docPartPr>
+      <w:docPartBody>
+        <w:p>
+          <w:pPr>
+            <w:pStyle w:val="E56FD4B5A70740EA8A49E1A40F5F38DC"/>
+          </w:pPr>
+          <w:r>
+            <w:rPr>
+              <w:caps/>
+              <w:color w:val="FFFFFF" w:themeColor="background1"/>
+            </w:rPr>
+            <w:t>[Author Name]</w:t>
+          </w:r>
+        </w:p>
+      </w:docPartBody>
+    </w:docPart>
+  </w:docParts>
+</w:glossaryDocument>
+</file>
+
+<file path=word/glossary/fontTable.xml><?xml version="1.0" encoding="utf-8"?>
+<w:fonts xmlns:mc="http://schemas.openxmlformats.org/markup-compatibility/2006" xmlns:r="http://schemas.openxmlformats.org/officeDocument/2006/relationships" xmlns:w="http://schemas.openxmlformats.org/wordprocessingml/2006/main" xmlns:w14="http://schemas.microsoft.com/office/word/2010/wordml" xmlns:w15="http://schemas.microsoft.com/office/word/2012/wordml" xmlns:w16cex="http://schemas.microsoft.com/office/word/2018/wordml/cex" xmlns:w16cid="http://schemas.microsoft.com/office/word/2016/wordml/cid" xmlns:w16="http://schemas.microsoft.com/office/word/2018/wordml" xmlns:w16du="http://schemas.microsoft.com/office/word/2023/wordml/word16du" xmlns:w16sdtdh="http://schemas.microsoft.com/office/word/2020/wordml/sdtdatahash" xmlns:w16sdtfl="http://schemas.microsoft.com/office/word/2024/wordml/sdtformatlock" xmlns:w16se="http://schemas.microsoft.com/office/word/2015/wordml/symex" mc:Ignorable="w14 w15 w16se w16cid w16 w16cex w16sdtdh w16sdtfl w16du">
+  <w:font w:name="Wingdings">
+    <w:panose1 w:val="05000000000000000000"/>
+    <w:charset w:val="02"/>
+    <w:family w:val="auto"/>
+    <w:pitch w:val="variable"/>
+    <w:sig w:usb0="00000000" w:usb1="10000000" w:usb2="00000000" w:usb3="00000000" w:csb0="80000000" w:csb1="00000000"/>
+  </w:font>
+  <w:font w:name="Times New Roman">
+    <w:panose1 w:val="02020603050405020304"/>
+    <w:charset w:val="00"/>
+    <w:family w:val="roman"/>
+    <w:pitch w:val="variable"/>
+    <w:sig w:usb0="E0002EFF" w:usb1="C000785B" w:usb2="00000009" w:usb3="00000000" w:csb0="000001FF" w:csb1="00000000"/>
+  </w:font>
+  <w:font w:name="Symbol">
+    <w:panose1 w:val="05050102010706020507"/>
+    <w:charset w:val="02"/>
+    <w:family w:val="roman"/>
+    <w:pitch w:val="variable"/>
+    <w:sig w:usb0="00000000" w:usb1="10000000" w:usb2="00000000" w:usb3="00000000" w:csb0="80000000" w:csb1="00000000"/>
+  </w:font>
+  <w:font w:name="Courier New">
+    <w:panose1 w:val="02070309020205020404"/>
+    <w:charset w:val="00"/>
+    <w:family w:val="modern"/>
+    <w:pitch w:val="fixed"/>
+    <w:sig w:usb0="E0002EFF" w:usb1="C0007843" w:usb2="00000009" w:usb3="00000000" w:csb0="000001FF" w:csb1="00000000"/>
+  </w:font>
+  <w:font w:name="Calibri">
+    <w:panose1 w:val="020F0502020204030204"/>
+    <w:charset w:val="00"/>
+    <w:family w:val="swiss"/>
+    <w:pitch w:val="variable"/>
+    <w:sig w:usb0="E4002EFF" w:usb1="C200247B" w:usb2="00000009" w:usb3="00000000" w:csb0="000001FF" w:csb1="00000000"/>
+  </w:font>
+  <w:font w:name="Calibri Light">
+    <w:panose1 w:val="020F0302020204030204"/>
+    <w:charset w:val="00"/>
+    <w:family w:val="swiss"/>
+    <w:pitch w:val="variable"/>
+    <w:sig w:usb0="E4002EFF" w:usb1="C200247B" w:usb2="00000009" w:usb3="00000000" w:csb0="000001FF" w:csb1="00000000"/>
+  </w:font>
+  <w:font w:name="Arial">
+    <w:panose1 w:val="020B0604020202020204"/>
+    <w:charset w:val="00"/>
+    <w:family w:val="swiss"/>
+    <w:pitch w:val="variable"/>
+    <w:sig w:usb0="E0002EFF" w:usb1="C000785B" w:usb2="00000009" w:usb3="00000000" w:csb0="000001FF" w:csb1="00000000"/>
+  </w:font>
+  <w:font w:name="Segoe UI Emoji">
+    <w:panose1 w:val="020B0502040204020203"/>
+    <w:charset w:val="00"/>
+    <w:family w:val="swiss"/>
+    <w:pitch w:val="variable"/>
+    <w:sig w:usb0="00000003" w:usb1="02000000" w:usb2="08000000" w:usb3="00000000" w:csb0="00000001" w:csb1="00000000"/>
+  </w:font>
+</w:fonts>
+</file>
+
+<file path=word/glossary/settings.xml><?xml version="1.0" encoding="utf-8"?>
+<w:settings xmlns:mc="http://schemas.openxmlformats.org/markup-compatibility/2006" xmlns:o="urn:schemas-microsoft-com:office:office" xmlns:r="http://schemas.openxmlformats.org/officeDocument/2006/relationships" xmlns:m="http://schemas.openxmlformats.org/officeDocument/2006/math" xmlns:v="urn:schemas-microsoft-com:vml" xmlns:w10="urn:schemas-microsoft-com:office:word" xmlns:w="http://schemas.openxmlformats.org/wordprocessingml/2006/main" xmlns:w14="http://schemas.microsoft.com/office/word/2010/wordml" xmlns:w15="http://schemas.microsoft.com/office/word/2012/wordml" xmlns:w16cex="http://schemas.microsoft.com/office/word/2018/wordml/cex" xmlns:w16cid="http://schemas.microsoft.com/office/word/2016/wordml/cid" xmlns:w16="http://schemas.microsoft.com/office/word/2018/wordml" xmlns:w16du="http://schemas.microsoft.com/office/word/2023/wordml/word16du" xmlns:w16sdtdh="http://schemas.microsoft.com/office/word/2020/wordml/sdtdatahash" xmlns:w16sdtfl="http://schemas.microsoft.com/office/word/2024/wordml/sdtformatlock" xmlns:w16se="http://schemas.microsoft.com/office/word/2015/wordml/symex" xmlns:sl="http://schemas.openxmlformats.org/schemaLibrary/2006/main" mc:Ignorable="w14 w15 w16se w16cid w16 w16cex w16sdtdh w16sdtfl w16du">
+  <w:view w:val="normal"/>
+  <w:defaultTabStop w:val="720"/>
+  <w:characterSpacingControl w:val="doNotCompress"/>
+  <w:compat>
+    <w:useFELayout/>
+    <w:compatSetting w:name="compatibilityMode" w:uri="http://schemas.microsoft.com/office/word" w:val="15"/>
+    <w:compatSetting w:name="overrideTableStyleFontSizeAndJustification" w:uri="http://schemas.microsoft.com/office/word" w:val="1"/>
+    <w:compatSetting w:name="enableOpenTypeFeatures" w:uri="http://schemas.microsoft.com/office/word" w:val="1"/>
+    <w:compatSetting w:name="doNotFlipMirrorIndents" w:uri="http://schemas.microsoft.com/office/word" w:val="1"/>
+    <w:compatSetting w:name="differentiateMultirowTableHeaders" w:uri="http://schemas.microsoft.com/office/word" w:val="1"/>
+    <w:compatSetting w:name="useWord2013TrackBottomHyphenation" w:uri="http://schemas.microsoft.com/office/word" w:val="0"/>
+  </w:compat>
+  <w:rsids>
+    <w:rsidRoot w:val="00D87A0F"/>
+    <w:rsid w:val="00221B07"/>
+    <w:rsid w:val="006850CA"/>
+    <w:rsid w:val="00D87A0F"/>
+  </w:rsids>
+  <m:mathPr>
+    <m:mathFont m:val="Cambria Math"/>
+    <m:brkBin m:val="before"/>
+    <m:brkBinSub m:val="--"/>
+    <m:smallFrac m:val="0"/>
+    <m:dispDef/>
+    <m:lMargin m:val="0"/>
+    <m:rMargin m:val="0"/>
+    <m:defJc m:val="centerGroup"/>
+    <m:wrapIndent m:val="1440"/>
+    <m:intLim m:val="subSup"/>
+    <m:naryLim m:val="undOvr"/>
+  </m:mathPr>
+  <w:themeFontLang w:val="en-IN"/>
+  <w:clrSchemeMapping w:bg1="light1" w:t1="dark1" w:bg2="light2" w:t2="dark2" w:accent1="accent1" w:accent2="accent2" w:accent3="accent3" w:accent4="accent4" w:accent5="accent5" w:accent6="accent6" w:hyperlink="hyperlink" w:followedHyperlink="followedHyperlink"/>
+  <w:decimalSymbol w:val="."/>
+  <w:listSeparator w:val=","/>
+  <w15:chartTrackingRefBased/>
+</w:settings>
+</file>
+
+<file path=word/glossary/styles.xml><?xml version="1.0" encoding="utf-8"?>
+<w:styles xmlns:mc="http://schemas.openxmlformats.org/markup-compatibility/2006" xmlns:r="http://schemas.openxmlformats.org/officeDocument/2006/relationships" xmlns:w="http://schemas.openxmlformats.org/wordprocessingml/2006/main" xmlns:w14="http://schemas.microsoft.com/office/word/2010/wordml" xmlns:w15="http://schemas.microsoft.com/office/word/2012/wordml" xmlns:w16cex="http://schemas.microsoft.com/office/word/2018/wordml/cex" xmlns:w16cid="http://schemas.microsoft.com/office/word/2016/wordml/cid" xmlns:w16="http://schemas.microsoft.com/office/word/2018/wordml" xmlns:w16du="http://schemas.microsoft.com/office/word/2023/wordml/word16du" xmlns:w16sdtdh="http://schemas.microsoft.com/office/word/2020/wordml/sdtdatahash" xmlns:w16sdtfl="http://schemas.microsoft.com/office/word/2024/wordml/sdtformatlock" xmlns:w16se="http://schemas.microsoft.com/office/word/2015/wordml/symex" mc:Ignorable="w14 w15 w16se w16cid w16 w16cex w16sdtdh w16sdtfl w16du">
+  <w:docDefaults>
+    <w:rPrDefault>
+      <w:rPr>
+        <w:rFonts w:asciiTheme="minorHAnsi" w:eastAsiaTheme="minorEastAsia" w:hAnsiTheme="minorHAnsi" w:cstheme="minorBidi"/>
+        <w:kern w:val="2"/>
+        <w:sz w:val="24"/>
+        <w:szCs w:val="24"/>
+        <w:lang w:val="en-IN" w:eastAsia="en-IN" w:bidi="ar-SA"/>
+        <w14:ligatures w14:val="standardContextual"/>
+      </w:rPr>
+    </w:rPrDefault>
+    <w:pPrDefault>
+      <w:pPr>
+        <w:spacing w:after="160" w:line="278" w:lineRule="auto"/>
+      </w:pPr>
+    </w:pPrDefault>
+  </w:docDefaults>
+  <w:latentStyles w:defLockedState="0" w:defUIPriority="99" w:defSemiHidden="0" w:defUnhideWhenUsed="0" w:defQFormat="0" w:count="376">
+    <w:lsdException w:name="Normal" w:uiPriority="0" w:qFormat="1"/>
+    <w:lsdException w:name="heading 1" w:uiPriority="9" w:qFormat="1"/>
+    <w:lsdException w:name="heading 2" w:semiHidden="1" w:uiPriority="9" w:unhideWhenUsed="1" w:qFormat="1"/>
+    <w:lsdException w:name="heading 3" w:semiHidden="1" w:uiPriority="9" w:unhideWhenUsed="1" w:qFormat="1"/>
+    <w:lsdException w:name="heading 4" w:semiHidden="1" w:uiPriority="9" w:unhideWhenUsed="1" w:qFormat="1"/>
+    <w:lsdException w:name="heading 5" w:semiHidden="1" w:uiPriority="9" w:unhideWhenUsed="1" w:qFormat="1"/>
+    <w:lsdException w:name="heading 6" w:semiHidden="1" w:uiPriority="9" w:unhideWhenUsed="1" w:qFormat="1"/>
+    <w:lsdException w:name="heading 7" w:semiHidden="1" w:uiPriority="9" w:unhideWhenUsed="1" w:qFormat="1"/>
+    <w:lsdException w:name="heading 8" w:semiHidden="1" w:uiPriority="9" w:unhideWhenUsed="1" w:qFormat="1"/>
+    <w:lsdException w:name="heading 9" w:semiHidden="1" w:uiPriority="9" w:unhideWhenUsed="1" w:qFormat="1"/>
+    <w:lsdException w:name="index 1" w:semiHidden="1" w:unhideWhenUsed="1"/>
+    <w:lsdException w:name="index 2" w:semiHidden="1" w:unhideWhenUsed="1"/>
+    <w:lsdException w:name="index 3" w:semiHidden="1" w:unhideWhenUsed="1"/>
+    <w:lsdException w:name="index 4" w:semiHidden="1" w:unhideWhenUsed="1"/>
+    <w:lsdException w:name="index 5" w:semiHidden="1" w:unhideWhenUsed="1"/>
+    <w:lsdException w:name="index 6" w:semiHidden="1" w:unhideWhenUsed="1"/>
+    <w:lsdException w:name="index 7" w:semiHidden="1" w:unhideWhenUsed="1"/>
+    <w:lsdException w:name="index 8" w:semiHidden="1" w:unhideWhenUsed="1"/>
+    <w:lsdException w:name="index 9" w:semiHidden="1" w:unhideWhenUsed="1"/>
+    <w:lsdException w:name="toc 1" w:semiHidden="1" w:uiPriority="39" w:unhideWhenUsed="1"/>
+    <w:lsdException w:name="toc 2" w:semiHidden="1" w:uiPriority="39" w:unhideWhenUsed="1"/>
+    <w:lsdException w:name="toc 3" w:semiHidden="1" w:uiPriority="39" w:unhideWhenUsed="1"/>
+    <w:lsdException w:name="toc 4" w:semiHidden="1" w:uiPriority="39" w:unhideWhenUsed="1"/>
+    <w:lsdException w:name="toc 5" w:semiHidden="1" w:uiPriority="39" w:unhideWhenUsed="1"/>
+    <w:lsdException w:name="toc 6" w:semiHidden="1" w:uiPriority="39" w:unhideWhenUsed="1"/>
+    <w:lsdException w:name="toc 7" w:semiHidden="1" w:uiPriority="39" w:unhideWhenUsed="1"/>
+    <w:lsdException w:name="toc 8" w:semiHidden="1" w:uiPriority="39" w:unhideWhenUsed="1"/>
+    <w:lsdException w:name="toc 9" w:semiHidden="1" w:uiPriority="39" w:unhideWhenUsed="1"/>
+    <w:lsdException w:name="Normal Indent" w:semiHidden="1" w:unhideWhenUsed="1"/>
+    <w:lsdException w:name="footnote text" w:semiHidden="1" w:unhideWhenUsed="1"/>
+    <w:lsdException w:name="annotation text" w:semiHidden="1" w:unhideWhenUsed="1"/>
+    <w:lsdException w:name="header" w:semiHidden="1" w:unhideWhenUsed="1"/>
+    <w:lsdException w:name="footer" w:semiHidden="1" w:unhideWhenUsed="1"/>
+    <w:lsdException w:name="index heading" w:semiHidden="1" w:unhideWhenUsed="1"/>
+    <w:lsdException w:name="caption" w:semiHidden="1" w:uiPriority="35" w:unhideWhenUsed="1" w:qFormat="1"/>
+    <w:lsdException w:name="table of figures" w:semiHidden="1" w:unhideWhenUsed="1"/>
+    <w:lsdException w:name="envelope address" w:semiHidden="1" w:unhideWhenUsed="1"/>
+    <w:lsdException w:name="envelope return" w:semiHidden="1" w:unhideWhenUsed="1"/>
+    <w:lsdException w:name="footnote reference" w:semiHidden="1" w:unhideWhenUsed="1"/>
+    <w:lsdException w:name="annotation reference" w:semiHidden="1" w:unhideWhenUsed="1"/>
+    <w:lsdException w:name="line number" w:semiHidden="1" w:unhideWhenUsed="1"/>
+    <w:lsdException w:name="page number" w:semiHidden="1" w:unhideWhenUsed="1"/>
+    <w:lsdException w:name="endnote reference" w:semiHidden="1" w:unhideWhenUsed="1"/>
+    <w:lsdException w:name="endnote text" w:semiHidden="1" w:unhideWhenUsed="1"/>
+    <w:lsdException w:name="table of authorities" w:semiHidden="1" w:unhideWhenUsed="1"/>
+    <w:lsdException w:name="macro" w:semiHidden="1" w:unhideWhenUsed="1"/>
+    <w:lsdException w:name="toa heading" w:semiHidden="1" w:unhideWhenUsed="1"/>
+    <w:lsdException w:name="List" w:semiHidden="1" w:unhideWhenUsed="1"/>
+    <w:lsdException w:name="List Bullet" w:semiHidden="1" w:unhideWhenUsed="1"/>
+    <w:lsdException w:name="List Number" w:semiHidden="1" w:unhideWhenUsed="1"/>
+    <w:lsdException w:name="List 2" w:semiHidden="1" w:unhideWhenUsed="1"/>
+    <w:lsdException w:name="List 3" w:semiHidden="1" w:unhideWhenUsed="1"/>
+    <w:lsdException w:name="List 4" w:semiHidden="1" w:unhideWhenUsed="1"/>
+    <w:lsdException w:name="List 5" w:semiHidden="1" w:unhideWhenUsed="1"/>
+    <w:lsdException w:name="List Bullet 2" w:semiHidden="1" w:unhideWhenUsed="1"/>
+    <w:lsdException w:name="List Bullet 3" w:semiHidden="1" w:unhideWhenUsed="1"/>
+    <w:lsdException w:name="List Bullet 4" w:semiHidden="1" w:unhideWhenUsed="1"/>
+    <w:lsdException w:name="List Bullet 5" w:semiHidden="1" w:unhideWhenUsed="1"/>
+    <w:lsdException w:name="List Number 2" w:semiHidden="1" w:unhideWhenUsed="1"/>
+    <w:lsdException w:name="List Number 3" w:semiHidden="1" w:unhideWhenUsed="1"/>
+    <w:lsdException w:name="List Number 4" w:semiHidden="1" w:unhideWhenUsed="1"/>
+    <w:lsdException w:name="List Number 5" w:semiHidden="1" w:unhideWhenUsed="1"/>
+    <w:lsdException w:name="Title" w:uiPriority="10" w:qFormat="1"/>
+    <w:lsdException w:name="Closing" w:semiHidden="1" w:unhideWhenUsed="1"/>
+    <w:lsdException w:name="Signature" w:semiHidden="1" w:unhideWhenUsed="1"/>
+    <w:lsdException w:name="Default Paragraph Font" w:semiHidden="1" w:uiPriority="1" w:unhideWhenUsed="1"/>
+    <w:lsdException w:name="Body Text" w:semiHidden="1" w:unhideWhenUsed="1"/>
+    <w:lsdException w:name="Body Text Indent" w:semiHidden="1" w:unhideWhenUsed="1"/>
+    <w:lsdException w:name="List Continue" w:semiHidden="1" w:unhideWhenUsed="1"/>
+    <w:lsdException w:name="List Continue 2" w:semiHidden="1" w:unhideWhenUsed="1"/>
+    <w:lsdException w:name="List Continue 3" w:semiHidden="1" w:unhideWhenUsed="1"/>
+    <w:lsdException w:name="List Continue 4" w:semiHidden="1" w:unhideWhenUsed="1"/>
+    <w:lsdException w:name="List Continue 5" w:semiHidden="1" w:unhideWhenUsed="1"/>
+    <w:lsdException w:name="Message Header" w:semiHidden="1" w:unhideWhenUsed="1"/>
+    <w:lsdException w:name="Subtitle" w:uiPriority="11" w:qFormat="1"/>
+    <w:lsdException w:name="Salutation" w:semiHidden="1" w:unhideWhenUsed="1"/>
+    <w:lsdException w:name="Date" w:semiHidden="1" w:unhideWhenUsed="1"/>
+    <w:lsdException w:name="Body Text First Indent" w:semiHidden="1" w:unhideWhenUsed="1"/>
+    <w:lsdException w:name="Body Text First Indent 2" w:semiHidden="1" w:unhideWhenUsed="1"/>
+    <w:lsdException w:name="Note Heading" w:semiHidden="1" w:unhideWhenUsed="1"/>
+    <w:lsdException w:name="Body Text 2" w:semiHidden="1" w:unhideWhenUsed="1"/>
+    <w:lsdException w:name="Body Text 3" w:semiHidden="1" w:unhideWhenUsed="1"/>
+    <w:lsdException w:name="Body Text Indent 2" w:semiHidden="1" w:unhideWhenUsed="1"/>
+    <w:lsdException w:name="Body Text Indent 3" w:semiHidden="1" w:unhideWhenUsed="1"/>
+    <w:lsdException w:name="Block Text" w:semiHidden="1" w:unhideWhenUsed="1"/>
+    <w:lsdException w:name="Hyperlink" w:semiHidden="1" w:unhideWhenUsed="1"/>
+    <w:lsdException w:name="FollowedHyperlink" w:semiHidden="1" w:unhideWhenUsed="1"/>
+    <w:lsdException w:name="Strong" w:uiPriority="22" w:qFormat="1"/>
+    <w:lsdException w:name="Emphasis" w:uiPriority="20" w:qFormat="1"/>
+    <w:lsdException w:name="Document Map" w:semiHidden="1" w:unhideWhenUsed="1"/>
+    <w:lsdException w:name="Plain Text" w:semiHidden="1" w:unhideWhenUsed="1"/>
+    <w:lsdException w:name="E-mail Signature" w:semiHidden="1" w:unhideWhenUsed="1"/>
+    <w:lsdException w:name="HTML Top of Form" w:semiHidden="1" w:unhideWhenUsed="1"/>
+    <w:lsdException w:name="HTML Bottom of Form" w:semiHidden="1" w:unhideWhenUsed="1"/>
+    <w:lsdException w:name="Normal (Web)" w:semiHidden="1" w:unhideWhenUsed="1"/>
+    <w:lsdException w:name="HTML Acronym" w:semiHidden="1" w:unhideWhenUsed="1"/>
+    <w:lsdException w:name="HTML Address" w:semiHidden="1" w:unhideWhenUsed="1"/>
+    <w:lsdException w:name="HTML Cite" w:semiHidden="1" w:unhideWhenUsed="1"/>
+    <w:lsdException w:name="HTML Code" w:semiHidden="1" w:unhideWhenUsed="1"/>
+    <w:lsdException w:name="HTML Definition" w:semiHidden="1" w:unhideWhenUsed="1"/>
+    <w:lsdException w:name="HTML Keyboard" w:semiHidden="1" w:unhideWhenUsed="1"/>
+    <w:lsdException w:name="HTML Preformatted" w:semiHidden="1" w:unhideWhenUsed="1"/>
+    <w:lsdException w:name="HTML Sample" w:semiHidden="1" w:unhideWhenUsed="1"/>
+    <w:lsdException w:name="HTML Typewriter" w:semiHidden="1" w:unhideWhenUsed="1"/>
+    <w:lsdException w:name="HTML Variable" w:semiHidden="1" w:unhideWhenUsed="1"/>
+    <w:lsdException w:name="Normal Table" w:semiHidden="1" w:unhideWhenUsed="1"/>
+    <w:lsdException w:name="annotation subject" w:semiHidden="1" w:unhideWhenUsed="1"/>
+    <w:lsdException w:name="No List" w:semiHidden="1" w:unhideWhenUsed="1"/>
+    <w:lsdException w:name="Outline List 1" w:semiHidden="1" w:unhideWhenUsed="1"/>
+    <w:lsdException w:name="Outline List 2" w:semiHidden="1" w:unhideWhenUsed="1"/>
+    <w:lsdException w:name="Outline List 3" w:semiHidden="1" w:unhideWhenUsed="1"/>
+    <w:lsdException w:name="Table Simple 1" w:semiHidden="1" w:unhideWhenUsed="1"/>
+    <w:lsdException w:name="Table Simple 2" w:semiHidden="1" w:unhideWhenUsed="1"/>
+    <w:lsdException w:name="Table Simple 3" w:semiHidden="1" w:unhideWhenUsed="1"/>
+    <w:lsdException w:name="Table Classic 1" w:semiHidden="1" w:unhideWhenUsed="1"/>
+    <w:lsdException w:name="Table Classic 2" w:semiHidden="1" w:unhideWhenUsed="1"/>
+    <w:lsdException w:name="Table Classic 3" w:semiHidden="1" w:unhideWhenUsed="1"/>
+    <w:lsdException w:name="Table Classic 4" w:semiHidden="1" w:unhideWhenUsed="1"/>
+    <w:lsdException w:name="Table Colorful 1" w:semiHidden="1" w:unhideWhenUsed="1"/>
+    <w:lsdException w:name="Table Colorful 2" w:semiHidden="1" w:unhideWhenUsed="1"/>
+    <w:lsdException w:name="Table Colorful 3" w:semiHidden="1" w:unhideWhenUsed="1"/>
+    <w:lsdException w:name="Table Columns 1" w:semiHidden="1" w:unhideWhenUsed="1"/>
+    <w:lsdException w:name="Table Columns 2" w:semiHidden="1" w:unhideWhenUsed="1"/>
+    <w:lsdException w:name="Table Columns 3" w:semiHidden="1" w:unhideWhenUsed="1"/>
+    <w:lsdException w:name="Table Columns 4" w:semiHidden="1" w:unhideWhenUsed="1"/>
+    <w:lsdException w:name="Table Columns 5" w:semiHidden="1" w:unhideWhenUsed="1"/>
+    <w:lsdException w:name="Table Grid 1" w:semiHidden="1" w:unhideWhenUsed="1"/>
+    <w:lsdException w:name="Table Grid 2" w:semiHidden="1" w:unhideWhenUsed="1"/>
+    <w:lsdException w:name="Table Grid 3" w:semiHidden="1" w:unhideWhenUsed="1"/>
+    <w:lsdException w:name="Table Grid 4" w:semiHidden="1" w:unhideWhenUsed="1"/>
+    <w:lsdException w:name="Table Grid 5" w:semiHidden="1" w:unhideWhenUsed="1"/>
+    <w:lsdException w:name="Table Grid 6" w:semiHidden="1" w:unhideWhenUsed="1"/>
+    <w:lsdException w:name="Table Grid 7" w:semiHidden="1" w:unhideWhenUsed="1"/>
+    <w:lsdException w:name="Table Grid 8" w:semiHidden="1" w:unhideWhenUsed="1"/>
+    <w:lsdException w:name="Table List 1" w:semiHidden="1" w:unhideWhenUsed="1"/>
+    <w:lsdException w:name="Table List 2" w:semiHidden="1" w:unhideWhenUsed="1"/>
+    <w:lsdException w:name="Table List 3" w:semiHidden="1" w:unhideWhenUsed="1"/>
+    <w:lsdException w:name="Table List 4" w:semiHidden="1" w:unhideWhenUsed="1"/>
+    <w:lsdException w:name="Table List 5" w:semiHidden="1" w:unhideWhenUsed="1"/>
+    <w:lsdException w:name="Table List 6" w:semiHidden="1" w:unhideWhenUsed="1"/>
+    <w:lsdException w:name="Table List 7" w:semiHidden="1" w:unhideWhenUsed="1"/>
+    <w:lsdException w:name="Table List 8" w:semiHidden="1" w:unhideWhenUsed="1"/>
+    <w:lsdException w:name="Table 3D effects 1" w:semiHidden="1" w:unhideWhenUsed="1"/>
+    <w:lsdException w:name="Table 3D effects 2" w:semiHidden="1" w:unhideWhenUsed="1"/>
+    <w:lsdException w:name="Table 3D effects 3" w:semiHidden="1" w:unhideWhenUsed="1"/>
+    <w:lsdException w:name="Table Contemporary" w:semiHidden="1" w:unhideWhenUsed="1"/>
+    <w:lsdException w:name="Table Elegant" w:semiHidden="1" w:unhideWhenUsed="1"/>
+    <w:lsdException w:name="Table Professional" w:semiHidden="1" w:unhideWhenUsed="1"/>
+    <w:lsdException w:name="Table Subtle 1" w:semiHidden="1" w:unhideWhenUsed="1"/>
+    <w:lsdException w:name="Table Subtle 2" w:semiHidden="1" w:unhideWhenUsed="1"/>
+    <w:lsdException w:name="Table Web 1" w:semiHidden="1" w:unhideWhenUsed="1"/>
+    <w:lsdException w:name="Table Web 2" w:semiHidden="1" w:unhideWhenUsed="1"/>
+    <w:lsdException w:name="Table Web 3" w:semiHidden="1" w:unhideWhenUsed="1"/>
+    <w:lsdException w:name="Balloon Text" w:semiHidden="1" w:unhideWhenUsed="1"/>
+    <w:lsdException w:name="Table Grid" w:uiPriority="39"/>
+    <w:lsdException w:name="Table Theme" w:semiHidden="1" w:unhideWhenUsed="1"/>
+    <w:lsdException w:name="Placeholder Text" w:semiHidden="1"/>
+    <w:lsdException w:name="No Spacing" w:uiPriority="1" w:qFormat="1"/>
+    <w:lsdException w:name="Light Shading" w:uiPriority="60"/>
+    <w:lsdException w:name="Light List" w:uiPriority="61"/>
+    <w:lsdException w:name="Light Grid" w:uiPriority="62"/>
+    <w:lsdException w:name="Medium Shading 1" w:uiPriority="63"/>
+    <w:lsdException w:name="Medium Shading 2" w:uiPriority="64"/>
+    <w:lsdException w:name="Medium List 1" w:uiPriority="65"/>
+    <w:lsdException w:name="Medium List 2" w:uiPriority="66"/>
+    <w:lsdException w:name="Medium Grid 1" w:uiPriority="67"/>
+    <w:lsdException w:name="Medium Grid 2" w:uiPriority="68"/>
+    <w:lsdException w:name="Medium Grid 3" w:uiPriority="69"/>
+    <w:lsdException w:name="Dark List" w:uiPriority="70"/>
+    <w:lsdException w:name="Colorful Shading" w:uiPriority="71"/>
+    <w:lsdException w:name="Colorful List" w:uiPriority="72"/>
+    <w:lsdException w:name="Colorful Grid" w:uiPriority="73"/>
+    <w:lsdException w:name="Light Shading Accent 1" w:uiPriority="60"/>
+    <w:lsdException w:name="Light List Accent 1" w:uiPriority="61"/>
+    <w:lsdException w:name="Light Grid Accent 1" w:uiPriority="62"/>
+    <w:lsdException w:name="Medium Shading 1 Accent 1" w:uiPriority="63"/>
+    <w:lsdException w:name="Medium Shading 2 Accent 1" w:uiPriority="64"/>
+    <w:lsdException w:name="Medium List 1 Accent 1" w:uiPriority="65"/>
+    <w:lsdException w:name="Revision" w:semiHidden="1"/>
+    <w:lsdException w:name="List Paragraph" w:uiPriority="34" w:qFormat="1"/>
+    <w:lsdException w:name="Quote" w:uiPriority="29" w:qFormat="1"/>
+    <w:lsdException w:name="Intense Quote" w:uiPriority="30" w:qFormat="1"/>
+    <w:lsdException w:name="Medium List 2 Accent 1" w:uiPriority="66"/>
+    <w:lsdException w:name="Medium Grid 1 Accent 1" w:uiPriority="67"/>
+    <w:lsdException w:name="Medium Grid 2 Accent 1" w:uiPriority="68"/>
+    <w:lsdException w:name="Medium Grid 3 Accent 1" w:uiPriority="69"/>
+    <w:lsdException w:name="Dark List Accent 1" w:uiPriority="70"/>
+    <w:lsdException w:name="Colorful Shading Accent 1" w:uiPriority="71"/>
+    <w:lsdException w:name="Colorful List Accent 1" w:uiPriority="72"/>
+    <w:lsdException w:name="Colorful Grid Accent 1" w:uiPriority="73"/>
+    <w:lsdException w:name="Light Shading Accent 2" w:uiPriority="60"/>
+    <w:lsdException w:name="Light List Accent 2" w:uiPriority="61"/>
+    <w:lsdException w:name="Light Grid Accent 2" w:uiPriority="62"/>
+    <w:lsdException w:name="Medium Shading 1 Accent 2" w:uiPriority="63"/>
+    <w:lsdException w:name="Medium Shading 2 Accent 2" w:uiPriority="64"/>
+    <w:lsdException w:name="Medium List 1 Accent 2" w:uiPriority="65"/>
+    <w:lsdException w:name="Medium List 2 Accent 2" w:uiPriority="66"/>
+    <w:lsdException w:name="Medium Grid 1 Accent 2" w:uiPriority="67"/>
+    <w:lsdException w:name="Medium Grid 2 Accent 2" w:uiPriority="68"/>
+    <w:lsdException w:name="Medium Grid 3 Accent 2" w:uiPriority="69"/>
+    <w:lsdException w:name="Dark List Accent 2" w:uiPriority="70"/>
+    <w:lsdException w:name="Colorful Shading Accent 2" w:uiPriority="71"/>
+    <w:lsdException w:name="Colorful List Accent 2" w:uiPriority="72"/>
+    <w:lsdException w:name="Colorful Grid Accent 2" w:uiPriority="73"/>
+    <w:lsdException w:name="Light Shading Accent 3" w:uiPriority="60"/>
+    <w:lsdException w:name="Light List Accent 3" w:uiPriority="61"/>
+    <w:lsdException w:name="Light Grid Accent 3" w:uiPriority="62"/>
+    <w:lsdException w:name="Medium Shading 1 Accent 3" w:uiPriority="63"/>
+    <w:lsdException w:name="Medium Shading 2 Accent 3" w:uiPriority="64"/>
+    <w:lsdException w:name="Medium List 1 Accent 3" w:uiPriority="65"/>
+    <w:lsdException w:name="Medium List 2 Accent 3" w:uiPriority="66"/>
+    <w:lsdException w:name="Medium Grid 1 Accent 3" w:uiPriority="67"/>
+    <w:lsdException w:name="Medium Grid 2 Accent 3" w:uiPriority="68"/>
+    <w:lsdException w:name="Medium Grid 3 Accent 3" w:uiPriority="69"/>
+    <w:lsdException w:name="Dark List Accent 3" w:uiPriority="70"/>
+    <w:lsdException w:name="Colorful Shading Accent 3" w:uiPriority="71"/>
+    <w:lsdException w:name="Colorful List Accent 3" w:uiPriority="72"/>
+    <w:lsdException w:name="Colorful Grid Accent 3" w:uiPriority="73"/>
+    <w:lsdException w:name="Light Shading Accent 4" w:uiPriority="60"/>
+    <w:lsdException w:name="Light List Accent 4" w:uiPriority="61"/>
+    <w:lsdException w:name="Light Grid Accent 4" w:uiPriority="62"/>
+    <w:lsdException w:name="Medium Shading 1 Accent 4" w:uiPriority="63"/>
+    <w:lsdException w:name="Medium Shading 2 Accent 4" w:uiPriority="64"/>
+    <w:lsdException w:name="Medium List 1 Accent 4" w:uiPriority="65"/>
+    <w:lsdException w:name="Medium List 2 Accent 4" w:uiPriority="66"/>
+    <w:lsdException w:name="Medium Grid 1 Accent 4" w:uiPriority="67"/>
+    <w:lsdException w:name="Medium Grid 2 Accent 4" w:uiPriority="68"/>
+    <w:lsdException w:name="Medium Grid 3 Accent 4" w:uiPriority="69"/>
+    <w:lsdException w:name="Dark List Accent 4" w:uiPriority="70"/>
+    <w:lsdException w:name="Colorful Shading Accent 4" w:uiPriority="71"/>
+    <w:lsdException w:name="Colorful List Accent 4" w:uiPriority="72"/>
+    <w:lsdException w:name="Colorful Grid Accent 4" w:uiPriority="73"/>
+    <w:lsdException w:name="Light Shading Accent 5" w:uiPriority="60"/>
+    <w:lsdException w:name="Light List Accent 5" w:uiPriority="61"/>
+    <w:lsdException w:name="Light Grid Accent 5" w:uiPriority="62"/>
+    <w:lsdException w:name="Medium Shading 1 Accent 5" w:uiPriority="63"/>
+    <w:lsdException w:name="Medium Shading 2 Accent 5" w:uiPriority="64"/>
+    <w:lsdException w:name="Medium List 1 Accent 5" w:uiPriority="65"/>
+    <w:lsdException w:name="Medium List 2 Accent 5" w:uiPriority="66"/>
+    <w:lsdException w:name="Medium Grid 1 Accent 5" w:uiPriority="67"/>
+    <w:lsdException w:name="Medium Grid 2 Accent 5" w:uiPriority="68"/>
+    <w:lsdException w:name="Medium Grid 3 Accent 5" w:uiPriority="69"/>
+    <w:lsdException w:name="Dark List Accent 5" w:uiPriority="70"/>
+    <w:lsdException w:name="Colorful Shading Accent 5" w:uiPriority="71"/>
+    <w:lsdException w:name="Colorful List Accent 5" w:uiPriority="72"/>
+    <w:lsdException w:name="Colorful Grid Accent 5" w:uiPriority="73"/>
+    <w:lsdException w:name="Light Shading Accent 6" w:uiPriority="60"/>
+    <w:lsdException w:name="Light List Accent 6" w:uiPriority="61"/>
+    <w:lsdException w:name="Light Grid Accent 6" w:uiPriority="62"/>
+    <w:lsdException w:name="Medium Shading 1 Accent 6" w:uiPriority="63"/>
+    <w:lsdException w:name="Medium Shading 2 Accent 6" w:uiPriority="64"/>
+    <w:lsdException w:name="Medium List 1 Accent 6" w:uiPriority="65"/>
+    <w:lsdException w:name="Medium List 2 Accent 6" w:uiPriority="66"/>
+    <w:lsdException w:name="Medium Grid 1 Accent 6" w:uiPriority="67"/>
+    <w:lsdException w:name="Medium Grid 2 Accent 6" w:uiPriority="68"/>
+    <w:lsdException w:name="Medium Grid 3 Accent 6" w:uiPriority="69"/>
+    <w:lsdException w:name="Dark List Accent 6" w:uiPriority="70"/>
+    <w:lsdException w:name="Colorful Shading Accent 6" w:uiPriority="71"/>
+    <w:lsdException w:name="Colorful List Accent 6" w:uiPriority="72"/>
+    <w:lsdException w:name="Colorful Grid Accent 6" w:uiPriority="73"/>
+    <w:lsdException w:name="Subtle Emphasis" w:uiPriority="19" w:qFormat="1"/>
+    <w:lsdException w:name="Intense Emphasis" w:uiPriority="21" w:qFormat="1"/>
+    <w:lsdException w:name="Subtle Reference" w:uiPriority="31" w:qFormat="1"/>
+    <w:lsdException w:name="Intense Reference" w:uiPriority="32" w:qFormat="1"/>
+    <w:lsdException w:name="Book Title" w:uiPriority="33" w:qFormat="1"/>
+    <w:lsdException w:name="Bibliography" w:semiHidden="1" w:uiPriority="37" w:unhideWhenUsed="1"/>
+    <w:lsdException w:name="TOC Heading" w:semiHidden="1" w:uiPriority="39" w:unhideWhenUsed="1" w:qFormat="1"/>
+    <w:lsdException w:name="Plain Table 1" w:uiPriority="41"/>
+    <w:lsdException w:name="Plain Table 2" w:uiPriority="42"/>
+    <w:lsdException w:name="Plain Table 3" w:uiPriority="43"/>
+    <w:lsdException w:name="Plain Table 4" w:uiPriority="44"/>
+    <w:lsdException w:name="Plain Table 5" w:uiPriority="45"/>
+    <w:lsdException w:name="Grid Table Light" w:uiPriority="40"/>
+    <w:lsdException w:name="Grid Table 1 Light" w:uiPriority="46"/>
+    <w:lsdException w:name="Grid Table 2" w:uiPriority="47"/>
+    <w:lsdException w:name="Grid Table 3" w:uiPriority="48"/>
+    <w:lsdException w:name="Grid Table 4" w:uiPriority="49"/>
+    <w:lsdException w:name="Grid Table 5 Dark" w:uiPriority="50"/>
+    <w:lsdException w:name="Grid Table 6 Colorful" w:uiPriority="51"/>
+    <w:lsdException w:name="Grid Table 7 Colorful" w:uiPriority="52"/>
+    <w:lsdException w:name="Grid Table 1 Light Accent 1" w:uiPriority="46"/>
+    <w:lsdException w:name="Grid Table 2 Accent 1" w:uiPriority="47"/>
+    <w:lsdException w:name="Grid Table 3 Accent 1" w:uiPriority="48"/>
+    <w:lsdException w:name="Grid Table 4 Accent 1" w:uiPriority="49"/>
+    <w:lsdException w:name="Grid Table 5 Dark Accent 1" w:uiPriority="50"/>
+    <w:lsdException w:name="Grid Table 6 Colorful Accent 1" w:uiPriority="51"/>
+    <w:lsdException w:name="Grid Table 7 Colorful Accent 1" w:uiPriority="52"/>
+    <w:lsdException w:name="Grid Table 1 Light Accent 2" w:uiPriority="46"/>
+    <w:lsdException w:name="Grid Table 2 Accent 2" w:uiPriority="47"/>
+    <w:lsdException w:name="Grid Table 3 Accent 2" w:uiPriority="48"/>
+    <w:lsdException w:name="Grid Table 4 Accent 2" w:uiPriority="49"/>
+    <w:lsdException w:name="Grid Table 5 Dark Accent 2" w:uiPriority="50"/>
+    <w:lsdException w:name="Grid Table 6 Colorful Accent 2" w:uiPriority="51"/>
+    <w:lsdException w:name="Grid Table 7 Colorful Accent 2" w:uiPriority="52"/>
+    <w:lsdException w:name="Grid Table 1 Light Accent 3" w:uiPriority="46"/>
+    <w:lsdException w:name="Grid Table 2 Accent 3" w:uiPriority="47"/>
+    <w:lsdException w:name="Grid Table 3 Accent 3" w:uiPriority="48"/>
+    <w:lsdException w:name="Grid Table 4 Accent 3" w:uiPriority="49"/>
+    <w:lsdException w:name="Grid Table 5 Dark Accent 3" w:uiPriority="50"/>
+    <w:lsdException w:name="Grid Table 6 Colorful Accent 3" w:uiPriority="51"/>
+    <w:lsdException w:name="Grid Table 7 Colorful Accent 3" w:uiPriority="52"/>
+    <w:lsdException w:name="Grid Table 1 Light Accent 4" w:uiPriority="46"/>
+    <w:lsdException w:name="Grid Table 2 Accent 4" w:uiPriority="47"/>
+    <w:lsdException w:name="Grid Table 3 Accent 4" w:uiPriority="48"/>
+    <w:lsdException w:name="Grid Table 4 Accent 4" w:uiPriority="49"/>
+    <w:lsdException w:name="Grid Table 5 Dark Accent 4" w:uiPriority="50"/>
+    <w:lsdException w:name="Grid Table 6 Colorful Accent 4" w:uiPriority="51"/>
+    <w:lsdException w:name="Grid Table 7 Colorful Accent 4" w:uiPriority="52"/>
+    <w:lsdException w:name="Grid Table 1 Light Accent 5" w:uiPriority="46"/>
+    <w:lsdException w:name="Grid Table 2 Accent 5" w:uiPriority="47"/>
+    <w:lsdException w:name="Grid Table 3 Accent 5" w:uiPriority="48"/>
+    <w:lsdException w:name="Grid Table 4 Accent 5" w:uiPriority="49"/>
+    <w:lsdException w:name="Grid Table 5 Dark Accent 5" w:uiPriority="50"/>
+    <w:lsdException w:name="Grid Table 6 Colorful Accent 5" w:uiPriority="51"/>
+    <w:lsdException w:name="Grid Table 7 Colorful Accent 5" w:uiPriority="52"/>
+    <w:lsdException w:name="Grid Table 1 Light Accent 6" w:uiPriority="46"/>
+    <w:lsdException w:name="Grid Table 2 Accent 6" w:uiPriority="47"/>
+    <w:lsdException w:name="Grid Table 3 Accent 6" w:uiPriority="48"/>
+    <w:lsdException w:name="Grid Table 4 Accent 6" w:uiPriority="49"/>
+    <w:lsdException w:name="Grid Table 5 Dark Accent 6" w:uiPriority="50"/>
+    <w:lsdException w:name="Grid Table 6 Colorful Accent 6" w:uiPriority="51"/>
+    <w:lsdException w:name="Grid Table 7 Colorful Accent 6" w:uiPriority="52"/>
+    <w:lsdException w:name="List Table 1 Light" w:uiPriority="46"/>
+    <w:lsdException w:name="List Table 2" w:uiPriority="47"/>
+    <w:lsdException w:name="List Table 3" w:uiPriority="48"/>
+    <w:lsdException w:name="List Table 4" w:uiPriority="49"/>
+    <w:lsdException w:name="List Table 5 Dark" w:uiPriority="50"/>
+    <w:lsdException w:name="List Table 6 Colorful" w:uiPriority="51"/>
+    <w:lsdException w:name="List Table 7 Colorful" w:uiPriority="52"/>
+    <w:lsdException w:name="List Table 1 Light Accent 1" w:uiPriority="46"/>
+    <w:lsdException w:name="List Table 2 Accent 1" w:uiPriority="47"/>
+    <w:lsdException w:name="List Table 3 Accent 1" w:uiPriority="48"/>
+    <w:lsdException w:name="List Table 4 Accent 1" w:uiPriority="49"/>
+    <w:lsdException w:name="List Table 5 Dark Accent 1" w:uiPriority="50"/>
+    <w:lsdException w:name="List Table 6 Colorful Accent 1" w:uiPriority="51"/>
+    <w:lsdException w:name="List Table 7 Colorful Accent 1" w:uiPriority="52"/>
+    <w:lsdException w:name="List Table 1 Light Accent 2" w:uiPriority="46"/>
+    <w:lsdException w:name="List Table 2 Accent 2" w:uiPriority="47"/>
+    <w:lsdException w:name="List Table 3 Accent 2" w:uiPriority="48"/>
+    <w:lsdException w:name="List Table 4 Accent 2" w:uiPriority="49"/>
+    <w:lsdException w:name="List Table 5 Dark Accent 2" w:uiPriority="50"/>
+    <w:lsdException w:name="List Table 6 Colorful Accent 2" w:uiPriority="51"/>
+    <w:lsdException w:name="List Table 7 Colorful Accent 2" w:uiPriority="52"/>
+    <w:lsdException w:name="List Table 1 Light Accent 3" w:uiPriority="46"/>
+    <w:lsdException w:name="List Table 2 Accent 3" w:uiPriority="47"/>
+    <w:lsdException w:name="List Table 3 Accent 3" w:uiPriority="48"/>
+    <w:lsdException w:name="List Table 4 Accent 3" w:uiPriority="49"/>
+    <w:lsdException w:name="List Table 5 Dark Accent 3" w:uiPriority="50"/>
+    <w:lsdException w:name="List Table 6 Colorful Accent 3" w:uiPriority="51"/>
+    <w:lsdException w:name="List Table 7 Colorful Accent 3" w:uiPriority="52"/>
+    <w:lsdException w:name="List Table 1 Light Accent 4" w:uiPriority="46"/>
+    <w:lsdException w:name="List Table 2 Accent 4" w:uiPriority="47"/>
+    <w:lsdException w:name="List Table 3 Accent 4" w:uiPriority="48"/>
+    <w:lsdException w:name="List Table 4 Accent 4" w:uiPriority="49"/>
+    <w:lsdException w:name="List Table 5 Dark Accent 4" w:uiPriority="50"/>
+    <w:lsdException w:name="List Table 6 Colorful Accent 4" w:uiPriority="51"/>
+    <w:lsdException w:name="List Table 7 Colorful Accent 4" w:uiPriority="52"/>
+    <w:lsdException w:name="List Table 1 Light Accent 5" w:uiPriority="46"/>
+    <w:lsdException w:name="List Table 2 Accent 5" w:uiPriority="47"/>
+    <w:lsdException w:name="List Table 3 Accent 5" w:uiPriority="48"/>
+    <w:lsdException w:name="List Table 4 Accent 5" w:uiPriority="49"/>
+    <w:lsdException w:name="List Table 5 Dark Accent 5" w:uiPriority="50"/>
+    <w:lsdException w:name="List Table 6 Colorful Accent 5" w:uiPriority="51"/>
+    <w:lsdException w:name="List Table 7 Colorful Accent 5" w:uiPriority="52"/>
+    <w:lsdException w:name="List Table 1 Light Accent 6" w:uiPriority="46"/>
+    <w:lsdException w:name="List Table 2 Accent 6" w:uiPriority="47"/>
+    <w:lsdException w:name="List Table 3 Accent 6" w:uiPriority="48"/>
+    <w:lsdException w:name="List Table 4 Accent 6" w:uiPriority="49"/>
+    <w:lsdException w:name="List Table 5 Dark Accent 6" w:uiPriority="50"/>
+    <w:lsdException w:name="List Table 6 Colorful Accent 6" w:uiPriority="51"/>
+    <w:lsdException w:name="List Table 7 Colorful Accent 6" w:uiPriority="52"/>
+    <w:lsdException w:name="Mention" w:semiHidden="1" w:unhideWhenUsed="1"/>
+    <w:lsdException w:name="Smart Hyperlink" w:semiHidden="1" w:unhideWhenUsed="1"/>
+    <w:lsdException w:name="Hashtag" w:semiHidden="1" w:unhideWhenUsed="1"/>
+    <w:lsdException w:name="Unresolved Mention" w:semiHidden="1" w:unhideWhenUsed="1"/>
+    <w:lsdException w:name="Smart Link" w:semiHidden="1" w:unhideWhenUsed="1"/>
+  </w:latentStyles>
+  <w:style w:type="paragraph" w:default="1" w:styleId="Normal">
+    <w:name w:val="Normal"/>
+    <w:qFormat/>
+  </w:style>
+  <w:style w:type="character" w:default="1" w:styleId="DefaultParagraphFont">
+    <w:name w:val="Default Paragraph Font"/>
+    <w:uiPriority w:val="1"/>
+    <w:semiHidden/>
+    <w:unhideWhenUsed/>
+  </w:style>
+  <w:style w:type="table" w:default="1" w:styleId="TableNormal">
+    <w:name w:val="Normal Table"/>
+    <w:uiPriority w:val="99"/>
+    <w:semiHidden/>
+    <w:unhideWhenUsed/>
+    <w:tblPr>
+      <w:tblInd w:w="0" w:type="dxa"/>
+      <w:tblCellMar>
+        <w:top w:w="0" w:type="dxa"/>
+        <w:left w:w="108" w:type="dxa"/>
+        <w:bottom w:w="0" w:type="dxa"/>
+        <w:right w:w="108" w:type="dxa"/>
+      </w:tblCellMar>
+    </w:tblPr>
+  </w:style>
+  <w:style w:type="numbering" w:default="1" w:styleId="NoList">
+    <w:name w:val="No List"/>
+    <w:uiPriority w:val="99"/>
+    <w:semiHidden/>
+    <w:unhideWhenUsed/>
+  </w:style>
+  <w:style w:type="paragraph" w:customStyle="1" w:styleId="E56FD4B5A70740EA8A49E1A40F5F38DC">
+    <w:name w:val="E56FD4B5A70740EA8A49E1A40F5F38DC"/>
+    <w:rsid w:val="00D87A0F"/>
+  </w:style>
+</w:styles>
+</file>
+
+<file path=word/glossary/webSettings.xml><?xml version="1.0" encoding="utf-8"?>
+<w:webSettings xmlns:mc="http://schemas.openxmlformats.org/markup-compatibility/2006" xmlns:r="http://schemas.openxmlformats.org/officeDocument/2006/relationships" xmlns:w="http://schemas.openxmlformats.org/wordprocessingml/2006/main" xmlns:w14="http://schemas.microsoft.com/office/word/2010/wordml" xmlns:w15="http://schemas.microsoft.com/office/word/2012/wordml" xmlns:w16cex="http://schemas.microsoft.com/office/word/2018/wordml/cex" xmlns:w16cid="http://schemas.microsoft.com/office/word/2016/wordml/cid" xmlns:w16="http://schemas.microsoft.com/office/word/2018/wordml" xmlns:w16du="http://schemas.microsoft.com/office/word/2023/wordml/word16du" xmlns:w16sdtdh="http://schemas.microsoft.com/office/word/2020/wordml/sdtdatahash" xmlns:w16sdtfl="http://schemas.microsoft.com/office/word/2024/wordml/sdtformatlock" xmlns:w16se="http://schemas.microsoft.com/office/word/2015/wordml/symex" mc:Ignorable="w14 w15 w16se w16cid w16 w16cex w16sdtdh w16sdtfl w16du">
+  <w:optimizeForBrowser/>
+  <w:allowPNG/>
+</w:webSettings>
+</file>
+
 <file path=word/theme/theme1.xml><?xml version="1.0" encoding="utf-8"?>
 <a:theme xmlns:a="http://schemas.openxmlformats.org/drawingml/2006/main" name="Office Theme">
   <a:themeElements>

--- a/documentation.docx
+++ b/documentation.docx
@@ -58,7 +58,16 @@
           <w:color w:val="000080"/>
           <w:sz w:val="36"/>
         </w:rPr>
-        <w:t>Major Project Report</w:t>
+        <w:t>Internship</w:t>
+      </w:r>
+      <w:r>
+        <w:rPr>
+          <w:rFonts w:ascii="Times New Roman" w:hAnsi="Times New Roman" w:cs="Times New Roman"/>
+          <w:b/>
+          <w:color w:val="000080"/>
+          <w:sz w:val="36"/>
+        </w:rPr>
+        <w:t xml:space="preserve"> Project Report</w:t>
       </w:r>
     </w:p>
     <w:p/>
@@ -295,7 +304,423 @@
     <w:p/>
     <w:p/>
     <w:p/>
-    <w:p/>
+    <w:p>
+      <w:pPr>
+        <w:jc w:val="center"/>
+        <w:rPr>
+          <w:b/>
+          <w:bCs/>
+          <w:sz w:val="32"/>
+          <w:szCs w:val="32"/>
+        </w:rPr>
+      </w:pPr>
+      <w:r>
+        <w:rPr>
+          <w:b/>
+          <w:bCs/>
+          <w:sz w:val="32"/>
+          <w:szCs w:val="32"/>
+        </w:rPr>
+        <w:lastRenderedPageBreak/>
+        <w:t>College Certificate</w:t>
+      </w:r>
+    </w:p>
+    <w:p>
+      <w:pPr>
+        <w:jc w:val="center"/>
+        <w:rPr>
+          <w:b/>
+          <w:bCs/>
+          <w:sz w:val="32"/>
+          <w:szCs w:val="32"/>
+        </w:rPr>
+      </w:pPr>
+    </w:p>
+    <w:p>
+      <w:pPr>
+        <w:jc w:val="center"/>
+        <w:rPr>
+          <w:b/>
+          <w:bCs/>
+          <w:sz w:val="32"/>
+          <w:szCs w:val="32"/>
+        </w:rPr>
+      </w:pPr>
+    </w:p>
+    <w:p>
+      <w:pPr>
+        <w:jc w:val="center"/>
+        <w:rPr>
+          <w:b/>
+          <w:bCs/>
+          <w:sz w:val="32"/>
+          <w:szCs w:val="32"/>
+        </w:rPr>
+      </w:pPr>
+    </w:p>
+    <w:p>
+      <w:pPr>
+        <w:jc w:val="center"/>
+        <w:rPr>
+          <w:b/>
+          <w:bCs/>
+          <w:sz w:val="32"/>
+          <w:szCs w:val="32"/>
+        </w:rPr>
+      </w:pPr>
+    </w:p>
+    <w:p>
+      <w:pPr>
+        <w:jc w:val="center"/>
+        <w:rPr>
+          <w:b/>
+          <w:bCs/>
+          <w:sz w:val="32"/>
+          <w:szCs w:val="32"/>
+        </w:rPr>
+      </w:pPr>
+    </w:p>
+    <w:p>
+      <w:pPr>
+        <w:jc w:val="center"/>
+        <w:rPr>
+          <w:b/>
+          <w:bCs/>
+          <w:sz w:val="32"/>
+          <w:szCs w:val="32"/>
+        </w:rPr>
+      </w:pPr>
+    </w:p>
+    <w:p>
+      <w:pPr>
+        <w:jc w:val="center"/>
+        <w:rPr>
+          <w:b/>
+          <w:bCs/>
+          <w:sz w:val="32"/>
+          <w:szCs w:val="32"/>
+        </w:rPr>
+      </w:pPr>
+    </w:p>
+    <w:p>
+      <w:pPr>
+        <w:jc w:val="center"/>
+        <w:rPr>
+          <w:b/>
+          <w:bCs/>
+          <w:sz w:val="32"/>
+          <w:szCs w:val="32"/>
+        </w:rPr>
+      </w:pPr>
+    </w:p>
+    <w:p>
+      <w:pPr>
+        <w:jc w:val="center"/>
+        <w:rPr>
+          <w:b/>
+          <w:bCs/>
+          <w:sz w:val="32"/>
+          <w:szCs w:val="32"/>
+        </w:rPr>
+      </w:pPr>
+    </w:p>
+    <w:p>
+      <w:pPr>
+        <w:jc w:val="center"/>
+        <w:rPr>
+          <w:b/>
+          <w:bCs/>
+          <w:sz w:val="32"/>
+          <w:szCs w:val="32"/>
+        </w:rPr>
+      </w:pPr>
+    </w:p>
+    <w:p>
+      <w:pPr>
+        <w:jc w:val="center"/>
+        <w:rPr>
+          <w:b/>
+          <w:bCs/>
+          <w:sz w:val="32"/>
+          <w:szCs w:val="32"/>
+        </w:rPr>
+      </w:pPr>
+    </w:p>
+    <w:p>
+      <w:pPr>
+        <w:jc w:val="center"/>
+        <w:rPr>
+          <w:b/>
+          <w:bCs/>
+          <w:sz w:val="32"/>
+          <w:szCs w:val="32"/>
+        </w:rPr>
+      </w:pPr>
+    </w:p>
+    <w:p>
+      <w:pPr>
+        <w:jc w:val="center"/>
+        <w:rPr>
+          <w:b/>
+          <w:bCs/>
+          <w:sz w:val="32"/>
+          <w:szCs w:val="32"/>
+        </w:rPr>
+      </w:pPr>
+    </w:p>
+    <w:p>
+      <w:pPr>
+        <w:jc w:val="center"/>
+        <w:rPr>
+          <w:b/>
+          <w:bCs/>
+          <w:sz w:val="32"/>
+          <w:szCs w:val="32"/>
+        </w:rPr>
+      </w:pPr>
+    </w:p>
+    <w:p>
+      <w:pPr>
+        <w:jc w:val="center"/>
+        <w:rPr>
+          <w:b/>
+          <w:bCs/>
+          <w:sz w:val="32"/>
+          <w:szCs w:val="32"/>
+        </w:rPr>
+      </w:pPr>
+    </w:p>
+    <w:p>
+      <w:pPr>
+        <w:jc w:val="center"/>
+        <w:rPr>
+          <w:b/>
+          <w:bCs/>
+          <w:sz w:val="32"/>
+          <w:szCs w:val="32"/>
+        </w:rPr>
+      </w:pPr>
+    </w:p>
+    <w:p>
+      <w:pPr>
+        <w:jc w:val="center"/>
+        <w:rPr>
+          <w:b/>
+          <w:bCs/>
+          <w:sz w:val="32"/>
+          <w:szCs w:val="32"/>
+        </w:rPr>
+      </w:pPr>
+    </w:p>
+    <w:p>
+      <w:pPr>
+        <w:jc w:val="center"/>
+        <w:rPr>
+          <w:b/>
+          <w:bCs/>
+          <w:sz w:val="32"/>
+          <w:szCs w:val="32"/>
+        </w:rPr>
+      </w:pPr>
+    </w:p>
+    <w:p>
+      <w:pPr>
+        <w:jc w:val="center"/>
+        <w:rPr>
+          <w:b/>
+          <w:bCs/>
+          <w:sz w:val="32"/>
+          <w:szCs w:val="32"/>
+        </w:rPr>
+      </w:pPr>
+    </w:p>
+    <w:p>
+      <w:pPr>
+        <w:jc w:val="center"/>
+        <w:rPr>
+          <w:b/>
+          <w:bCs/>
+          <w:sz w:val="32"/>
+          <w:szCs w:val="32"/>
+        </w:rPr>
+      </w:pPr>
+    </w:p>
+    <w:p>
+      <w:pPr>
+        <w:jc w:val="center"/>
+        <w:rPr>
+          <w:b/>
+          <w:bCs/>
+          <w:sz w:val="32"/>
+          <w:szCs w:val="32"/>
+        </w:rPr>
+      </w:pPr>
+    </w:p>
+    <w:p>
+      <w:pPr>
+        <w:jc w:val="center"/>
+        <w:rPr>
+          <w:b/>
+          <w:bCs/>
+          <w:sz w:val="32"/>
+          <w:szCs w:val="32"/>
+        </w:rPr>
+      </w:pPr>
+    </w:p>
+    <w:p>
+      <w:pPr>
+        <w:jc w:val="center"/>
+        <w:rPr>
+          <w:b/>
+          <w:bCs/>
+          <w:sz w:val="32"/>
+          <w:szCs w:val="32"/>
+        </w:rPr>
+      </w:pPr>
+    </w:p>
+    <w:p>
+      <w:pPr>
+        <w:jc w:val="center"/>
+        <w:rPr>
+          <w:b/>
+          <w:bCs/>
+          <w:sz w:val="32"/>
+          <w:szCs w:val="32"/>
+        </w:rPr>
+      </w:pPr>
+    </w:p>
+    <w:p>
+      <w:pPr>
+        <w:jc w:val="center"/>
+        <w:rPr>
+          <w:b/>
+          <w:bCs/>
+          <w:sz w:val="32"/>
+          <w:szCs w:val="32"/>
+        </w:rPr>
+      </w:pPr>
+    </w:p>
+    <w:p>
+      <w:pPr>
+        <w:jc w:val="center"/>
+        <w:rPr>
+          <w:b/>
+          <w:bCs/>
+          <w:sz w:val="32"/>
+          <w:szCs w:val="32"/>
+        </w:rPr>
+      </w:pPr>
+    </w:p>
+    <w:p>
+      <w:pPr>
+        <w:jc w:val="center"/>
+        <w:rPr>
+          <w:b/>
+          <w:bCs/>
+          <w:sz w:val="32"/>
+          <w:szCs w:val="32"/>
+        </w:rPr>
+      </w:pPr>
+    </w:p>
+    <w:p>
+      <w:pPr>
+        <w:jc w:val="center"/>
+        <w:rPr>
+          <w:b/>
+          <w:bCs/>
+          <w:sz w:val="32"/>
+          <w:szCs w:val="32"/>
+        </w:rPr>
+      </w:pPr>
+    </w:p>
+    <w:p>
+      <w:pPr>
+        <w:jc w:val="center"/>
+        <w:rPr>
+          <w:b/>
+          <w:bCs/>
+          <w:sz w:val="32"/>
+          <w:szCs w:val="32"/>
+        </w:rPr>
+      </w:pPr>
+    </w:p>
+    <w:p>
+      <w:pPr>
+        <w:jc w:val="center"/>
+        <w:rPr>
+          <w:b/>
+          <w:bCs/>
+          <w:sz w:val="32"/>
+          <w:szCs w:val="32"/>
+        </w:rPr>
+      </w:pPr>
+    </w:p>
+    <w:p>
+      <w:pPr>
+        <w:jc w:val="center"/>
+        <w:rPr>
+          <w:b/>
+          <w:bCs/>
+          <w:sz w:val="32"/>
+          <w:szCs w:val="32"/>
+        </w:rPr>
+      </w:pPr>
+    </w:p>
+    <w:p>
+      <w:pPr>
+        <w:jc w:val="center"/>
+        <w:rPr>
+          <w:b/>
+          <w:bCs/>
+          <w:sz w:val="32"/>
+          <w:szCs w:val="32"/>
+        </w:rPr>
+      </w:pPr>
+    </w:p>
+    <w:p>
+      <w:pPr>
+        <w:jc w:val="center"/>
+        <w:rPr>
+          <w:b/>
+          <w:bCs/>
+          <w:sz w:val="32"/>
+          <w:szCs w:val="32"/>
+        </w:rPr>
+      </w:pPr>
+    </w:p>
+    <w:p>
+      <w:pPr>
+        <w:jc w:val="center"/>
+        <w:rPr>
+          <w:b/>
+          <w:bCs/>
+          <w:sz w:val="32"/>
+          <w:szCs w:val="32"/>
+        </w:rPr>
+      </w:pPr>
+    </w:p>
+    <w:p>
+      <w:pPr>
+        <w:jc w:val="center"/>
+        <w:rPr>
+          <w:b/>
+          <w:bCs/>
+          <w:sz w:val="32"/>
+          <w:szCs w:val="32"/>
+        </w:rPr>
+      </w:pPr>
+    </w:p>
+    <w:p>
+      <w:pPr>
+        <w:jc w:val="center"/>
+        <w:rPr>
+          <w:b/>
+          <w:bCs/>
+          <w:sz w:val="32"/>
+          <w:szCs w:val="32"/>
+        </w:rPr>
+      </w:pPr>
+    </w:p>
     <w:p>
       <w:pPr>
         <w:jc w:val="center"/>
@@ -313,6 +738,7 @@
           <w:sz w:val="36"/>
           <w:szCs w:val="36"/>
         </w:rPr>
+        <w:lastRenderedPageBreak/>
         <w:t>Acknowledgement</w:t>
       </w:r>
     </w:p>
@@ -574,27 +1000,14 @@
           <w:szCs w:val="32"/>
         </w:rPr>
       </w:pPr>
-    </w:p>
-    <w:p>
-      <w:pPr>
-        <w:tabs>
-          <w:tab w:val="left" w:pos="645"/>
-        </w:tabs>
-        <w:jc w:val="center"/>
-        <w:rPr>
-          <w:b/>
-          <w:bCs/>
-          <w:sz w:val="32"/>
-          <w:szCs w:val="32"/>
-        </w:rPr>
-      </w:pPr>
-      <w:r>
-        <w:rPr>
-          <w:b/>
-          <w:bCs/>
-          <w:sz w:val="32"/>
-          <w:szCs w:val="32"/>
-        </w:rPr>
+      <w:r>
+        <w:rPr>
+          <w:b/>
+          <w:bCs/>
+          <w:sz w:val="32"/>
+          <w:szCs w:val="32"/>
+        </w:rPr>
+        <w:lastRenderedPageBreak/>
         <w:t>Index</w:t>
       </w:r>
     </w:p>
@@ -803,6 +1216,86 @@
               <w:bottom w:val="single" w:sz="4" w:space="0" w:color="auto"/>
               <w:right w:val="single" w:sz="4" w:space="0" w:color="auto"/>
             </w:tcBorders>
+          </w:tcPr>
+          <w:p>
+            <w:pPr>
+              <w:rPr>
+                <w:sz w:val="32"/>
+                <w:szCs w:val="32"/>
+              </w:rPr>
+            </w:pPr>
+            <w:r>
+              <w:rPr>
+                <w:sz w:val="32"/>
+                <w:szCs w:val="32"/>
+              </w:rPr>
+              <w:t>2</w:t>
+            </w:r>
+          </w:p>
+        </w:tc>
+        <w:tc>
+          <w:tcPr>
+            <w:tcW w:w="5022" w:type="dxa"/>
+            <w:tcBorders>
+              <w:top w:val="single" w:sz="4" w:space="0" w:color="auto"/>
+              <w:left w:val="single" w:sz="4" w:space="0" w:color="auto"/>
+              <w:bottom w:val="single" w:sz="4" w:space="0" w:color="auto"/>
+              <w:right w:val="single" w:sz="4" w:space="0" w:color="auto"/>
+            </w:tcBorders>
+          </w:tcPr>
+          <w:p>
+            <w:pPr>
+              <w:rPr>
+                <w:sz w:val="32"/>
+                <w:szCs w:val="32"/>
+              </w:rPr>
+            </w:pPr>
+            <w:r>
+              <w:rPr>
+                <w:sz w:val="32"/>
+                <w:szCs w:val="32"/>
+              </w:rPr>
+              <w:t>College Certificate</w:t>
+            </w:r>
+          </w:p>
+        </w:tc>
+        <w:tc>
+          <w:tcPr>
+            <w:tcW w:w="3006" w:type="dxa"/>
+            <w:tcBorders>
+              <w:top w:val="single" w:sz="4" w:space="0" w:color="auto"/>
+              <w:left w:val="single" w:sz="4" w:space="0" w:color="auto"/>
+              <w:bottom w:val="single" w:sz="4" w:space="0" w:color="auto"/>
+              <w:right w:val="single" w:sz="4" w:space="0" w:color="auto"/>
+            </w:tcBorders>
+          </w:tcPr>
+          <w:p>
+            <w:pPr>
+              <w:rPr>
+                <w:sz w:val="32"/>
+                <w:szCs w:val="32"/>
+              </w:rPr>
+            </w:pPr>
+            <w:r>
+              <w:rPr>
+                <w:sz w:val="32"/>
+                <w:szCs w:val="32"/>
+              </w:rPr>
+              <w:t>2</w:t>
+            </w:r>
+          </w:p>
+        </w:tc>
+      </w:tr>
+      <w:tr>
+        <w:tc>
+          <w:tcPr>
+            <w:tcW w:w="988" w:type="dxa"/>
+            <w:tcBorders>
+              <w:top w:val="single" w:sz="4" w:space="0" w:color="auto"/>
+              <w:left w:val="single" w:sz="4" w:space="0" w:color="auto"/>
+              <w:bottom w:val="single" w:sz="4" w:space="0" w:color="auto"/>
+              <w:right w:val="single" w:sz="4" w:space="0" w:color="auto"/>
+            </w:tcBorders>
             <w:hideMark/>
           </w:tcPr>
           <w:p>
@@ -817,7 +1310,7 @@
                 <w:sz w:val="32"/>
                 <w:szCs w:val="32"/>
               </w:rPr>
-              <w:t>2</w:t>
+              <w:t>3</w:t>
             </w:r>
           </w:p>
         </w:tc>
@@ -873,7 +1366,7 @@
                 <w:sz w:val="32"/>
                 <w:szCs w:val="32"/>
               </w:rPr>
-              <w:t>2</w:t>
+              <w:t>3</w:t>
             </w:r>
           </w:p>
         </w:tc>
@@ -902,7 +1395,7 @@
                 <w:sz w:val="32"/>
                 <w:szCs w:val="32"/>
               </w:rPr>
-              <w:t>3</w:t>
+              <w:t>4</w:t>
             </w:r>
           </w:p>
         </w:tc>
@@ -958,7 +1451,7 @@
                 <w:sz w:val="32"/>
                 <w:szCs w:val="32"/>
               </w:rPr>
-              <w:t>3</w:t>
+              <w:t>4</w:t>
             </w:r>
           </w:p>
         </w:tc>
@@ -987,7 +1480,7 @@
                 <w:sz w:val="32"/>
                 <w:szCs w:val="32"/>
               </w:rPr>
-              <w:t>4</w:t>
+              <w:t>5</w:t>
             </w:r>
           </w:p>
         </w:tc>
@@ -1043,7 +1536,104 @@
                 <w:sz w:val="32"/>
                 <w:szCs w:val="32"/>
               </w:rPr>
-              <w:t>4</w:t>
+              <w:t>5</w:t>
+            </w:r>
+          </w:p>
+        </w:tc>
+      </w:tr>
+      <w:tr>
+        <w:tc>
+          <w:tcPr>
+            <w:tcW w:w="988" w:type="dxa"/>
+            <w:tcBorders>
+              <w:top w:val="single" w:sz="4" w:space="0" w:color="auto"/>
+              <w:left w:val="single" w:sz="4" w:space="0" w:color="auto"/>
+              <w:bottom w:val="single" w:sz="4" w:space="0" w:color="auto"/>
+              <w:right w:val="single" w:sz="4" w:space="0" w:color="auto"/>
+            </w:tcBorders>
+          </w:tcPr>
+          <w:p>
+            <w:pPr>
+              <w:rPr>
+                <w:sz w:val="32"/>
+                <w:szCs w:val="32"/>
+              </w:rPr>
+            </w:pPr>
+            <w:r>
+              <w:rPr>
+                <w:sz w:val="32"/>
+                <w:szCs w:val="32"/>
+              </w:rPr>
+              <w:t>6</w:t>
+            </w:r>
+          </w:p>
+        </w:tc>
+        <w:tc>
+          <w:tcPr>
+            <w:tcW w:w="5022" w:type="dxa"/>
+            <w:tcBorders>
+              <w:top w:val="single" w:sz="4" w:space="0" w:color="auto"/>
+              <w:left w:val="single" w:sz="4" w:space="0" w:color="auto"/>
+              <w:bottom w:val="single" w:sz="4" w:space="0" w:color="auto"/>
+              <w:right w:val="single" w:sz="4" w:space="0" w:color="auto"/>
+            </w:tcBorders>
+          </w:tcPr>
+          <w:p>
+            <w:pPr>
+              <w:tabs>
+                <w:tab w:val="left" w:pos="988"/>
+              </w:tabs>
+              <w:rPr>
+                <w:sz w:val="32"/>
+                <w:szCs w:val="32"/>
+              </w:rPr>
+            </w:pPr>
+            <w:r>
+              <w:rPr>
+                <w:sz w:val="32"/>
+                <w:szCs w:val="32"/>
+              </w:rPr>
+              <w:t xml:space="preserve">Project </w:t>
+            </w:r>
+            <w:r>
+              <w:rPr>
+                <w:sz w:val="32"/>
+                <w:szCs w:val="32"/>
+              </w:rPr>
+              <w:t>Profile</w:t>
+            </w:r>
+          </w:p>
+        </w:tc>
+        <w:tc>
+          <w:tcPr>
+            <w:tcW w:w="3006" w:type="dxa"/>
+            <w:tcBorders>
+              <w:top w:val="single" w:sz="4" w:space="0" w:color="auto"/>
+              <w:left w:val="single" w:sz="4" w:space="0" w:color="auto"/>
+              <w:bottom w:val="single" w:sz="4" w:space="0" w:color="auto"/>
+              <w:right w:val="single" w:sz="4" w:space="0" w:color="auto"/>
+            </w:tcBorders>
+          </w:tcPr>
+          <w:p>
+            <w:pPr>
+              <w:rPr>
+                <w:sz w:val="32"/>
+                <w:szCs w:val="32"/>
+              </w:rPr>
+            </w:pPr>
+            <w:r>
+              <w:rPr>
+                <w:sz w:val="32"/>
+                <w:szCs w:val="32"/>
+              </w:rPr>
+              <w:t>6</w:t>
+            </w:r>
+            <w:r>
+              <w:rPr>
+                <w:sz w:val="32"/>
+                <w:szCs w:val="32"/>
+              </w:rPr>
+              <w:t xml:space="preserve"> to 7</w:t>
             </w:r>
           </w:p>
         </w:tc>
@@ -1072,7 +1662,7 @@
                 <w:sz w:val="32"/>
                 <w:szCs w:val="32"/>
               </w:rPr>
-              <w:t>5</w:t>
+              <w:t>7</w:t>
             </w:r>
           </w:p>
         </w:tc>
@@ -1102,7 +1692,14 @@
                 <w:sz w:val="32"/>
                 <w:szCs w:val="32"/>
               </w:rPr>
-              <w:t>Project Profile</w:t>
+              <w:t xml:space="preserve">Project </w:t>
+            </w:r>
+            <w:r>
+              <w:rPr>
+                <w:sz w:val="32"/>
+                <w:szCs w:val="32"/>
+              </w:rPr>
+              <w:t>Definition</w:t>
             </w:r>
           </w:p>
         </w:tc>
@@ -1128,21 +1725,7 @@
                 <w:sz w:val="32"/>
                 <w:szCs w:val="32"/>
               </w:rPr>
-              <w:t>5</w:t>
-            </w:r>
-            <w:r>
-              <w:rPr>
-                <w:sz w:val="32"/>
-                <w:szCs w:val="32"/>
-              </w:rPr>
-              <w:t xml:space="preserve"> to </w:t>
-            </w:r>
-            <w:r>
-              <w:rPr>
-                <w:sz w:val="32"/>
-                <w:szCs w:val="32"/>
-              </w:rPr>
-              <w:t>6</w:t>
+              <w:t>8</w:t>
             </w:r>
           </w:p>
         </w:tc>
@@ -1171,7 +1754,7 @@
                 <w:sz w:val="32"/>
                 <w:szCs w:val="32"/>
               </w:rPr>
-              <w:t>6</w:t>
+              <w:t>8</w:t>
             </w:r>
           </w:p>
         </w:tc>
@@ -1227,7 +1810,104 @@
                 <w:sz w:val="32"/>
                 <w:szCs w:val="32"/>
               </w:rPr>
-              <w:t>7</w:t>
+              <w:t>9</w:t>
+            </w:r>
+          </w:p>
+        </w:tc>
+      </w:tr>
+      <w:tr>
+        <w:tc>
+          <w:tcPr>
+            <w:tcW w:w="988" w:type="dxa"/>
+            <w:tcBorders>
+              <w:top w:val="single" w:sz="4" w:space="0" w:color="auto"/>
+              <w:left w:val="single" w:sz="4" w:space="0" w:color="auto"/>
+              <w:bottom w:val="single" w:sz="4" w:space="0" w:color="auto"/>
+              <w:right w:val="single" w:sz="4" w:space="0" w:color="auto"/>
+            </w:tcBorders>
+          </w:tcPr>
+          <w:p>
+            <w:pPr>
+              <w:rPr>
+                <w:sz w:val="32"/>
+                <w:szCs w:val="32"/>
+              </w:rPr>
+            </w:pPr>
+            <w:r>
+              <w:rPr>
+                <w:sz w:val="32"/>
+                <w:szCs w:val="32"/>
+              </w:rPr>
+              <w:t>9</w:t>
+            </w:r>
+          </w:p>
+        </w:tc>
+        <w:tc>
+          <w:tcPr>
+            <w:tcW w:w="5022" w:type="dxa"/>
+            <w:tcBorders>
+              <w:top w:val="single" w:sz="4" w:space="0" w:color="auto"/>
+              <w:left w:val="single" w:sz="4" w:space="0" w:color="auto"/>
+              <w:bottom w:val="single" w:sz="4" w:space="0" w:color="auto"/>
+              <w:right w:val="single" w:sz="4" w:space="0" w:color="auto"/>
+            </w:tcBorders>
+          </w:tcPr>
+          <w:p>
+            <w:pPr>
+              <w:tabs>
+                <w:tab w:val="left" w:pos="988"/>
+              </w:tabs>
+              <w:rPr>
+                <w:sz w:val="32"/>
+                <w:szCs w:val="32"/>
+              </w:rPr>
+            </w:pPr>
+            <w:r>
+              <w:rPr>
+                <w:sz w:val="32"/>
+                <w:szCs w:val="32"/>
+              </w:rPr>
+              <w:t>Feasibility Study</w:t>
+            </w:r>
+          </w:p>
+        </w:tc>
+        <w:tc>
+          <w:tcPr>
+            <w:tcW w:w="3006" w:type="dxa"/>
+            <w:tcBorders>
+              <w:top w:val="single" w:sz="4" w:space="0" w:color="auto"/>
+              <w:left w:val="single" w:sz="4" w:space="0" w:color="auto"/>
+              <w:bottom w:val="single" w:sz="4" w:space="0" w:color="auto"/>
+              <w:right w:val="single" w:sz="4" w:space="0" w:color="auto"/>
+            </w:tcBorders>
+          </w:tcPr>
+          <w:p>
+            <w:pPr>
+              <w:rPr>
+                <w:sz w:val="32"/>
+                <w:szCs w:val="32"/>
+              </w:rPr>
+            </w:pPr>
+            <w:r>
+              <w:rPr>
+                <w:sz w:val="32"/>
+                <w:szCs w:val="32"/>
+              </w:rPr>
+              <w:t>10</w:t>
+            </w:r>
+            <w:r>
+              <w:rPr>
+                <w:sz w:val="32"/>
+                <w:szCs w:val="32"/>
+              </w:rPr>
+              <w:t xml:space="preserve"> to </w:t>
+            </w:r>
+            <w:r>
+              <w:rPr>
+                <w:sz w:val="32"/>
+                <w:szCs w:val="32"/>
+              </w:rPr>
+              <w:t>11</w:t>
             </w:r>
           </w:p>
         </w:tc>
@@ -1256,7 +1936,7 @@
                 <w:sz w:val="32"/>
                 <w:szCs w:val="32"/>
               </w:rPr>
-              <w:t>7</w:t>
+              <w:t>10</w:t>
             </w:r>
           </w:p>
         </w:tc>
@@ -1312,7 +1992,28 @@
                 <w:sz w:val="32"/>
                 <w:szCs w:val="32"/>
               </w:rPr>
-              <w:t>8 to 9</w:t>
+              <w:t>12</w:t>
+            </w:r>
+            <w:r>
+              <w:rPr>
+                <w:sz w:val="32"/>
+                <w:szCs w:val="32"/>
+              </w:rPr>
+              <w:t xml:space="preserve"> to</w:t>
+            </w:r>
+            <w:r>
+              <w:rPr>
+                <w:sz w:val="32"/>
+                <w:szCs w:val="32"/>
+              </w:rPr>
+              <w:t>1</w:t>
+            </w:r>
+            <w:r>
+              <w:rPr>
+                <w:sz w:val="32"/>
+                <w:szCs w:val="32"/>
+              </w:rPr>
+              <w:t>3</w:t>
             </w:r>
           </w:p>
         </w:tc>
@@ -1341,7 +2042,7 @@
                 <w:sz w:val="32"/>
                 <w:szCs w:val="32"/>
               </w:rPr>
-              <w:t>8</w:t>
+              <w:t>11</w:t>
             </w:r>
           </w:p>
         </w:tc>
@@ -1404,7 +2105,14 @@
                 <w:sz w:val="32"/>
                 <w:szCs w:val="32"/>
               </w:rPr>
-              <w:t>0</w:t>
+              <w:t>4</w:t>
+            </w:r>
+            <w:r>
+              <w:rPr>
+                <w:sz w:val="32"/>
+                <w:szCs w:val="32"/>
+              </w:rPr>
+              <w:t xml:space="preserve"> to 15</w:t>
             </w:r>
           </w:p>
         </w:tc>
@@ -1433,7 +2141,7 @@
                 <w:sz w:val="32"/>
                 <w:szCs w:val="32"/>
               </w:rPr>
-              <w:t>9</w:t>
+              <w:t>12</w:t>
             </w:r>
           </w:p>
         </w:tc>
@@ -1496,7 +2204,7 @@
                 <w:sz w:val="32"/>
                 <w:szCs w:val="32"/>
               </w:rPr>
-              <w:t>1</w:t>
+              <w:t>6</w:t>
             </w:r>
           </w:p>
         </w:tc>
@@ -1532,7 +2240,7 @@
                 <w:sz w:val="32"/>
                 <w:szCs w:val="32"/>
               </w:rPr>
-              <w:t>0</w:t>
+              <w:t>3</w:t>
             </w:r>
           </w:p>
         </w:tc>
@@ -1595,7 +2303,7 @@
                 <w:sz w:val="32"/>
                 <w:szCs w:val="32"/>
               </w:rPr>
-              <w:t>2</w:t>
+              <w:t>7</w:t>
             </w:r>
           </w:p>
         </w:tc>
@@ -1631,7 +2339,7 @@
                 <w:sz w:val="32"/>
                 <w:szCs w:val="32"/>
               </w:rPr>
-              <w:t>1</w:t>
+              <w:t>4</w:t>
             </w:r>
           </w:p>
         </w:tc>
@@ -1682,7 +2390,21 @@
                 <w:sz w:val="32"/>
                 <w:szCs w:val="32"/>
               </w:rPr>
-              <w:t xml:space="preserve"> Use case</w:t>
+              <w:t xml:space="preserve"> Use </w:t>
+            </w:r>
+            <w:r>
+              <w:rPr>
+                <w:sz w:val="32"/>
+                <w:szCs w:val="32"/>
+              </w:rPr>
+              <w:t>C</w:t>
+            </w:r>
+            <w:r>
+              <w:rPr>
+                <w:sz w:val="32"/>
+                <w:szCs w:val="32"/>
+              </w:rPr>
+              <w:t>ase</w:t>
             </w:r>
             <w:r>
               <w:rPr>
@@ -1690,6 +2412,13 @@
                 <w:szCs w:val="32"/>
               </w:rPr>
               <w:t xml:space="preserve"> Diagram</w:t>
+            </w:r>
+            <w:r>
+              <w:rPr>
+                <w:sz w:val="32"/>
+                <w:szCs w:val="32"/>
+              </w:rPr>
+              <w:t>,, Sequence Diagram, Activity Diagram.</w:t>
             </w:r>
           </w:p>
         </w:tc>
@@ -1722,7 +2451,7 @@
                 <w:sz w:val="32"/>
                 <w:szCs w:val="32"/>
               </w:rPr>
-              <w:t>3</w:t>
+              <w:t>8</w:t>
             </w:r>
             <w:r>
               <w:rPr>
@@ -1736,7 +2465,14 @@
                 <w:sz w:val="32"/>
                 <w:szCs w:val="32"/>
               </w:rPr>
-              <w:t>15</w:t>
+              <w:t>2</w:t>
+            </w:r>
+            <w:r>
+              <w:rPr>
+                <w:sz w:val="32"/>
+                <w:szCs w:val="32"/>
+              </w:rPr>
+              <w:t>4</w:t>
             </w:r>
           </w:p>
         </w:tc>
@@ -1772,7 +2508,7 @@
                 <w:sz w:val="32"/>
                 <w:szCs w:val="32"/>
               </w:rPr>
-              <w:t>2</w:t>
+              <w:t>5</w:t>
             </w:r>
           </w:p>
         </w:tc>
@@ -1842,21 +2578,42 @@
                 <w:sz w:val="32"/>
                 <w:szCs w:val="32"/>
               </w:rPr>
-              <w:t>16</w:t>
-            </w:r>
-            <w:r>
-              <w:rPr>
-                <w:sz w:val="32"/>
-                <w:szCs w:val="32"/>
-              </w:rPr>
-              <w:t xml:space="preserve"> to </w:t>
-            </w:r>
-            <w:r>
-              <w:rPr>
-                <w:sz w:val="32"/>
-                <w:szCs w:val="32"/>
-              </w:rPr>
-              <w:t>18</w:t>
+              <w:t>2</w:t>
+            </w:r>
+            <w:r>
+              <w:rPr>
+                <w:sz w:val="32"/>
+                <w:szCs w:val="32"/>
+              </w:rPr>
+              <w:t>5</w:t>
+            </w:r>
+            <w:r>
+              <w:rPr>
+                <w:sz w:val="32"/>
+                <w:szCs w:val="32"/>
+              </w:rPr>
+              <w:t xml:space="preserve"> </w:t>
+            </w:r>
+            <w:r>
+              <w:rPr>
+                <w:sz w:val="32"/>
+                <w:szCs w:val="32"/>
+              </w:rPr>
+              <w:t xml:space="preserve">to </w:t>
+            </w:r>
+            <w:r>
+              <w:rPr>
+                <w:sz w:val="32"/>
+                <w:szCs w:val="32"/>
+              </w:rPr>
+              <w:t>2</w:t>
+            </w:r>
+            <w:r>
+              <w:rPr>
+                <w:sz w:val="32"/>
+                <w:szCs w:val="32"/>
+              </w:rPr>
+              <w:t>7</w:t>
             </w:r>
           </w:p>
         </w:tc>
@@ -1892,7 +2649,7 @@
                 <w:sz w:val="32"/>
                 <w:szCs w:val="32"/>
               </w:rPr>
-              <w:t>3</w:t>
+              <w:t>6</w:t>
             </w:r>
           </w:p>
         </w:tc>
@@ -1962,7 +2719,118 @@
                 <w:sz w:val="32"/>
                 <w:szCs w:val="32"/>
               </w:rPr>
-              <w:t>19</w:t>
+              <w:t>2</w:t>
+            </w:r>
+            <w:r>
+              <w:rPr>
+                <w:sz w:val="32"/>
+                <w:szCs w:val="32"/>
+              </w:rPr>
+              <w:t>8</w:t>
+            </w:r>
+          </w:p>
+        </w:tc>
+      </w:tr>
+      <w:tr>
+        <w:tc>
+          <w:tcPr>
+            <w:tcW w:w="988" w:type="dxa"/>
+            <w:tcBorders>
+              <w:top w:val="single" w:sz="4" w:space="0" w:color="auto"/>
+              <w:left w:val="single" w:sz="4" w:space="0" w:color="auto"/>
+              <w:bottom w:val="single" w:sz="4" w:space="0" w:color="auto"/>
+              <w:right w:val="single" w:sz="4" w:space="0" w:color="auto"/>
+            </w:tcBorders>
+          </w:tcPr>
+          <w:p>
+            <w:pPr>
+              <w:rPr>
+                <w:sz w:val="32"/>
+                <w:szCs w:val="32"/>
+              </w:rPr>
+            </w:pPr>
+            <w:r>
+              <w:rPr>
+                <w:sz w:val="32"/>
+                <w:szCs w:val="32"/>
+              </w:rPr>
+              <w:t>17</w:t>
+            </w:r>
+          </w:p>
+        </w:tc>
+        <w:tc>
+          <w:tcPr>
+            <w:tcW w:w="5022" w:type="dxa"/>
+            <w:tcBorders>
+              <w:top w:val="single" w:sz="4" w:space="0" w:color="auto"/>
+              <w:left w:val="single" w:sz="4" w:space="0" w:color="auto"/>
+              <w:bottom w:val="single" w:sz="4" w:space="0" w:color="auto"/>
+              <w:right w:val="single" w:sz="4" w:space="0" w:color="auto"/>
+            </w:tcBorders>
+          </w:tcPr>
+          <w:p>
+            <w:pPr>
+              <w:tabs>
+                <w:tab w:val="left" w:pos="988"/>
+              </w:tabs>
+              <w:rPr>
+                <w:sz w:val="32"/>
+                <w:szCs w:val="32"/>
+              </w:rPr>
+            </w:pPr>
+            <w:r>
+              <w:rPr>
+                <w:sz w:val="32"/>
+                <w:szCs w:val="32"/>
+              </w:rPr>
+              <w:t>MIS Report</w:t>
+            </w:r>
+          </w:p>
+        </w:tc>
+        <w:tc>
+          <w:tcPr>
+            <w:tcW w:w="3006" w:type="dxa"/>
+            <w:tcBorders>
+              <w:top w:val="single" w:sz="4" w:space="0" w:color="auto"/>
+              <w:left w:val="single" w:sz="4" w:space="0" w:color="auto"/>
+              <w:bottom w:val="single" w:sz="4" w:space="0" w:color="auto"/>
+              <w:right w:val="single" w:sz="4" w:space="0" w:color="auto"/>
+            </w:tcBorders>
+          </w:tcPr>
+          <w:p>
+            <w:pPr>
+              <w:rPr>
+                <w:sz w:val="32"/>
+                <w:szCs w:val="32"/>
+              </w:rPr>
+            </w:pPr>
+            <w:r>
+              <w:rPr>
+                <w:sz w:val="32"/>
+                <w:szCs w:val="32"/>
+              </w:rPr>
+              <w:t>2</w:t>
+            </w:r>
+            <w:r>
+              <w:rPr>
+                <w:sz w:val="32"/>
+                <w:szCs w:val="32"/>
+              </w:rPr>
+              <w:t>9</w:t>
+            </w:r>
+            <w:r>
+              <w:rPr>
+                <w:sz w:val="32"/>
+                <w:szCs w:val="32"/>
+              </w:rPr>
+              <w:t>-</w:t>
+            </w:r>
+            <w:r>
+              <w:rPr>
+                <w:sz w:val="32"/>
+                <w:szCs w:val="32"/>
+              </w:rPr>
+              <w:t>30</w:t>
             </w:r>
           </w:p>
         </w:tc>
@@ -1998,7 +2866,7 @@
                 <w:sz w:val="32"/>
                 <w:szCs w:val="32"/>
               </w:rPr>
-              <w:t>4</w:t>
+              <w:t>8</w:t>
             </w:r>
           </w:p>
         </w:tc>
@@ -2054,7 +2922,215 @@
                 <w:sz w:val="32"/>
                 <w:szCs w:val="32"/>
               </w:rPr>
+              <w:t>3</w:t>
+            </w:r>
+            <w:r>
+              <w:rPr>
+                <w:sz w:val="32"/>
+                <w:szCs w:val="32"/>
+              </w:rPr>
+              <w:t>1</w:t>
+            </w:r>
+          </w:p>
+        </w:tc>
+      </w:tr>
+      <w:tr>
+        <w:tc>
+          <w:tcPr>
+            <w:tcW w:w="988" w:type="dxa"/>
+            <w:tcBorders>
+              <w:top w:val="single" w:sz="4" w:space="0" w:color="auto"/>
+              <w:left w:val="single" w:sz="4" w:space="0" w:color="auto"/>
+              <w:bottom w:val="single" w:sz="4" w:space="0" w:color="auto"/>
+              <w:right w:val="single" w:sz="4" w:space="0" w:color="auto"/>
+            </w:tcBorders>
+          </w:tcPr>
+          <w:p>
+            <w:pPr>
+              <w:rPr>
+                <w:sz w:val="32"/>
+                <w:szCs w:val="32"/>
+              </w:rPr>
+            </w:pPr>
+            <w:r>
+              <w:rPr>
+                <w:sz w:val="32"/>
+                <w:szCs w:val="32"/>
+              </w:rPr>
+              <w:t>1</w:t>
+            </w:r>
+            <w:r>
+              <w:rPr>
+                <w:sz w:val="32"/>
+                <w:szCs w:val="32"/>
+              </w:rPr>
+              <w:t>9</w:t>
+            </w:r>
+          </w:p>
+        </w:tc>
+        <w:tc>
+          <w:tcPr>
+            <w:tcW w:w="5022" w:type="dxa"/>
+            <w:tcBorders>
+              <w:top w:val="single" w:sz="4" w:space="0" w:color="auto"/>
+              <w:left w:val="single" w:sz="4" w:space="0" w:color="auto"/>
+              <w:bottom w:val="single" w:sz="4" w:space="0" w:color="auto"/>
+              <w:right w:val="single" w:sz="4" w:space="0" w:color="auto"/>
+            </w:tcBorders>
+          </w:tcPr>
+          <w:p>
+            <w:pPr>
+              <w:tabs>
+                <w:tab w:val="left" w:pos="988"/>
+              </w:tabs>
+              <w:rPr>
+                <w:sz w:val="32"/>
+                <w:szCs w:val="32"/>
+              </w:rPr>
+            </w:pPr>
+            <w:r>
+              <w:rPr>
+                <w:sz w:val="32"/>
+                <w:szCs w:val="32"/>
+              </w:rPr>
+              <w:t>Future Enhancement</w:t>
+            </w:r>
+          </w:p>
+        </w:tc>
+        <w:tc>
+          <w:tcPr>
+            <w:tcW w:w="3006" w:type="dxa"/>
+            <w:tcBorders>
+              <w:top w:val="single" w:sz="4" w:space="0" w:color="auto"/>
+              <w:left w:val="single" w:sz="4" w:space="0" w:color="auto"/>
+              <w:bottom w:val="single" w:sz="4" w:space="0" w:color="auto"/>
+              <w:right w:val="single" w:sz="4" w:space="0" w:color="auto"/>
+            </w:tcBorders>
+          </w:tcPr>
+          <w:p>
+            <w:pPr>
+              <w:rPr>
+                <w:sz w:val="32"/>
+                <w:szCs w:val="32"/>
+              </w:rPr>
+            </w:pPr>
+            <w:r>
+              <w:rPr>
+                <w:sz w:val="32"/>
+                <w:szCs w:val="32"/>
+              </w:rPr>
+              <w:t>3</w:t>
+            </w:r>
+            <w:r>
+              <w:rPr>
+                <w:sz w:val="32"/>
+                <w:szCs w:val="32"/>
+              </w:rPr>
+              <w:t>2</w:t>
+            </w:r>
+          </w:p>
+        </w:tc>
+      </w:tr>
+      <w:tr>
+        <w:tc>
+          <w:tcPr>
+            <w:tcW w:w="988" w:type="dxa"/>
+            <w:tcBorders>
+              <w:top w:val="single" w:sz="4" w:space="0" w:color="auto"/>
+              <w:left w:val="single" w:sz="4" w:space="0" w:color="auto"/>
+              <w:bottom w:val="single" w:sz="4" w:space="0" w:color="auto"/>
+              <w:right w:val="single" w:sz="4" w:space="0" w:color="auto"/>
+            </w:tcBorders>
+          </w:tcPr>
+          <w:p>
+            <w:pPr>
+              <w:rPr>
+                <w:sz w:val="32"/>
+                <w:szCs w:val="32"/>
+              </w:rPr>
+            </w:pPr>
+            <w:r>
+              <w:rPr>
+                <w:sz w:val="32"/>
+                <w:szCs w:val="32"/>
+              </w:rPr>
               <w:t>20</w:t>
+            </w:r>
+          </w:p>
+        </w:tc>
+        <w:tc>
+          <w:tcPr>
+            <w:tcW w:w="5022" w:type="dxa"/>
+            <w:tcBorders>
+              <w:top w:val="single" w:sz="4" w:space="0" w:color="auto"/>
+              <w:left w:val="single" w:sz="4" w:space="0" w:color="auto"/>
+              <w:bottom w:val="single" w:sz="4" w:space="0" w:color="auto"/>
+              <w:right w:val="single" w:sz="4" w:space="0" w:color="auto"/>
+            </w:tcBorders>
+          </w:tcPr>
+          <w:p>
+            <w:pPr>
+              <w:tabs>
+                <w:tab w:val="left" w:pos="988"/>
+              </w:tabs>
+              <w:rPr>
+                <w:sz w:val="32"/>
+                <w:szCs w:val="32"/>
+              </w:rPr>
+            </w:pPr>
+            <w:r>
+              <w:rPr>
+                <w:sz w:val="32"/>
+                <w:szCs w:val="32"/>
+              </w:rPr>
+              <w:t>References</w:t>
+            </w:r>
+          </w:p>
+        </w:tc>
+        <w:tc>
+          <w:tcPr>
+            <w:tcW w:w="3006" w:type="dxa"/>
+            <w:tcBorders>
+              <w:top w:val="single" w:sz="4" w:space="0" w:color="auto"/>
+              <w:left w:val="single" w:sz="4" w:space="0" w:color="auto"/>
+              <w:bottom w:val="single" w:sz="4" w:space="0" w:color="auto"/>
+              <w:right w:val="single" w:sz="4" w:space="0" w:color="auto"/>
+            </w:tcBorders>
+          </w:tcPr>
+          <w:p>
+            <w:pPr>
+              <w:rPr>
+                <w:sz w:val="32"/>
+                <w:szCs w:val="32"/>
+              </w:rPr>
+            </w:pPr>
+            <w:r>
+              <w:rPr>
+                <w:sz w:val="32"/>
+                <w:szCs w:val="32"/>
+              </w:rPr>
+              <w:t>3</w:t>
+            </w:r>
+            <w:r>
+              <w:rPr>
+                <w:sz w:val="32"/>
+                <w:szCs w:val="32"/>
+              </w:rPr>
+              <w:t>3</w:t>
+            </w:r>
+            <w:r>
+              <w:rPr>
+                <w:sz w:val="32"/>
+                <w:szCs w:val="32"/>
+              </w:rPr>
+              <w:t>-3</w:t>
+            </w:r>
+            <w:r>
+              <w:rPr>
+                <w:sz w:val="32"/>
+                <w:szCs w:val="32"/>
+              </w:rPr>
+              <w:t>4</w:t>
             </w:r>
           </w:p>
         </w:tc>
@@ -2076,13 +3152,6 @@
     <w:p/>
     <w:p/>
     <w:p/>
-    <w:p/>
-    <w:p/>
-    <w:p/>
-    <w:p/>
-    <w:p/>
-    <w:p/>
-    <w:p/>
     <w:p>
       <w:pPr>
         <w:jc w:val="center"/>
@@ -2093,35 +3162,25 @@
           <w:szCs w:val="36"/>
         </w:rPr>
       </w:pPr>
-    </w:p>
-    <w:p>
-      <w:pPr>
-        <w:jc w:val="center"/>
+      <w:r>
         <w:rPr>
           <w:b/>
           <w:bCs/>
           <w:sz w:val="36"/>
           <w:szCs w:val="36"/>
         </w:rPr>
-      </w:pPr>
-      <w:r>
+        <w:lastRenderedPageBreak/>
+        <w:t>Introduction</w:t>
+      </w:r>
+    </w:p>
+    <w:p>
+      <w:pPr>
         <w:rPr>
           <w:b/>
           <w:bCs/>
           <w:sz w:val="36"/>
           <w:szCs w:val="36"/>
         </w:rPr>
-        <w:t>Introduction</w:t>
-      </w:r>
-    </w:p>
-    <w:p>
-      <w:pPr>
-        <w:rPr>
-          <w:b/>
-          <w:bCs/>
-          <w:sz w:val="36"/>
-          <w:szCs w:val="36"/>
-        </w:rPr>
       </w:pPr>
     </w:p>
     <w:p>
@@ -2214,6 +3273,14 @@
         </w:rPr>
         <w:t>This project demonstrates practical implementation of RESTful APIs, secure authentication and authorization using Spring Security, proper relational database design with JPA mappings, and responsive user interface development using Tailwind CSS. Overall, the system reflects an industry-level full stack application that emphasizes security, scalability, performance, and modern web development practices.</w:t>
       </w:r>
+    </w:p>
+    <w:p>
+      <w:pPr>
+        <w:rPr>
+          <w:sz w:val="32"/>
+          <w:szCs w:val="32"/>
+        </w:rPr>
+      </w:pPr>
     </w:p>
     <w:p>
       <w:pPr>
@@ -3136,7 +4203,14 @@
                 <w:sz w:val="32"/>
                 <w:szCs w:val="32"/>
               </w:rPr>
-              <w:t>Software: Vs Code</w:t>
+              <w:t xml:space="preserve">Software: </w:t>
+            </w:r>
+            <w:r>
+              <w:rPr>
+                <w:sz w:val="32"/>
+                <w:szCs w:val="32"/>
+              </w:rPr>
+              <w:t>IntelliJ Idea</w:t>
             </w:r>
           </w:p>
           <w:p>
@@ -3747,6 +4821,380 @@
     </w:p>
     <w:p>
       <w:pPr>
+        <w:jc w:val="center"/>
+        <w:rPr>
+          <w:b/>
+          <w:bCs/>
+          <w:sz w:val="32"/>
+          <w:szCs w:val="32"/>
+        </w:rPr>
+      </w:pPr>
+      <w:r>
+        <w:rPr>
+          <w:b/>
+          <w:bCs/>
+          <w:sz w:val="32"/>
+          <w:szCs w:val="32"/>
+        </w:rPr>
+        <w:lastRenderedPageBreak/>
+        <w:t>Project Definition</w:t>
+      </w:r>
+    </w:p>
+    <w:p>
+      <w:pPr>
+        <w:jc w:val="center"/>
+        <w:rPr>
+          <w:b/>
+          <w:bCs/>
+          <w:sz w:val="32"/>
+          <w:szCs w:val="32"/>
+        </w:rPr>
+      </w:pPr>
+    </w:p>
+    <w:p>
+      <w:pPr>
+        <w:rPr>
+          <w:sz w:val="28"/>
+          <w:szCs w:val="28"/>
+        </w:rPr>
+      </w:pPr>
+      <w:r>
+        <w:rPr>
+          <w:b/>
+          <w:bCs/>
+          <w:sz w:val="28"/>
+          <w:szCs w:val="28"/>
+        </w:rPr>
+        <w:t>Connectify – Full Stack Social Media Application</w:t>
+      </w:r>
+      <w:r>
+        <w:rPr>
+          <w:sz w:val="28"/>
+          <w:szCs w:val="28"/>
+        </w:rPr>
+        <w:t xml:space="preserve"> is a web-based platform designed to enable users to connect, interact, and share content in a secure and scalable digital environment. The system allows users to register, authenticate securely using JWT-based authentication, create and manage posts with media content (images/videos), like and comment on posts, follow other users, send direct messages, and receive real-time notifications.</w:t>
+      </w:r>
+    </w:p>
+    <w:p>
+      <w:pPr>
+        <w:rPr>
+          <w:sz w:val="28"/>
+          <w:szCs w:val="28"/>
+        </w:rPr>
+      </w:pPr>
+    </w:p>
+    <w:p>
+      <w:pPr>
+        <w:rPr>
+          <w:sz w:val="28"/>
+          <w:szCs w:val="28"/>
+        </w:rPr>
+      </w:pPr>
+      <w:r>
+        <w:rPr>
+          <w:sz w:val="28"/>
+          <w:szCs w:val="28"/>
+        </w:rPr>
+        <w:t xml:space="preserve">The application is developed using a modern full stack architecture with a </w:t>
+      </w:r>
+      <w:r>
+        <w:rPr>
+          <w:b/>
+          <w:bCs/>
+          <w:sz w:val="28"/>
+          <w:szCs w:val="28"/>
+        </w:rPr>
+        <w:t>React</w:t>
+      </w:r>
+      <w:r>
+        <w:rPr>
+          <w:sz w:val="28"/>
+          <w:szCs w:val="28"/>
+        </w:rPr>
+        <w:t xml:space="preserve"> frontend, </w:t>
+      </w:r>
+      <w:r>
+        <w:rPr>
+          <w:b/>
+          <w:bCs/>
+          <w:sz w:val="28"/>
+          <w:szCs w:val="28"/>
+        </w:rPr>
+        <w:t>Spring Boot</w:t>
+      </w:r>
+      <w:r>
+        <w:rPr>
+          <w:sz w:val="28"/>
+          <w:szCs w:val="28"/>
+        </w:rPr>
+        <w:t xml:space="preserve"> backend, </w:t>
+      </w:r>
+      <w:r>
+        <w:rPr>
+          <w:b/>
+          <w:bCs/>
+          <w:sz w:val="28"/>
+          <w:szCs w:val="28"/>
+        </w:rPr>
+        <w:t>MySQL</w:t>
+      </w:r>
+      <w:r>
+        <w:rPr>
+          <w:sz w:val="28"/>
+          <w:szCs w:val="28"/>
+        </w:rPr>
+        <w:t xml:space="preserve"> database, and </w:t>
+      </w:r>
+      <w:r>
+        <w:rPr>
+          <w:b/>
+          <w:bCs/>
+          <w:sz w:val="28"/>
+          <w:szCs w:val="28"/>
+        </w:rPr>
+        <w:t>WebSocket</w:t>
+      </w:r>
+      <w:r>
+        <w:rPr>
+          <w:sz w:val="28"/>
+          <w:szCs w:val="28"/>
+        </w:rPr>
+        <w:t>-based real-time communication. It ensures role-based access control for both normal users and administrators, where administrators can manage users, moderate content, and maintain platform integrity.</w:t>
+      </w:r>
+    </w:p>
+    <w:p>
+      <w:pPr>
+        <w:rPr>
+          <w:sz w:val="28"/>
+          <w:szCs w:val="28"/>
+        </w:rPr>
+      </w:pPr>
+    </w:p>
+    <w:p>
+      <w:pPr>
+        <w:rPr>
+          <w:sz w:val="28"/>
+          <w:szCs w:val="28"/>
+        </w:rPr>
+      </w:pPr>
+      <w:r>
+        <w:rPr>
+          <w:sz w:val="28"/>
+          <w:szCs w:val="28"/>
+        </w:rPr>
+        <w:t xml:space="preserve">The primary objective of the project is to design and implement a scalable, secure, and industry-standard social networking system that demonstrates practical implementation of </w:t>
+      </w:r>
+      <w:r>
+        <w:rPr>
+          <w:b/>
+          <w:bCs/>
+          <w:sz w:val="28"/>
+          <w:szCs w:val="28"/>
+        </w:rPr>
+        <w:t>REST APIs</w:t>
+      </w:r>
+      <w:r>
+        <w:rPr>
+          <w:sz w:val="28"/>
+          <w:szCs w:val="28"/>
+        </w:rPr>
+        <w:t>, database relationships, authentication mechanisms, and real-time communication technologies. The system emphasizes performance, security, maintainability, and user experience, making it suitable for real-world deployment and future expansion.</w:t>
+      </w:r>
+    </w:p>
+    <w:p>
+      <w:pPr>
+        <w:ind w:left="720" w:firstLine="720"/>
+        <w:jc w:val="center"/>
+        <w:rPr>
+          <w:b/>
+          <w:bCs/>
+          <w:sz w:val="36"/>
+          <w:szCs w:val="36"/>
+        </w:rPr>
+      </w:pPr>
+    </w:p>
+    <w:p>
+      <w:pPr>
+        <w:ind w:left="720" w:firstLine="720"/>
+        <w:jc w:val="center"/>
+        <w:rPr>
+          <w:b/>
+          <w:bCs/>
+          <w:sz w:val="36"/>
+          <w:szCs w:val="36"/>
+        </w:rPr>
+      </w:pPr>
+    </w:p>
+    <w:p>
+      <w:pPr>
+        <w:ind w:left="720" w:firstLine="720"/>
+        <w:jc w:val="center"/>
+        <w:rPr>
+          <w:b/>
+          <w:bCs/>
+          <w:sz w:val="36"/>
+          <w:szCs w:val="36"/>
+        </w:rPr>
+      </w:pPr>
+    </w:p>
+    <w:p>
+      <w:pPr>
+        <w:ind w:left="720" w:firstLine="720"/>
+        <w:jc w:val="center"/>
+        <w:rPr>
+          <w:b/>
+          <w:bCs/>
+          <w:sz w:val="36"/>
+          <w:szCs w:val="36"/>
+        </w:rPr>
+      </w:pPr>
+    </w:p>
+    <w:p>
+      <w:pPr>
+        <w:ind w:left="720" w:firstLine="720"/>
+        <w:jc w:val="center"/>
+        <w:rPr>
+          <w:b/>
+          <w:bCs/>
+          <w:sz w:val="36"/>
+          <w:szCs w:val="36"/>
+        </w:rPr>
+      </w:pPr>
+    </w:p>
+    <w:p>
+      <w:pPr>
+        <w:ind w:left="720" w:firstLine="720"/>
+        <w:jc w:val="center"/>
+        <w:rPr>
+          <w:b/>
+          <w:bCs/>
+          <w:sz w:val="36"/>
+          <w:szCs w:val="36"/>
+        </w:rPr>
+      </w:pPr>
+    </w:p>
+    <w:p>
+      <w:pPr>
+        <w:ind w:left="720" w:firstLine="720"/>
+        <w:jc w:val="center"/>
+        <w:rPr>
+          <w:b/>
+          <w:bCs/>
+          <w:sz w:val="36"/>
+          <w:szCs w:val="36"/>
+        </w:rPr>
+      </w:pPr>
+    </w:p>
+    <w:p>
+      <w:pPr>
+        <w:ind w:left="720" w:firstLine="720"/>
+        <w:jc w:val="center"/>
+        <w:rPr>
+          <w:b/>
+          <w:bCs/>
+          <w:sz w:val="36"/>
+          <w:szCs w:val="36"/>
+        </w:rPr>
+      </w:pPr>
+    </w:p>
+    <w:p>
+      <w:pPr>
+        <w:ind w:left="720" w:firstLine="720"/>
+        <w:jc w:val="center"/>
+        <w:rPr>
+          <w:b/>
+          <w:bCs/>
+          <w:sz w:val="36"/>
+          <w:szCs w:val="36"/>
+        </w:rPr>
+      </w:pPr>
+    </w:p>
+    <w:p>
+      <w:pPr>
+        <w:ind w:left="720" w:firstLine="720"/>
+        <w:jc w:val="center"/>
+        <w:rPr>
+          <w:b/>
+          <w:bCs/>
+          <w:sz w:val="36"/>
+          <w:szCs w:val="36"/>
+        </w:rPr>
+      </w:pPr>
+    </w:p>
+    <w:p>
+      <w:pPr>
+        <w:ind w:left="720" w:firstLine="720"/>
+        <w:jc w:val="center"/>
+        <w:rPr>
+          <w:b/>
+          <w:bCs/>
+          <w:sz w:val="36"/>
+          <w:szCs w:val="36"/>
+        </w:rPr>
+      </w:pPr>
+    </w:p>
+    <w:p>
+      <w:pPr>
+        <w:ind w:left="720" w:firstLine="720"/>
+        <w:jc w:val="center"/>
+        <w:rPr>
+          <w:b/>
+          <w:bCs/>
+          <w:sz w:val="36"/>
+          <w:szCs w:val="36"/>
+        </w:rPr>
+      </w:pPr>
+    </w:p>
+    <w:p>
+      <w:pPr>
+        <w:ind w:left="720" w:firstLine="720"/>
+        <w:jc w:val="center"/>
+        <w:rPr>
+          <w:b/>
+          <w:bCs/>
+          <w:sz w:val="36"/>
+          <w:szCs w:val="36"/>
+        </w:rPr>
+      </w:pPr>
+    </w:p>
+    <w:p>
+      <w:pPr>
+        <w:ind w:left="720" w:firstLine="720"/>
+        <w:jc w:val="center"/>
+        <w:rPr>
+          <w:b/>
+          <w:bCs/>
+          <w:sz w:val="36"/>
+          <w:szCs w:val="36"/>
+        </w:rPr>
+      </w:pPr>
+    </w:p>
+    <w:p>
+      <w:pPr>
+        <w:ind w:left="720" w:firstLine="720"/>
+        <w:jc w:val="center"/>
+        <w:rPr>
+          <w:b/>
+          <w:bCs/>
+          <w:sz w:val="36"/>
+          <w:szCs w:val="36"/>
+        </w:rPr>
+      </w:pPr>
+    </w:p>
+    <w:p>
+      <w:pPr>
+        <w:ind w:left="720" w:firstLine="720"/>
+        <w:jc w:val="center"/>
+        <w:rPr>
+          <w:b/>
+          <w:bCs/>
+          <w:sz w:val="36"/>
+          <w:szCs w:val="36"/>
+        </w:rPr>
+      </w:pPr>
+    </w:p>
+    <w:p>
+      <w:pPr>
         <w:ind w:left="720" w:firstLine="720"/>
         <w:jc w:val="center"/>
         <w:rPr>
@@ -4351,6 +5799,663 @@
           <w:szCs w:val="32"/>
         </w:rPr>
         <w:lastRenderedPageBreak/>
+        <w:t>Feasibility Study</w:t>
+      </w:r>
+    </w:p>
+    <w:p>
+      <w:pPr>
+        <w:jc w:val="center"/>
+        <w:rPr>
+          <w:b/>
+          <w:bCs/>
+          <w:sz w:val="32"/>
+          <w:szCs w:val="32"/>
+        </w:rPr>
+      </w:pPr>
+    </w:p>
+    <w:p>
+      <w:pPr>
+        <w:rPr>
+          <w:sz w:val="28"/>
+          <w:szCs w:val="28"/>
+        </w:rPr>
+      </w:pPr>
+      <w:r>
+        <w:rPr>
+          <w:sz w:val="28"/>
+          <w:szCs w:val="28"/>
+        </w:rPr>
+        <w:t>The feasibility study evaluates the practicality and viability of developing and implementing the Connectify – Full Stack Social Media Application. The analysis ensures that the system is technically possible, economically viable, and operationally practical.</w:t>
+      </w:r>
+    </w:p>
+    <w:p>
+      <w:pPr>
+        <w:rPr>
+          <w:sz w:val="28"/>
+          <w:szCs w:val="28"/>
+        </w:rPr>
+      </w:pPr>
+    </w:p>
+    <w:p>
+      <w:pPr>
+        <w:pStyle w:val="ListParagraph"/>
+        <w:numPr>
+          <w:ilvl w:val="0"/>
+          <w:numId w:val="24"/>
+        </w:numPr>
+        <w:rPr>
+          <w:b/>
+          <w:bCs/>
+          <w:sz w:val="32"/>
+          <w:szCs w:val="32"/>
+        </w:rPr>
+      </w:pPr>
+      <w:r>
+        <w:rPr>
+          <w:b/>
+          <w:bCs/>
+          <w:sz w:val="32"/>
+          <w:szCs w:val="32"/>
+        </w:rPr>
+        <w:t>Technical Feasibility</w:t>
+      </w:r>
+    </w:p>
+    <w:p>
+      <w:pPr>
+        <w:rPr>
+          <w:sz w:val="28"/>
+          <w:szCs w:val="28"/>
+        </w:rPr>
+      </w:pPr>
+      <w:r>
+        <w:rPr>
+          <w:sz w:val="28"/>
+          <w:szCs w:val="28"/>
+        </w:rPr>
+        <w:t>The project is technically feasible as it is developed using widely adopted and industry-standard technologies such as React for frontend development, Spring Boot for backend services, MySQL for database management, and WebSockets for real-time communication. These technologies are stable, well-documented, and supported by strong developer communities.</w:t>
+      </w:r>
+    </w:p>
+    <w:p>
+      <w:pPr>
+        <w:rPr>
+          <w:sz w:val="28"/>
+          <w:szCs w:val="28"/>
+        </w:rPr>
+      </w:pPr>
+    </w:p>
+    <w:p>
+      <w:pPr>
+        <w:rPr>
+          <w:sz w:val="28"/>
+          <w:szCs w:val="28"/>
+        </w:rPr>
+      </w:pPr>
+      <w:r>
+        <w:rPr>
+          <w:sz w:val="28"/>
+          <w:szCs w:val="28"/>
+        </w:rPr>
+        <w:t>The development tools such as IntelliJ IDEA and Postman further simplify API development and testing. Since the system follows a modular architecture with REST APIs and proper database design, it can be easily maintained and scaled in the future.</w:t>
+      </w:r>
+    </w:p>
+    <w:p>
+      <w:pPr>
+        <w:rPr>
+          <w:sz w:val="28"/>
+          <w:szCs w:val="28"/>
+        </w:rPr>
+      </w:pPr>
+    </w:p>
+    <w:p>
+      <w:pPr>
+        <w:pStyle w:val="ListParagraph"/>
+        <w:numPr>
+          <w:ilvl w:val="0"/>
+          <w:numId w:val="24"/>
+        </w:numPr>
+        <w:rPr>
+          <w:b/>
+          <w:bCs/>
+          <w:sz w:val="32"/>
+          <w:szCs w:val="32"/>
+        </w:rPr>
+      </w:pPr>
+      <w:r>
+        <w:rPr>
+          <w:b/>
+          <w:bCs/>
+          <w:sz w:val="32"/>
+          <w:szCs w:val="32"/>
+        </w:rPr>
+        <w:t>Economic Feasibility</w:t>
+      </w:r>
+    </w:p>
+    <w:p>
+      <w:pPr>
+        <w:rPr>
+          <w:sz w:val="28"/>
+          <w:szCs w:val="28"/>
+        </w:rPr>
+      </w:pPr>
+      <w:r>
+        <w:rPr>
+          <w:sz w:val="28"/>
+          <w:szCs w:val="28"/>
+        </w:rPr>
+        <w:t>The system is economically feasible because it uses open-source technologies that do not require expensive licensing costs. Development tools like IntelliJ IDEA (Community Edition), MySQL, Spring Boot, and React are freely available.</w:t>
+      </w:r>
+    </w:p>
+    <w:p>
+      <w:pPr>
+        <w:rPr>
+          <w:sz w:val="28"/>
+          <w:szCs w:val="28"/>
+        </w:rPr>
+      </w:pPr>
+    </w:p>
+    <w:p>
+      <w:pPr>
+        <w:rPr>
+          <w:sz w:val="28"/>
+          <w:szCs w:val="28"/>
+        </w:rPr>
+      </w:pPr>
+      <w:r>
+        <w:rPr>
+          <w:sz w:val="28"/>
+          <w:szCs w:val="28"/>
+        </w:rPr>
+        <w:t>Deployment can initially be done on low-cost cloud platforms or local servers, making the overall development and implementation cost minimal. Therefore, the project can be developed and maintained within a reasonable budget.</w:t>
+      </w:r>
+    </w:p>
+    <w:p>
+      <w:pPr>
+        <w:rPr>
+          <w:sz w:val="28"/>
+          <w:szCs w:val="28"/>
+        </w:rPr>
+      </w:pPr>
+    </w:p>
+    <w:p>
+      <w:pPr>
+        <w:pStyle w:val="ListParagraph"/>
+        <w:numPr>
+          <w:ilvl w:val="0"/>
+          <w:numId w:val="24"/>
+        </w:numPr>
+        <w:rPr>
+          <w:b/>
+          <w:bCs/>
+          <w:sz w:val="32"/>
+          <w:szCs w:val="32"/>
+        </w:rPr>
+      </w:pPr>
+      <w:r>
+        <w:rPr>
+          <w:b/>
+          <w:bCs/>
+          <w:sz w:val="32"/>
+          <w:szCs w:val="32"/>
+        </w:rPr>
+        <w:t>Operational Feasibility</w:t>
+      </w:r>
+    </w:p>
+    <w:p>
+      <w:pPr>
+        <w:rPr>
+          <w:sz w:val="28"/>
+          <w:szCs w:val="28"/>
+        </w:rPr>
+      </w:pPr>
+      <w:r>
+        <w:rPr>
+          <w:sz w:val="28"/>
+          <w:szCs w:val="28"/>
+        </w:rPr>
+        <w:t>The application is user-friendly and designed with an intuitive interface, making it easy for users to interact with the system. Features such as secure authentication, role-based access control, real-time messaging, and notifications enhance usability and platform engagement.</w:t>
+      </w:r>
+    </w:p>
+    <w:p>
+      <w:pPr>
+        <w:rPr>
+          <w:sz w:val="28"/>
+          <w:szCs w:val="28"/>
+        </w:rPr>
+      </w:pPr>
+    </w:p>
+    <w:p>
+      <w:pPr>
+        <w:rPr>
+          <w:sz w:val="28"/>
+          <w:szCs w:val="28"/>
+        </w:rPr>
+      </w:pPr>
+      <w:r>
+        <w:rPr>
+          <w:sz w:val="28"/>
+          <w:szCs w:val="28"/>
+        </w:rPr>
+        <w:t>Administrators can efficiently manage users, moderate content, and monitor platform activities through the admin dashboard, ensuring smooth system operations.</w:t>
+      </w:r>
+    </w:p>
+    <w:p>
+      <w:pPr>
+        <w:rPr>
+          <w:sz w:val="28"/>
+          <w:szCs w:val="28"/>
+        </w:rPr>
+      </w:pPr>
+    </w:p>
+    <w:p>
+      <w:pPr>
+        <w:rPr>
+          <w:sz w:val="28"/>
+          <w:szCs w:val="28"/>
+        </w:rPr>
+      </w:pPr>
+    </w:p>
+    <w:p>
+      <w:pPr>
+        <w:rPr>
+          <w:sz w:val="28"/>
+          <w:szCs w:val="28"/>
+        </w:rPr>
+      </w:pPr>
+    </w:p>
+    <w:p>
+      <w:pPr>
+        <w:rPr>
+          <w:sz w:val="28"/>
+          <w:szCs w:val="28"/>
+        </w:rPr>
+      </w:pPr>
+    </w:p>
+    <w:p>
+      <w:pPr>
+        <w:pStyle w:val="ListParagraph"/>
+        <w:numPr>
+          <w:ilvl w:val="0"/>
+          <w:numId w:val="24"/>
+        </w:numPr>
+        <w:rPr>
+          <w:b/>
+          <w:bCs/>
+          <w:sz w:val="32"/>
+          <w:szCs w:val="32"/>
+        </w:rPr>
+      </w:pPr>
+      <w:r>
+        <w:rPr>
+          <w:b/>
+          <w:bCs/>
+          <w:sz w:val="32"/>
+          <w:szCs w:val="32"/>
+        </w:rPr>
+        <w:lastRenderedPageBreak/>
+        <w:t>Schedule Feasibility</w:t>
+      </w:r>
+    </w:p>
+    <w:p>
+      <w:pPr>
+        <w:rPr>
+          <w:sz w:val="28"/>
+          <w:szCs w:val="28"/>
+        </w:rPr>
+      </w:pPr>
+      <w:r>
+        <w:rPr>
+          <w:sz w:val="28"/>
+          <w:szCs w:val="28"/>
+        </w:rPr>
+        <w:t>The project is feasible within the given academic timeline. The development process is divided into phases including requirement analysis, system design, backend development, frontend development, integration, testing, and deployment. With proper planning and milestone tracking, the system can be completed within the allocated timeframe.</w:t>
+      </w:r>
+    </w:p>
+    <w:p>
+      <w:pPr>
+        <w:rPr>
+          <w:sz w:val="28"/>
+          <w:szCs w:val="28"/>
+        </w:rPr>
+      </w:pPr>
+    </w:p>
+    <w:p>
+      <w:pPr>
+        <w:rPr>
+          <w:sz w:val="28"/>
+          <w:szCs w:val="28"/>
+        </w:rPr>
+      </w:pPr>
+      <w:r>
+        <w:rPr>
+          <w:sz w:val="28"/>
+          <w:szCs w:val="28"/>
+        </w:rPr>
+        <w:t>Overall, the feasibility analysis confirms that the Connectify application is technically achievable, financially practical, operationally efficient, and executable within the defined project schedule.</w:t>
+      </w:r>
+    </w:p>
+    <w:p>
+      <w:pPr>
+        <w:rPr>
+          <w:sz w:val="28"/>
+          <w:szCs w:val="28"/>
+        </w:rPr>
+      </w:pPr>
+    </w:p>
+    <w:p>
+      <w:pPr>
+        <w:jc w:val="center"/>
+        <w:rPr>
+          <w:b/>
+          <w:bCs/>
+          <w:sz w:val="32"/>
+          <w:szCs w:val="32"/>
+        </w:rPr>
+      </w:pPr>
+    </w:p>
+    <w:p>
+      <w:pPr>
+        <w:jc w:val="center"/>
+        <w:rPr>
+          <w:b/>
+          <w:bCs/>
+          <w:sz w:val="32"/>
+          <w:szCs w:val="32"/>
+        </w:rPr>
+      </w:pPr>
+    </w:p>
+    <w:p>
+      <w:pPr>
+        <w:jc w:val="center"/>
+        <w:rPr>
+          <w:b/>
+          <w:bCs/>
+          <w:sz w:val="32"/>
+          <w:szCs w:val="32"/>
+        </w:rPr>
+      </w:pPr>
+    </w:p>
+    <w:p>
+      <w:pPr>
+        <w:jc w:val="center"/>
+        <w:rPr>
+          <w:b/>
+          <w:bCs/>
+          <w:sz w:val="32"/>
+          <w:szCs w:val="32"/>
+        </w:rPr>
+      </w:pPr>
+    </w:p>
+    <w:p>
+      <w:pPr>
+        <w:jc w:val="center"/>
+        <w:rPr>
+          <w:b/>
+          <w:bCs/>
+          <w:sz w:val="32"/>
+          <w:szCs w:val="32"/>
+        </w:rPr>
+      </w:pPr>
+    </w:p>
+    <w:p>
+      <w:pPr>
+        <w:jc w:val="center"/>
+        <w:rPr>
+          <w:b/>
+          <w:bCs/>
+          <w:sz w:val="32"/>
+          <w:szCs w:val="32"/>
+        </w:rPr>
+      </w:pPr>
+    </w:p>
+    <w:p>
+      <w:pPr>
+        <w:jc w:val="center"/>
+        <w:rPr>
+          <w:b/>
+          <w:bCs/>
+          <w:sz w:val="32"/>
+          <w:szCs w:val="32"/>
+        </w:rPr>
+      </w:pPr>
+    </w:p>
+    <w:p>
+      <w:pPr>
+        <w:jc w:val="center"/>
+        <w:rPr>
+          <w:b/>
+          <w:bCs/>
+          <w:sz w:val="32"/>
+          <w:szCs w:val="32"/>
+        </w:rPr>
+      </w:pPr>
+    </w:p>
+    <w:p>
+      <w:pPr>
+        <w:jc w:val="center"/>
+        <w:rPr>
+          <w:b/>
+          <w:bCs/>
+          <w:sz w:val="32"/>
+          <w:szCs w:val="32"/>
+        </w:rPr>
+      </w:pPr>
+    </w:p>
+    <w:p>
+      <w:pPr>
+        <w:jc w:val="center"/>
+        <w:rPr>
+          <w:b/>
+          <w:bCs/>
+          <w:sz w:val="32"/>
+          <w:szCs w:val="32"/>
+        </w:rPr>
+      </w:pPr>
+    </w:p>
+    <w:p>
+      <w:pPr>
+        <w:jc w:val="center"/>
+        <w:rPr>
+          <w:b/>
+          <w:bCs/>
+          <w:sz w:val="32"/>
+          <w:szCs w:val="32"/>
+        </w:rPr>
+      </w:pPr>
+    </w:p>
+    <w:p>
+      <w:pPr>
+        <w:jc w:val="center"/>
+        <w:rPr>
+          <w:b/>
+          <w:bCs/>
+          <w:sz w:val="32"/>
+          <w:szCs w:val="32"/>
+        </w:rPr>
+      </w:pPr>
+    </w:p>
+    <w:p>
+      <w:pPr>
+        <w:jc w:val="center"/>
+        <w:rPr>
+          <w:b/>
+          <w:bCs/>
+          <w:sz w:val="32"/>
+          <w:szCs w:val="32"/>
+        </w:rPr>
+      </w:pPr>
+    </w:p>
+    <w:p>
+      <w:pPr>
+        <w:jc w:val="center"/>
+        <w:rPr>
+          <w:b/>
+          <w:bCs/>
+          <w:sz w:val="32"/>
+          <w:szCs w:val="32"/>
+        </w:rPr>
+      </w:pPr>
+    </w:p>
+    <w:p>
+      <w:pPr>
+        <w:jc w:val="center"/>
+        <w:rPr>
+          <w:b/>
+          <w:bCs/>
+          <w:sz w:val="32"/>
+          <w:szCs w:val="32"/>
+        </w:rPr>
+      </w:pPr>
+    </w:p>
+    <w:p>
+      <w:pPr>
+        <w:jc w:val="center"/>
+        <w:rPr>
+          <w:b/>
+          <w:bCs/>
+          <w:sz w:val="32"/>
+          <w:szCs w:val="32"/>
+        </w:rPr>
+      </w:pPr>
+    </w:p>
+    <w:p>
+      <w:pPr>
+        <w:jc w:val="center"/>
+        <w:rPr>
+          <w:b/>
+          <w:bCs/>
+          <w:sz w:val="32"/>
+          <w:szCs w:val="32"/>
+        </w:rPr>
+      </w:pPr>
+    </w:p>
+    <w:p>
+      <w:pPr>
+        <w:jc w:val="center"/>
+        <w:rPr>
+          <w:b/>
+          <w:bCs/>
+          <w:sz w:val="32"/>
+          <w:szCs w:val="32"/>
+        </w:rPr>
+      </w:pPr>
+    </w:p>
+    <w:p>
+      <w:pPr>
+        <w:jc w:val="center"/>
+        <w:rPr>
+          <w:b/>
+          <w:bCs/>
+          <w:sz w:val="32"/>
+          <w:szCs w:val="32"/>
+        </w:rPr>
+      </w:pPr>
+    </w:p>
+    <w:p>
+      <w:pPr>
+        <w:jc w:val="center"/>
+        <w:rPr>
+          <w:b/>
+          <w:bCs/>
+          <w:sz w:val="32"/>
+          <w:szCs w:val="32"/>
+        </w:rPr>
+      </w:pPr>
+    </w:p>
+    <w:p>
+      <w:pPr>
+        <w:jc w:val="center"/>
+        <w:rPr>
+          <w:b/>
+          <w:bCs/>
+          <w:sz w:val="32"/>
+          <w:szCs w:val="32"/>
+        </w:rPr>
+      </w:pPr>
+    </w:p>
+    <w:p>
+      <w:pPr>
+        <w:jc w:val="center"/>
+        <w:rPr>
+          <w:b/>
+          <w:bCs/>
+          <w:sz w:val="32"/>
+          <w:szCs w:val="32"/>
+        </w:rPr>
+      </w:pPr>
+    </w:p>
+    <w:p>
+      <w:pPr>
+        <w:jc w:val="center"/>
+        <w:rPr>
+          <w:b/>
+          <w:bCs/>
+          <w:sz w:val="32"/>
+          <w:szCs w:val="32"/>
+        </w:rPr>
+      </w:pPr>
+    </w:p>
+    <w:p>
+      <w:pPr>
+        <w:jc w:val="center"/>
+        <w:rPr>
+          <w:b/>
+          <w:bCs/>
+          <w:sz w:val="32"/>
+          <w:szCs w:val="32"/>
+        </w:rPr>
+      </w:pPr>
+    </w:p>
+    <w:p>
+      <w:pPr>
+        <w:jc w:val="center"/>
+        <w:rPr>
+          <w:b/>
+          <w:bCs/>
+          <w:sz w:val="32"/>
+          <w:szCs w:val="32"/>
+        </w:rPr>
+      </w:pPr>
+    </w:p>
+    <w:p>
+      <w:pPr>
+        <w:jc w:val="center"/>
+        <w:rPr>
+          <w:b/>
+          <w:bCs/>
+          <w:sz w:val="32"/>
+          <w:szCs w:val="32"/>
+        </w:rPr>
+      </w:pPr>
+    </w:p>
+    <w:p>
+      <w:pPr>
+        <w:jc w:val="center"/>
+        <w:rPr>
+          <w:b/>
+          <w:bCs/>
+          <w:sz w:val="32"/>
+          <w:szCs w:val="32"/>
+        </w:rPr>
+      </w:pPr>
+    </w:p>
+    <w:p>
+      <w:pPr>
+        <w:jc w:val="center"/>
+        <w:rPr>
+          <w:b/>
+          <w:bCs/>
+          <w:sz w:val="32"/>
+          <w:szCs w:val="32"/>
+        </w:rPr>
+      </w:pPr>
+      <w:r>
+        <w:rPr>
+          <w:b/>
+          <w:bCs/>
+          <w:sz w:val="32"/>
+          <w:szCs w:val="32"/>
+        </w:rPr>
+        <w:lastRenderedPageBreak/>
         <w:t>Modules of the System</w:t>
       </w:r>
     </w:p>
@@ -4366,39 +6471,26 @@
     </w:p>
     <w:p>
       <w:pPr>
-        <w:rPr>
-          <w:b/>
-          <w:bCs/>
-          <w:sz w:val="32"/>
-          <w:szCs w:val="32"/>
-        </w:rPr>
-      </w:pPr>
-      <w:r>
-        <w:rPr>
-          <w:b/>
-          <w:bCs/>
-          <w:sz w:val="32"/>
-          <w:szCs w:val="32"/>
-        </w:rPr>
-        <w:t>1</w:t>
-      </w:r>
-      <w:r>
-        <w:rPr>
-          <w:b/>
-          <w:bCs/>
-          <w:sz w:val="32"/>
-          <w:szCs w:val="32"/>
-        </w:rPr>
-        <w:t>.</w:t>
-      </w:r>
-      <w:r>
-        <w:rPr>
-          <w:b/>
-          <w:bCs/>
-          <w:sz w:val="32"/>
-          <w:szCs w:val="32"/>
-        </w:rPr>
-        <w:t xml:space="preserve"> Authentication Module</w:t>
+        <w:pStyle w:val="ListParagraph"/>
+        <w:numPr>
+          <w:ilvl w:val="1"/>
+          <w:numId w:val="20"/>
+        </w:numPr>
+        <w:rPr>
+          <w:b/>
+          <w:bCs/>
+          <w:sz w:val="32"/>
+          <w:szCs w:val="32"/>
+        </w:rPr>
+      </w:pPr>
+      <w:r>
+        <w:rPr>
+          <w:b/>
+          <w:bCs/>
+          <w:sz w:val="32"/>
+          <w:szCs w:val="32"/>
+        </w:rPr>
+        <w:t>Authentication Module</w:t>
       </w:r>
     </w:p>
     <w:p>
@@ -4870,30 +6962,26 @@
     </w:p>
     <w:p>
       <w:pPr>
-        <w:rPr>
-          <w:b/>
-          <w:bCs/>
-          <w:sz w:val="32"/>
-          <w:szCs w:val="32"/>
-        </w:rPr>
-      </w:pPr>
-      <w:r>
-        <w:rPr>
-          <w:b/>
-          <w:bCs/>
-          <w:sz w:val="32"/>
-          <w:szCs w:val="32"/>
-        </w:rPr>
-        <w:t>4.</w:t>
-      </w:r>
-      <w:r>
-        <w:rPr>
-          <w:b/>
-          <w:bCs/>
-          <w:sz w:val="32"/>
-          <w:szCs w:val="32"/>
-        </w:rPr>
-        <w:t xml:space="preserve"> Media Module</w:t>
+        <w:pStyle w:val="ListParagraph"/>
+        <w:numPr>
+          <w:ilvl w:val="1"/>
+          <w:numId w:val="20"/>
+        </w:numPr>
+        <w:rPr>
+          <w:b/>
+          <w:bCs/>
+          <w:sz w:val="32"/>
+          <w:szCs w:val="32"/>
+        </w:rPr>
+      </w:pPr>
+      <w:r>
+        <w:rPr>
+          <w:b/>
+          <w:bCs/>
+          <w:sz w:val="32"/>
+          <w:szCs w:val="32"/>
+        </w:rPr>
+        <w:t>Media Module</w:t>
       </w:r>
     </w:p>
     <w:p>
@@ -4990,30 +7078,26 @@
     </w:p>
     <w:p>
       <w:pPr>
-        <w:rPr>
-          <w:b/>
-          <w:bCs/>
-          <w:sz w:val="32"/>
-          <w:szCs w:val="32"/>
-        </w:rPr>
-      </w:pPr>
-      <w:r>
-        <w:rPr>
-          <w:b/>
-          <w:bCs/>
-          <w:sz w:val="32"/>
-          <w:szCs w:val="32"/>
-        </w:rPr>
-        <w:t>5.</w:t>
-      </w:r>
-      <w:r>
-        <w:rPr>
-          <w:b/>
-          <w:bCs/>
-          <w:sz w:val="32"/>
-          <w:szCs w:val="32"/>
-        </w:rPr>
-        <w:t xml:space="preserve"> Feed Module</w:t>
+        <w:pStyle w:val="ListParagraph"/>
+        <w:numPr>
+          <w:ilvl w:val="1"/>
+          <w:numId w:val="20"/>
+        </w:numPr>
+        <w:rPr>
+          <w:b/>
+          <w:bCs/>
+          <w:sz w:val="32"/>
+          <w:szCs w:val="32"/>
+        </w:rPr>
+      </w:pPr>
+      <w:r>
+        <w:rPr>
+          <w:b/>
+          <w:bCs/>
+          <w:sz w:val="32"/>
+          <w:szCs w:val="32"/>
+        </w:rPr>
+        <w:t>Feed Module</w:t>
       </w:r>
     </w:p>
     <w:p>
@@ -5103,30 +7187,26 @@
     </w:p>
     <w:p>
       <w:pPr>
-        <w:rPr>
-          <w:b/>
-          <w:bCs/>
-          <w:sz w:val="32"/>
-          <w:szCs w:val="32"/>
-        </w:rPr>
-      </w:pPr>
-      <w:r>
-        <w:rPr>
-          <w:b/>
-          <w:bCs/>
-          <w:sz w:val="32"/>
-          <w:szCs w:val="32"/>
-        </w:rPr>
-        <w:t>6.</w:t>
-      </w:r>
-      <w:r>
-        <w:rPr>
-          <w:b/>
-          <w:bCs/>
-          <w:sz w:val="32"/>
-          <w:szCs w:val="32"/>
-        </w:rPr>
-        <w:t xml:space="preserve"> Comment &amp; Like Module</w:t>
+        <w:pStyle w:val="ListParagraph"/>
+        <w:numPr>
+          <w:ilvl w:val="1"/>
+          <w:numId w:val="20"/>
+        </w:numPr>
+        <w:rPr>
+          <w:b/>
+          <w:bCs/>
+          <w:sz w:val="32"/>
+          <w:szCs w:val="32"/>
+        </w:rPr>
+      </w:pPr>
+      <w:r>
+        <w:rPr>
+          <w:b/>
+          <w:bCs/>
+          <w:sz w:val="32"/>
+          <w:szCs w:val="32"/>
+        </w:rPr>
+        <w:t>Comment &amp; Like Module</w:t>
       </w:r>
     </w:p>
     <w:p>
@@ -5780,6 +7860,17 @@
     <w:p>
       <w:pPr>
         <w:pStyle w:val="ListParagraph"/>
+        <w:rPr>
+          <w:b/>
+          <w:bCs/>
+          <w:sz w:val="28"/>
+          <w:szCs w:val="28"/>
+        </w:rPr>
+      </w:pPr>
+    </w:p>
+    <w:p>
+      <w:pPr>
+        <w:pStyle w:val="ListParagraph"/>
         <w:ind w:left="1080"/>
         <w:rPr>
           <w:b/>
@@ -5843,6 +7934,17 @@
     </w:p>
     <w:p>
       <w:pPr>
+        <w:pStyle w:val="ListParagraph"/>
+        <w:rPr>
+          <w:b/>
+          <w:bCs/>
+          <w:sz w:val="28"/>
+          <w:szCs w:val="28"/>
+        </w:rPr>
+      </w:pPr>
+    </w:p>
+    <w:p>
+      <w:pPr>
         <w:rPr>
           <w:b/>
           <w:bCs/>
@@ -5896,6 +7998,17 @@
     </w:p>
     <w:p>
       <w:pPr>
+        <w:pStyle w:val="ListParagraph"/>
+        <w:rPr>
+          <w:b/>
+          <w:bCs/>
+          <w:sz w:val="28"/>
+          <w:szCs w:val="28"/>
+        </w:rPr>
+      </w:pPr>
+    </w:p>
+    <w:p>
+      <w:pPr>
         <w:rPr>
           <w:b/>
           <w:bCs/>
@@ -5949,6 +8062,17 @@
     </w:p>
     <w:p>
       <w:pPr>
+        <w:pStyle w:val="ListParagraph"/>
+        <w:rPr>
+          <w:b/>
+          <w:bCs/>
+          <w:sz w:val="28"/>
+          <w:szCs w:val="28"/>
+        </w:rPr>
+      </w:pPr>
+    </w:p>
+    <w:p>
+      <w:pPr>
         <w:rPr>
           <w:b/>
           <w:bCs/>
@@ -6000,6 +8124,17 @@
     </w:p>
     <w:p>
       <w:pPr>
+        <w:pStyle w:val="ListParagraph"/>
+        <w:rPr>
+          <w:b/>
+          <w:bCs/>
+          <w:sz w:val="28"/>
+          <w:szCs w:val="28"/>
+        </w:rPr>
+      </w:pPr>
+    </w:p>
+    <w:p>
+      <w:pPr>
         <w:rPr>
           <w:b/>
           <w:bCs/>
@@ -6050,6 +8185,17 @@
     </w:p>
     <w:p>
       <w:pPr>
+        <w:pStyle w:val="ListParagraph"/>
+        <w:rPr>
+          <w:b/>
+          <w:bCs/>
+          <w:sz w:val="28"/>
+          <w:szCs w:val="28"/>
+        </w:rPr>
+      </w:pPr>
+    </w:p>
+    <w:p>
+      <w:pPr>
         <w:rPr>
           <w:b/>
           <w:bCs/>
@@ -6100,6 +8246,17 @@
     </w:p>
     <w:p>
       <w:pPr>
+        <w:pStyle w:val="ListParagraph"/>
+        <w:rPr>
+          <w:b/>
+          <w:bCs/>
+          <w:sz w:val="28"/>
+          <w:szCs w:val="28"/>
+        </w:rPr>
+      </w:pPr>
+    </w:p>
+    <w:p>
+      <w:pPr>
         <w:rPr>
           <w:b/>
           <w:bCs/>
@@ -6148,6 +8305,17 @@
     </w:p>
     <w:p>
       <w:pPr>
+        <w:pStyle w:val="ListParagraph"/>
+        <w:rPr>
+          <w:b/>
+          <w:bCs/>
+          <w:sz w:val="28"/>
+          <w:szCs w:val="28"/>
+        </w:rPr>
+      </w:pPr>
+    </w:p>
+    <w:p>
+      <w:pPr>
         <w:rPr>
           <w:b/>
           <w:bCs/>
@@ -6197,6 +8365,17 @@
     </w:p>
     <w:p>
       <w:pPr>
+        <w:pStyle w:val="ListParagraph"/>
+        <w:rPr>
+          <w:b/>
+          <w:bCs/>
+          <w:sz w:val="28"/>
+          <w:szCs w:val="28"/>
+        </w:rPr>
+      </w:pPr>
+    </w:p>
+    <w:p>
+      <w:pPr>
         <w:rPr>
           <w:b/>
           <w:bCs/>
@@ -6226,6 +8405,7 @@
           <w:sz w:val="28"/>
           <w:szCs w:val="28"/>
         </w:rPr>
+        <w:lastRenderedPageBreak/>
         <w:t>Admin dashboard</w:t>
       </w:r>
       <w:r>
@@ -6261,6 +8441,257 @@
     </w:p>
     <w:p>
       <w:pPr>
+        <w:pStyle w:val="ListParagraph"/>
+        <w:rPr>
+          <w:b/>
+          <w:bCs/>
+          <w:sz w:val="28"/>
+          <w:szCs w:val="28"/>
+        </w:rPr>
+      </w:pPr>
+    </w:p>
+    <w:p>
+      <w:pPr>
+        <w:rPr>
+          <w:sz w:val="28"/>
+          <w:szCs w:val="28"/>
+        </w:rPr>
+      </w:pPr>
+    </w:p>
+    <w:p>
+      <w:pPr>
+        <w:rPr>
+          <w:sz w:val="28"/>
+          <w:szCs w:val="28"/>
+        </w:rPr>
+      </w:pPr>
+    </w:p>
+    <w:p>
+      <w:pPr>
+        <w:rPr>
+          <w:sz w:val="28"/>
+          <w:szCs w:val="28"/>
+        </w:rPr>
+      </w:pPr>
+    </w:p>
+    <w:p>
+      <w:pPr>
+        <w:rPr>
+          <w:sz w:val="28"/>
+          <w:szCs w:val="28"/>
+        </w:rPr>
+      </w:pPr>
+    </w:p>
+    <w:p>
+      <w:pPr>
+        <w:rPr>
+          <w:sz w:val="28"/>
+          <w:szCs w:val="28"/>
+        </w:rPr>
+      </w:pPr>
+    </w:p>
+    <w:p>
+      <w:pPr>
+        <w:rPr>
+          <w:sz w:val="28"/>
+          <w:szCs w:val="28"/>
+        </w:rPr>
+      </w:pPr>
+    </w:p>
+    <w:p>
+      <w:pPr>
+        <w:rPr>
+          <w:sz w:val="28"/>
+          <w:szCs w:val="28"/>
+        </w:rPr>
+      </w:pPr>
+    </w:p>
+    <w:p>
+      <w:pPr>
+        <w:rPr>
+          <w:sz w:val="28"/>
+          <w:szCs w:val="28"/>
+        </w:rPr>
+      </w:pPr>
+    </w:p>
+    <w:p>
+      <w:pPr>
+        <w:rPr>
+          <w:sz w:val="28"/>
+          <w:szCs w:val="28"/>
+        </w:rPr>
+      </w:pPr>
+    </w:p>
+    <w:p>
+      <w:pPr>
+        <w:rPr>
+          <w:sz w:val="28"/>
+          <w:szCs w:val="28"/>
+        </w:rPr>
+      </w:pPr>
+    </w:p>
+    <w:p>
+      <w:pPr>
+        <w:rPr>
+          <w:sz w:val="28"/>
+          <w:szCs w:val="28"/>
+        </w:rPr>
+      </w:pPr>
+    </w:p>
+    <w:p>
+      <w:pPr>
+        <w:rPr>
+          <w:sz w:val="28"/>
+          <w:szCs w:val="28"/>
+        </w:rPr>
+      </w:pPr>
+    </w:p>
+    <w:p>
+      <w:pPr>
+        <w:rPr>
+          <w:sz w:val="28"/>
+          <w:szCs w:val="28"/>
+        </w:rPr>
+      </w:pPr>
+    </w:p>
+    <w:p>
+      <w:pPr>
+        <w:rPr>
+          <w:sz w:val="28"/>
+          <w:szCs w:val="28"/>
+        </w:rPr>
+      </w:pPr>
+    </w:p>
+    <w:p>
+      <w:pPr>
+        <w:rPr>
+          <w:sz w:val="28"/>
+          <w:szCs w:val="28"/>
+        </w:rPr>
+      </w:pPr>
+    </w:p>
+    <w:p>
+      <w:pPr>
+        <w:rPr>
+          <w:sz w:val="28"/>
+          <w:szCs w:val="28"/>
+        </w:rPr>
+      </w:pPr>
+    </w:p>
+    <w:p>
+      <w:pPr>
+        <w:rPr>
+          <w:sz w:val="28"/>
+          <w:szCs w:val="28"/>
+        </w:rPr>
+      </w:pPr>
+    </w:p>
+    <w:p>
+      <w:pPr>
+        <w:rPr>
+          <w:sz w:val="28"/>
+          <w:szCs w:val="28"/>
+        </w:rPr>
+      </w:pPr>
+    </w:p>
+    <w:p>
+      <w:pPr>
+        <w:rPr>
+          <w:sz w:val="28"/>
+          <w:szCs w:val="28"/>
+        </w:rPr>
+      </w:pPr>
+    </w:p>
+    <w:p>
+      <w:pPr>
+        <w:rPr>
+          <w:sz w:val="28"/>
+          <w:szCs w:val="28"/>
+        </w:rPr>
+      </w:pPr>
+    </w:p>
+    <w:p>
+      <w:pPr>
+        <w:rPr>
+          <w:sz w:val="28"/>
+          <w:szCs w:val="28"/>
+        </w:rPr>
+      </w:pPr>
+    </w:p>
+    <w:p>
+      <w:pPr>
+        <w:rPr>
+          <w:sz w:val="28"/>
+          <w:szCs w:val="28"/>
+        </w:rPr>
+      </w:pPr>
+    </w:p>
+    <w:p>
+      <w:pPr>
+        <w:rPr>
+          <w:sz w:val="28"/>
+          <w:szCs w:val="28"/>
+        </w:rPr>
+      </w:pPr>
+    </w:p>
+    <w:p>
+      <w:pPr>
+        <w:rPr>
+          <w:sz w:val="28"/>
+          <w:szCs w:val="28"/>
+        </w:rPr>
+      </w:pPr>
+    </w:p>
+    <w:p>
+      <w:pPr>
+        <w:rPr>
+          <w:sz w:val="28"/>
+          <w:szCs w:val="28"/>
+        </w:rPr>
+      </w:pPr>
+    </w:p>
+    <w:p>
+      <w:pPr>
+        <w:rPr>
+          <w:sz w:val="28"/>
+          <w:szCs w:val="28"/>
+        </w:rPr>
+      </w:pPr>
+    </w:p>
+    <w:p>
+      <w:pPr>
+        <w:rPr>
+          <w:sz w:val="28"/>
+          <w:szCs w:val="28"/>
+        </w:rPr>
+      </w:pPr>
+    </w:p>
+    <w:p>
+      <w:pPr>
+        <w:rPr>
+          <w:sz w:val="28"/>
+          <w:szCs w:val="28"/>
+        </w:rPr>
+      </w:pPr>
+    </w:p>
+    <w:p>
+      <w:pPr>
+        <w:rPr>
+          <w:sz w:val="28"/>
+          <w:szCs w:val="28"/>
+        </w:rPr>
+      </w:pPr>
+    </w:p>
+    <w:p>
+      <w:pPr>
+        <w:rPr>
+          <w:sz w:val="28"/>
+          <w:szCs w:val="28"/>
+        </w:rPr>
+      </w:pPr>
+    </w:p>
+    <w:p>
+      <w:pPr>
         <w:rPr>
           <w:sz w:val="28"/>
           <w:szCs w:val="28"/>
@@ -6340,6 +8771,7 @@
           <w:sz w:val="32"/>
           <w:szCs w:val="32"/>
         </w:rPr>
+        <w:lastRenderedPageBreak/>
         <w:t>USERS OF THE SYSTEM</w:t>
       </w:r>
     </w:p>
@@ -6355,31 +8787,26 @@
     </w:p>
     <w:p>
       <w:pPr>
-        <w:rPr>
-          <w:b/>
-          <w:bCs/>
-          <w:sz w:val="32"/>
-          <w:szCs w:val="32"/>
-        </w:rPr>
-      </w:pPr>
-      <w:r>
-        <w:rPr>
-          <w:rFonts w:ascii="Segoe UI Emoji" w:hAnsi="Segoe UI Emoji" w:cs="Segoe UI Emoji"/>
-          <w:b/>
-          <w:bCs/>
-          <w:sz w:val="32"/>
-          <w:szCs w:val="32"/>
-        </w:rPr>
-        <w:t>1.</w:t>
-      </w:r>
-      <w:r>
-        <w:rPr>
-          <w:b/>
-          <w:bCs/>
-          <w:sz w:val="32"/>
-          <w:szCs w:val="32"/>
-        </w:rPr>
-        <w:t xml:space="preserve"> Normal User</w:t>
+        <w:pStyle w:val="ListParagraph"/>
+        <w:numPr>
+          <w:ilvl w:val="0"/>
+          <w:numId w:val="33"/>
+        </w:numPr>
+        <w:rPr>
+          <w:b/>
+          <w:bCs/>
+          <w:sz w:val="32"/>
+          <w:szCs w:val="32"/>
+        </w:rPr>
+      </w:pPr>
+      <w:r>
+        <w:rPr>
+          <w:b/>
+          <w:bCs/>
+          <w:sz w:val="32"/>
+          <w:szCs w:val="32"/>
+        </w:rPr>
+        <w:t>Normal User</w:t>
       </w:r>
     </w:p>
     <w:p>
@@ -7107,6 +9534,7 @@
           <w:sz w:val="32"/>
           <w:szCs w:val="32"/>
         </w:rPr>
+        <w:lastRenderedPageBreak/>
         <w:t>Architecture Diagram</w:t>
       </w:r>
     </w:p>
@@ -7336,6 +9764,7 @@
           <w:sz w:val="32"/>
           <w:szCs w:val="32"/>
         </w:rPr>
+        <w:lastRenderedPageBreak/>
         <w:t xml:space="preserve">Entity Relationship Diagram </w:t>
       </w:r>
     </w:p>
@@ -7363,6 +9792,7 @@
         <w:rPr>
           <w:b/>
           <w:bCs/>
+          <w:noProof/>
           <w:sz w:val="32"/>
           <w:szCs w:val="32"/>
         </w:rPr>
@@ -7432,7 +9862,44 @@
           <w:sz w:val="32"/>
           <w:szCs w:val="32"/>
         </w:rPr>
-        <w:t>USE CASE DIAGRAM</w:t>
+        <w:lastRenderedPageBreak/>
+        <w:t>Use</w:t>
+      </w:r>
+      <w:r>
+        <w:rPr>
+          <w:b/>
+          <w:bCs/>
+          <w:sz w:val="32"/>
+          <w:szCs w:val="32"/>
+        </w:rPr>
+        <w:t xml:space="preserve"> C</w:t>
+      </w:r>
+      <w:r>
+        <w:rPr>
+          <w:b/>
+          <w:bCs/>
+          <w:sz w:val="32"/>
+          <w:szCs w:val="32"/>
+        </w:rPr>
+        <w:t>ase</w:t>
+      </w:r>
+      <w:r>
+        <w:rPr>
+          <w:b/>
+          <w:bCs/>
+          <w:sz w:val="32"/>
+          <w:szCs w:val="32"/>
+        </w:rPr>
+        <w:t xml:space="preserve"> D</w:t>
+      </w:r>
+      <w:r>
+        <w:rPr>
+          <w:b/>
+          <w:bCs/>
+          <w:sz w:val="32"/>
+          <w:szCs w:val="32"/>
+        </w:rPr>
+        <w:t>iagram</w:t>
       </w:r>
     </w:p>
     <w:p>
@@ -7462,7 +9929,80 @@
           <w:sz w:val="32"/>
           <w:szCs w:val="32"/>
         </w:rPr>
-        <w:t>User Use Case Diagram</w:t>
+        <w:t>Use Case Diagram</w:t>
+      </w:r>
+      <w:r>
+        <w:rPr>
+          <w:b/>
+          <w:bCs/>
+          <w:sz w:val="32"/>
+          <w:szCs w:val="32"/>
+        </w:rPr>
+        <w:t xml:space="preserve"> Admin</w:t>
+      </w:r>
+    </w:p>
+    <w:p>
+      <w:pPr>
+        <w:rPr>
+          <w:b/>
+          <w:bCs/>
+          <w:sz w:val="32"/>
+          <w:szCs w:val="32"/>
+        </w:rPr>
+      </w:pPr>
+    </w:p>
+    <w:p>
+      <w:pPr>
+        <w:rPr>
+          <w:b/>
+          <w:bCs/>
+          <w:sz w:val="32"/>
+          <w:szCs w:val="32"/>
+        </w:rPr>
+      </w:pPr>
+      <w:r>
+        <w:rPr>
+          <w:b/>
+          <w:bCs/>
+          <w:noProof/>
+          <w:sz w:val="32"/>
+          <w:szCs w:val="32"/>
+        </w:rPr>
+        <w:drawing>
+          <wp:inline distT="0" distB="0" distL="0" distR="0" wp14:anchorId="5A231AA9" wp14:editId="1D61B07F">
+            <wp:extent cx="5731510" cy="4145915"/>
+            <wp:effectExtent l="0" t="0" r="2540" b="6985"/>
+            <wp:docPr id="1471478359" name="Picture 1"/>
+            <wp:cNvGraphicFramePr>
+              <a:graphicFrameLocks xmlns:a="http://schemas.openxmlformats.org/drawingml/2006/main" noChangeAspect="1"/>
+            </wp:cNvGraphicFramePr>
+            <a:graphic xmlns:a="http://schemas.openxmlformats.org/drawingml/2006/main">
+              <a:graphicData uri="http://schemas.openxmlformats.org/drawingml/2006/picture">
+                <pic:pic xmlns:pic="http://schemas.openxmlformats.org/drawingml/2006/picture">
+                  <pic:nvPicPr>
+                    <pic:cNvPr id="1471478359" name=""/>
+                    <pic:cNvPicPr/>
+                  </pic:nvPicPr>
+                  <pic:blipFill>
+                    <a:blip r:embed="rId9"/>
+                    <a:stretch>
+                      <a:fillRect/>
+                    </a:stretch>
+                  </pic:blipFill>
+                  <pic:spPr>
+                    <a:xfrm>
+                      <a:off x="0" y="0"/>
+                      <a:ext cx="5731510" cy="4145915"/>
+                    </a:xfrm>
+                    <a:prstGeom prst="rect">
+                      <a:avLst/>
+                    </a:prstGeom>
+                  </pic:spPr>
+                </pic:pic>
+              </a:graphicData>
+            </a:graphic>
+          </wp:inline>
+        </w:drawing>
       </w:r>
     </w:p>
     <w:p>
@@ -7486,10 +10026,205 @@
           <w:szCs w:val="32"/>
         </w:rPr>
       </w:pPr>
-      <w:r>
-        <w:rPr>
-          <w:b/>
-          <w:bCs/>
+    </w:p>
+    <w:p>
+      <w:pPr>
+        <w:jc w:val="center"/>
+        <w:rPr>
+          <w:b/>
+          <w:bCs/>
+          <w:sz w:val="32"/>
+          <w:szCs w:val="32"/>
+        </w:rPr>
+      </w:pPr>
+    </w:p>
+    <w:p>
+      <w:pPr>
+        <w:jc w:val="center"/>
+        <w:rPr>
+          <w:b/>
+          <w:bCs/>
+          <w:sz w:val="32"/>
+          <w:szCs w:val="32"/>
+        </w:rPr>
+      </w:pPr>
+    </w:p>
+    <w:p>
+      <w:pPr>
+        <w:jc w:val="center"/>
+        <w:rPr>
+          <w:b/>
+          <w:bCs/>
+          <w:sz w:val="32"/>
+          <w:szCs w:val="32"/>
+        </w:rPr>
+      </w:pPr>
+    </w:p>
+    <w:p>
+      <w:pPr>
+        <w:jc w:val="center"/>
+        <w:rPr>
+          <w:b/>
+          <w:bCs/>
+          <w:sz w:val="32"/>
+          <w:szCs w:val="32"/>
+        </w:rPr>
+      </w:pPr>
+    </w:p>
+    <w:p>
+      <w:pPr>
+        <w:jc w:val="center"/>
+        <w:rPr>
+          <w:b/>
+          <w:bCs/>
+          <w:sz w:val="32"/>
+          <w:szCs w:val="32"/>
+        </w:rPr>
+      </w:pPr>
+    </w:p>
+    <w:p>
+      <w:pPr>
+        <w:jc w:val="center"/>
+        <w:rPr>
+          <w:b/>
+          <w:bCs/>
+          <w:sz w:val="32"/>
+          <w:szCs w:val="32"/>
+        </w:rPr>
+      </w:pPr>
+    </w:p>
+    <w:p>
+      <w:pPr>
+        <w:jc w:val="center"/>
+        <w:rPr>
+          <w:b/>
+          <w:bCs/>
+          <w:sz w:val="32"/>
+          <w:szCs w:val="32"/>
+        </w:rPr>
+      </w:pPr>
+    </w:p>
+    <w:p>
+      <w:pPr>
+        <w:jc w:val="center"/>
+        <w:rPr>
+          <w:b/>
+          <w:bCs/>
+          <w:sz w:val="32"/>
+          <w:szCs w:val="32"/>
+        </w:rPr>
+      </w:pPr>
+    </w:p>
+    <w:p>
+      <w:pPr>
+        <w:jc w:val="center"/>
+        <w:rPr>
+          <w:b/>
+          <w:bCs/>
+          <w:sz w:val="32"/>
+          <w:szCs w:val="32"/>
+        </w:rPr>
+      </w:pPr>
+    </w:p>
+    <w:p>
+      <w:pPr>
+        <w:jc w:val="center"/>
+        <w:rPr>
+          <w:b/>
+          <w:bCs/>
+          <w:sz w:val="32"/>
+          <w:szCs w:val="32"/>
+        </w:rPr>
+      </w:pPr>
+    </w:p>
+    <w:p>
+      <w:pPr>
+        <w:jc w:val="center"/>
+        <w:rPr>
+          <w:b/>
+          <w:bCs/>
+          <w:sz w:val="32"/>
+          <w:szCs w:val="32"/>
+        </w:rPr>
+      </w:pPr>
+    </w:p>
+    <w:p>
+      <w:pPr>
+        <w:jc w:val="center"/>
+        <w:rPr>
+          <w:b/>
+          <w:bCs/>
+          <w:sz w:val="32"/>
+          <w:szCs w:val="32"/>
+        </w:rPr>
+      </w:pPr>
+    </w:p>
+    <w:p>
+      <w:pPr>
+        <w:jc w:val="center"/>
+        <w:rPr>
+          <w:b/>
+          <w:bCs/>
+          <w:sz w:val="32"/>
+          <w:szCs w:val="32"/>
+        </w:rPr>
+      </w:pPr>
+    </w:p>
+    <w:p>
+      <w:pPr>
+        <w:rPr>
+          <w:b/>
+          <w:bCs/>
+          <w:sz w:val="32"/>
+          <w:szCs w:val="32"/>
+        </w:rPr>
+      </w:pPr>
+      <w:r>
+        <w:rPr>
+          <w:b/>
+          <w:bCs/>
+          <w:sz w:val="32"/>
+          <w:szCs w:val="32"/>
+        </w:rPr>
+        <w:lastRenderedPageBreak/>
+        <w:t>Use Case Diagram</w:t>
+      </w:r>
+      <w:r>
+        <w:rPr>
+          <w:b/>
+          <w:bCs/>
+          <w:sz w:val="32"/>
+          <w:szCs w:val="32"/>
+        </w:rPr>
+        <w:t xml:space="preserve"> User</w:t>
+      </w:r>
+    </w:p>
+    <w:p>
+      <w:pPr>
+        <w:jc w:val="center"/>
+        <w:rPr>
+          <w:b/>
+          <w:bCs/>
+          <w:sz w:val="32"/>
+          <w:szCs w:val="32"/>
+        </w:rPr>
+      </w:pPr>
+    </w:p>
+    <w:p>
+      <w:pPr>
+        <w:jc w:val="center"/>
+        <w:rPr>
+          <w:b/>
+          <w:bCs/>
+          <w:sz w:val="32"/>
+          <w:szCs w:val="32"/>
+        </w:rPr>
+      </w:pPr>
+      <w:r>
+        <w:rPr>
+          <w:b/>
+          <w:bCs/>
+          <w:noProof/>
           <w:sz w:val="32"/>
           <w:szCs w:val="32"/>
         </w:rPr>
@@ -7509,7 +10244,7 @@
                     <pic:cNvPicPr/>
                   </pic:nvPicPr>
                   <pic:blipFill>
-                    <a:blip r:embed="rId9"/>
+                    <a:blip r:embed="rId10"/>
                     <a:stretch>
                       <a:fillRect/>
                     </a:stretch>
@@ -7631,25 +10366,89 @@
     </w:p>
     <w:p>
       <w:pPr>
-        <w:rPr>
-          <w:b/>
-          <w:bCs/>
-          <w:sz w:val="32"/>
-          <w:szCs w:val="32"/>
-        </w:rPr>
-      </w:pPr>
-      <w:r>
-        <w:rPr>
-          <w:b/>
-          <w:bCs/>
-          <w:sz w:val="32"/>
-          <w:szCs w:val="32"/>
-        </w:rPr>
-        <w:t>Admin Use Case Diagram</w:t>
-      </w:r>
-    </w:p>
-    <w:p>
-      <w:pPr>
+        <w:jc w:val="center"/>
+        <w:rPr>
+          <w:b/>
+          <w:bCs/>
+          <w:sz w:val="32"/>
+          <w:szCs w:val="32"/>
+        </w:rPr>
+      </w:pPr>
+    </w:p>
+    <w:p>
+      <w:pPr>
+        <w:jc w:val="center"/>
+        <w:rPr>
+          <w:b/>
+          <w:bCs/>
+          <w:sz w:val="32"/>
+          <w:szCs w:val="32"/>
+        </w:rPr>
+      </w:pPr>
+    </w:p>
+    <w:p>
+      <w:pPr>
+        <w:jc w:val="center"/>
+        <w:rPr>
+          <w:b/>
+          <w:bCs/>
+          <w:sz w:val="32"/>
+          <w:szCs w:val="32"/>
+        </w:rPr>
+      </w:pPr>
+      <w:r>
+        <w:rPr>
+          <w:b/>
+          <w:bCs/>
+          <w:sz w:val="32"/>
+          <w:szCs w:val="32"/>
+        </w:rPr>
+        <w:lastRenderedPageBreak/>
+        <w:t>Sequence Diagram</w:t>
+      </w:r>
+    </w:p>
+    <w:p>
+      <w:pPr>
+        <w:jc w:val="center"/>
+        <w:rPr>
+          <w:b/>
+          <w:bCs/>
+          <w:sz w:val="32"/>
+          <w:szCs w:val="32"/>
+        </w:rPr>
+      </w:pPr>
+    </w:p>
+    <w:p>
+      <w:pPr>
+        <w:rPr>
+          <w:b/>
+          <w:bCs/>
+          <w:sz w:val="32"/>
+          <w:szCs w:val="32"/>
+        </w:rPr>
+      </w:pPr>
+      <w:r>
+        <w:rPr>
+          <w:b/>
+          <w:bCs/>
+          <w:sz w:val="32"/>
+          <w:szCs w:val="32"/>
+        </w:rPr>
+        <w:t xml:space="preserve">Sequence Diagram </w:t>
+      </w:r>
+      <w:r>
+        <w:rPr>
+          <w:b/>
+          <w:bCs/>
+          <w:sz w:val="32"/>
+          <w:szCs w:val="32"/>
+        </w:rPr>
+        <w:t>Admin</w:t>
+      </w:r>
+    </w:p>
+    <w:p>
+      <w:pPr>
+        <w:jc w:val="center"/>
         <w:rPr>
           <w:b/>
           <w:bCs/>
@@ -7675,10 +10474,10 @@
           <w:szCs w:val="32"/>
         </w:rPr>
         <w:drawing>
-          <wp:inline distT="0" distB="0" distL="0" distR="0" wp14:anchorId="24A80FBA" wp14:editId="3008D5EB">
-            <wp:extent cx="5731510" cy="4145915"/>
-            <wp:effectExtent l="0" t="0" r="2540" b="6985"/>
-            <wp:docPr id="1471478359" name="Picture 1"/>
+          <wp:inline distT="0" distB="0" distL="0" distR="0" wp14:anchorId="715AFAF1" wp14:editId="20788B06">
+            <wp:extent cx="5731510" cy="4742815"/>
+            <wp:effectExtent l="0" t="0" r="2540" b="635"/>
+            <wp:docPr id="1195232573" name="Picture 1"/>
             <wp:cNvGraphicFramePr>
               <a:graphicFrameLocks xmlns:a="http://schemas.openxmlformats.org/drawingml/2006/main" noChangeAspect="1"/>
             </wp:cNvGraphicFramePr>
@@ -7686,11 +10485,11 @@
               <a:graphicData uri="http://schemas.openxmlformats.org/drawingml/2006/picture">
                 <pic:pic xmlns:pic="http://schemas.openxmlformats.org/drawingml/2006/picture">
                   <pic:nvPicPr>
-                    <pic:cNvPr id="1471478359" name=""/>
+                    <pic:cNvPr id="1195232573" name=""/>
                     <pic:cNvPicPr/>
                   </pic:nvPicPr>
                   <pic:blipFill>
-                    <a:blip r:embed="rId10"/>
+                    <a:blip r:embed="rId11"/>
                     <a:stretch>
                       <a:fillRect/>
                     </a:stretch>
@@ -7698,7 +10497,7 @@
                   <pic:spPr>
                     <a:xfrm>
                       <a:off x="0" y="0"/>
-                      <a:ext cx="5731510" cy="4145915"/>
+                      <a:ext cx="5731510" cy="4742815"/>
                     </a:xfrm>
                     <a:prstGeom prst="rect">
                       <a:avLst/>
@@ -7856,6 +10655,26 @@
     </w:p>
     <w:p>
       <w:pPr>
+        <w:rPr>
+          <w:b/>
+          <w:bCs/>
+          <w:sz w:val="32"/>
+          <w:szCs w:val="32"/>
+        </w:rPr>
+      </w:pPr>
+      <w:r>
+        <w:rPr>
+          <w:b/>
+          <w:bCs/>
+          <w:sz w:val="32"/>
+          <w:szCs w:val="32"/>
+        </w:rPr>
+        <w:lastRenderedPageBreak/>
+        <w:t>Sequence Diagram User</w:t>
+      </w:r>
+    </w:p>
+    <w:p>
+      <w:pPr>
         <w:jc w:val="center"/>
         <w:rPr>
           <w:b/>
@@ -7867,6 +10686,59 @@
     </w:p>
     <w:p>
       <w:pPr>
+        <w:rPr>
+          <w:b/>
+          <w:bCs/>
+          <w:sz w:val="32"/>
+          <w:szCs w:val="32"/>
+        </w:rPr>
+      </w:pPr>
+      <w:r>
+        <w:rPr>
+          <w:b/>
+          <w:bCs/>
+          <w:sz w:val="32"/>
+          <w:szCs w:val="32"/>
+        </w:rPr>
+        <w:drawing>
+          <wp:inline distT="0" distB="0" distL="0" distR="0" wp14:anchorId="07B33731" wp14:editId="1072061C">
+            <wp:extent cx="6454140" cy="4516120"/>
+            <wp:effectExtent l="0" t="0" r="3810" b="0"/>
+            <wp:docPr id="256137688" name="Picture 1"/>
+            <wp:cNvGraphicFramePr>
+              <a:graphicFrameLocks xmlns:a="http://schemas.openxmlformats.org/drawingml/2006/main" noChangeAspect="1"/>
+            </wp:cNvGraphicFramePr>
+            <a:graphic xmlns:a="http://schemas.openxmlformats.org/drawingml/2006/main">
+              <a:graphicData uri="http://schemas.openxmlformats.org/drawingml/2006/picture">
+                <pic:pic xmlns:pic="http://schemas.openxmlformats.org/drawingml/2006/picture">
+                  <pic:nvPicPr>
+                    <pic:cNvPr id="256137688" name=""/>
+                    <pic:cNvPicPr/>
+                  </pic:nvPicPr>
+                  <pic:blipFill>
+                    <a:blip r:embed="rId12"/>
+                    <a:stretch>
+                      <a:fillRect/>
+                    </a:stretch>
+                  </pic:blipFill>
+                  <pic:spPr>
+                    <a:xfrm>
+                      <a:off x="0" y="0"/>
+                      <a:ext cx="6454140" cy="4516120"/>
+                    </a:xfrm>
+                    <a:prstGeom prst="rect">
+                      <a:avLst/>
+                    </a:prstGeom>
+                  </pic:spPr>
+                </pic:pic>
+              </a:graphicData>
+            </a:graphic>
+          </wp:inline>
+        </w:drawing>
+      </w:r>
+    </w:p>
+    <w:p>
+      <w:pPr>
         <w:jc w:val="center"/>
         <w:rPr>
           <w:b/>
@@ -7919,13 +10791,367 @@
           <w:szCs w:val="32"/>
         </w:rPr>
       </w:pPr>
-      <w:r>
-        <w:rPr>
-          <w:b/>
-          <w:bCs/>
-          <w:sz w:val="32"/>
-          <w:szCs w:val="32"/>
-        </w:rPr>
+    </w:p>
+    <w:p>
+      <w:pPr>
+        <w:jc w:val="center"/>
+        <w:rPr>
+          <w:b/>
+          <w:bCs/>
+          <w:sz w:val="32"/>
+          <w:szCs w:val="32"/>
+        </w:rPr>
+      </w:pPr>
+    </w:p>
+    <w:p>
+      <w:pPr>
+        <w:jc w:val="center"/>
+        <w:rPr>
+          <w:b/>
+          <w:bCs/>
+          <w:sz w:val="32"/>
+          <w:szCs w:val="32"/>
+        </w:rPr>
+      </w:pPr>
+    </w:p>
+    <w:p>
+      <w:pPr>
+        <w:jc w:val="center"/>
+        <w:rPr>
+          <w:b/>
+          <w:bCs/>
+          <w:sz w:val="32"/>
+          <w:szCs w:val="32"/>
+        </w:rPr>
+      </w:pPr>
+    </w:p>
+    <w:p>
+      <w:pPr>
+        <w:jc w:val="center"/>
+        <w:rPr>
+          <w:b/>
+          <w:bCs/>
+          <w:sz w:val="32"/>
+          <w:szCs w:val="32"/>
+        </w:rPr>
+      </w:pPr>
+    </w:p>
+    <w:p>
+      <w:pPr>
+        <w:jc w:val="center"/>
+        <w:rPr>
+          <w:b/>
+          <w:bCs/>
+          <w:sz w:val="32"/>
+          <w:szCs w:val="32"/>
+        </w:rPr>
+      </w:pPr>
+    </w:p>
+    <w:p>
+      <w:pPr>
+        <w:jc w:val="center"/>
+        <w:rPr>
+          <w:b/>
+          <w:bCs/>
+          <w:sz w:val="32"/>
+          <w:szCs w:val="32"/>
+        </w:rPr>
+      </w:pPr>
+    </w:p>
+    <w:p>
+      <w:pPr>
+        <w:jc w:val="center"/>
+        <w:rPr>
+          <w:b/>
+          <w:bCs/>
+          <w:sz w:val="32"/>
+          <w:szCs w:val="32"/>
+        </w:rPr>
+      </w:pPr>
+    </w:p>
+    <w:p>
+      <w:pPr>
+        <w:jc w:val="center"/>
+        <w:rPr>
+          <w:b/>
+          <w:bCs/>
+          <w:sz w:val="32"/>
+          <w:szCs w:val="32"/>
+        </w:rPr>
+      </w:pPr>
+    </w:p>
+    <w:p>
+      <w:pPr>
+        <w:jc w:val="center"/>
+        <w:rPr>
+          <w:b/>
+          <w:bCs/>
+          <w:sz w:val="32"/>
+          <w:szCs w:val="32"/>
+        </w:rPr>
+      </w:pPr>
+    </w:p>
+    <w:p>
+      <w:pPr>
+        <w:jc w:val="center"/>
+        <w:rPr>
+          <w:b/>
+          <w:bCs/>
+          <w:sz w:val="32"/>
+          <w:szCs w:val="32"/>
+        </w:rPr>
+      </w:pPr>
+    </w:p>
+    <w:p>
+      <w:pPr>
+        <w:jc w:val="center"/>
+        <w:rPr>
+          <w:b/>
+          <w:bCs/>
+          <w:sz w:val="32"/>
+          <w:szCs w:val="32"/>
+        </w:rPr>
+      </w:pPr>
+    </w:p>
+    <w:p>
+      <w:pPr>
+        <w:jc w:val="center"/>
+        <w:rPr>
+          <w:b/>
+          <w:bCs/>
+          <w:sz w:val="32"/>
+          <w:szCs w:val="32"/>
+        </w:rPr>
+      </w:pPr>
+      <w:r>
+        <w:rPr>
+          <w:b/>
+          <w:bCs/>
+          <w:sz w:val="32"/>
+          <w:szCs w:val="32"/>
+        </w:rPr>
+        <w:lastRenderedPageBreak/>
+        <w:t>Activity Diagram</w:t>
+      </w:r>
+    </w:p>
+    <w:p>
+      <w:pPr>
+        <w:jc w:val="center"/>
+        <w:rPr>
+          <w:b/>
+          <w:bCs/>
+          <w:sz w:val="32"/>
+          <w:szCs w:val="32"/>
+        </w:rPr>
+      </w:pPr>
+    </w:p>
+    <w:p>
+      <w:pPr>
+        <w:rPr>
+          <w:b/>
+          <w:bCs/>
+          <w:sz w:val="32"/>
+          <w:szCs w:val="32"/>
+        </w:rPr>
+      </w:pPr>
+      <w:r>
+        <w:rPr>
+          <w:b/>
+          <w:bCs/>
+          <w:sz w:val="32"/>
+          <w:szCs w:val="32"/>
+        </w:rPr>
+        <w:t>Activity Diagram Admin</w:t>
+      </w:r>
+    </w:p>
+    <w:p>
+      <w:pPr>
+        <w:jc w:val="center"/>
+        <w:rPr>
+          <w:b/>
+          <w:bCs/>
+          <w:sz w:val="32"/>
+          <w:szCs w:val="32"/>
+        </w:rPr>
+      </w:pPr>
+    </w:p>
+    <w:p>
+      <w:pPr>
+        <w:jc w:val="center"/>
+        <w:rPr>
+          <w:b/>
+          <w:bCs/>
+          <w:sz w:val="32"/>
+          <w:szCs w:val="32"/>
+        </w:rPr>
+      </w:pPr>
+      <w:r>
+        <w:rPr>
+          <w:b/>
+          <w:bCs/>
+          <w:sz w:val="32"/>
+          <w:szCs w:val="32"/>
+        </w:rPr>
+        <w:drawing>
+          <wp:inline distT="0" distB="0" distL="0" distR="0" wp14:anchorId="4A6679D8" wp14:editId="585D3074">
+            <wp:extent cx="4525006" cy="7735380"/>
+            <wp:effectExtent l="0" t="0" r="9525" b="0"/>
+            <wp:docPr id="120133588" name="Picture 1"/>
+            <wp:cNvGraphicFramePr>
+              <a:graphicFrameLocks xmlns:a="http://schemas.openxmlformats.org/drawingml/2006/main" noChangeAspect="1"/>
+            </wp:cNvGraphicFramePr>
+            <a:graphic xmlns:a="http://schemas.openxmlformats.org/drawingml/2006/main">
+              <a:graphicData uri="http://schemas.openxmlformats.org/drawingml/2006/picture">
+                <pic:pic xmlns:pic="http://schemas.openxmlformats.org/drawingml/2006/picture">
+                  <pic:nvPicPr>
+                    <pic:cNvPr id="120133588" name=""/>
+                    <pic:cNvPicPr/>
+                  </pic:nvPicPr>
+                  <pic:blipFill>
+                    <a:blip r:embed="rId13"/>
+                    <a:stretch>
+                      <a:fillRect/>
+                    </a:stretch>
+                  </pic:blipFill>
+                  <pic:spPr>
+                    <a:xfrm>
+                      <a:off x="0" y="0"/>
+                      <a:ext cx="4525006" cy="7735380"/>
+                    </a:xfrm>
+                    <a:prstGeom prst="rect">
+                      <a:avLst/>
+                    </a:prstGeom>
+                  </pic:spPr>
+                </pic:pic>
+              </a:graphicData>
+            </a:graphic>
+          </wp:inline>
+        </w:drawing>
+      </w:r>
+    </w:p>
+    <w:p>
+      <w:pPr>
+        <w:rPr>
+          <w:b/>
+          <w:bCs/>
+          <w:sz w:val="32"/>
+          <w:szCs w:val="32"/>
+        </w:rPr>
+      </w:pPr>
+      <w:r>
+        <w:rPr>
+          <w:b/>
+          <w:bCs/>
+          <w:sz w:val="32"/>
+          <w:szCs w:val="32"/>
+        </w:rPr>
+        <w:lastRenderedPageBreak/>
+        <w:t>Activity Diagram User</w:t>
+      </w:r>
+    </w:p>
+    <w:p>
+      <w:pPr>
+        <w:jc w:val="center"/>
+        <w:rPr>
+          <w:b/>
+          <w:bCs/>
+          <w:sz w:val="32"/>
+          <w:szCs w:val="32"/>
+        </w:rPr>
+      </w:pPr>
+    </w:p>
+    <w:p>
+      <w:pPr>
+        <w:jc w:val="center"/>
+        <w:rPr>
+          <w:b/>
+          <w:bCs/>
+          <w:sz w:val="32"/>
+          <w:szCs w:val="32"/>
+        </w:rPr>
+      </w:pPr>
+      <w:r>
+        <w:rPr>
+          <w:b/>
+          <w:bCs/>
+          <w:sz w:val="32"/>
+          <w:szCs w:val="32"/>
+        </w:rPr>
+        <w:drawing>
+          <wp:inline distT="0" distB="0" distL="0" distR="0" wp14:anchorId="175F2D7A" wp14:editId="39606DF9">
+            <wp:extent cx="4429743" cy="7668695"/>
+            <wp:effectExtent l="0" t="0" r="9525" b="8890"/>
+            <wp:docPr id="330792174" name="Picture 1"/>
+            <wp:cNvGraphicFramePr>
+              <a:graphicFrameLocks xmlns:a="http://schemas.openxmlformats.org/drawingml/2006/main" noChangeAspect="1"/>
+            </wp:cNvGraphicFramePr>
+            <a:graphic xmlns:a="http://schemas.openxmlformats.org/drawingml/2006/main">
+              <a:graphicData uri="http://schemas.openxmlformats.org/drawingml/2006/picture">
+                <pic:pic xmlns:pic="http://schemas.openxmlformats.org/drawingml/2006/picture">
+                  <pic:nvPicPr>
+                    <pic:cNvPr id="330792174" name=""/>
+                    <pic:cNvPicPr/>
+                  </pic:nvPicPr>
+                  <pic:blipFill>
+                    <a:blip r:embed="rId14"/>
+                    <a:stretch>
+                      <a:fillRect/>
+                    </a:stretch>
+                  </pic:blipFill>
+                  <pic:spPr>
+                    <a:xfrm>
+                      <a:off x="0" y="0"/>
+                      <a:ext cx="4429743" cy="7668695"/>
+                    </a:xfrm>
+                    <a:prstGeom prst="rect">
+                      <a:avLst/>
+                    </a:prstGeom>
+                  </pic:spPr>
+                </pic:pic>
+              </a:graphicData>
+            </a:graphic>
+          </wp:inline>
+        </w:drawing>
+      </w:r>
+    </w:p>
+    <w:p>
+      <w:pPr>
+        <w:rPr>
+          <w:b/>
+          <w:bCs/>
+          <w:sz w:val="32"/>
+          <w:szCs w:val="32"/>
+        </w:rPr>
+      </w:pPr>
+    </w:p>
+    <w:p>
+      <w:pPr>
+        <w:rPr>
+          <w:b/>
+          <w:bCs/>
+          <w:sz w:val="32"/>
+          <w:szCs w:val="32"/>
+        </w:rPr>
+      </w:pPr>
+    </w:p>
+    <w:p>
+      <w:pPr>
+        <w:jc w:val="center"/>
+        <w:rPr>
+          <w:b/>
+          <w:bCs/>
+          <w:sz w:val="32"/>
+          <w:szCs w:val="32"/>
+        </w:rPr>
+      </w:pPr>
+      <w:r>
+        <w:rPr>
+          <w:b/>
+          <w:bCs/>
+          <w:sz w:val="32"/>
+          <w:szCs w:val="32"/>
+        </w:rPr>
+        <w:lastRenderedPageBreak/>
         <w:t>Data Dictionary</w:t>
       </w:r>
     </w:p>
@@ -9253,6 +12479,7 @@
           <w:sz w:val="32"/>
           <w:szCs w:val="32"/>
         </w:rPr>
+        <w:lastRenderedPageBreak/>
         <w:t xml:space="preserve">Like </w:t>
       </w:r>
       <w:r>
@@ -10348,6 +13575,7 @@
           <w:sz w:val="32"/>
           <w:szCs w:val="32"/>
         </w:rPr>
+        <w:lastRenderedPageBreak/>
         <w:t>Message table:</w:t>
       </w:r>
     </w:p>
@@ -10950,6 +14178,7 @@
           <w:sz w:val="32"/>
           <w:szCs w:val="32"/>
         </w:rPr>
+        <w:lastRenderedPageBreak/>
         <w:t>Mock Screen</w:t>
       </w:r>
     </w:p>
@@ -11330,6 +14559,1083 @@
           <w:sz w:val="32"/>
           <w:szCs w:val="32"/>
         </w:rPr>
+        <w:lastRenderedPageBreak/>
+        <w:t>MIS Report</w:t>
+      </w:r>
+    </w:p>
+    <w:p>
+      <w:pPr>
+        <w:jc w:val="center"/>
+        <w:rPr>
+          <w:b/>
+          <w:bCs/>
+          <w:sz w:val="32"/>
+          <w:szCs w:val="32"/>
+        </w:rPr>
+      </w:pPr>
+    </w:p>
+    <w:p>
+      <w:pPr>
+        <w:rPr>
+          <w:sz w:val="28"/>
+          <w:szCs w:val="28"/>
+        </w:rPr>
+      </w:pPr>
+      <w:r>
+        <w:rPr>
+          <w:sz w:val="28"/>
+          <w:szCs w:val="28"/>
+        </w:rPr>
+        <w:t xml:space="preserve">The </w:t>
+      </w:r>
+      <w:r>
+        <w:rPr>
+          <w:b/>
+          <w:bCs/>
+          <w:sz w:val="28"/>
+          <w:szCs w:val="28"/>
+        </w:rPr>
+        <w:t>Management Information System (MIS) Report</w:t>
+      </w:r>
+      <w:r>
+        <w:rPr>
+          <w:sz w:val="28"/>
+          <w:szCs w:val="28"/>
+        </w:rPr>
+        <w:t xml:space="preserve"> in the Connectify application is designed to provide administrators with analytical insights and statistical data to support effective decision-making and system monitoring. The MIS module helps in tracking platform performance, user engagement, and overall system activity.</w:t>
+      </w:r>
+    </w:p>
+    <w:p>
+      <w:pPr>
+        <w:rPr>
+          <w:sz w:val="28"/>
+          <w:szCs w:val="28"/>
+        </w:rPr>
+      </w:pPr>
+    </w:p>
+    <w:p>
+      <w:pPr>
+        <w:rPr>
+          <w:sz w:val="28"/>
+          <w:szCs w:val="28"/>
+        </w:rPr>
+      </w:pPr>
+      <w:r>
+        <w:rPr>
+          <w:sz w:val="28"/>
+          <w:szCs w:val="28"/>
+        </w:rPr>
+        <w:t>The MIS report is integrated within the Admin Dashboard and presents summarized data in the form of counts, statistics, and visual representations such as charts and graphs.</w:t>
+      </w:r>
+    </w:p>
+    <w:p>
+      <w:pPr>
+        <w:rPr>
+          <w:sz w:val="28"/>
+          <w:szCs w:val="28"/>
+        </w:rPr>
+      </w:pPr>
+    </w:p>
+    <w:p>
+      <w:pPr>
+        <w:pStyle w:val="ListParagraph"/>
+        <w:numPr>
+          <w:ilvl w:val="0"/>
+          <w:numId w:val="29"/>
+        </w:numPr>
+        <w:rPr>
+          <w:b/>
+          <w:bCs/>
+          <w:sz w:val="28"/>
+          <w:szCs w:val="28"/>
+        </w:rPr>
+      </w:pPr>
+      <w:r>
+        <w:rPr>
+          <w:b/>
+          <w:bCs/>
+          <w:sz w:val="28"/>
+          <w:szCs w:val="28"/>
+        </w:rPr>
+        <w:t>Key MIS Reports in Connectify</w:t>
+      </w:r>
+    </w:p>
+    <w:p>
+      <w:pPr>
+        <w:pStyle w:val="ListParagraph"/>
+        <w:numPr>
+          <w:ilvl w:val="0"/>
+          <w:numId w:val="30"/>
+        </w:numPr>
+        <w:rPr>
+          <w:b/>
+          <w:bCs/>
+          <w:sz w:val="28"/>
+          <w:szCs w:val="28"/>
+        </w:rPr>
+      </w:pPr>
+      <w:r>
+        <w:rPr>
+          <w:b/>
+          <w:bCs/>
+          <w:sz w:val="28"/>
+          <w:szCs w:val="28"/>
+        </w:rPr>
+        <w:t>User Analytics Report</w:t>
+      </w:r>
+    </w:p>
+    <w:p>
+      <w:pPr>
+        <w:numPr>
+          <w:ilvl w:val="0"/>
+          <w:numId w:val="25"/>
+        </w:numPr>
+        <w:rPr>
+          <w:sz w:val="28"/>
+          <w:szCs w:val="28"/>
+        </w:rPr>
+      </w:pPr>
+      <w:r>
+        <w:rPr>
+          <w:sz w:val="28"/>
+          <w:szCs w:val="28"/>
+        </w:rPr>
+        <w:t>Total number of registered users</w:t>
+      </w:r>
+    </w:p>
+    <w:p>
+      <w:pPr>
+        <w:numPr>
+          <w:ilvl w:val="0"/>
+          <w:numId w:val="25"/>
+        </w:numPr>
+        <w:rPr>
+          <w:sz w:val="28"/>
+          <w:szCs w:val="28"/>
+        </w:rPr>
+      </w:pPr>
+      <w:r>
+        <w:rPr>
+          <w:sz w:val="28"/>
+          <w:szCs w:val="28"/>
+        </w:rPr>
+        <w:t>Active vs inactive users</w:t>
+      </w:r>
+    </w:p>
+    <w:p>
+      <w:pPr>
+        <w:numPr>
+          <w:ilvl w:val="0"/>
+          <w:numId w:val="25"/>
+        </w:numPr>
+        <w:rPr>
+          <w:sz w:val="28"/>
+          <w:szCs w:val="28"/>
+        </w:rPr>
+      </w:pPr>
+      <w:r>
+        <w:rPr>
+          <w:sz w:val="28"/>
+          <w:szCs w:val="28"/>
+        </w:rPr>
+        <w:t>Number of newly registered users</w:t>
+      </w:r>
+    </w:p>
+    <w:p>
+      <w:pPr>
+        <w:numPr>
+          <w:ilvl w:val="0"/>
+          <w:numId w:val="25"/>
+        </w:numPr>
+        <w:rPr>
+          <w:sz w:val="28"/>
+          <w:szCs w:val="28"/>
+        </w:rPr>
+      </w:pPr>
+      <w:r>
+        <w:rPr>
+          <w:sz w:val="28"/>
+          <w:szCs w:val="28"/>
+        </w:rPr>
+        <w:t>Banned or suspended accounts</w:t>
+      </w:r>
+    </w:p>
+    <w:p>
+      <w:pPr>
+        <w:rPr>
+          <w:sz w:val="28"/>
+          <w:szCs w:val="28"/>
+        </w:rPr>
+      </w:pPr>
+      <w:r>
+        <w:rPr>
+          <w:sz w:val="28"/>
+          <w:szCs w:val="28"/>
+        </w:rPr>
+        <w:t>This report helps the admin understand user growth and engagement trends.</w:t>
+      </w:r>
+    </w:p>
+    <w:p>
+      <w:pPr>
+        <w:rPr>
+          <w:sz w:val="28"/>
+          <w:szCs w:val="28"/>
+        </w:rPr>
+      </w:pPr>
+    </w:p>
+    <w:p>
+      <w:pPr>
+        <w:pStyle w:val="ListParagraph"/>
+        <w:numPr>
+          <w:ilvl w:val="0"/>
+          <w:numId w:val="30"/>
+        </w:numPr>
+        <w:rPr>
+          <w:b/>
+          <w:bCs/>
+          <w:sz w:val="28"/>
+          <w:szCs w:val="28"/>
+        </w:rPr>
+      </w:pPr>
+      <w:r>
+        <w:rPr>
+          <w:b/>
+          <w:bCs/>
+          <w:sz w:val="28"/>
+          <w:szCs w:val="28"/>
+        </w:rPr>
+        <w:t>Post Activity Report</w:t>
+      </w:r>
+    </w:p>
+    <w:p>
+      <w:pPr>
+        <w:numPr>
+          <w:ilvl w:val="0"/>
+          <w:numId w:val="26"/>
+        </w:numPr>
+        <w:rPr>
+          <w:sz w:val="28"/>
+          <w:szCs w:val="28"/>
+        </w:rPr>
+      </w:pPr>
+      <w:r>
+        <w:rPr>
+          <w:sz w:val="28"/>
+          <w:szCs w:val="28"/>
+        </w:rPr>
+        <w:t>Total number of posts created</w:t>
+      </w:r>
+    </w:p>
+    <w:p>
+      <w:pPr>
+        <w:numPr>
+          <w:ilvl w:val="0"/>
+          <w:numId w:val="26"/>
+        </w:numPr>
+        <w:rPr>
+          <w:sz w:val="28"/>
+          <w:szCs w:val="28"/>
+        </w:rPr>
+      </w:pPr>
+      <w:r>
+        <w:rPr>
+          <w:sz w:val="28"/>
+          <w:szCs w:val="28"/>
+        </w:rPr>
+        <w:t>Posts created per day/week/month</w:t>
+      </w:r>
+    </w:p>
+    <w:p>
+      <w:pPr>
+        <w:numPr>
+          <w:ilvl w:val="0"/>
+          <w:numId w:val="26"/>
+        </w:numPr>
+        <w:rPr>
+          <w:sz w:val="28"/>
+          <w:szCs w:val="28"/>
+        </w:rPr>
+      </w:pPr>
+      <w:r>
+        <w:rPr>
+          <w:sz w:val="28"/>
+          <w:szCs w:val="28"/>
+        </w:rPr>
+        <w:t>Most liked or most commented posts</w:t>
+      </w:r>
+    </w:p>
+    <w:p>
+      <w:pPr>
+        <w:numPr>
+          <w:ilvl w:val="0"/>
+          <w:numId w:val="26"/>
+        </w:numPr>
+        <w:rPr>
+          <w:sz w:val="28"/>
+          <w:szCs w:val="28"/>
+        </w:rPr>
+      </w:pPr>
+      <w:r>
+        <w:rPr>
+          <w:sz w:val="28"/>
+          <w:szCs w:val="28"/>
+        </w:rPr>
+        <w:t>Posts pending approval</w:t>
+      </w:r>
+    </w:p>
+    <w:p>
+      <w:pPr>
+        <w:rPr>
+          <w:sz w:val="28"/>
+          <w:szCs w:val="28"/>
+        </w:rPr>
+      </w:pPr>
+      <w:r>
+        <w:rPr>
+          <w:sz w:val="28"/>
+          <w:szCs w:val="28"/>
+        </w:rPr>
+        <w:t>This enables monitoring of content activity on the platform.</w:t>
+      </w:r>
+    </w:p>
+    <w:p>
+      <w:pPr>
+        <w:rPr>
+          <w:sz w:val="28"/>
+          <w:szCs w:val="28"/>
+        </w:rPr>
+      </w:pPr>
+    </w:p>
+    <w:p>
+      <w:pPr>
+        <w:pStyle w:val="ListParagraph"/>
+        <w:numPr>
+          <w:ilvl w:val="0"/>
+          <w:numId w:val="30"/>
+        </w:numPr>
+        <w:rPr>
+          <w:b/>
+          <w:bCs/>
+          <w:sz w:val="28"/>
+          <w:szCs w:val="28"/>
+        </w:rPr>
+      </w:pPr>
+      <w:r>
+        <w:rPr>
+          <w:b/>
+          <w:bCs/>
+          <w:sz w:val="28"/>
+          <w:szCs w:val="28"/>
+        </w:rPr>
+        <w:t>Engagement Report</w:t>
+      </w:r>
+    </w:p>
+    <w:p>
+      <w:pPr>
+        <w:numPr>
+          <w:ilvl w:val="0"/>
+          <w:numId w:val="27"/>
+        </w:numPr>
+        <w:rPr>
+          <w:sz w:val="28"/>
+          <w:szCs w:val="28"/>
+        </w:rPr>
+      </w:pPr>
+      <w:r>
+        <w:rPr>
+          <w:sz w:val="28"/>
+          <w:szCs w:val="28"/>
+        </w:rPr>
+        <w:t>Total likes and comments</w:t>
+      </w:r>
+    </w:p>
+    <w:p>
+      <w:pPr>
+        <w:numPr>
+          <w:ilvl w:val="0"/>
+          <w:numId w:val="27"/>
+        </w:numPr>
+        <w:rPr>
+          <w:sz w:val="28"/>
+          <w:szCs w:val="28"/>
+        </w:rPr>
+      </w:pPr>
+      <w:r>
+        <w:rPr>
+          <w:sz w:val="28"/>
+          <w:szCs w:val="28"/>
+        </w:rPr>
+        <w:t>Most active users</w:t>
+      </w:r>
+    </w:p>
+    <w:p>
+      <w:pPr>
+        <w:numPr>
+          <w:ilvl w:val="0"/>
+          <w:numId w:val="27"/>
+        </w:numPr>
+        <w:rPr>
+          <w:sz w:val="28"/>
+          <w:szCs w:val="28"/>
+        </w:rPr>
+      </w:pPr>
+      <w:r>
+        <w:rPr>
+          <w:sz w:val="28"/>
+          <w:szCs w:val="28"/>
+        </w:rPr>
+        <w:t>Follow relationship statistics</w:t>
+      </w:r>
+    </w:p>
+    <w:p>
+      <w:pPr>
+        <w:numPr>
+          <w:ilvl w:val="0"/>
+          <w:numId w:val="27"/>
+        </w:numPr>
+        <w:rPr>
+          <w:sz w:val="28"/>
+          <w:szCs w:val="28"/>
+        </w:rPr>
+      </w:pPr>
+      <w:r>
+        <w:rPr>
+          <w:sz w:val="28"/>
+          <w:szCs w:val="28"/>
+        </w:rPr>
+        <w:t>Message activity count</w:t>
+      </w:r>
+    </w:p>
+    <w:p>
+      <w:pPr>
+        <w:rPr>
+          <w:sz w:val="28"/>
+          <w:szCs w:val="28"/>
+        </w:rPr>
+      </w:pPr>
+      <w:r>
+        <w:rPr>
+          <w:sz w:val="28"/>
+          <w:szCs w:val="28"/>
+        </w:rPr>
+        <w:t>This report measures user interaction and engagement levels.</w:t>
+      </w:r>
+    </w:p>
+    <w:p>
+      <w:pPr>
+        <w:rPr>
+          <w:sz w:val="28"/>
+          <w:szCs w:val="28"/>
+        </w:rPr>
+      </w:pPr>
+    </w:p>
+    <w:p>
+      <w:pPr>
+        <w:pStyle w:val="ListParagraph"/>
+        <w:numPr>
+          <w:ilvl w:val="0"/>
+          <w:numId w:val="30"/>
+        </w:numPr>
+        <w:rPr>
+          <w:b/>
+          <w:bCs/>
+          <w:sz w:val="28"/>
+          <w:szCs w:val="28"/>
+        </w:rPr>
+      </w:pPr>
+      <w:r>
+        <w:rPr>
+          <w:b/>
+          <w:bCs/>
+          <w:sz w:val="28"/>
+          <w:szCs w:val="28"/>
+        </w:rPr>
+        <w:t>System Monitoring Report</w:t>
+      </w:r>
+    </w:p>
+    <w:p>
+      <w:pPr>
+        <w:numPr>
+          <w:ilvl w:val="0"/>
+          <w:numId w:val="28"/>
+        </w:numPr>
+        <w:rPr>
+          <w:sz w:val="28"/>
+          <w:szCs w:val="28"/>
+        </w:rPr>
+      </w:pPr>
+      <w:r>
+        <w:rPr>
+          <w:sz w:val="28"/>
+          <w:szCs w:val="28"/>
+        </w:rPr>
+        <w:t>Notification count</w:t>
+      </w:r>
+    </w:p>
+    <w:p>
+      <w:pPr>
+        <w:numPr>
+          <w:ilvl w:val="0"/>
+          <w:numId w:val="28"/>
+        </w:numPr>
+        <w:rPr>
+          <w:sz w:val="28"/>
+          <w:szCs w:val="28"/>
+        </w:rPr>
+      </w:pPr>
+      <w:r>
+        <w:rPr>
+          <w:sz w:val="28"/>
+          <w:szCs w:val="28"/>
+        </w:rPr>
+        <w:t>Active sessions</w:t>
+      </w:r>
+    </w:p>
+    <w:p>
+      <w:pPr>
+        <w:numPr>
+          <w:ilvl w:val="0"/>
+          <w:numId w:val="28"/>
+        </w:numPr>
+        <w:rPr>
+          <w:sz w:val="28"/>
+          <w:szCs w:val="28"/>
+        </w:rPr>
+      </w:pPr>
+      <w:r>
+        <w:rPr>
+          <w:sz w:val="28"/>
+          <w:szCs w:val="28"/>
+        </w:rPr>
+        <w:t>Database usage overview</w:t>
+      </w:r>
+    </w:p>
+    <w:p>
+      <w:pPr>
+        <w:numPr>
+          <w:ilvl w:val="0"/>
+          <w:numId w:val="28"/>
+        </w:numPr>
+        <w:rPr>
+          <w:sz w:val="28"/>
+          <w:szCs w:val="28"/>
+        </w:rPr>
+      </w:pPr>
+      <w:r>
+        <w:rPr>
+          <w:sz w:val="28"/>
+          <w:szCs w:val="28"/>
+        </w:rPr>
+        <w:t>Error logs (if implemented)</w:t>
+      </w:r>
+    </w:p>
+    <w:p>
+      <w:pPr>
+        <w:rPr>
+          <w:sz w:val="28"/>
+          <w:szCs w:val="28"/>
+        </w:rPr>
+      </w:pPr>
+      <w:r>
+        <w:rPr>
+          <w:sz w:val="28"/>
+          <w:szCs w:val="28"/>
+        </w:rPr>
+        <w:t>This ensures smooth system performance and maintenance.</w:t>
+      </w:r>
+    </w:p>
+    <w:p>
+      <w:pPr>
+        <w:rPr>
+          <w:sz w:val="28"/>
+          <w:szCs w:val="28"/>
+        </w:rPr>
+      </w:pPr>
+    </w:p>
+    <w:p>
+      <w:pPr>
+        <w:jc w:val="center"/>
+        <w:rPr>
+          <w:b/>
+          <w:bCs/>
+          <w:sz w:val="32"/>
+          <w:szCs w:val="32"/>
+        </w:rPr>
+      </w:pPr>
+    </w:p>
+    <w:p>
+      <w:pPr>
+        <w:pStyle w:val="ListParagraph"/>
+        <w:numPr>
+          <w:ilvl w:val="0"/>
+          <w:numId w:val="29"/>
+        </w:numPr>
+        <w:rPr>
+          <w:sz w:val="32"/>
+          <w:szCs w:val="32"/>
+        </w:rPr>
+      </w:pPr>
+      <w:r>
+        <w:rPr>
+          <w:b/>
+          <w:bCs/>
+          <w:sz w:val="32"/>
+          <w:szCs w:val="32"/>
+        </w:rPr>
+        <w:lastRenderedPageBreak/>
+        <w:t>Purpose of MIS in the Project</w:t>
+      </w:r>
+    </w:p>
+    <w:p>
+      <w:pPr>
+        <w:rPr>
+          <w:sz w:val="28"/>
+          <w:szCs w:val="28"/>
+        </w:rPr>
+      </w:pPr>
+      <w:r>
+        <w:rPr>
+          <w:sz w:val="28"/>
+          <w:szCs w:val="28"/>
+        </w:rPr>
+        <w:t>The MIS functionality helps administrators:</w:t>
+      </w:r>
+    </w:p>
+    <w:p>
+      <w:pPr>
+        <w:numPr>
+          <w:ilvl w:val="0"/>
+          <w:numId w:val="31"/>
+        </w:numPr>
+        <w:rPr>
+          <w:sz w:val="28"/>
+          <w:szCs w:val="28"/>
+        </w:rPr>
+      </w:pPr>
+      <w:r>
+        <w:rPr>
+          <w:sz w:val="28"/>
+          <w:szCs w:val="28"/>
+        </w:rPr>
+        <w:t>Make data-driven decisions</w:t>
+      </w:r>
+    </w:p>
+    <w:p>
+      <w:pPr>
+        <w:numPr>
+          <w:ilvl w:val="0"/>
+          <w:numId w:val="31"/>
+        </w:numPr>
+        <w:rPr>
+          <w:sz w:val="28"/>
+          <w:szCs w:val="28"/>
+        </w:rPr>
+      </w:pPr>
+      <w:r>
+        <w:rPr>
+          <w:sz w:val="28"/>
+          <w:szCs w:val="28"/>
+        </w:rPr>
+        <w:t>Monitor platform growth</w:t>
+      </w:r>
+    </w:p>
+    <w:p>
+      <w:pPr>
+        <w:numPr>
+          <w:ilvl w:val="0"/>
+          <w:numId w:val="31"/>
+        </w:numPr>
+        <w:rPr>
+          <w:sz w:val="28"/>
+          <w:szCs w:val="28"/>
+        </w:rPr>
+      </w:pPr>
+      <w:r>
+        <w:rPr>
+          <w:sz w:val="28"/>
+          <w:szCs w:val="28"/>
+        </w:rPr>
+        <w:t>Detect unusual activities</w:t>
+      </w:r>
+    </w:p>
+    <w:p>
+      <w:pPr>
+        <w:numPr>
+          <w:ilvl w:val="0"/>
+          <w:numId w:val="31"/>
+        </w:numPr>
+        <w:rPr>
+          <w:sz w:val="28"/>
+          <w:szCs w:val="28"/>
+        </w:rPr>
+      </w:pPr>
+      <w:r>
+        <w:rPr>
+          <w:sz w:val="28"/>
+          <w:szCs w:val="28"/>
+        </w:rPr>
+        <w:t>Improve system performance</w:t>
+      </w:r>
+    </w:p>
+    <w:p>
+      <w:pPr>
+        <w:numPr>
+          <w:ilvl w:val="0"/>
+          <w:numId w:val="31"/>
+        </w:numPr>
+        <w:rPr>
+          <w:sz w:val="28"/>
+          <w:szCs w:val="28"/>
+        </w:rPr>
+      </w:pPr>
+      <w:r>
+        <w:rPr>
+          <w:sz w:val="28"/>
+          <w:szCs w:val="28"/>
+        </w:rPr>
+        <w:t>Maintain platform security and integrity</w:t>
+      </w:r>
+    </w:p>
+    <w:p>
+      <w:pPr>
+        <w:rPr>
+          <w:sz w:val="32"/>
+          <w:szCs w:val="32"/>
+        </w:rPr>
+      </w:pPr>
+    </w:p>
+    <w:p>
+      <w:pPr>
+        <w:pStyle w:val="ListParagraph"/>
+        <w:numPr>
+          <w:ilvl w:val="0"/>
+          <w:numId w:val="29"/>
+        </w:numPr>
+        <w:rPr>
+          <w:sz w:val="32"/>
+          <w:szCs w:val="32"/>
+        </w:rPr>
+      </w:pPr>
+      <w:r>
+        <w:rPr>
+          <w:b/>
+          <w:bCs/>
+          <w:sz w:val="32"/>
+          <w:szCs w:val="32"/>
+        </w:rPr>
+        <w:t>Conclusion of MIS Module</w:t>
+      </w:r>
+    </w:p>
+    <w:p>
+      <w:pPr>
+        <w:rPr>
+          <w:b/>
+          <w:bCs/>
+          <w:sz w:val="28"/>
+          <w:szCs w:val="28"/>
+        </w:rPr>
+      </w:pPr>
+      <w:r>
+        <w:rPr>
+          <w:sz w:val="28"/>
+          <w:szCs w:val="28"/>
+        </w:rPr>
+        <w:t>The MIS Report module enhances the administrative capabilities of Connectify by providing structured, analytical, and real-time data insights. It transforms raw system data into meaningful information, thereby improving operational efficiency and strategic planning.</w:t>
+      </w:r>
+    </w:p>
+    <w:p>
+      <w:pPr>
+        <w:jc w:val="both"/>
+        <w:rPr>
+          <w:b/>
+          <w:bCs/>
+          <w:sz w:val="32"/>
+          <w:szCs w:val="32"/>
+        </w:rPr>
+      </w:pPr>
+    </w:p>
+    <w:p>
+      <w:pPr>
+        <w:jc w:val="both"/>
+        <w:rPr>
+          <w:b/>
+          <w:bCs/>
+          <w:sz w:val="32"/>
+          <w:szCs w:val="32"/>
+        </w:rPr>
+      </w:pPr>
+    </w:p>
+    <w:p>
+      <w:pPr>
+        <w:jc w:val="both"/>
+        <w:rPr>
+          <w:b/>
+          <w:bCs/>
+          <w:sz w:val="32"/>
+          <w:szCs w:val="32"/>
+        </w:rPr>
+      </w:pPr>
+    </w:p>
+    <w:p>
+      <w:pPr>
+        <w:jc w:val="both"/>
+        <w:rPr>
+          <w:b/>
+          <w:bCs/>
+          <w:sz w:val="32"/>
+          <w:szCs w:val="32"/>
+        </w:rPr>
+      </w:pPr>
+    </w:p>
+    <w:p>
+      <w:pPr>
+        <w:jc w:val="both"/>
+        <w:rPr>
+          <w:b/>
+          <w:bCs/>
+          <w:sz w:val="32"/>
+          <w:szCs w:val="32"/>
+        </w:rPr>
+      </w:pPr>
+    </w:p>
+    <w:p>
+      <w:pPr>
+        <w:jc w:val="both"/>
+        <w:rPr>
+          <w:b/>
+          <w:bCs/>
+          <w:sz w:val="32"/>
+          <w:szCs w:val="32"/>
+        </w:rPr>
+      </w:pPr>
+    </w:p>
+    <w:p>
+      <w:pPr>
+        <w:jc w:val="both"/>
+        <w:rPr>
+          <w:b/>
+          <w:bCs/>
+          <w:sz w:val="32"/>
+          <w:szCs w:val="32"/>
+        </w:rPr>
+      </w:pPr>
+    </w:p>
+    <w:p>
+      <w:pPr>
+        <w:jc w:val="both"/>
+        <w:rPr>
+          <w:b/>
+          <w:bCs/>
+          <w:sz w:val="32"/>
+          <w:szCs w:val="32"/>
+        </w:rPr>
+      </w:pPr>
+    </w:p>
+    <w:p>
+      <w:pPr>
+        <w:jc w:val="both"/>
+        <w:rPr>
+          <w:b/>
+          <w:bCs/>
+          <w:sz w:val="32"/>
+          <w:szCs w:val="32"/>
+        </w:rPr>
+      </w:pPr>
+    </w:p>
+    <w:p>
+      <w:pPr>
+        <w:jc w:val="both"/>
+        <w:rPr>
+          <w:b/>
+          <w:bCs/>
+          <w:sz w:val="32"/>
+          <w:szCs w:val="32"/>
+        </w:rPr>
+      </w:pPr>
+    </w:p>
+    <w:p>
+      <w:pPr>
+        <w:jc w:val="both"/>
+        <w:rPr>
+          <w:b/>
+          <w:bCs/>
+          <w:sz w:val="32"/>
+          <w:szCs w:val="32"/>
+        </w:rPr>
+      </w:pPr>
+    </w:p>
+    <w:p>
+      <w:pPr>
+        <w:jc w:val="both"/>
+        <w:rPr>
+          <w:b/>
+          <w:bCs/>
+          <w:sz w:val="32"/>
+          <w:szCs w:val="32"/>
+        </w:rPr>
+      </w:pPr>
+    </w:p>
+    <w:p>
+      <w:pPr>
+        <w:jc w:val="both"/>
+        <w:rPr>
+          <w:b/>
+          <w:bCs/>
+          <w:sz w:val="32"/>
+          <w:szCs w:val="32"/>
+        </w:rPr>
+      </w:pPr>
+    </w:p>
+    <w:p>
+      <w:pPr>
+        <w:jc w:val="both"/>
+        <w:rPr>
+          <w:b/>
+          <w:bCs/>
+          <w:sz w:val="32"/>
+          <w:szCs w:val="32"/>
+        </w:rPr>
+      </w:pPr>
+    </w:p>
+    <w:p>
+      <w:pPr>
+        <w:jc w:val="both"/>
+        <w:rPr>
+          <w:b/>
+          <w:bCs/>
+          <w:sz w:val="32"/>
+          <w:szCs w:val="32"/>
+        </w:rPr>
+      </w:pPr>
+    </w:p>
+    <w:p>
+      <w:pPr>
+        <w:jc w:val="both"/>
+        <w:rPr>
+          <w:b/>
+          <w:bCs/>
+          <w:sz w:val="32"/>
+          <w:szCs w:val="32"/>
+        </w:rPr>
+      </w:pPr>
+    </w:p>
+    <w:p>
+      <w:pPr>
+        <w:jc w:val="both"/>
+        <w:rPr>
+          <w:b/>
+          <w:bCs/>
+          <w:sz w:val="32"/>
+          <w:szCs w:val="32"/>
+        </w:rPr>
+      </w:pPr>
+    </w:p>
+    <w:p>
+      <w:pPr>
+        <w:jc w:val="both"/>
+        <w:rPr>
+          <w:b/>
+          <w:bCs/>
+          <w:sz w:val="32"/>
+          <w:szCs w:val="32"/>
+        </w:rPr>
+      </w:pPr>
+    </w:p>
+    <w:p>
+      <w:pPr>
+        <w:jc w:val="both"/>
+        <w:rPr>
+          <w:b/>
+          <w:bCs/>
+          <w:sz w:val="32"/>
+          <w:szCs w:val="32"/>
+        </w:rPr>
+      </w:pPr>
+    </w:p>
+    <w:p>
+      <w:pPr>
+        <w:jc w:val="both"/>
+        <w:rPr>
+          <w:b/>
+          <w:bCs/>
+          <w:sz w:val="32"/>
+          <w:szCs w:val="32"/>
+        </w:rPr>
+      </w:pPr>
+    </w:p>
+    <w:p>
+      <w:pPr>
+        <w:jc w:val="both"/>
+        <w:rPr>
+          <w:b/>
+          <w:bCs/>
+          <w:sz w:val="32"/>
+          <w:szCs w:val="32"/>
+        </w:rPr>
+      </w:pPr>
+    </w:p>
+    <w:p>
+      <w:pPr>
+        <w:jc w:val="both"/>
+        <w:rPr>
+          <w:b/>
+          <w:bCs/>
+          <w:sz w:val="32"/>
+          <w:szCs w:val="32"/>
+        </w:rPr>
+      </w:pPr>
+    </w:p>
+    <w:p>
+      <w:pPr>
+        <w:jc w:val="both"/>
+        <w:rPr>
+          <w:b/>
+          <w:bCs/>
+          <w:sz w:val="32"/>
+          <w:szCs w:val="32"/>
+        </w:rPr>
+      </w:pPr>
+    </w:p>
+    <w:p>
+      <w:pPr>
+        <w:jc w:val="both"/>
+        <w:rPr>
+          <w:b/>
+          <w:bCs/>
+          <w:sz w:val="32"/>
+          <w:szCs w:val="32"/>
+        </w:rPr>
+      </w:pPr>
+    </w:p>
+    <w:p>
+      <w:pPr>
+        <w:jc w:val="both"/>
+        <w:rPr>
+          <w:b/>
+          <w:bCs/>
+          <w:sz w:val="32"/>
+          <w:szCs w:val="32"/>
+        </w:rPr>
+      </w:pPr>
+    </w:p>
+    <w:p>
+      <w:pPr>
+        <w:jc w:val="center"/>
+        <w:rPr>
+          <w:b/>
+          <w:bCs/>
+          <w:sz w:val="32"/>
+          <w:szCs w:val="32"/>
+        </w:rPr>
+      </w:pPr>
+      <w:r>
+        <w:rPr>
+          <w:b/>
+          <w:bCs/>
+          <w:sz w:val="32"/>
+          <w:szCs w:val="32"/>
+        </w:rPr>
+        <w:lastRenderedPageBreak/>
         <w:t>Conclusion</w:t>
       </w:r>
     </w:p>
@@ -11372,139 +15678,1069 @@
           <w:sz w:val="28"/>
           <w:szCs w:val="28"/>
         </w:rPr>
-        <w:t xml:space="preserve"> successfully demonstrates a complete industry-level full stack architecture built using modern web development technologies. The project effectively integrates secure JWT-based authentication, complex entity relationships using JPA, efficient media handling through local or cloud storage, real-time communication using WebSockets, and a scalable backend design with Spring Boot. By combining a responsive React frontend with a robust Java-based backend and relational database management, the system ensures performance, security, and maintainability.</w:t>
-      </w:r>
-    </w:p>
-    <w:p>
-      <w:pPr>
-        <w:rPr>
-          <w:sz w:val="28"/>
-          <w:szCs w:val="28"/>
-        </w:rPr>
-      </w:pPr>
-    </w:p>
-    <w:p>
-      <w:pPr>
-        <w:rPr>
-          <w:sz w:val="28"/>
-          <w:szCs w:val="28"/>
-        </w:rPr>
-      </w:pPr>
-      <w:r>
-        <w:rPr>
-          <w:sz w:val="28"/>
-          <w:szCs w:val="28"/>
-        </w:rPr>
-        <w:t xml:space="preserve">Furthermore, the application has strong potential for future enhancements such as implementing an AI-based recommendation engine for personalized feeds, integrating machine learning for content moderation, adopting a microservices architecture for better scalability, and extending the platform into a mobile application using React Native. Overall, this project reflects a solid understanding of Java backend development, the Spring Boot ecosystem, database design principles, RESTful API development, </w:t>
-      </w:r>
-      <w:r>
-        <w:rPr>
-          <w:sz w:val="28"/>
-          <w:szCs w:val="28"/>
-        </w:rPr>
-        <w:t>react</w:t>
-      </w:r>
-      <w:r>
-        <w:rPr>
-          <w:sz w:val="28"/>
-          <w:szCs w:val="28"/>
-        </w:rPr>
-        <w:t xml:space="preserve"> frontend architecture, and security implementation, making it a comprehensive and professional full stack solution.</w:t>
-      </w:r>
-    </w:p>
-    <w:p>
-      <w:pPr>
-        <w:rPr>
-          <w:b/>
-          <w:bCs/>
-          <w:sz w:val="32"/>
-          <w:szCs w:val="32"/>
-        </w:rPr>
-      </w:pPr>
-    </w:p>
-    <w:p>
-      <w:pPr>
-        <w:rPr>
-          <w:b/>
-          <w:bCs/>
-          <w:sz w:val="32"/>
-          <w:szCs w:val="32"/>
-        </w:rPr>
-      </w:pPr>
-    </w:p>
-    <w:p>
-      <w:pPr>
-        <w:rPr>
-          <w:b/>
-          <w:bCs/>
-          <w:sz w:val="32"/>
-          <w:szCs w:val="32"/>
-        </w:rPr>
-      </w:pPr>
-    </w:p>
-    <w:p>
-      <w:pPr>
-        <w:rPr>
-          <w:b/>
-          <w:bCs/>
-          <w:sz w:val="32"/>
-          <w:szCs w:val="32"/>
-        </w:rPr>
-      </w:pPr>
-    </w:p>
-    <w:p>
-      <w:pPr>
-        <w:rPr>
-          <w:b/>
-          <w:bCs/>
-          <w:sz w:val="32"/>
-          <w:szCs w:val="32"/>
-        </w:rPr>
-      </w:pPr>
-    </w:p>
-    <w:p>
-      <w:pPr>
-        <w:rPr>
-          <w:b/>
-          <w:bCs/>
-          <w:sz w:val="32"/>
-          <w:szCs w:val="32"/>
-        </w:rPr>
-      </w:pPr>
-    </w:p>
-    <w:p>
-      <w:pPr>
-        <w:rPr>
-          <w:b/>
-          <w:bCs/>
-          <w:sz w:val="32"/>
-          <w:szCs w:val="32"/>
-        </w:rPr>
-      </w:pPr>
-    </w:p>
-    <w:p>
-      <w:pPr>
-        <w:rPr>
-          <w:b/>
-          <w:bCs/>
-          <w:sz w:val="32"/>
-          <w:szCs w:val="32"/>
-        </w:rPr>
-      </w:pPr>
-    </w:p>
-    <w:p>
-      <w:pPr>
-        <w:rPr>
-          <w:b/>
-          <w:bCs/>
-          <w:sz w:val="32"/>
-          <w:szCs w:val="32"/>
+        <w:t xml:space="preserve"> successfully demonstrates the development of a complete industry-level full stack system using modern web technologies. The project integrates secure JWT-based authentication, structured entity relationships using JPA, efficient media handling through local or cloud storage, real-time communication using WebSockets, and a scalable backend architecture built with Spring Boot. The responsive React frontend combined with a robust Java backend ensures performance, security, and maintainability of the application.</w:t>
+      </w:r>
+    </w:p>
+    <w:p>
+      <w:pPr>
+        <w:rPr>
+          <w:sz w:val="28"/>
+          <w:szCs w:val="28"/>
+        </w:rPr>
+      </w:pPr>
+    </w:p>
+    <w:p>
+      <w:pPr>
+        <w:rPr>
+          <w:sz w:val="28"/>
+          <w:szCs w:val="28"/>
+        </w:rPr>
+      </w:pPr>
+      <w:r>
+        <w:rPr>
+          <w:sz w:val="28"/>
+          <w:szCs w:val="28"/>
+        </w:rPr>
+        <w:t>Overall, this project reflects a strong understanding of Java backend development, the Spring Boot ecosystem, database design principles, RESTful API development, React frontend architecture, and security implementation. It showcases the ability to design and build a scalable, secure, and production-ready full stack application following industry standards.</w:t>
+      </w:r>
+    </w:p>
+    <w:p>
+      <w:pPr>
+        <w:rPr>
+          <w:b/>
+          <w:bCs/>
+          <w:sz w:val="32"/>
+          <w:szCs w:val="32"/>
+        </w:rPr>
+      </w:pPr>
+    </w:p>
+    <w:p>
+      <w:pPr>
+        <w:rPr>
+          <w:b/>
+          <w:bCs/>
+          <w:sz w:val="32"/>
+          <w:szCs w:val="32"/>
+        </w:rPr>
+      </w:pPr>
+    </w:p>
+    <w:p>
+      <w:pPr>
+        <w:rPr>
+          <w:b/>
+          <w:bCs/>
+          <w:sz w:val="32"/>
+          <w:szCs w:val="32"/>
+        </w:rPr>
+      </w:pPr>
+    </w:p>
+    <w:p>
+      <w:pPr>
+        <w:rPr>
+          <w:b/>
+          <w:bCs/>
+          <w:sz w:val="32"/>
+          <w:szCs w:val="32"/>
+        </w:rPr>
+      </w:pPr>
+    </w:p>
+    <w:p>
+      <w:pPr>
+        <w:rPr>
+          <w:b/>
+          <w:bCs/>
+          <w:sz w:val="32"/>
+          <w:szCs w:val="32"/>
+        </w:rPr>
+      </w:pPr>
+    </w:p>
+    <w:p>
+      <w:pPr>
+        <w:rPr>
+          <w:b/>
+          <w:bCs/>
+          <w:sz w:val="32"/>
+          <w:szCs w:val="32"/>
+        </w:rPr>
+      </w:pPr>
+    </w:p>
+    <w:p>
+      <w:pPr>
+        <w:rPr>
+          <w:b/>
+          <w:bCs/>
+          <w:sz w:val="32"/>
+          <w:szCs w:val="32"/>
+        </w:rPr>
+      </w:pPr>
+    </w:p>
+    <w:p>
+      <w:pPr>
+        <w:rPr>
+          <w:b/>
+          <w:bCs/>
+          <w:sz w:val="32"/>
+          <w:szCs w:val="32"/>
+        </w:rPr>
+      </w:pPr>
+    </w:p>
+    <w:p>
+      <w:pPr>
+        <w:rPr>
+          <w:b/>
+          <w:bCs/>
+          <w:sz w:val="32"/>
+          <w:szCs w:val="32"/>
+        </w:rPr>
+      </w:pPr>
+    </w:p>
+    <w:p>
+      <w:pPr>
+        <w:rPr>
+          <w:b/>
+          <w:bCs/>
+          <w:sz w:val="32"/>
+          <w:szCs w:val="32"/>
+        </w:rPr>
+      </w:pPr>
+    </w:p>
+    <w:p>
+      <w:pPr>
+        <w:rPr>
+          <w:b/>
+          <w:bCs/>
+          <w:sz w:val="32"/>
+          <w:szCs w:val="32"/>
+        </w:rPr>
+      </w:pPr>
+    </w:p>
+    <w:p>
+      <w:pPr>
+        <w:rPr>
+          <w:b/>
+          <w:bCs/>
+          <w:sz w:val="32"/>
+          <w:szCs w:val="32"/>
+        </w:rPr>
+      </w:pPr>
+    </w:p>
+    <w:p>
+      <w:pPr>
+        <w:rPr>
+          <w:b/>
+          <w:bCs/>
+          <w:sz w:val="32"/>
+          <w:szCs w:val="32"/>
+        </w:rPr>
+      </w:pPr>
+    </w:p>
+    <w:p>
+      <w:pPr>
+        <w:rPr>
+          <w:b/>
+          <w:bCs/>
+          <w:sz w:val="32"/>
+          <w:szCs w:val="32"/>
+        </w:rPr>
+      </w:pPr>
+    </w:p>
+    <w:p>
+      <w:pPr>
+        <w:rPr>
+          <w:b/>
+          <w:bCs/>
+          <w:sz w:val="32"/>
+          <w:szCs w:val="32"/>
+        </w:rPr>
+      </w:pPr>
+    </w:p>
+    <w:p>
+      <w:pPr>
+        <w:rPr>
+          <w:b/>
+          <w:bCs/>
+          <w:sz w:val="32"/>
+          <w:szCs w:val="32"/>
+        </w:rPr>
+      </w:pPr>
+    </w:p>
+    <w:p>
+      <w:pPr>
+        <w:rPr>
+          <w:b/>
+          <w:bCs/>
+          <w:sz w:val="32"/>
+          <w:szCs w:val="32"/>
+        </w:rPr>
+      </w:pPr>
+    </w:p>
+    <w:p>
+      <w:pPr>
+        <w:rPr>
+          <w:b/>
+          <w:bCs/>
+          <w:sz w:val="32"/>
+          <w:szCs w:val="32"/>
+        </w:rPr>
+      </w:pPr>
+    </w:p>
+    <w:p>
+      <w:pPr>
+        <w:rPr>
+          <w:b/>
+          <w:bCs/>
+          <w:sz w:val="32"/>
+          <w:szCs w:val="32"/>
+        </w:rPr>
+      </w:pPr>
+    </w:p>
+    <w:p>
+      <w:pPr>
+        <w:rPr>
+          <w:b/>
+          <w:bCs/>
+          <w:sz w:val="32"/>
+          <w:szCs w:val="32"/>
+        </w:rPr>
+      </w:pPr>
+    </w:p>
+    <w:p>
+      <w:pPr>
+        <w:rPr>
+          <w:b/>
+          <w:bCs/>
+          <w:sz w:val="32"/>
+          <w:szCs w:val="32"/>
+        </w:rPr>
+      </w:pPr>
+    </w:p>
+    <w:p>
+      <w:pPr>
+        <w:rPr>
+          <w:b/>
+          <w:bCs/>
+          <w:sz w:val="32"/>
+          <w:szCs w:val="32"/>
+        </w:rPr>
+      </w:pPr>
+    </w:p>
+    <w:p>
+      <w:pPr>
+        <w:rPr>
+          <w:b/>
+          <w:bCs/>
+          <w:sz w:val="32"/>
+          <w:szCs w:val="32"/>
+        </w:rPr>
+      </w:pPr>
+    </w:p>
+    <w:p>
+      <w:pPr>
+        <w:jc w:val="center"/>
+        <w:rPr>
+          <w:b/>
+          <w:bCs/>
+          <w:sz w:val="32"/>
+          <w:szCs w:val="32"/>
+        </w:rPr>
+      </w:pPr>
+      <w:r>
+        <w:rPr>
+          <w:b/>
+          <w:bCs/>
+          <w:sz w:val="32"/>
+          <w:szCs w:val="32"/>
+        </w:rPr>
+        <w:lastRenderedPageBreak/>
+        <w:t>Future Enhancement</w:t>
+      </w:r>
+    </w:p>
+    <w:p>
+      <w:pPr>
+        <w:jc w:val="center"/>
+        <w:rPr>
+          <w:b/>
+          <w:bCs/>
+          <w:sz w:val="32"/>
+          <w:szCs w:val="32"/>
+        </w:rPr>
+      </w:pPr>
+    </w:p>
+    <w:p>
+      <w:pPr>
+        <w:rPr>
+          <w:sz w:val="28"/>
+          <w:szCs w:val="28"/>
+        </w:rPr>
+      </w:pPr>
+      <w:r>
+        <w:rPr>
+          <w:sz w:val="28"/>
+          <w:szCs w:val="28"/>
+        </w:rPr>
+        <w:t xml:space="preserve">Although the system is fully functional, it can be further enhanced with advanced features and architectural improvements. An AI-based recommendation engine can be implemented to provide personalized content feeds based on user </w:t>
+      </w:r>
+      <w:r>
+        <w:rPr>
+          <w:sz w:val="28"/>
+          <w:szCs w:val="28"/>
+        </w:rPr>
+        <w:t>behaviour</w:t>
+      </w:r>
+      <w:r>
+        <w:rPr>
+          <w:sz w:val="28"/>
+          <w:szCs w:val="28"/>
+        </w:rPr>
+        <w:t xml:space="preserve"> and interests. Machine learning models can also be integrated for automated content moderation to detect spam, inappropriate content, or fake accounts.</w:t>
+      </w:r>
+    </w:p>
+    <w:p>
+      <w:pPr>
+        <w:rPr>
+          <w:sz w:val="28"/>
+          <w:szCs w:val="28"/>
+        </w:rPr>
+      </w:pPr>
+    </w:p>
+    <w:p>
+      <w:pPr>
+        <w:rPr>
+          <w:sz w:val="28"/>
+          <w:szCs w:val="28"/>
+        </w:rPr>
+      </w:pPr>
+      <w:r>
+        <w:rPr>
+          <w:sz w:val="28"/>
+          <w:szCs w:val="28"/>
+        </w:rPr>
+        <w:t>Additionally, the application can be migrated to a microservices architecture to improve scalability, maintainability, and independent service deployment. The platform can also be extended into a mobile application using React Native to provide cross-platform accessibility and enhance user engagement. These enhancements would further strengthen the system’s scalability and real-world applicability.</w:t>
+      </w:r>
+    </w:p>
+    <w:p>
+      <w:pPr>
+        <w:rPr>
+          <w:sz w:val="28"/>
+          <w:szCs w:val="28"/>
+        </w:rPr>
+      </w:pPr>
+    </w:p>
+    <w:p>
+      <w:pPr>
+        <w:rPr>
+          <w:sz w:val="28"/>
+          <w:szCs w:val="28"/>
+        </w:rPr>
+      </w:pPr>
+    </w:p>
+    <w:p>
+      <w:pPr>
+        <w:rPr>
+          <w:sz w:val="28"/>
+          <w:szCs w:val="28"/>
+        </w:rPr>
+      </w:pPr>
+    </w:p>
+    <w:p>
+      <w:pPr>
+        <w:rPr>
+          <w:sz w:val="28"/>
+          <w:szCs w:val="28"/>
+        </w:rPr>
+      </w:pPr>
+    </w:p>
+    <w:p>
+      <w:pPr>
+        <w:rPr>
+          <w:sz w:val="28"/>
+          <w:szCs w:val="28"/>
+        </w:rPr>
+      </w:pPr>
+    </w:p>
+    <w:p>
+      <w:pPr>
+        <w:rPr>
+          <w:sz w:val="28"/>
+          <w:szCs w:val="28"/>
+        </w:rPr>
+      </w:pPr>
+    </w:p>
+    <w:p>
+      <w:pPr>
+        <w:rPr>
+          <w:sz w:val="28"/>
+          <w:szCs w:val="28"/>
+        </w:rPr>
+      </w:pPr>
+    </w:p>
+    <w:p>
+      <w:pPr>
+        <w:rPr>
+          <w:sz w:val="28"/>
+          <w:szCs w:val="28"/>
+        </w:rPr>
+      </w:pPr>
+    </w:p>
+    <w:p>
+      <w:pPr>
+        <w:rPr>
+          <w:sz w:val="28"/>
+          <w:szCs w:val="28"/>
+        </w:rPr>
+      </w:pPr>
+    </w:p>
+    <w:p>
+      <w:pPr>
+        <w:rPr>
+          <w:sz w:val="28"/>
+          <w:szCs w:val="28"/>
+        </w:rPr>
+      </w:pPr>
+    </w:p>
+    <w:p>
+      <w:pPr>
+        <w:rPr>
+          <w:sz w:val="28"/>
+          <w:szCs w:val="28"/>
+        </w:rPr>
+      </w:pPr>
+    </w:p>
+    <w:p>
+      <w:pPr>
+        <w:rPr>
+          <w:sz w:val="28"/>
+          <w:szCs w:val="28"/>
+        </w:rPr>
+      </w:pPr>
+    </w:p>
+    <w:p>
+      <w:pPr>
+        <w:rPr>
+          <w:sz w:val="28"/>
+          <w:szCs w:val="28"/>
+        </w:rPr>
+      </w:pPr>
+    </w:p>
+    <w:p>
+      <w:pPr>
+        <w:rPr>
+          <w:sz w:val="28"/>
+          <w:szCs w:val="28"/>
+        </w:rPr>
+      </w:pPr>
+    </w:p>
+    <w:p>
+      <w:pPr>
+        <w:rPr>
+          <w:sz w:val="28"/>
+          <w:szCs w:val="28"/>
+        </w:rPr>
+      </w:pPr>
+    </w:p>
+    <w:p>
+      <w:pPr>
+        <w:rPr>
+          <w:sz w:val="28"/>
+          <w:szCs w:val="28"/>
+        </w:rPr>
+      </w:pPr>
+    </w:p>
+    <w:p>
+      <w:pPr>
+        <w:rPr>
+          <w:sz w:val="28"/>
+          <w:szCs w:val="28"/>
+        </w:rPr>
+      </w:pPr>
+    </w:p>
+    <w:p>
+      <w:pPr>
+        <w:rPr>
+          <w:sz w:val="28"/>
+          <w:szCs w:val="28"/>
+        </w:rPr>
+      </w:pPr>
+    </w:p>
+    <w:p>
+      <w:pPr>
+        <w:rPr>
+          <w:sz w:val="28"/>
+          <w:szCs w:val="28"/>
+        </w:rPr>
+      </w:pPr>
+    </w:p>
+    <w:p>
+      <w:pPr>
+        <w:rPr>
+          <w:sz w:val="28"/>
+          <w:szCs w:val="28"/>
+        </w:rPr>
+      </w:pPr>
+    </w:p>
+    <w:p>
+      <w:pPr>
+        <w:rPr>
+          <w:sz w:val="28"/>
+          <w:szCs w:val="28"/>
+        </w:rPr>
+      </w:pPr>
+    </w:p>
+    <w:p>
+      <w:pPr>
+        <w:rPr>
+          <w:sz w:val="28"/>
+          <w:szCs w:val="28"/>
+        </w:rPr>
+      </w:pPr>
+    </w:p>
+    <w:p>
+      <w:pPr>
+        <w:rPr>
+          <w:sz w:val="28"/>
+          <w:szCs w:val="28"/>
+        </w:rPr>
+      </w:pPr>
+    </w:p>
+    <w:p>
+      <w:pPr>
+        <w:rPr>
+          <w:sz w:val="28"/>
+          <w:szCs w:val="28"/>
+        </w:rPr>
+      </w:pPr>
+    </w:p>
+    <w:p>
+      <w:pPr>
+        <w:rPr>
+          <w:sz w:val="28"/>
+          <w:szCs w:val="28"/>
+        </w:rPr>
+      </w:pPr>
+    </w:p>
+    <w:p>
+      <w:pPr>
+        <w:rPr>
+          <w:sz w:val="28"/>
+          <w:szCs w:val="28"/>
+        </w:rPr>
+      </w:pPr>
+    </w:p>
+    <w:p>
+      <w:pPr>
+        <w:rPr>
+          <w:sz w:val="28"/>
+          <w:szCs w:val="28"/>
+        </w:rPr>
+      </w:pPr>
+    </w:p>
+    <w:p>
+      <w:pPr>
+        <w:jc w:val="center"/>
+        <w:rPr>
+          <w:b/>
+          <w:bCs/>
+          <w:sz w:val="32"/>
+          <w:szCs w:val="32"/>
+        </w:rPr>
+      </w:pPr>
+      <w:r>
+        <w:rPr>
+          <w:b/>
+          <w:bCs/>
+          <w:sz w:val="32"/>
+          <w:szCs w:val="32"/>
+        </w:rPr>
+        <w:lastRenderedPageBreak/>
+        <w:t>References</w:t>
+      </w:r>
+    </w:p>
+    <w:p>
+      <w:pPr>
+        <w:jc w:val="center"/>
+        <w:rPr>
+          <w:b/>
+          <w:bCs/>
+          <w:sz w:val="32"/>
+          <w:szCs w:val="32"/>
+        </w:rPr>
+      </w:pPr>
+    </w:p>
+    <w:p>
+      <w:pPr>
+        <w:pStyle w:val="ListParagraph"/>
+        <w:numPr>
+          <w:ilvl w:val="0"/>
+          <w:numId w:val="32"/>
+        </w:numPr>
+        <w:rPr>
+          <w:b/>
+          <w:bCs/>
+          <w:sz w:val="32"/>
+          <w:szCs w:val="32"/>
+        </w:rPr>
+      </w:pPr>
+      <w:r>
+        <w:rPr>
+          <w:b/>
+          <w:bCs/>
+          <w:sz w:val="32"/>
+          <w:szCs w:val="32"/>
+        </w:rPr>
+        <w:t>Spring Boot – Official Documentation</w:t>
+      </w:r>
+    </w:p>
+    <w:p>
+      <w:pPr>
+        <w:rPr>
+          <w:sz w:val="28"/>
+          <w:szCs w:val="28"/>
+        </w:rPr>
+      </w:pPr>
+      <w:r>
+        <w:rPr>
+          <w:sz w:val="28"/>
+          <w:szCs w:val="28"/>
+        </w:rPr>
+        <w:t>Spring Boot provides a comprehensive framework for building production-ready Java applications with minimal configuration. It supports REST APIs, dependency injection, embedded servers, and enterprise-level backend development features.</w:t>
+      </w:r>
+      <w:r>
+        <w:rPr>
+          <w:sz w:val="28"/>
+          <w:szCs w:val="28"/>
+        </w:rPr>
+        <w:br/>
+        <w:t xml:space="preserve">Available at: </w:t>
+      </w:r>
+      <w:hyperlink r:id="rId15" w:tgtFrame="_new" w:history="1">
+        <w:r>
+          <w:rPr>
+            <w:rStyle w:val="Hyperlink"/>
+            <w:sz w:val="28"/>
+            <w:szCs w:val="28"/>
+          </w:rPr>
+          <w:t>https://spring.io/projects/spring-boot</w:t>
+        </w:r>
+      </w:hyperlink>
+    </w:p>
+    <w:p>
+      <w:pPr>
+        <w:rPr>
+          <w:sz w:val="28"/>
+          <w:szCs w:val="28"/>
+        </w:rPr>
+      </w:pPr>
+    </w:p>
+    <w:p>
+      <w:pPr>
+        <w:pStyle w:val="ListParagraph"/>
+        <w:numPr>
+          <w:ilvl w:val="0"/>
+          <w:numId w:val="32"/>
+        </w:numPr>
+        <w:rPr>
+          <w:b/>
+          <w:bCs/>
+          <w:sz w:val="32"/>
+          <w:szCs w:val="32"/>
+        </w:rPr>
+      </w:pPr>
+      <w:r>
+        <w:rPr>
+          <w:b/>
+          <w:bCs/>
+          <w:sz w:val="32"/>
+          <w:szCs w:val="32"/>
+        </w:rPr>
+        <w:t>React – Official Documentation</w:t>
+      </w:r>
+    </w:p>
+    <w:p>
+      <w:pPr>
+        <w:rPr>
+          <w:sz w:val="28"/>
+          <w:szCs w:val="28"/>
+        </w:rPr>
+      </w:pPr>
+      <w:r>
+        <w:rPr>
+          <w:sz w:val="28"/>
+          <w:szCs w:val="28"/>
+        </w:rPr>
+        <w:t>React is a JavaScript library used for building interactive and component-based user interfaces. It enables efficient UI updates through a virtual DOM and supports modern frontend architecture practices.</w:t>
+      </w:r>
+      <w:r>
+        <w:rPr>
+          <w:sz w:val="28"/>
+          <w:szCs w:val="28"/>
+        </w:rPr>
+        <w:br/>
+        <w:t xml:space="preserve">Available at: </w:t>
+      </w:r>
+      <w:hyperlink r:id="rId16" w:tgtFrame="_new" w:history="1">
+        <w:r>
+          <w:rPr>
+            <w:rStyle w:val="Hyperlink"/>
+            <w:sz w:val="28"/>
+            <w:szCs w:val="28"/>
+          </w:rPr>
+          <w:t>https://react.dev</w:t>
+        </w:r>
+      </w:hyperlink>
+    </w:p>
+    <w:p>
+      <w:pPr>
+        <w:rPr>
+          <w:sz w:val="28"/>
+          <w:szCs w:val="28"/>
+        </w:rPr>
+      </w:pPr>
+    </w:p>
+    <w:p>
+      <w:pPr>
+        <w:pStyle w:val="ListParagraph"/>
+        <w:numPr>
+          <w:ilvl w:val="0"/>
+          <w:numId w:val="32"/>
+        </w:numPr>
+        <w:rPr>
+          <w:b/>
+          <w:bCs/>
+          <w:sz w:val="32"/>
+          <w:szCs w:val="32"/>
+        </w:rPr>
+      </w:pPr>
+      <w:r>
+        <w:rPr>
+          <w:b/>
+          <w:bCs/>
+          <w:sz w:val="32"/>
+          <w:szCs w:val="32"/>
+        </w:rPr>
+        <w:t>MySQL 8.0 – Reference Manual</w:t>
+      </w:r>
+    </w:p>
+    <w:p>
+      <w:pPr>
+        <w:rPr>
+          <w:sz w:val="28"/>
+          <w:szCs w:val="28"/>
+        </w:rPr>
+      </w:pPr>
+      <w:r>
+        <w:rPr>
+          <w:sz w:val="28"/>
+          <w:szCs w:val="28"/>
+        </w:rPr>
+        <w:t>MySQL is a widely used relational database management system that supports structured data storage, SQL queries, indexing, and transaction management for scalable applications.</w:t>
+      </w:r>
+      <w:r>
+        <w:rPr>
+          <w:sz w:val="28"/>
+          <w:szCs w:val="28"/>
+        </w:rPr>
+        <w:br/>
+        <w:t xml:space="preserve">Available at: </w:t>
+      </w:r>
+      <w:hyperlink r:id="rId17" w:tgtFrame="_new" w:history="1">
+        <w:r>
+          <w:rPr>
+            <w:rStyle w:val="Hyperlink"/>
+            <w:sz w:val="28"/>
+            <w:szCs w:val="28"/>
+          </w:rPr>
+          <w:t>https://dev.mysql.com/doc/</w:t>
+        </w:r>
+      </w:hyperlink>
+    </w:p>
+    <w:p>
+      <w:pPr>
+        <w:rPr>
+          <w:sz w:val="28"/>
+          <w:szCs w:val="28"/>
+        </w:rPr>
+      </w:pPr>
+    </w:p>
+    <w:p>
+      <w:pPr>
+        <w:pStyle w:val="ListParagraph"/>
+        <w:numPr>
+          <w:ilvl w:val="0"/>
+          <w:numId w:val="32"/>
+        </w:numPr>
+        <w:rPr>
+          <w:b/>
+          <w:bCs/>
+          <w:sz w:val="32"/>
+          <w:szCs w:val="32"/>
+        </w:rPr>
+      </w:pPr>
+      <w:r>
+        <w:rPr>
+          <w:b/>
+          <w:bCs/>
+          <w:sz w:val="32"/>
+          <w:szCs w:val="32"/>
+        </w:rPr>
+        <w:t>Hibernate ORM – Documentation</w:t>
+      </w:r>
+    </w:p>
+    <w:p>
+      <w:pPr>
+        <w:rPr>
+          <w:sz w:val="28"/>
+          <w:szCs w:val="28"/>
+        </w:rPr>
+      </w:pPr>
+      <w:r>
+        <w:rPr>
+          <w:sz w:val="28"/>
+          <w:szCs w:val="28"/>
+        </w:rPr>
+        <w:t>Hibernate is an Object Relational Mapping (ORM) framework that simplifies database operations in Java applications. It provides JPA support, entity mapping, and efficient query handling.</w:t>
+      </w:r>
+      <w:r>
+        <w:rPr>
+          <w:sz w:val="28"/>
+          <w:szCs w:val="28"/>
+        </w:rPr>
+        <w:br/>
+        <w:t xml:space="preserve">Available at: </w:t>
+      </w:r>
+      <w:hyperlink r:id="rId18" w:tgtFrame="_new" w:history="1">
+        <w:r>
+          <w:rPr>
+            <w:rStyle w:val="Hyperlink"/>
+            <w:sz w:val="28"/>
+            <w:szCs w:val="28"/>
+          </w:rPr>
+          <w:t>https://hibernate.org/orm/documentation/</w:t>
+        </w:r>
+      </w:hyperlink>
+    </w:p>
+    <w:p>
+      <w:pPr>
+        <w:rPr>
+          <w:sz w:val="28"/>
+          <w:szCs w:val="28"/>
+        </w:rPr>
+      </w:pPr>
+    </w:p>
+    <w:p>
+      <w:pPr>
+        <w:pStyle w:val="ListParagraph"/>
+        <w:numPr>
+          <w:ilvl w:val="0"/>
+          <w:numId w:val="32"/>
+        </w:numPr>
+        <w:rPr>
+          <w:b/>
+          <w:bCs/>
+          <w:sz w:val="32"/>
+          <w:szCs w:val="32"/>
+        </w:rPr>
+      </w:pPr>
+      <w:r>
+        <w:rPr>
+          <w:b/>
+          <w:bCs/>
+          <w:sz w:val="32"/>
+          <w:szCs w:val="32"/>
+        </w:rPr>
+        <w:t>Postman – Learning Centre</w:t>
+      </w:r>
+    </w:p>
+    <w:p>
+      <w:pPr>
+        <w:rPr>
+          <w:sz w:val="28"/>
+          <w:szCs w:val="28"/>
+        </w:rPr>
+      </w:pPr>
+      <w:r>
+        <w:rPr>
+          <w:sz w:val="28"/>
+          <w:szCs w:val="28"/>
+        </w:rPr>
+        <w:t>Postman is an API development and testing tool used to design, test, and document RESTful services. It simplifies request handling, authentication testing, and API debugging.</w:t>
+      </w:r>
+      <w:r>
+        <w:rPr>
+          <w:sz w:val="28"/>
+          <w:szCs w:val="28"/>
+        </w:rPr>
+        <w:br/>
+        <w:t xml:space="preserve">Available at: </w:t>
+      </w:r>
+      <w:hyperlink r:id="rId19" w:tgtFrame="_new" w:history="1">
+        <w:r>
+          <w:rPr>
+            <w:rStyle w:val="Hyperlink"/>
+            <w:sz w:val="28"/>
+            <w:szCs w:val="28"/>
+          </w:rPr>
+          <w:t>https://learning.postman.com/</w:t>
+        </w:r>
+      </w:hyperlink>
+    </w:p>
+    <w:p>
+      <w:pPr>
+        <w:rPr>
+          <w:sz w:val="28"/>
+          <w:szCs w:val="28"/>
+        </w:rPr>
+      </w:pPr>
+    </w:p>
+    <w:p>
+      <w:pPr>
+        <w:pStyle w:val="ListParagraph"/>
+        <w:numPr>
+          <w:ilvl w:val="0"/>
+          <w:numId w:val="32"/>
+        </w:numPr>
+        <w:rPr>
+          <w:b/>
+          <w:bCs/>
+          <w:sz w:val="32"/>
+          <w:szCs w:val="32"/>
+        </w:rPr>
+      </w:pPr>
+      <w:r>
+        <w:rPr>
+          <w:b/>
+          <w:bCs/>
+          <w:sz w:val="32"/>
+          <w:szCs w:val="32"/>
+        </w:rPr>
+        <w:t>IntelliJ IDEA – Documentation</w:t>
+      </w:r>
+    </w:p>
+    <w:p>
+      <w:pPr>
+        <w:rPr>
+          <w:sz w:val="28"/>
+          <w:szCs w:val="28"/>
+        </w:rPr>
+      </w:pPr>
+      <w:r>
+        <w:rPr>
+          <w:sz w:val="28"/>
+          <w:szCs w:val="28"/>
+        </w:rPr>
+        <w:t>IntelliJ IDEA is a powerful integrated development environment (IDE) for Java and web development. It provides advanced code assistance, debugging tools, and seamless Spring Boot integration.</w:t>
+      </w:r>
+      <w:r>
+        <w:rPr>
+          <w:sz w:val="28"/>
+          <w:szCs w:val="28"/>
+        </w:rPr>
+        <w:br/>
+        <w:t xml:space="preserve">Available at: </w:t>
+      </w:r>
+      <w:hyperlink r:id="rId20" w:tgtFrame="_new" w:history="1">
+        <w:r>
+          <w:rPr>
+            <w:rStyle w:val="Hyperlink"/>
+            <w:sz w:val="28"/>
+            <w:szCs w:val="28"/>
+          </w:rPr>
+          <w:t>https://www.jetbrains.com/idea/documentation/</w:t>
+        </w:r>
+      </w:hyperlink>
+    </w:p>
+    <w:p>
+      <w:pPr>
+        <w:rPr>
+          <w:sz w:val="28"/>
+          <w:szCs w:val="28"/>
+        </w:rPr>
+      </w:pPr>
+    </w:p>
+    <w:p>
+      <w:pPr>
+        <w:rPr>
+          <w:sz w:val="28"/>
+          <w:szCs w:val="28"/>
+        </w:rPr>
+      </w:pPr>
+    </w:p>
+    <w:p>
+      <w:pPr>
+        <w:rPr>
+          <w:sz w:val="28"/>
+          <w:szCs w:val="28"/>
+        </w:rPr>
+      </w:pPr>
+    </w:p>
+    <w:p>
+      <w:pPr>
+        <w:pStyle w:val="ListParagraph"/>
+        <w:numPr>
+          <w:ilvl w:val="0"/>
+          <w:numId w:val="32"/>
+        </w:numPr>
+        <w:rPr>
+          <w:b/>
+          <w:bCs/>
+          <w:sz w:val="32"/>
+          <w:szCs w:val="32"/>
+        </w:rPr>
+      </w:pPr>
+      <w:r>
+        <w:rPr>
+          <w:b/>
+          <w:bCs/>
+          <w:sz w:val="32"/>
+          <w:szCs w:val="32"/>
+        </w:rPr>
+        <w:lastRenderedPageBreak/>
+        <w:t>JSON Web Token (JWT) – Introduction</w:t>
+      </w:r>
+    </w:p>
+    <w:p>
+      <w:pPr>
+        <w:rPr>
+          <w:sz w:val="28"/>
+          <w:szCs w:val="28"/>
+        </w:rPr>
+      </w:pPr>
+      <w:r>
+        <w:rPr>
+          <w:sz w:val="28"/>
+          <w:szCs w:val="28"/>
+        </w:rPr>
+        <w:t>JSON Web Token (JWT) is a compact and secure method for transmitting authentication information between parties. It is widely used for implementing secure login and authorization mechanisms in web applications.</w:t>
+      </w:r>
+      <w:r>
+        <w:rPr>
+          <w:sz w:val="28"/>
+          <w:szCs w:val="28"/>
+        </w:rPr>
+        <w:br/>
+        <w:t xml:space="preserve">Available at: </w:t>
+      </w:r>
+      <w:hyperlink r:id="rId21" w:tgtFrame="_new" w:history="1">
+        <w:r>
+          <w:rPr>
+            <w:rStyle w:val="Hyperlink"/>
+            <w:sz w:val="28"/>
+            <w:szCs w:val="28"/>
+          </w:rPr>
+          <w:t>https://jwt.io/introduction</w:t>
+        </w:r>
+      </w:hyperlink>
+    </w:p>
+    <w:p>
+      <w:pPr>
+        <w:rPr>
+          <w:sz w:val="28"/>
+          <w:szCs w:val="28"/>
         </w:rPr>
       </w:pPr>
     </w:p>
     <w:sectPr>
-      <w:headerReference w:type="default" r:id="rId11"/>
-      <w:footerReference w:type="default" r:id="rId12"/>
+      <w:headerReference w:type="default" r:id="rId22"/>
+      <w:footerReference w:type="default" r:id="rId23"/>
       <w:pgSz w:w="11906" w:h="16838"/>
       <w:pgMar w:top="1440" w:right="1440" w:bottom="1440" w:left="1440" w:header="624" w:footer="708" w:gutter="0"/>
       <w:cols w:space="708"/>
@@ -12016,6 +17252,504 @@
     </w:lvl>
   </w:abstractNum>
   <w:abstractNum w:abstractNumId="1" w15:restartNumberingAfterBreak="0">
+    <w:nsid w:val="01D57090"/>
+    <w:multiLevelType w:val="hybridMultilevel"/>
+    <w:tmpl w:val="75105B44"/>
+    <w:lvl w:ilvl="0" w:tplc="FFFFFFFF">
+      <w:start w:val="1"/>
+      <w:numFmt w:val="decimal"/>
+      <w:lvlText w:val="%1."/>
+      <w:lvlJc w:val="left"/>
+      <w:pPr>
+        <w:ind w:left="360" w:hanging="360"/>
+      </w:pPr>
+    </w:lvl>
+    <w:lvl w:ilvl="1" w:tplc="FFFFFFFF" w:tentative="1">
+      <w:start w:val="1"/>
+      <w:numFmt w:val="lowerLetter"/>
+      <w:lvlText w:val="%2."/>
+      <w:lvlJc w:val="left"/>
+      <w:pPr>
+        <w:ind w:left="1080" w:hanging="360"/>
+      </w:pPr>
+    </w:lvl>
+    <w:lvl w:ilvl="2" w:tplc="FFFFFFFF" w:tentative="1">
+      <w:start w:val="1"/>
+      <w:numFmt w:val="lowerRoman"/>
+      <w:lvlText w:val="%3."/>
+      <w:lvlJc w:val="right"/>
+      <w:pPr>
+        <w:ind w:left="1800" w:hanging="180"/>
+      </w:pPr>
+    </w:lvl>
+    <w:lvl w:ilvl="3" w:tplc="FFFFFFFF" w:tentative="1">
+      <w:start w:val="1"/>
+      <w:numFmt w:val="decimal"/>
+      <w:lvlText w:val="%4."/>
+      <w:lvlJc w:val="left"/>
+      <w:pPr>
+        <w:ind w:left="2520" w:hanging="360"/>
+      </w:pPr>
+    </w:lvl>
+    <w:lvl w:ilvl="4" w:tplc="FFFFFFFF" w:tentative="1">
+      <w:start w:val="1"/>
+      <w:numFmt w:val="lowerLetter"/>
+      <w:lvlText w:val="%5."/>
+      <w:lvlJc w:val="left"/>
+      <w:pPr>
+        <w:ind w:left="3240" w:hanging="360"/>
+      </w:pPr>
+    </w:lvl>
+    <w:lvl w:ilvl="5" w:tplc="FFFFFFFF" w:tentative="1">
+      <w:start w:val="1"/>
+      <w:numFmt w:val="lowerRoman"/>
+      <w:lvlText w:val="%6."/>
+      <w:lvlJc w:val="right"/>
+      <w:pPr>
+        <w:ind w:left="3960" w:hanging="180"/>
+      </w:pPr>
+    </w:lvl>
+    <w:lvl w:ilvl="6" w:tplc="FFFFFFFF" w:tentative="1">
+      <w:start w:val="1"/>
+      <w:numFmt w:val="decimal"/>
+      <w:lvlText w:val="%7."/>
+      <w:lvlJc w:val="left"/>
+      <w:pPr>
+        <w:ind w:left="4680" w:hanging="360"/>
+      </w:pPr>
+    </w:lvl>
+    <w:lvl w:ilvl="7" w:tplc="FFFFFFFF" w:tentative="1">
+      <w:start w:val="1"/>
+      <w:numFmt w:val="lowerLetter"/>
+      <w:lvlText w:val="%8."/>
+      <w:lvlJc w:val="left"/>
+      <w:pPr>
+        <w:ind w:left="5400" w:hanging="360"/>
+      </w:pPr>
+    </w:lvl>
+    <w:lvl w:ilvl="8" w:tplc="FFFFFFFF" w:tentative="1">
+      <w:start w:val="1"/>
+      <w:numFmt w:val="lowerRoman"/>
+      <w:lvlText w:val="%9."/>
+      <w:lvlJc w:val="right"/>
+      <w:pPr>
+        <w:ind w:left="6120" w:hanging="180"/>
+      </w:pPr>
+    </w:lvl>
+  </w:abstractNum>
+  <w:abstractNum w:abstractNumId="2" w15:restartNumberingAfterBreak="0">
+    <w:nsid w:val="03504252"/>
+    <w:multiLevelType w:val="multilevel"/>
+    <w:tmpl w:val="EFF88A76"/>
+    <w:lvl w:ilvl="0">
+      <w:start w:val="1"/>
+      <w:numFmt w:val="bullet"/>
+      <w:lvlText w:val=""/>
+      <w:lvlJc w:val="left"/>
+      <w:pPr>
+        <w:tabs>
+          <w:tab w:val="num" w:pos="720"/>
+        </w:tabs>
+        <w:ind w:left="720" w:hanging="360"/>
+      </w:pPr>
+      <w:rPr>
+        <w:rFonts w:ascii="Symbol" w:hAnsi="Symbol" w:hint="default"/>
+        <w:sz w:val="20"/>
+      </w:rPr>
+    </w:lvl>
+    <w:lvl w:ilvl="1" w:tentative="1">
+      <w:start w:val="1"/>
+      <w:numFmt w:val="bullet"/>
+      <w:lvlText w:val="o"/>
+      <w:lvlJc w:val="left"/>
+      <w:pPr>
+        <w:tabs>
+          <w:tab w:val="num" w:pos="1440"/>
+        </w:tabs>
+        <w:ind w:left="1440" w:hanging="360"/>
+      </w:pPr>
+      <w:rPr>
+        <w:rFonts w:ascii="Courier New" w:hAnsi="Courier New" w:hint="default"/>
+        <w:sz w:val="20"/>
+      </w:rPr>
+    </w:lvl>
+    <w:lvl w:ilvl="2" w:tentative="1">
+      <w:start w:val="1"/>
+      <w:numFmt w:val="bullet"/>
+      <w:lvlText w:val=""/>
+      <w:lvlJc w:val="left"/>
+      <w:pPr>
+        <w:tabs>
+          <w:tab w:val="num" w:pos="2160"/>
+        </w:tabs>
+        <w:ind w:left="2160" w:hanging="360"/>
+      </w:pPr>
+      <w:rPr>
+        <w:rFonts w:ascii="Wingdings" w:hAnsi="Wingdings" w:hint="default"/>
+        <w:sz w:val="20"/>
+      </w:rPr>
+    </w:lvl>
+    <w:lvl w:ilvl="3" w:tentative="1">
+      <w:start w:val="1"/>
+      <w:numFmt w:val="bullet"/>
+      <w:lvlText w:val=""/>
+      <w:lvlJc w:val="left"/>
+      <w:pPr>
+        <w:tabs>
+          <w:tab w:val="num" w:pos="2880"/>
+        </w:tabs>
+        <w:ind w:left="2880" w:hanging="360"/>
+      </w:pPr>
+      <w:rPr>
+        <w:rFonts w:ascii="Wingdings" w:hAnsi="Wingdings" w:hint="default"/>
+        <w:sz w:val="20"/>
+      </w:rPr>
+    </w:lvl>
+    <w:lvl w:ilvl="4" w:tentative="1">
+      <w:start w:val="1"/>
+      <w:numFmt w:val="bullet"/>
+      <w:lvlText w:val=""/>
+      <w:lvlJc w:val="left"/>
+      <w:pPr>
+        <w:tabs>
+          <w:tab w:val="num" w:pos="3600"/>
+        </w:tabs>
+        <w:ind w:left="3600" w:hanging="360"/>
+      </w:pPr>
+      <w:rPr>
+        <w:rFonts w:ascii="Wingdings" w:hAnsi="Wingdings" w:hint="default"/>
+        <w:sz w:val="20"/>
+      </w:rPr>
+    </w:lvl>
+    <w:lvl w:ilvl="5" w:tentative="1">
+      <w:start w:val="1"/>
+      <w:numFmt w:val="bullet"/>
+      <w:lvlText w:val=""/>
+      <w:lvlJc w:val="left"/>
+      <w:pPr>
+        <w:tabs>
+          <w:tab w:val="num" w:pos="4320"/>
+        </w:tabs>
+        <w:ind w:left="4320" w:hanging="360"/>
+      </w:pPr>
+      <w:rPr>
+        <w:rFonts w:ascii="Wingdings" w:hAnsi="Wingdings" w:hint="default"/>
+        <w:sz w:val="20"/>
+      </w:rPr>
+    </w:lvl>
+    <w:lvl w:ilvl="6" w:tentative="1">
+      <w:start w:val="1"/>
+      <w:numFmt w:val="bullet"/>
+      <w:lvlText w:val=""/>
+      <w:lvlJc w:val="left"/>
+      <w:pPr>
+        <w:tabs>
+          <w:tab w:val="num" w:pos="5040"/>
+        </w:tabs>
+        <w:ind w:left="5040" w:hanging="360"/>
+      </w:pPr>
+      <w:rPr>
+        <w:rFonts w:ascii="Wingdings" w:hAnsi="Wingdings" w:hint="default"/>
+        <w:sz w:val="20"/>
+      </w:rPr>
+    </w:lvl>
+    <w:lvl w:ilvl="7" w:tentative="1">
+      <w:start w:val="1"/>
+      <w:numFmt w:val="bullet"/>
+      <w:lvlText w:val=""/>
+      <w:lvlJc w:val="left"/>
+      <w:pPr>
+        <w:tabs>
+          <w:tab w:val="num" w:pos="5760"/>
+        </w:tabs>
+        <w:ind w:left="5760" w:hanging="360"/>
+      </w:pPr>
+      <w:rPr>
+        <w:rFonts w:ascii="Wingdings" w:hAnsi="Wingdings" w:hint="default"/>
+        <w:sz w:val="20"/>
+      </w:rPr>
+    </w:lvl>
+    <w:lvl w:ilvl="8" w:tentative="1">
+      <w:start w:val="1"/>
+      <w:numFmt w:val="bullet"/>
+      <w:lvlText w:val=""/>
+      <w:lvlJc w:val="left"/>
+      <w:pPr>
+        <w:tabs>
+          <w:tab w:val="num" w:pos="6480"/>
+        </w:tabs>
+        <w:ind w:left="6480" w:hanging="360"/>
+      </w:pPr>
+      <w:rPr>
+        <w:rFonts w:ascii="Wingdings" w:hAnsi="Wingdings" w:hint="default"/>
+        <w:sz w:val="20"/>
+      </w:rPr>
+    </w:lvl>
+  </w:abstractNum>
+  <w:abstractNum w:abstractNumId="3" w15:restartNumberingAfterBreak="0">
+    <w:nsid w:val="088E6032"/>
+    <w:multiLevelType w:val="hybridMultilevel"/>
+    <w:tmpl w:val="6804D49C"/>
+    <w:lvl w:ilvl="0" w:tplc="40090007">
+      <w:start w:val="1"/>
+      <w:numFmt w:val="bullet"/>
+      <w:lvlText w:val=""/>
+      <w:lvlPicBulletId w:val="0"/>
+      <w:lvlJc w:val="left"/>
+      <w:pPr>
+        <w:ind w:left="360" w:hanging="360"/>
+      </w:pPr>
+      <w:rPr>
+        <w:rFonts w:ascii="Symbol" w:hAnsi="Symbol" w:hint="default"/>
+      </w:rPr>
+    </w:lvl>
+    <w:lvl w:ilvl="1" w:tplc="40090003" w:tentative="1">
+      <w:start w:val="1"/>
+      <w:numFmt w:val="bullet"/>
+      <w:lvlText w:val="o"/>
+      <w:lvlJc w:val="left"/>
+      <w:pPr>
+        <w:ind w:left="1080" w:hanging="360"/>
+      </w:pPr>
+      <w:rPr>
+        <w:rFonts w:ascii="Courier New" w:hAnsi="Courier New" w:cs="Courier New" w:hint="default"/>
+      </w:rPr>
+    </w:lvl>
+    <w:lvl w:ilvl="2" w:tplc="40090005" w:tentative="1">
+      <w:start w:val="1"/>
+      <w:numFmt w:val="bullet"/>
+      <w:lvlText w:val=""/>
+      <w:lvlJc w:val="left"/>
+      <w:pPr>
+        <w:ind w:left="1800" w:hanging="360"/>
+      </w:pPr>
+      <w:rPr>
+        <w:rFonts w:ascii="Wingdings" w:hAnsi="Wingdings" w:hint="default"/>
+      </w:rPr>
+    </w:lvl>
+    <w:lvl w:ilvl="3" w:tplc="40090001" w:tentative="1">
+      <w:start w:val="1"/>
+      <w:numFmt w:val="bullet"/>
+      <w:lvlText w:val=""/>
+      <w:lvlJc w:val="left"/>
+      <w:pPr>
+        <w:ind w:left="2520" w:hanging="360"/>
+      </w:pPr>
+      <w:rPr>
+        <w:rFonts w:ascii="Symbol" w:hAnsi="Symbol" w:hint="default"/>
+      </w:rPr>
+    </w:lvl>
+    <w:lvl w:ilvl="4" w:tplc="40090003" w:tentative="1">
+      <w:start w:val="1"/>
+      <w:numFmt w:val="bullet"/>
+      <w:lvlText w:val="o"/>
+      <w:lvlJc w:val="left"/>
+      <w:pPr>
+        <w:ind w:left="3240" w:hanging="360"/>
+      </w:pPr>
+      <w:rPr>
+        <w:rFonts w:ascii="Courier New" w:hAnsi="Courier New" w:cs="Courier New" w:hint="default"/>
+      </w:rPr>
+    </w:lvl>
+    <w:lvl w:ilvl="5" w:tplc="40090005" w:tentative="1">
+      <w:start w:val="1"/>
+      <w:numFmt w:val="bullet"/>
+      <w:lvlText w:val=""/>
+      <w:lvlJc w:val="left"/>
+      <w:pPr>
+        <w:ind w:left="3960" w:hanging="360"/>
+      </w:pPr>
+      <w:rPr>
+        <w:rFonts w:ascii="Wingdings" w:hAnsi="Wingdings" w:hint="default"/>
+      </w:rPr>
+    </w:lvl>
+    <w:lvl w:ilvl="6" w:tplc="40090001" w:tentative="1">
+      <w:start w:val="1"/>
+      <w:numFmt w:val="bullet"/>
+      <w:lvlText w:val=""/>
+      <w:lvlJc w:val="left"/>
+      <w:pPr>
+        <w:ind w:left="4680" w:hanging="360"/>
+      </w:pPr>
+      <w:rPr>
+        <w:rFonts w:ascii="Symbol" w:hAnsi="Symbol" w:hint="default"/>
+      </w:rPr>
+    </w:lvl>
+    <w:lvl w:ilvl="7" w:tplc="40090003" w:tentative="1">
+      <w:start w:val="1"/>
+      <w:numFmt w:val="bullet"/>
+      <w:lvlText w:val="o"/>
+      <w:lvlJc w:val="left"/>
+      <w:pPr>
+        <w:ind w:left="5400" w:hanging="360"/>
+      </w:pPr>
+      <w:rPr>
+        <w:rFonts w:ascii="Courier New" w:hAnsi="Courier New" w:cs="Courier New" w:hint="default"/>
+      </w:rPr>
+    </w:lvl>
+    <w:lvl w:ilvl="8" w:tplc="40090005" w:tentative="1">
+      <w:start w:val="1"/>
+      <w:numFmt w:val="bullet"/>
+      <w:lvlText w:val=""/>
+      <w:lvlJc w:val="left"/>
+      <w:pPr>
+        <w:ind w:left="6120" w:hanging="360"/>
+      </w:pPr>
+      <w:rPr>
+        <w:rFonts w:ascii="Wingdings" w:hAnsi="Wingdings" w:hint="default"/>
+      </w:rPr>
+    </w:lvl>
+  </w:abstractNum>
+  <w:abstractNum w:abstractNumId="4" w15:restartNumberingAfterBreak="0">
+    <w:nsid w:val="097C7FB2"/>
+    <w:multiLevelType w:val="multilevel"/>
+    <w:tmpl w:val="5E90526E"/>
+    <w:lvl w:ilvl="0">
+      <w:start w:val="1"/>
+      <w:numFmt w:val="bullet"/>
+      <w:lvlText w:val=""/>
+      <w:lvlJc w:val="left"/>
+      <w:pPr>
+        <w:tabs>
+          <w:tab w:val="num" w:pos="720"/>
+        </w:tabs>
+        <w:ind w:left="720" w:hanging="360"/>
+      </w:pPr>
+      <w:rPr>
+        <w:rFonts w:ascii="Symbol" w:hAnsi="Symbol" w:hint="default"/>
+        <w:sz w:val="20"/>
+      </w:rPr>
+    </w:lvl>
+    <w:lvl w:ilvl="1" w:tentative="1">
+      <w:start w:val="1"/>
+      <w:numFmt w:val="bullet"/>
+      <w:lvlText w:val="o"/>
+      <w:lvlJc w:val="left"/>
+      <w:pPr>
+        <w:tabs>
+          <w:tab w:val="num" w:pos="1440"/>
+        </w:tabs>
+        <w:ind w:left="1440" w:hanging="360"/>
+      </w:pPr>
+      <w:rPr>
+        <w:rFonts w:ascii="Courier New" w:hAnsi="Courier New" w:hint="default"/>
+        <w:sz w:val="20"/>
+      </w:rPr>
+    </w:lvl>
+    <w:lvl w:ilvl="2" w:tentative="1">
+      <w:start w:val="1"/>
+      <w:numFmt w:val="bullet"/>
+      <w:lvlText w:val=""/>
+      <w:lvlJc w:val="left"/>
+      <w:pPr>
+        <w:tabs>
+          <w:tab w:val="num" w:pos="2160"/>
+        </w:tabs>
+        <w:ind w:left="2160" w:hanging="360"/>
+      </w:pPr>
+      <w:rPr>
+        <w:rFonts w:ascii="Wingdings" w:hAnsi="Wingdings" w:hint="default"/>
+        <w:sz w:val="20"/>
+      </w:rPr>
+    </w:lvl>
+    <w:lvl w:ilvl="3" w:tentative="1">
+      <w:start w:val="1"/>
+      <w:numFmt w:val="bullet"/>
+      <w:lvlText w:val=""/>
+      <w:lvlJc w:val="left"/>
+      <w:pPr>
+        <w:tabs>
+          <w:tab w:val="num" w:pos="2880"/>
+        </w:tabs>
+        <w:ind w:left="2880" w:hanging="360"/>
+      </w:pPr>
+      <w:rPr>
+        <w:rFonts w:ascii="Wingdings" w:hAnsi="Wingdings" w:hint="default"/>
+        <w:sz w:val="20"/>
+      </w:rPr>
+    </w:lvl>
+    <w:lvl w:ilvl="4" w:tentative="1">
+      <w:start w:val="1"/>
+      <w:numFmt w:val="bullet"/>
+      <w:lvlText w:val=""/>
+      <w:lvlJc w:val="left"/>
+      <w:pPr>
+        <w:tabs>
+          <w:tab w:val="num" w:pos="3600"/>
+        </w:tabs>
+        <w:ind w:left="3600" w:hanging="360"/>
+      </w:pPr>
+      <w:rPr>
+        <w:rFonts w:ascii="Wingdings" w:hAnsi="Wingdings" w:hint="default"/>
+        <w:sz w:val="20"/>
+      </w:rPr>
+    </w:lvl>
+    <w:lvl w:ilvl="5" w:tentative="1">
+      <w:start w:val="1"/>
+      <w:numFmt w:val="bullet"/>
+      <w:lvlText w:val=""/>
+      <w:lvlJc w:val="left"/>
+      <w:pPr>
+        <w:tabs>
+          <w:tab w:val="num" w:pos="4320"/>
+        </w:tabs>
+        <w:ind w:left="4320" w:hanging="360"/>
+      </w:pPr>
+      <w:rPr>
+        <w:rFonts w:ascii="Wingdings" w:hAnsi="Wingdings" w:hint="default"/>
+        <w:sz w:val="20"/>
+      </w:rPr>
+    </w:lvl>
+    <w:lvl w:ilvl="6" w:tentative="1">
+      <w:start w:val="1"/>
+      <w:numFmt w:val="bullet"/>
+      <w:lvlText w:val=""/>
+      <w:lvlJc w:val="left"/>
+      <w:pPr>
+        <w:tabs>
+          <w:tab w:val="num" w:pos="5040"/>
+        </w:tabs>
+        <w:ind w:left="5040" w:hanging="360"/>
+      </w:pPr>
+      <w:rPr>
+        <w:rFonts w:ascii="Wingdings" w:hAnsi="Wingdings" w:hint="default"/>
+        <w:sz w:val="20"/>
+      </w:rPr>
+    </w:lvl>
+    <w:lvl w:ilvl="7" w:tentative="1">
+      <w:start w:val="1"/>
+      <w:numFmt w:val="bullet"/>
+      <w:lvlText w:val=""/>
+      <w:lvlJc w:val="left"/>
+      <w:pPr>
+        <w:tabs>
+          <w:tab w:val="num" w:pos="5760"/>
+        </w:tabs>
+        <w:ind w:left="5760" w:hanging="360"/>
+      </w:pPr>
+      <w:rPr>
+        <w:rFonts w:ascii="Wingdings" w:hAnsi="Wingdings" w:hint="default"/>
+        <w:sz w:val="20"/>
+      </w:rPr>
+    </w:lvl>
+    <w:lvl w:ilvl="8" w:tentative="1">
+      <w:start w:val="1"/>
+      <w:numFmt w:val="bullet"/>
+      <w:lvlText w:val=""/>
+      <w:lvlJc w:val="left"/>
+      <w:pPr>
+        <w:tabs>
+          <w:tab w:val="num" w:pos="6480"/>
+        </w:tabs>
+        <w:ind w:left="6480" w:hanging="360"/>
+      </w:pPr>
+      <w:rPr>
+        <w:rFonts w:ascii="Wingdings" w:hAnsi="Wingdings" w:hint="default"/>
+        <w:sz w:val="20"/>
+      </w:rPr>
+    </w:lvl>
+  </w:abstractNum>
+  <w:abstractNum w:abstractNumId="5" w15:restartNumberingAfterBreak="0">
     <w:nsid w:val="0A8545B4"/>
     <w:multiLevelType w:val="multilevel"/>
     <w:tmpl w:val="B308CEB6"/>
@@ -12164,7 +17898,7 @@
       </w:rPr>
     </w:lvl>
   </w:abstractNum>
-  <w:abstractNum w:abstractNumId="2" w15:restartNumberingAfterBreak="0">
+  <w:abstractNum w:abstractNumId="6" w15:restartNumberingAfterBreak="0">
     <w:nsid w:val="0AD66C23"/>
     <w:multiLevelType w:val="multilevel"/>
     <w:tmpl w:val="9070C502"/>
@@ -12313,7 +18047,7 @@
       </w:rPr>
     </w:lvl>
   </w:abstractNum>
-  <w:abstractNum w:abstractNumId="3" w15:restartNumberingAfterBreak="0">
+  <w:abstractNum w:abstractNumId="7" w15:restartNumberingAfterBreak="0">
     <w:nsid w:val="0B96236E"/>
     <w:multiLevelType w:val="multilevel"/>
     <w:tmpl w:val="E6284CDE"/>
@@ -12462,7 +18196,7 @@
       </w:rPr>
     </w:lvl>
   </w:abstractNum>
-  <w:abstractNum w:abstractNumId="4" w15:restartNumberingAfterBreak="0">
+  <w:abstractNum w:abstractNumId="8" w15:restartNumberingAfterBreak="0">
     <w:nsid w:val="0D2D32F3"/>
     <w:multiLevelType w:val="hybridMultilevel"/>
     <w:tmpl w:val="99AA96AA"/>
@@ -12575,7 +18309,242 @@
       </w:rPr>
     </w:lvl>
   </w:abstractNum>
-  <w:abstractNum w:abstractNumId="5" w15:restartNumberingAfterBreak="0">
+  <w:abstractNum w:abstractNumId="9" w15:restartNumberingAfterBreak="0">
+    <w:nsid w:val="123E026D"/>
+    <w:multiLevelType w:val="multilevel"/>
+    <w:tmpl w:val="96944110"/>
+    <w:lvl w:ilvl="0">
+      <w:start w:val="1"/>
+      <w:numFmt w:val="bullet"/>
+      <w:lvlText w:val=""/>
+      <w:lvlJc w:val="left"/>
+      <w:pPr>
+        <w:tabs>
+          <w:tab w:val="num" w:pos="720"/>
+        </w:tabs>
+        <w:ind w:left="720" w:hanging="360"/>
+      </w:pPr>
+      <w:rPr>
+        <w:rFonts w:ascii="Symbol" w:hAnsi="Symbol" w:hint="default"/>
+        <w:sz w:val="20"/>
+      </w:rPr>
+    </w:lvl>
+    <w:lvl w:ilvl="1" w:tentative="1">
+      <w:start w:val="1"/>
+      <w:numFmt w:val="bullet"/>
+      <w:lvlText w:val="o"/>
+      <w:lvlJc w:val="left"/>
+      <w:pPr>
+        <w:tabs>
+          <w:tab w:val="num" w:pos="1440"/>
+        </w:tabs>
+        <w:ind w:left="1440" w:hanging="360"/>
+      </w:pPr>
+      <w:rPr>
+        <w:rFonts w:ascii="Courier New" w:hAnsi="Courier New" w:hint="default"/>
+        <w:sz w:val="20"/>
+      </w:rPr>
+    </w:lvl>
+    <w:lvl w:ilvl="2" w:tentative="1">
+      <w:start w:val="1"/>
+      <w:numFmt w:val="bullet"/>
+      <w:lvlText w:val=""/>
+      <w:lvlJc w:val="left"/>
+      <w:pPr>
+        <w:tabs>
+          <w:tab w:val="num" w:pos="2160"/>
+        </w:tabs>
+        <w:ind w:left="2160" w:hanging="360"/>
+      </w:pPr>
+      <w:rPr>
+        <w:rFonts w:ascii="Wingdings" w:hAnsi="Wingdings" w:hint="default"/>
+        <w:sz w:val="20"/>
+      </w:rPr>
+    </w:lvl>
+    <w:lvl w:ilvl="3" w:tentative="1">
+      <w:start w:val="1"/>
+      <w:numFmt w:val="bullet"/>
+      <w:lvlText w:val=""/>
+      <w:lvlJc w:val="left"/>
+      <w:pPr>
+        <w:tabs>
+          <w:tab w:val="num" w:pos="2880"/>
+        </w:tabs>
+        <w:ind w:left="2880" w:hanging="360"/>
+      </w:pPr>
+      <w:rPr>
+        <w:rFonts w:ascii="Wingdings" w:hAnsi="Wingdings" w:hint="default"/>
+        <w:sz w:val="20"/>
+      </w:rPr>
+    </w:lvl>
+    <w:lvl w:ilvl="4" w:tentative="1">
+      <w:start w:val="1"/>
+      <w:numFmt w:val="bullet"/>
+      <w:lvlText w:val=""/>
+      <w:lvlJc w:val="left"/>
+      <w:pPr>
+        <w:tabs>
+          <w:tab w:val="num" w:pos="3600"/>
+        </w:tabs>
+        <w:ind w:left="3600" w:hanging="360"/>
+      </w:pPr>
+      <w:rPr>
+        <w:rFonts w:ascii="Wingdings" w:hAnsi="Wingdings" w:hint="default"/>
+        <w:sz w:val="20"/>
+      </w:rPr>
+    </w:lvl>
+    <w:lvl w:ilvl="5" w:tentative="1">
+      <w:start w:val="1"/>
+      <w:numFmt w:val="bullet"/>
+      <w:lvlText w:val=""/>
+      <w:lvlJc w:val="left"/>
+      <w:pPr>
+        <w:tabs>
+          <w:tab w:val="num" w:pos="4320"/>
+        </w:tabs>
+        <w:ind w:left="4320" w:hanging="360"/>
+      </w:pPr>
+      <w:rPr>
+        <w:rFonts w:ascii="Wingdings" w:hAnsi="Wingdings" w:hint="default"/>
+        <w:sz w:val="20"/>
+      </w:rPr>
+    </w:lvl>
+    <w:lvl w:ilvl="6" w:tentative="1">
+      <w:start w:val="1"/>
+      <w:numFmt w:val="bullet"/>
+      <w:lvlText w:val=""/>
+      <w:lvlJc w:val="left"/>
+      <w:pPr>
+        <w:tabs>
+          <w:tab w:val="num" w:pos="5040"/>
+        </w:tabs>
+        <w:ind w:left="5040" w:hanging="360"/>
+      </w:pPr>
+      <w:rPr>
+        <w:rFonts w:ascii="Wingdings" w:hAnsi="Wingdings" w:hint="default"/>
+        <w:sz w:val="20"/>
+      </w:rPr>
+    </w:lvl>
+    <w:lvl w:ilvl="7" w:tentative="1">
+      <w:start w:val="1"/>
+      <w:numFmt w:val="bullet"/>
+      <w:lvlText w:val=""/>
+      <w:lvlJc w:val="left"/>
+      <w:pPr>
+        <w:tabs>
+          <w:tab w:val="num" w:pos="5760"/>
+        </w:tabs>
+        <w:ind w:left="5760" w:hanging="360"/>
+      </w:pPr>
+      <w:rPr>
+        <w:rFonts w:ascii="Wingdings" w:hAnsi="Wingdings" w:hint="default"/>
+        <w:sz w:val="20"/>
+      </w:rPr>
+    </w:lvl>
+    <w:lvl w:ilvl="8" w:tentative="1">
+      <w:start w:val="1"/>
+      <w:numFmt w:val="bullet"/>
+      <w:lvlText w:val=""/>
+      <w:lvlJc w:val="left"/>
+      <w:pPr>
+        <w:tabs>
+          <w:tab w:val="num" w:pos="6480"/>
+        </w:tabs>
+        <w:ind w:left="6480" w:hanging="360"/>
+      </w:pPr>
+      <w:rPr>
+        <w:rFonts w:ascii="Wingdings" w:hAnsi="Wingdings" w:hint="default"/>
+        <w:sz w:val="20"/>
+      </w:rPr>
+    </w:lvl>
+  </w:abstractNum>
+  <w:abstractNum w:abstractNumId="10" w15:restartNumberingAfterBreak="0">
+    <w:nsid w:val="1290420C"/>
+    <w:multiLevelType w:val="hybridMultilevel"/>
+    <w:tmpl w:val="2E82A540"/>
+    <w:lvl w:ilvl="0" w:tplc="4009000F">
+      <w:start w:val="1"/>
+      <w:numFmt w:val="decimal"/>
+      <w:lvlText w:val="%1."/>
+      <w:lvlJc w:val="left"/>
+      <w:pPr>
+        <w:ind w:left="360" w:hanging="360"/>
+      </w:pPr>
+    </w:lvl>
+    <w:lvl w:ilvl="1" w:tplc="40090019" w:tentative="1">
+      <w:start w:val="1"/>
+      <w:numFmt w:val="lowerLetter"/>
+      <w:lvlText w:val="%2."/>
+      <w:lvlJc w:val="left"/>
+      <w:pPr>
+        <w:ind w:left="1080" w:hanging="360"/>
+      </w:pPr>
+    </w:lvl>
+    <w:lvl w:ilvl="2" w:tplc="4009001B" w:tentative="1">
+      <w:start w:val="1"/>
+      <w:numFmt w:val="lowerRoman"/>
+      <w:lvlText w:val="%3."/>
+      <w:lvlJc w:val="right"/>
+      <w:pPr>
+        <w:ind w:left="1800" w:hanging="180"/>
+      </w:pPr>
+    </w:lvl>
+    <w:lvl w:ilvl="3" w:tplc="4009000F" w:tentative="1">
+      <w:start w:val="1"/>
+      <w:numFmt w:val="decimal"/>
+      <w:lvlText w:val="%4."/>
+      <w:lvlJc w:val="left"/>
+      <w:pPr>
+        <w:ind w:left="2520" w:hanging="360"/>
+      </w:pPr>
+    </w:lvl>
+    <w:lvl w:ilvl="4" w:tplc="40090019" w:tentative="1">
+      <w:start w:val="1"/>
+      <w:numFmt w:val="lowerLetter"/>
+      <w:lvlText w:val="%5."/>
+      <w:lvlJc w:val="left"/>
+      <w:pPr>
+        <w:ind w:left="3240" w:hanging="360"/>
+      </w:pPr>
+    </w:lvl>
+    <w:lvl w:ilvl="5" w:tplc="4009001B" w:tentative="1">
+      <w:start w:val="1"/>
+      <w:numFmt w:val="lowerRoman"/>
+      <w:lvlText w:val="%6."/>
+      <w:lvlJc w:val="right"/>
+      <w:pPr>
+        <w:ind w:left="3960" w:hanging="180"/>
+      </w:pPr>
+    </w:lvl>
+    <w:lvl w:ilvl="6" w:tplc="4009000F" w:tentative="1">
+      <w:start w:val="1"/>
+      <w:numFmt w:val="decimal"/>
+      <w:lvlText w:val="%7."/>
+      <w:lvlJc w:val="left"/>
+      <w:pPr>
+        <w:ind w:left="4680" w:hanging="360"/>
+      </w:pPr>
+    </w:lvl>
+    <w:lvl w:ilvl="7" w:tplc="40090019" w:tentative="1">
+      <w:start w:val="1"/>
+      <w:numFmt w:val="lowerLetter"/>
+      <w:lvlText w:val="%8."/>
+      <w:lvlJc w:val="left"/>
+      <w:pPr>
+        <w:ind w:left="5400" w:hanging="360"/>
+      </w:pPr>
+    </w:lvl>
+    <w:lvl w:ilvl="8" w:tplc="4009001B" w:tentative="1">
+      <w:start w:val="1"/>
+      <w:numFmt w:val="lowerRoman"/>
+      <w:lvlText w:val="%9."/>
+      <w:lvlJc w:val="right"/>
+      <w:pPr>
+        <w:ind w:left="6120" w:hanging="180"/>
+      </w:pPr>
+    </w:lvl>
+  </w:abstractNum>
+  <w:abstractNum w:abstractNumId="11" w15:restartNumberingAfterBreak="0">
     <w:nsid w:val="16974C8B"/>
     <w:multiLevelType w:val="multilevel"/>
     <w:tmpl w:val="642664A0"/>
@@ -12724,7 +18693,7 @@
       </w:rPr>
     </w:lvl>
   </w:abstractNum>
-  <w:abstractNum w:abstractNumId="6" w15:restartNumberingAfterBreak="0">
+  <w:abstractNum w:abstractNumId="12" w15:restartNumberingAfterBreak="0">
     <w:nsid w:val="1DC01652"/>
     <w:multiLevelType w:val="hybridMultilevel"/>
     <w:tmpl w:val="00308E20"/>
@@ -12837,7 +18806,120 @@
       </w:rPr>
     </w:lvl>
   </w:abstractNum>
-  <w:abstractNum w:abstractNumId="7" w15:restartNumberingAfterBreak="0">
+  <w:abstractNum w:abstractNumId="13" w15:restartNumberingAfterBreak="0">
+    <w:nsid w:val="226F37A7"/>
+    <w:multiLevelType w:val="hybridMultilevel"/>
+    <w:tmpl w:val="7324CEC2"/>
+    <w:lvl w:ilvl="0" w:tplc="40090001">
+      <w:start w:val="1"/>
+      <w:numFmt w:val="bullet"/>
+      <w:lvlText w:val=""/>
+      <w:lvlJc w:val="left"/>
+      <w:pPr>
+        <w:ind w:left="720" w:hanging="360"/>
+      </w:pPr>
+      <w:rPr>
+        <w:rFonts w:ascii="Symbol" w:hAnsi="Symbol" w:hint="default"/>
+      </w:rPr>
+    </w:lvl>
+    <w:lvl w:ilvl="1" w:tplc="40090003" w:tentative="1">
+      <w:start w:val="1"/>
+      <w:numFmt w:val="bullet"/>
+      <w:lvlText w:val="o"/>
+      <w:lvlJc w:val="left"/>
+      <w:pPr>
+        <w:ind w:left="1440" w:hanging="360"/>
+      </w:pPr>
+      <w:rPr>
+        <w:rFonts w:ascii="Courier New" w:hAnsi="Courier New" w:cs="Courier New" w:hint="default"/>
+      </w:rPr>
+    </w:lvl>
+    <w:lvl w:ilvl="2" w:tplc="40090005" w:tentative="1">
+      <w:start w:val="1"/>
+      <w:numFmt w:val="bullet"/>
+      <w:lvlText w:val=""/>
+      <w:lvlJc w:val="left"/>
+      <w:pPr>
+        <w:ind w:left="2160" w:hanging="360"/>
+      </w:pPr>
+      <w:rPr>
+        <w:rFonts w:ascii="Wingdings" w:hAnsi="Wingdings" w:hint="default"/>
+      </w:rPr>
+    </w:lvl>
+    <w:lvl w:ilvl="3" w:tplc="40090001" w:tentative="1">
+      <w:start w:val="1"/>
+      <w:numFmt w:val="bullet"/>
+      <w:lvlText w:val=""/>
+      <w:lvlJc w:val="left"/>
+      <w:pPr>
+        <w:ind w:left="2880" w:hanging="360"/>
+      </w:pPr>
+      <w:rPr>
+        <w:rFonts w:ascii="Symbol" w:hAnsi="Symbol" w:hint="default"/>
+      </w:rPr>
+    </w:lvl>
+    <w:lvl w:ilvl="4" w:tplc="40090003" w:tentative="1">
+      <w:start w:val="1"/>
+      <w:numFmt w:val="bullet"/>
+      <w:lvlText w:val="o"/>
+      <w:lvlJc w:val="left"/>
+      <w:pPr>
+        <w:ind w:left="3600" w:hanging="360"/>
+      </w:pPr>
+      <w:rPr>
+        <w:rFonts w:ascii="Courier New" w:hAnsi="Courier New" w:cs="Courier New" w:hint="default"/>
+      </w:rPr>
+    </w:lvl>
+    <w:lvl w:ilvl="5" w:tplc="40090005" w:tentative="1">
+      <w:start w:val="1"/>
+      <w:numFmt w:val="bullet"/>
+      <w:lvlText w:val=""/>
+      <w:lvlJc w:val="left"/>
+      <w:pPr>
+        <w:ind w:left="4320" w:hanging="360"/>
+      </w:pPr>
+      <w:rPr>
+        <w:rFonts w:ascii="Wingdings" w:hAnsi="Wingdings" w:hint="default"/>
+      </w:rPr>
+    </w:lvl>
+    <w:lvl w:ilvl="6" w:tplc="40090001" w:tentative="1">
+      <w:start w:val="1"/>
+      <w:numFmt w:val="bullet"/>
+      <w:lvlText w:val=""/>
+      <w:lvlJc w:val="left"/>
+      <w:pPr>
+        <w:ind w:left="5040" w:hanging="360"/>
+      </w:pPr>
+      <w:rPr>
+        <w:rFonts w:ascii="Symbol" w:hAnsi="Symbol" w:hint="default"/>
+      </w:rPr>
+    </w:lvl>
+    <w:lvl w:ilvl="7" w:tplc="40090003" w:tentative="1">
+      <w:start w:val="1"/>
+      <w:numFmt w:val="bullet"/>
+      <w:lvlText w:val="o"/>
+      <w:lvlJc w:val="left"/>
+      <w:pPr>
+        <w:ind w:left="5760" w:hanging="360"/>
+      </w:pPr>
+      <w:rPr>
+        <w:rFonts w:ascii="Courier New" w:hAnsi="Courier New" w:cs="Courier New" w:hint="default"/>
+      </w:rPr>
+    </w:lvl>
+    <w:lvl w:ilvl="8" w:tplc="40090005" w:tentative="1">
+      <w:start w:val="1"/>
+      <w:numFmt w:val="bullet"/>
+      <w:lvlText w:val=""/>
+      <w:lvlJc w:val="left"/>
+      <w:pPr>
+        <w:ind w:left="6480" w:hanging="360"/>
+      </w:pPr>
+      <w:rPr>
+        <w:rFonts w:ascii="Wingdings" w:hAnsi="Wingdings" w:hint="default"/>
+      </w:rPr>
+    </w:lvl>
+  </w:abstractNum>
+  <w:abstractNum w:abstractNumId="14" w15:restartNumberingAfterBreak="0">
     <w:nsid w:val="233C7B58"/>
     <w:multiLevelType w:val="hybridMultilevel"/>
     <w:tmpl w:val="F828DC44"/>
@@ -12951,7 +19033,7 @@
       </w:rPr>
     </w:lvl>
   </w:abstractNum>
-  <w:abstractNum w:abstractNumId="8" w15:restartNumberingAfterBreak="0">
+  <w:abstractNum w:abstractNumId="15" w15:restartNumberingAfterBreak="0">
     <w:nsid w:val="2F6329C2"/>
     <w:multiLevelType w:val="hybridMultilevel"/>
     <w:tmpl w:val="7C3A466A"/>
@@ -13064,7 +19146,93 @@
       </w:rPr>
     </w:lvl>
   </w:abstractNum>
-  <w:abstractNum w:abstractNumId="9" w15:restartNumberingAfterBreak="0">
+  <w:abstractNum w:abstractNumId="16" w15:restartNumberingAfterBreak="0">
+    <w:nsid w:val="334A4BE0"/>
+    <w:multiLevelType w:val="hybridMultilevel"/>
+    <w:tmpl w:val="3BE8A3A8"/>
+    <w:lvl w:ilvl="0" w:tplc="4009000F">
+      <w:start w:val="1"/>
+      <w:numFmt w:val="decimal"/>
+      <w:lvlText w:val="%1."/>
+      <w:lvlJc w:val="left"/>
+      <w:pPr>
+        <w:ind w:left="360" w:hanging="360"/>
+      </w:pPr>
+    </w:lvl>
+    <w:lvl w:ilvl="1" w:tplc="40090019" w:tentative="1">
+      <w:start w:val="1"/>
+      <w:numFmt w:val="lowerLetter"/>
+      <w:lvlText w:val="%2."/>
+      <w:lvlJc w:val="left"/>
+      <w:pPr>
+        <w:ind w:left="1080" w:hanging="360"/>
+      </w:pPr>
+    </w:lvl>
+    <w:lvl w:ilvl="2" w:tplc="4009001B" w:tentative="1">
+      <w:start w:val="1"/>
+      <w:numFmt w:val="lowerRoman"/>
+      <w:lvlText w:val="%3."/>
+      <w:lvlJc w:val="right"/>
+      <w:pPr>
+        <w:ind w:left="1800" w:hanging="180"/>
+      </w:pPr>
+    </w:lvl>
+    <w:lvl w:ilvl="3" w:tplc="4009000F" w:tentative="1">
+      <w:start w:val="1"/>
+      <w:numFmt w:val="decimal"/>
+      <w:lvlText w:val="%4."/>
+      <w:lvlJc w:val="left"/>
+      <w:pPr>
+        <w:ind w:left="2520" w:hanging="360"/>
+      </w:pPr>
+    </w:lvl>
+    <w:lvl w:ilvl="4" w:tplc="40090019" w:tentative="1">
+      <w:start w:val="1"/>
+      <w:numFmt w:val="lowerLetter"/>
+      <w:lvlText w:val="%5."/>
+      <w:lvlJc w:val="left"/>
+      <w:pPr>
+        <w:ind w:left="3240" w:hanging="360"/>
+      </w:pPr>
+    </w:lvl>
+    <w:lvl w:ilvl="5" w:tplc="4009001B" w:tentative="1">
+      <w:start w:val="1"/>
+      <w:numFmt w:val="lowerRoman"/>
+      <w:lvlText w:val="%6."/>
+      <w:lvlJc w:val="right"/>
+      <w:pPr>
+        <w:ind w:left="3960" w:hanging="180"/>
+      </w:pPr>
+    </w:lvl>
+    <w:lvl w:ilvl="6" w:tplc="4009000F" w:tentative="1">
+      <w:start w:val="1"/>
+      <w:numFmt w:val="decimal"/>
+      <w:lvlText w:val="%7."/>
+      <w:lvlJc w:val="left"/>
+      <w:pPr>
+        <w:ind w:left="4680" w:hanging="360"/>
+      </w:pPr>
+    </w:lvl>
+    <w:lvl w:ilvl="7" w:tplc="40090019" w:tentative="1">
+      <w:start w:val="1"/>
+      <w:numFmt w:val="lowerLetter"/>
+      <w:lvlText w:val="%8."/>
+      <w:lvlJc w:val="left"/>
+      <w:pPr>
+        <w:ind w:left="5400" w:hanging="360"/>
+      </w:pPr>
+    </w:lvl>
+    <w:lvl w:ilvl="8" w:tplc="4009001B" w:tentative="1">
+      <w:start w:val="1"/>
+      <w:numFmt w:val="lowerRoman"/>
+      <w:lvlText w:val="%9."/>
+      <w:lvlJc w:val="right"/>
+      <w:pPr>
+        <w:ind w:left="6120" w:hanging="180"/>
+      </w:pPr>
+    </w:lvl>
+  </w:abstractNum>
+  <w:abstractNum w:abstractNumId="17" w15:restartNumberingAfterBreak="0">
     <w:nsid w:val="36396F71"/>
     <w:multiLevelType w:val="multilevel"/>
     <w:tmpl w:val="13203036"/>
@@ -13213,10 +19381,10 @@
       </w:rPr>
     </w:lvl>
   </w:abstractNum>
-  <w:abstractNum w:abstractNumId="10" w15:restartNumberingAfterBreak="0">
+  <w:abstractNum w:abstractNumId="18" w15:restartNumberingAfterBreak="0">
     <w:nsid w:val="37BC663B"/>
     <w:multiLevelType w:val="hybridMultilevel"/>
-    <w:tmpl w:val="53A2C6A2"/>
+    <w:tmpl w:val="61C8AEFE"/>
     <w:lvl w:ilvl="0" w:tplc="4009000F">
       <w:start w:val="1"/>
       <w:numFmt w:val="decimal"/>
@@ -13299,7 +19467,93 @@
       </w:pPr>
     </w:lvl>
   </w:abstractNum>
-  <w:abstractNum w:abstractNumId="11" w15:restartNumberingAfterBreak="0">
+  <w:abstractNum w:abstractNumId="19" w15:restartNumberingAfterBreak="0">
+    <w:nsid w:val="3B4A45C7"/>
+    <w:multiLevelType w:val="hybridMultilevel"/>
+    <w:tmpl w:val="5FDAC794"/>
+    <w:lvl w:ilvl="0" w:tplc="4009000F">
+      <w:start w:val="1"/>
+      <w:numFmt w:val="decimal"/>
+      <w:lvlText w:val="%1."/>
+      <w:lvlJc w:val="left"/>
+      <w:pPr>
+        <w:ind w:left="360" w:hanging="360"/>
+      </w:pPr>
+    </w:lvl>
+    <w:lvl w:ilvl="1" w:tplc="40090019" w:tentative="1">
+      <w:start w:val="1"/>
+      <w:numFmt w:val="lowerLetter"/>
+      <w:lvlText w:val="%2."/>
+      <w:lvlJc w:val="left"/>
+      <w:pPr>
+        <w:ind w:left="1080" w:hanging="360"/>
+      </w:pPr>
+    </w:lvl>
+    <w:lvl w:ilvl="2" w:tplc="4009001B" w:tentative="1">
+      <w:start w:val="1"/>
+      <w:numFmt w:val="lowerRoman"/>
+      <w:lvlText w:val="%3."/>
+      <w:lvlJc w:val="right"/>
+      <w:pPr>
+        <w:ind w:left="1800" w:hanging="180"/>
+      </w:pPr>
+    </w:lvl>
+    <w:lvl w:ilvl="3" w:tplc="4009000F" w:tentative="1">
+      <w:start w:val="1"/>
+      <w:numFmt w:val="decimal"/>
+      <w:lvlText w:val="%4."/>
+      <w:lvlJc w:val="left"/>
+      <w:pPr>
+        <w:ind w:left="2520" w:hanging="360"/>
+      </w:pPr>
+    </w:lvl>
+    <w:lvl w:ilvl="4" w:tplc="40090019" w:tentative="1">
+      <w:start w:val="1"/>
+      <w:numFmt w:val="lowerLetter"/>
+      <w:lvlText w:val="%5."/>
+      <w:lvlJc w:val="left"/>
+      <w:pPr>
+        <w:ind w:left="3240" w:hanging="360"/>
+      </w:pPr>
+    </w:lvl>
+    <w:lvl w:ilvl="5" w:tplc="4009001B" w:tentative="1">
+      <w:start w:val="1"/>
+      <w:numFmt w:val="lowerRoman"/>
+      <w:lvlText w:val="%6."/>
+      <w:lvlJc w:val="right"/>
+      <w:pPr>
+        <w:ind w:left="3960" w:hanging="180"/>
+      </w:pPr>
+    </w:lvl>
+    <w:lvl w:ilvl="6" w:tplc="4009000F" w:tentative="1">
+      <w:start w:val="1"/>
+      <w:numFmt w:val="decimal"/>
+      <w:lvlText w:val="%7."/>
+      <w:lvlJc w:val="left"/>
+      <w:pPr>
+        <w:ind w:left="4680" w:hanging="360"/>
+      </w:pPr>
+    </w:lvl>
+    <w:lvl w:ilvl="7" w:tplc="40090019" w:tentative="1">
+      <w:start w:val="1"/>
+      <w:numFmt w:val="lowerLetter"/>
+      <w:lvlText w:val="%8."/>
+      <w:lvlJc w:val="left"/>
+      <w:pPr>
+        <w:ind w:left="5400" w:hanging="360"/>
+      </w:pPr>
+    </w:lvl>
+    <w:lvl w:ilvl="8" w:tplc="4009001B" w:tentative="1">
+      <w:start w:val="1"/>
+      <w:numFmt w:val="lowerRoman"/>
+      <w:lvlText w:val="%9."/>
+      <w:lvlJc w:val="right"/>
+      <w:pPr>
+        <w:ind w:left="6120" w:hanging="180"/>
+      </w:pPr>
+    </w:lvl>
+  </w:abstractNum>
+  <w:abstractNum w:abstractNumId="20" w15:restartNumberingAfterBreak="0">
     <w:nsid w:val="3ECF3957"/>
     <w:multiLevelType w:val="hybridMultilevel"/>
     <w:tmpl w:val="0A0E156E"/>
@@ -13412,10 +19666,10 @@
       </w:rPr>
     </w:lvl>
   </w:abstractNum>
-  <w:abstractNum w:abstractNumId="12" w15:restartNumberingAfterBreak="0">
+  <w:abstractNum w:abstractNumId="21" w15:restartNumberingAfterBreak="0">
     <w:nsid w:val="408B49A0"/>
     <w:multiLevelType w:val="multilevel"/>
-    <w:tmpl w:val="613A8C64"/>
+    <w:tmpl w:val="8548B766"/>
     <w:lvl w:ilvl="0">
       <w:start w:val="1"/>
       <w:numFmt w:val="bullet"/>
@@ -13432,6 +19686,264 @@
         <w:sz w:val="20"/>
       </w:rPr>
     </w:lvl>
+    <w:lvl w:ilvl="1">
+      <w:start w:val="2"/>
+      <w:numFmt w:val="decimal"/>
+      <w:lvlText w:val="%2."/>
+      <w:lvlJc w:val="left"/>
+      <w:pPr>
+        <w:ind w:left="1440" w:hanging="360"/>
+      </w:pPr>
+      <w:rPr>
+        <w:rFonts w:ascii="Segoe UI Emoji" w:hAnsi="Segoe UI Emoji" w:cs="Segoe UI Emoji" w:hint="default"/>
+      </w:rPr>
+    </w:lvl>
+    <w:lvl w:ilvl="2" w:tentative="1">
+      <w:start w:val="1"/>
+      <w:numFmt w:val="bullet"/>
+      <w:lvlText w:val=""/>
+      <w:lvlJc w:val="left"/>
+      <w:pPr>
+        <w:tabs>
+          <w:tab w:val="num" w:pos="2160"/>
+        </w:tabs>
+        <w:ind w:left="2160" w:hanging="360"/>
+      </w:pPr>
+      <w:rPr>
+        <w:rFonts w:ascii="Wingdings" w:hAnsi="Wingdings" w:hint="default"/>
+        <w:sz w:val="20"/>
+      </w:rPr>
+    </w:lvl>
+    <w:lvl w:ilvl="3" w:tentative="1">
+      <w:start w:val="1"/>
+      <w:numFmt w:val="bullet"/>
+      <w:lvlText w:val=""/>
+      <w:lvlJc w:val="left"/>
+      <w:pPr>
+        <w:tabs>
+          <w:tab w:val="num" w:pos="2880"/>
+        </w:tabs>
+        <w:ind w:left="2880" w:hanging="360"/>
+      </w:pPr>
+      <w:rPr>
+        <w:rFonts w:ascii="Wingdings" w:hAnsi="Wingdings" w:hint="default"/>
+        <w:sz w:val="20"/>
+      </w:rPr>
+    </w:lvl>
+    <w:lvl w:ilvl="4" w:tentative="1">
+      <w:start w:val="1"/>
+      <w:numFmt w:val="bullet"/>
+      <w:lvlText w:val=""/>
+      <w:lvlJc w:val="left"/>
+      <w:pPr>
+        <w:tabs>
+          <w:tab w:val="num" w:pos="3600"/>
+        </w:tabs>
+        <w:ind w:left="3600" w:hanging="360"/>
+      </w:pPr>
+      <w:rPr>
+        <w:rFonts w:ascii="Wingdings" w:hAnsi="Wingdings" w:hint="default"/>
+        <w:sz w:val="20"/>
+      </w:rPr>
+    </w:lvl>
+    <w:lvl w:ilvl="5" w:tentative="1">
+      <w:start w:val="1"/>
+      <w:numFmt w:val="bullet"/>
+      <w:lvlText w:val=""/>
+      <w:lvlJc w:val="left"/>
+      <w:pPr>
+        <w:tabs>
+          <w:tab w:val="num" w:pos="4320"/>
+        </w:tabs>
+        <w:ind w:left="4320" w:hanging="360"/>
+      </w:pPr>
+      <w:rPr>
+        <w:rFonts w:ascii="Wingdings" w:hAnsi="Wingdings" w:hint="default"/>
+        <w:sz w:val="20"/>
+      </w:rPr>
+    </w:lvl>
+    <w:lvl w:ilvl="6" w:tentative="1">
+      <w:start w:val="1"/>
+      <w:numFmt w:val="bullet"/>
+      <w:lvlText w:val=""/>
+      <w:lvlJc w:val="left"/>
+      <w:pPr>
+        <w:tabs>
+          <w:tab w:val="num" w:pos="5040"/>
+        </w:tabs>
+        <w:ind w:left="5040" w:hanging="360"/>
+      </w:pPr>
+      <w:rPr>
+        <w:rFonts w:ascii="Wingdings" w:hAnsi="Wingdings" w:hint="default"/>
+        <w:sz w:val="20"/>
+      </w:rPr>
+    </w:lvl>
+    <w:lvl w:ilvl="7" w:tentative="1">
+      <w:start w:val="1"/>
+      <w:numFmt w:val="bullet"/>
+      <w:lvlText w:val=""/>
+      <w:lvlJc w:val="left"/>
+      <w:pPr>
+        <w:tabs>
+          <w:tab w:val="num" w:pos="5760"/>
+        </w:tabs>
+        <w:ind w:left="5760" w:hanging="360"/>
+      </w:pPr>
+      <w:rPr>
+        <w:rFonts w:ascii="Wingdings" w:hAnsi="Wingdings" w:hint="default"/>
+        <w:sz w:val="20"/>
+      </w:rPr>
+    </w:lvl>
+    <w:lvl w:ilvl="8" w:tentative="1">
+      <w:start w:val="1"/>
+      <w:numFmt w:val="bullet"/>
+      <w:lvlText w:val=""/>
+      <w:lvlJc w:val="left"/>
+      <w:pPr>
+        <w:tabs>
+          <w:tab w:val="num" w:pos="6480"/>
+        </w:tabs>
+        <w:ind w:left="6480" w:hanging="360"/>
+      </w:pPr>
+      <w:rPr>
+        <w:rFonts w:ascii="Wingdings" w:hAnsi="Wingdings" w:hint="default"/>
+        <w:sz w:val="20"/>
+      </w:rPr>
+    </w:lvl>
+  </w:abstractNum>
+  <w:abstractNum w:abstractNumId="22" w15:restartNumberingAfterBreak="0">
+    <w:nsid w:val="440B210A"/>
+    <w:multiLevelType w:val="hybridMultilevel"/>
+    <w:tmpl w:val="6E9CE572"/>
+    <w:lvl w:ilvl="0" w:tplc="40090001">
+      <w:start w:val="1"/>
+      <w:numFmt w:val="bullet"/>
+      <w:lvlText w:val=""/>
+      <w:lvlJc w:val="left"/>
+      <w:pPr>
+        <w:ind w:left="720" w:hanging="360"/>
+      </w:pPr>
+      <w:rPr>
+        <w:rFonts w:ascii="Symbol" w:hAnsi="Symbol" w:hint="default"/>
+      </w:rPr>
+    </w:lvl>
+    <w:lvl w:ilvl="1" w:tplc="40090003" w:tentative="1">
+      <w:start w:val="1"/>
+      <w:numFmt w:val="bullet"/>
+      <w:lvlText w:val="o"/>
+      <w:lvlJc w:val="left"/>
+      <w:pPr>
+        <w:ind w:left="1440" w:hanging="360"/>
+      </w:pPr>
+      <w:rPr>
+        <w:rFonts w:ascii="Courier New" w:hAnsi="Courier New" w:cs="Courier New" w:hint="default"/>
+      </w:rPr>
+    </w:lvl>
+    <w:lvl w:ilvl="2" w:tplc="40090005" w:tentative="1">
+      <w:start w:val="1"/>
+      <w:numFmt w:val="bullet"/>
+      <w:lvlText w:val=""/>
+      <w:lvlJc w:val="left"/>
+      <w:pPr>
+        <w:ind w:left="2160" w:hanging="360"/>
+      </w:pPr>
+      <w:rPr>
+        <w:rFonts w:ascii="Wingdings" w:hAnsi="Wingdings" w:hint="default"/>
+      </w:rPr>
+    </w:lvl>
+    <w:lvl w:ilvl="3" w:tplc="40090001" w:tentative="1">
+      <w:start w:val="1"/>
+      <w:numFmt w:val="bullet"/>
+      <w:lvlText w:val=""/>
+      <w:lvlJc w:val="left"/>
+      <w:pPr>
+        <w:ind w:left="2880" w:hanging="360"/>
+      </w:pPr>
+      <w:rPr>
+        <w:rFonts w:ascii="Symbol" w:hAnsi="Symbol" w:hint="default"/>
+      </w:rPr>
+    </w:lvl>
+    <w:lvl w:ilvl="4" w:tplc="40090003" w:tentative="1">
+      <w:start w:val="1"/>
+      <w:numFmt w:val="bullet"/>
+      <w:lvlText w:val="o"/>
+      <w:lvlJc w:val="left"/>
+      <w:pPr>
+        <w:ind w:left="3600" w:hanging="360"/>
+      </w:pPr>
+      <w:rPr>
+        <w:rFonts w:ascii="Courier New" w:hAnsi="Courier New" w:cs="Courier New" w:hint="default"/>
+      </w:rPr>
+    </w:lvl>
+    <w:lvl w:ilvl="5" w:tplc="40090005" w:tentative="1">
+      <w:start w:val="1"/>
+      <w:numFmt w:val="bullet"/>
+      <w:lvlText w:val=""/>
+      <w:lvlJc w:val="left"/>
+      <w:pPr>
+        <w:ind w:left="4320" w:hanging="360"/>
+      </w:pPr>
+      <w:rPr>
+        <w:rFonts w:ascii="Wingdings" w:hAnsi="Wingdings" w:hint="default"/>
+      </w:rPr>
+    </w:lvl>
+    <w:lvl w:ilvl="6" w:tplc="40090001" w:tentative="1">
+      <w:start w:val="1"/>
+      <w:numFmt w:val="bullet"/>
+      <w:lvlText w:val=""/>
+      <w:lvlJc w:val="left"/>
+      <w:pPr>
+        <w:ind w:left="5040" w:hanging="360"/>
+      </w:pPr>
+      <w:rPr>
+        <w:rFonts w:ascii="Symbol" w:hAnsi="Symbol" w:hint="default"/>
+      </w:rPr>
+    </w:lvl>
+    <w:lvl w:ilvl="7" w:tplc="40090003" w:tentative="1">
+      <w:start w:val="1"/>
+      <w:numFmt w:val="bullet"/>
+      <w:lvlText w:val="o"/>
+      <w:lvlJc w:val="left"/>
+      <w:pPr>
+        <w:ind w:left="5760" w:hanging="360"/>
+      </w:pPr>
+      <w:rPr>
+        <w:rFonts w:ascii="Courier New" w:hAnsi="Courier New" w:cs="Courier New" w:hint="default"/>
+      </w:rPr>
+    </w:lvl>
+    <w:lvl w:ilvl="8" w:tplc="40090005" w:tentative="1">
+      <w:start w:val="1"/>
+      <w:numFmt w:val="bullet"/>
+      <w:lvlText w:val=""/>
+      <w:lvlJc w:val="left"/>
+      <w:pPr>
+        <w:ind w:left="6480" w:hanging="360"/>
+      </w:pPr>
+      <w:rPr>
+        <w:rFonts w:ascii="Wingdings" w:hAnsi="Wingdings" w:hint="default"/>
+      </w:rPr>
+    </w:lvl>
+  </w:abstractNum>
+  <w:abstractNum w:abstractNumId="23" w15:restartNumberingAfterBreak="0">
+    <w:nsid w:val="53B63FEB"/>
+    <w:multiLevelType w:val="multilevel"/>
+    <w:tmpl w:val="B4DE1B8C"/>
+    <w:lvl w:ilvl="0">
+      <w:start w:val="1"/>
+      <w:numFmt w:val="bullet"/>
+      <w:lvlText w:val=""/>
+      <w:lvlJc w:val="left"/>
+      <w:pPr>
+        <w:tabs>
+          <w:tab w:val="num" w:pos="720"/>
+        </w:tabs>
+        <w:ind w:left="720" w:hanging="360"/>
+      </w:pPr>
+      <w:rPr>
+        <w:rFonts w:ascii="Symbol" w:hAnsi="Symbol" w:hint="default"/>
+        <w:sz w:val="20"/>
+      </w:rPr>
+    </w:lvl>
     <w:lvl w:ilvl="1" w:tentative="1">
       <w:start w:val="1"/>
       <w:numFmt w:val="bullet"/>
@@ -13561,123 +20073,10 @@
       </w:rPr>
     </w:lvl>
   </w:abstractNum>
-  <w:abstractNum w:abstractNumId="13" w15:restartNumberingAfterBreak="0">
-    <w:nsid w:val="440B210A"/>
-    <w:multiLevelType w:val="hybridMultilevel"/>
-    <w:tmpl w:val="6E9CE572"/>
-    <w:lvl w:ilvl="0" w:tplc="40090001">
-      <w:start w:val="1"/>
-      <w:numFmt w:val="bullet"/>
-      <w:lvlText w:val=""/>
-      <w:lvlJc w:val="left"/>
-      <w:pPr>
-        <w:ind w:left="720" w:hanging="360"/>
-      </w:pPr>
-      <w:rPr>
-        <w:rFonts w:ascii="Symbol" w:hAnsi="Symbol" w:hint="default"/>
-      </w:rPr>
-    </w:lvl>
-    <w:lvl w:ilvl="1" w:tplc="40090003" w:tentative="1">
-      <w:start w:val="1"/>
-      <w:numFmt w:val="bullet"/>
-      <w:lvlText w:val="o"/>
-      <w:lvlJc w:val="left"/>
-      <w:pPr>
-        <w:ind w:left="1440" w:hanging="360"/>
-      </w:pPr>
-      <w:rPr>
-        <w:rFonts w:ascii="Courier New" w:hAnsi="Courier New" w:cs="Courier New" w:hint="default"/>
-      </w:rPr>
-    </w:lvl>
-    <w:lvl w:ilvl="2" w:tplc="40090005" w:tentative="1">
-      <w:start w:val="1"/>
-      <w:numFmt w:val="bullet"/>
-      <w:lvlText w:val=""/>
-      <w:lvlJc w:val="left"/>
-      <w:pPr>
-        <w:ind w:left="2160" w:hanging="360"/>
-      </w:pPr>
-      <w:rPr>
-        <w:rFonts w:ascii="Wingdings" w:hAnsi="Wingdings" w:hint="default"/>
-      </w:rPr>
-    </w:lvl>
-    <w:lvl w:ilvl="3" w:tplc="40090001" w:tentative="1">
-      <w:start w:val="1"/>
-      <w:numFmt w:val="bullet"/>
-      <w:lvlText w:val=""/>
-      <w:lvlJc w:val="left"/>
-      <w:pPr>
-        <w:ind w:left="2880" w:hanging="360"/>
-      </w:pPr>
-      <w:rPr>
-        <w:rFonts w:ascii="Symbol" w:hAnsi="Symbol" w:hint="default"/>
-      </w:rPr>
-    </w:lvl>
-    <w:lvl w:ilvl="4" w:tplc="40090003" w:tentative="1">
-      <w:start w:val="1"/>
-      <w:numFmt w:val="bullet"/>
-      <w:lvlText w:val="o"/>
-      <w:lvlJc w:val="left"/>
-      <w:pPr>
-        <w:ind w:left="3600" w:hanging="360"/>
-      </w:pPr>
-      <w:rPr>
-        <w:rFonts w:ascii="Courier New" w:hAnsi="Courier New" w:cs="Courier New" w:hint="default"/>
-      </w:rPr>
-    </w:lvl>
-    <w:lvl w:ilvl="5" w:tplc="40090005" w:tentative="1">
-      <w:start w:val="1"/>
-      <w:numFmt w:val="bullet"/>
-      <w:lvlText w:val=""/>
-      <w:lvlJc w:val="left"/>
-      <w:pPr>
-        <w:ind w:left="4320" w:hanging="360"/>
-      </w:pPr>
-      <w:rPr>
-        <w:rFonts w:ascii="Wingdings" w:hAnsi="Wingdings" w:hint="default"/>
-      </w:rPr>
-    </w:lvl>
-    <w:lvl w:ilvl="6" w:tplc="40090001" w:tentative="1">
-      <w:start w:val="1"/>
-      <w:numFmt w:val="bullet"/>
-      <w:lvlText w:val=""/>
-      <w:lvlJc w:val="left"/>
-      <w:pPr>
-        <w:ind w:left="5040" w:hanging="360"/>
-      </w:pPr>
-      <w:rPr>
-        <w:rFonts w:ascii="Symbol" w:hAnsi="Symbol" w:hint="default"/>
-      </w:rPr>
-    </w:lvl>
-    <w:lvl w:ilvl="7" w:tplc="40090003" w:tentative="1">
-      <w:start w:val="1"/>
-      <w:numFmt w:val="bullet"/>
-      <w:lvlText w:val="o"/>
-      <w:lvlJc w:val="left"/>
-      <w:pPr>
-        <w:ind w:left="5760" w:hanging="360"/>
-      </w:pPr>
-      <w:rPr>
-        <w:rFonts w:ascii="Courier New" w:hAnsi="Courier New" w:cs="Courier New" w:hint="default"/>
-      </w:rPr>
-    </w:lvl>
-    <w:lvl w:ilvl="8" w:tplc="40090005" w:tentative="1">
-      <w:start w:val="1"/>
-      <w:numFmt w:val="bullet"/>
-      <w:lvlText w:val=""/>
-      <w:lvlJc w:val="left"/>
-      <w:pPr>
-        <w:ind w:left="6480" w:hanging="360"/>
-      </w:pPr>
-      <w:rPr>
-        <w:rFonts w:ascii="Wingdings" w:hAnsi="Wingdings" w:hint="default"/>
-      </w:rPr>
-    </w:lvl>
-  </w:abstractNum>
-  <w:abstractNum w:abstractNumId="14" w15:restartNumberingAfterBreak="0">
-    <w:nsid w:val="53B63FEB"/>
+  <w:abstractNum w:abstractNumId="24" w15:restartNumberingAfterBreak="0">
+    <w:nsid w:val="54B33037"/>
     <w:multiLevelType w:val="multilevel"/>
-    <w:tmpl w:val="B4DE1B8C"/>
+    <w:tmpl w:val="D1F0A1F2"/>
     <w:lvl w:ilvl="0">
       <w:start w:val="1"/>
       <w:numFmt w:val="bullet"/>
@@ -13823,10 +20222,124 @@
       </w:rPr>
     </w:lvl>
   </w:abstractNum>
-  <w:abstractNum w:abstractNumId="15" w15:restartNumberingAfterBreak="0">
-    <w:nsid w:val="54B33037"/>
+  <w:abstractNum w:abstractNumId="25" w15:restartNumberingAfterBreak="0">
+    <w:nsid w:val="564426DB"/>
+    <w:multiLevelType w:val="hybridMultilevel"/>
+    <w:tmpl w:val="A4087196"/>
+    <w:lvl w:ilvl="0" w:tplc="40090007">
+      <w:start w:val="1"/>
+      <w:numFmt w:val="bullet"/>
+      <w:lvlText w:val=""/>
+      <w:lvlPicBulletId w:val="0"/>
+      <w:lvlJc w:val="left"/>
+      <w:pPr>
+        <w:ind w:left="720" w:hanging="360"/>
+      </w:pPr>
+      <w:rPr>
+        <w:rFonts w:ascii="Symbol" w:hAnsi="Symbol" w:hint="default"/>
+      </w:rPr>
+    </w:lvl>
+    <w:lvl w:ilvl="1" w:tplc="40090003" w:tentative="1">
+      <w:start w:val="1"/>
+      <w:numFmt w:val="bullet"/>
+      <w:lvlText w:val="o"/>
+      <w:lvlJc w:val="left"/>
+      <w:pPr>
+        <w:ind w:left="1440" w:hanging="360"/>
+      </w:pPr>
+      <w:rPr>
+        <w:rFonts w:ascii="Courier New" w:hAnsi="Courier New" w:cs="Courier New" w:hint="default"/>
+      </w:rPr>
+    </w:lvl>
+    <w:lvl w:ilvl="2" w:tplc="40090005" w:tentative="1">
+      <w:start w:val="1"/>
+      <w:numFmt w:val="bullet"/>
+      <w:lvlText w:val=""/>
+      <w:lvlJc w:val="left"/>
+      <w:pPr>
+        <w:ind w:left="2160" w:hanging="360"/>
+      </w:pPr>
+      <w:rPr>
+        <w:rFonts w:ascii="Wingdings" w:hAnsi="Wingdings" w:hint="default"/>
+      </w:rPr>
+    </w:lvl>
+    <w:lvl w:ilvl="3" w:tplc="40090001" w:tentative="1">
+      <w:start w:val="1"/>
+      <w:numFmt w:val="bullet"/>
+      <w:lvlText w:val=""/>
+      <w:lvlJc w:val="left"/>
+      <w:pPr>
+        <w:ind w:left="2880" w:hanging="360"/>
+      </w:pPr>
+      <w:rPr>
+        <w:rFonts w:ascii="Symbol" w:hAnsi="Symbol" w:hint="default"/>
+      </w:rPr>
+    </w:lvl>
+    <w:lvl w:ilvl="4" w:tplc="40090003" w:tentative="1">
+      <w:start w:val="1"/>
+      <w:numFmt w:val="bullet"/>
+      <w:lvlText w:val="o"/>
+      <w:lvlJc w:val="left"/>
+      <w:pPr>
+        <w:ind w:left="3600" w:hanging="360"/>
+      </w:pPr>
+      <w:rPr>
+        <w:rFonts w:ascii="Courier New" w:hAnsi="Courier New" w:cs="Courier New" w:hint="default"/>
+      </w:rPr>
+    </w:lvl>
+    <w:lvl w:ilvl="5" w:tplc="40090005" w:tentative="1">
+      <w:start w:val="1"/>
+      <w:numFmt w:val="bullet"/>
+      <w:lvlText w:val=""/>
+      <w:lvlJc w:val="left"/>
+      <w:pPr>
+        <w:ind w:left="4320" w:hanging="360"/>
+      </w:pPr>
+      <w:rPr>
+        <w:rFonts w:ascii="Wingdings" w:hAnsi="Wingdings" w:hint="default"/>
+      </w:rPr>
+    </w:lvl>
+    <w:lvl w:ilvl="6" w:tplc="40090001" w:tentative="1">
+      <w:start w:val="1"/>
+      <w:numFmt w:val="bullet"/>
+      <w:lvlText w:val=""/>
+      <w:lvlJc w:val="left"/>
+      <w:pPr>
+        <w:ind w:left="5040" w:hanging="360"/>
+      </w:pPr>
+      <w:rPr>
+        <w:rFonts w:ascii="Symbol" w:hAnsi="Symbol" w:hint="default"/>
+      </w:rPr>
+    </w:lvl>
+    <w:lvl w:ilvl="7" w:tplc="40090003" w:tentative="1">
+      <w:start w:val="1"/>
+      <w:numFmt w:val="bullet"/>
+      <w:lvlText w:val="o"/>
+      <w:lvlJc w:val="left"/>
+      <w:pPr>
+        <w:ind w:left="5760" w:hanging="360"/>
+      </w:pPr>
+      <w:rPr>
+        <w:rFonts w:ascii="Courier New" w:hAnsi="Courier New" w:cs="Courier New" w:hint="default"/>
+      </w:rPr>
+    </w:lvl>
+    <w:lvl w:ilvl="8" w:tplc="40090005" w:tentative="1">
+      <w:start w:val="1"/>
+      <w:numFmt w:val="bullet"/>
+      <w:lvlText w:val=""/>
+      <w:lvlJc w:val="left"/>
+      <w:pPr>
+        <w:ind w:left="6480" w:hanging="360"/>
+      </w:pPr>
+      <w:rPr>
+        <w:rFonts w:ascii="Wingdings" w:hAnsi="Wingdings" w:hint="default"/>
+      </w:rPr>
+    </w:lvl>
+  </w:abstractNum>
+  <w:abstractNum w:abstractNumId="26" w15:restartNumberingAfterBreak="0">
+    <w:nsid w:val="61A42B74"/>
     <w:multiLevelType w:val="multilevel"/>
-    <w:tmpl w:val="D1F0A1F2"/>
+    <w:tmpl w:val="823A70E4"/>
     <w:lvl w:ilvl="0">
       <w:start w:val="1"/>
       <w:numFmt w:val="bullet"/>
@@ -13972,10 +20485,10 @@
       </w:rPr>
     </w:lvl>
   </w:abstractNum>
-  <w:abstractNum w:abstractNumId="16" w15:restartNumberingAfterBreak="0">
-    <w:nsid w:val="61A42B74"/>
+  <w:abstractNum w:abstractNumId="27" w15:restartNumberingAfterBreak="0">
+    <w:nsid w:val="6D8E2B67"/>
     <w:multiLevelType w:val="multilevel"/>
-    <w:tmpl w:val="823A70E4"/>
+    <w:tmpl w:val="78222DDE"/>
     <w:lvl w:ilvl="0">
       <w:start w:val="1"/>
       <w:numFmt w:val="bullet"/>
@@ -14121,10 +20634,10 @@
       </w:rPr>
     </w:lvl>
   </w:abstractNum>
-  <w:abstractNum w:abstractNumId="17" w15:restartNumberingAfterBreak="0">
-    <w:nsid w:val="6D8E2B67"/>
+  <w:abstractNum w:abstractNumId="28" w15:restartNumberingAfterBreak="0">
+    <w:nsid w:val="74DB5603"/>
     <w:multiLevelType w:val="multilevel"/>
-    <w:tmpl w:val="78222DDE"/>
+    <w:tmpl w:val="04C67F62"/>
     <w:lvl w:ilvl="0">
       <w:start w:val="1"/>
       <w:numFmt w:val="bullet"/>
@@ -14270,7 +20783,7 @@
       </w:rPr>
     </w:lvl>
   </w:abstractNum>
-  <w:abstractNum w:abstractNumId="18" w15:restartNumberingAfterBreak="0">
+  <w:abstractNum w:abstractNumId="29" w15:restartNumberingAfterBreak="0">
     <w:nsid w:val="75A17E9D"/>
     <w:multiLevelType w:val="multilevel"/>
     <w:tmpl w:val="32D0DCD4"/>
@@ -14419,7 +20932,156 @@
       </w:rPr>
     </w:lvl>
   </w:abstractNum>
-  <w:abstractNum w:abstractNumId="19" w15:restartNumberingAfterBreak="0">
+  <w:abstractNum w:abstractNumId="30" w15:restartNumberingAfterBreak="0">
+    <w:nsid w:val="76032879"/>
+    <w:multiLevelType w:val="multilevel"/>
+    <w:tmpl w:val="DA5CBC3A"/>
+    <w:lvl w:ilvl="0">
+      <w:start w:val="1"/>
+      <w:numFmt w:val="bullet"/>
+      <w:lvlText w:val=""/>
+      <w:lvlJc w:val="left"/>
+      <w:pPr>
+        <w:tabs>
+          <w:tab w:val="num" w:pos="720"/>
+        </w:tabs>
+        <w:ind w:left="720" w:hanging="360"/>
+      </w:pPr>
+      <w:rPr>
+        <w:rFonts w:ascii="Symbol" w:hAnsi="Symbol" w:hint="default"/>
+        <w:sz w:val="20"/>
+      </w:rPr>
+    </w:lvl>
+    <w:lvl w:ilvl="1" w:tentative="1">
+      <w:start w:val="1"/>
+      <w:numFmt w:val="bullet"/>
+      <w:lvlText w:val="o"/>
+      <w:lvlJc w:val="left"/>
+      <w:pPr>
+        <w:tabs>
+          <w:tab w:val="num" w:pos="1440"/>
+        </w:tabs>
+        <w:ind w:left="1440" w:hanging="360"/>
+      </w:pPr>
+      <w:rPr>
+        <w:rFonts w:ascii="Courier New" w:hAnsi="Courier New" w:hint="default"/>
+        <w:sz w:val="20"/>
+      </w:rPr>
+    </w:lvl>
+    <w:lvl w:ilvl="2" w:tentative="1">
+      <w:start w:val="1"/>
+      <w:numFmt w:val="bullet"/>
+      <w:lvlText w:val=""/>
+      <w:lvlJc w:val="left"/>
+      <w:pPr>
+        <w:tabs>
+          <w:tab w:val="num" w:pos="2160"/>
+        </w:tabs>
+        <w:ind w:left="2160" w:hanging="360"/>
+      </w:pPr>
+      <w:rPr>
+        <w:rFonts w:ascii="Wingdings" w:hAnsi="Wingdings" w:hint="default"/>
+        <w:sz w:val="20"/>
+      </w:rPr>
+    </w:lvl>
+    <w:lvl w:ilvl="3" w:tentative="1">
+      <w:start w:val="1"/>
+      <w:numFmt w:val="bullet"/>
+      <w:lvlText w:val=""/>
+      <w:lvlJc w:val="left"/>
+      <w:pPr>
+        <w:tabs>
+          <w:tab w:val="num" w:pos="2880"/>
+        </w:tabs>
+        <w:ind w:left="2880" w:hanging="360"/>
+      </w:pPr>
+      <w:rPr>
+        <w:rFonts w:ascii="Wingdings" w:hAnsi="Wingdings" w:hint="default"/>
+        <w:sz w:val="20"/>
+      </w:rPr>
+    </w:lvl>
+    <w:lvl w:ilvl="4" w:tentative="1">
+      <w:start w:val="1"/>
+      <w:numFmt w:val="bullet"/>
+      <w:lvlText w:val=""/>
+      <w:lvlJc w:val="left"/>
+      <w:pPr>
+        <w:tabs>
+          <w:tab w:val="num" w:pos="3600"/>
+        </w:tabs>
+        <w:ind w:left="3600" w:hanging="360"/>
+      </w:pPr>
+      <w:rPr>
+        <w:rFonts w:ascii="Wingdings" w:hAnsi="Wingdings" w:hint="default"/>
+        <w:sz w:val="20"/>
+      </w:rPr>
+    </w:lvl>
+    <w:lvl w:ilvl="5" w:tentative="1">
+      <w:start w:val="1"/>
+      <w:numFmt w:val="bullet"/>
+      <w:lvlText w:val=""/>
+      <w:lvlJc w:val="left"/>
+      <w:pPr>
+        <w:tabs>
+          <w:tab w:val="num" w:pos="4320"/>
+        </w:tabs>
+        <w:ind w:left="4320" w:hanging="360"/>
+      </w:pPr>
+      <w:rPr>
+        <w:rFonts w:ascii="Wingdings" w:hAnsi="Wingdings" w:hint="default"/>
+        <w:sz w:val="20"/>
+      </w:rPr>
+    </w:lvl>
+    <w:lvl w:ilvl="6" w:tentative="1">
+      <w:start w:val="1"/>
+      <w:numFmt w:val="bullet"/>
+      <w:lvlText w:val=""/>
+      <w:lvlJc w:val="left"/>
+      <w:pPr>
+        <w:tabs>
+          <w:tab w:val="num" w:pos="5040"/>
+        </w:tabs>
+        <w:ind w:left="5040" w:hanging="360"/>
+      </w:pPr>
+      <w:rPr>
+        <w:rFonts w:ascii="Wingdings" w:hAnsi="Wingdings" w:hint="default"/>
+        <w:sz w:val="20"/>
+      </w:rPr>
+    </w:lvl>
+    <w:lvl w:ilvl="7" w:tentative="1">
+      <w:start w:val="1"/>
+      <w:numFmt w:val="bullet"/>
+      <w:lvlText w:val=""/>
+      <w:lvlJc w:val="left"/>
+      <w:pPr>
+        <w:tabs>
+          <w:tab w:val="num" w:pos="5760"/>
+        </w:tabs>
+        <w:ind w:left="5760" w:hanging="360"/>
+      </w:pPr>
+      <w:rPr>
+        <w:rFonts w:ascii="Wingdings" w:hAnsi="Wingdings" w:hint="default"/>
+        <w:sz w:val="20"/>
+      </w:rPr>
+    </w:lvl>
+    <w:lvl w:ilvl="8" w:tentative="1">
+      <w:start w:val="1"/>
+      <w:numFmt w:val="bullet"/>
+      <w:lvlText w:val=""/>
+      <w:lvlJc w:val="left"/>
+      <w:pPr>
+        <w:tabs>
+          <w:tab w:val="num" w:pos="6480"/>
+        </w:tabs>
+        <w:ind w:left="6480" w:hanging="360"/>
+      </w:pPr>
+      <w:rPr>
+        <w:rFonts w:ascii="Wingdings" w:hAnsi="Wingdings" w:hint="default"/>
+        <w:sz w:val="20"/>
+      </w:rPr>
+    </w:lvl>
+  </w:abstractNum>
+  <w:abstractNum w:abstractNumId="31" w15:restartNumberingAfterBreak="0">
     <w:nsid w:val="7878694E"/>
     <w:multiLevelType w:val="multilevel"/>
     <w:tmpl w:val="489E28AA"/>
@@ -14568,7 +21230,7 @@
       </w:rPr>
     </w:lvl>
   </w:abstractNum>
-  <w:abstractNum w:abstractNumId="20" w15:restartNumberingAfterBreak="0">
+  <w:abstractNum w:abstractNumId="32" w15:restartNumberingAfterBreak="0">
     <w:nsid w:val="7B216923"/>
     <w:multiLevelType w:val="hybridMultilevel"/>
     <w:tmpl w:val="7444F08A"/>
@@ -14685,64 +21347,100 @@
     <w:abstractNumId w:val="0"/>
   </w:num>
   <w:num w:numId="2" w16cid:durableId="1664509635">
+    <w:abstractNumId w:val="8"/>
+  </w:num>
+  <w:num w:numId="3" w16cid:durableId="1844276636">
+    <w:abstractNumId w:val="20"/>
+  </w:num>
+  <w:num w:numId="4" w16cid:durableId="2061587812">
+    <w:abstractNumId w:val="12"/>
+  </w:num>
+  <w:num w:numId="5" w16cid:durableId="150682732">
+    <w:abstractNumId w:val="22"/>
+  </w:num>
+  <w:num w:numId="6" w16cid:durableId="299770957">
+    <w:abstractNumId w:val="27"/>
+  </w:num>
+  <w:num w:numId="7" w16cid:durableId="1562868449">
+    <w:abstractNumId w:val="11"/>
+  </w:num>
+  <w:num w:numId="8" w16cid:durableId="760951991">
+    <w:abstractNumId w:val="26"/>
+  </w:num>
+  <w:num w:numId="9" w16cid:durableId="1016884870">
+    <w:abstractNumId w:val="7"/>
+  </w:num>
+  <w:num w:numId="10" w16cid:durableId="673217880">
+    <w:abstractNumId w:val="29"/>
+  </w:num>
+  <w:num w:numId="11" w16cid:durableId="72287548">
+    <w:abstractNumId w:val="17"/>
+  </w:num>
+  <w:num w:numId="12" w16cid:durableId="1326082833">
+    <w:abstractNumId w:val="5"/>
+  </w:num>
+  <w:num w:numId="13" w16cid:durableId="202133957">
+    <w:abstractNumId w:val="23"/>
+  </w:num>
+  <w:num w:numId="14" w16cid:durableId="807743712">
+    <w:abstractNumId w:val="31"/>
+  </w:num>
+  <w:num w:numId="15" w16cid:durableId="120616293">
+    <w:abstractNumId w:val="32"/>
+  </w:num>
+  <w:num w:numId="16" w16cid:durableId="2036810794">
+    <w:abstractNumId w:val="18"/>
+  </w:num>
+  <w:num w:numId="17" w16cid:durableId="808742417">
+    <w:abstractNumId w:val="6"/>
+  </w:num>
+  <w:num w:numId="18" w16cid:durableId="856770644">
+    <w:abstractNumId w:val="24"/>
+  </w:num>
+  <w:num w:numId="19" w16cid:durableId="2093428269">
+    <w:abstractNumId w:val="14"/>
+  </w:num>
+  <w:num w:numId="20" w16cid:durableId="942343817">
+    <w:abstractNumId w:val="21"/>
+  </w:num>
+  <w:num w:numId="21" w16cid:durableId="1588922462">
+    <w:abstractNumId w:val="15"/>
+  </w:num>
+  <w:num w:numId="22" w16cid:durableId="1399357072">
+    <w:abstractNumId w:val="13"/>
+  </w:num>
+  <w:num w:numId="23" w16cid:durableId="878664988">
+    <w:abstractNumId w:val="25"/>
+  </w:num>
+  <w:num w:numId="24" w16cid:durableId="961689717">
+    <w:abstractNumId w:val="10"/>
+  </w:num>
+  <w:num w:numId="25" w16cid:durableId="578566067">
+    <w:abstractNumId w:val="28"/>
+  </w:num>
+  <w:num w:numId="26" w16cid:durableId="753823710">
+    <w:abstractNumId w:val="9"/>
+  </w:num>
+  <w:num w:numId="27" w16cid:durableId="980618457">
+    <w:abstractNumId w:val="30"/>
+  </w:num>
+  <w:num w:numId="28" w16cid:durableId="706956277">
+    <w:abstractNumId w:val="2"/>
+  </w:num>
+  <w:num w:numId="29" w16cid:durableId="581986377">
+    <w:abstractNumId w:val="3"/>
+  </w:num>
+  <w:num w:numId="30" w16cid:durableId="1505509704">
+    <w:abstractNumId w:val="16"/>
+  </w:num>
+  <w:num w:numId="31" w16cid:durableId="1370453758">
     <w:abstractNumId w:val="4"/>
   </w:num>
-  <w:num w:numId="3" w16cid:durableId="1844276636">
-    <w:abstractNumId w:val="11"/>
-  </w:num>
-  <w:num w:numId="4" w16cid:durableId="2061587812">
-    <w:abstractNumId w:val="6"/>
-  </w:num>
-  <w:num w:numId="5" w16cid:durableId="150682732">
-    <w:abstractNumId w:val="13"/>
-  </w:num>
-  <w:num w:numId="6" w16cid:durableId="299770957">
-    <w:abstractNumId w:val="17"/>
-  </w:num>
-  <w:num w:numId="7" w16cid:durableId="1562868449">
-    <w:abstractNumId w:val="5"/>
-  </w:num>
-  <w:num w:numId="8" w16cid:durableId="760951991">
-    <w:abstractNumId w:val="16"/>
-  </w:num>
-  <w:num w:numId="9" w16cid:durableId="1016884870">
-    <w:abstractNumId w:val="3"/>
-  </w:num>
-  <w:num w:numId="10" w16cid:durableId="673217880">
-    <w:abstractNumId w:val="18"/>
-  </w:num>
-  <w:num w:numId="11" w16cid:durableId="72287548">
-    <w:abstractNumId w:val="9"/>
-  </w:num>
-  <w:num w:numId="12" w16cid:durableId="1326082833">
+  <w:num w:numId="32" w16cid:durableId="254022018">
     <w:abstractNumId w:val="1"/>
   </w:num>
-  <w:num w:numId="13" w16cid:durableId="202133957">
-    <w:abstractNumId w:val="14"/>
-  </w:num>
-  <w:num w:numId="14" w16cid:durableId="807743712">
+  <w:num w:numId="33" w16cid:durableId="801651793">
     <w:abstractNumId w:val="19"/>
-  </w:num>
-  <w:num w:numId="15" w16cid:durableId="120616293">
-    <w:abstractNumId w:val="20"/>
-  </w:num>
-  <w:num w:numId="16" w16cid:durableId="2036810794">
-    <w:abstractNumId w:val="10"/>
-  </w:num>
-  <w:num w:numId="17" w16cid:durableId="808742417">
-    <w:abstractNumId w:val="2"/>
-  </w:num>
-  <w:num w:numId="18" w16cid:durableId="856770644">
-    <w:abstractNumId w:val="15"/>
-  </w:num>
-  <w:num w:numId="19" w16cid:durableId="2093428269">
-    <w:abstractNumId w:val="7"/>
-  </w:num>
-  <w:num w:numId="20" w16cid:durableId="942343817">
-    <w:abstractNumId w:val="12"/>
-  </w:num>
-  <w:num w:numId="21" w16cid:durableId="1588922462">
-    <w:abstractNumId w:val="8"/>
   </w:num>
 </w:numbering>
 </file>
@@ -15775,6 +22473,29 @@
       <w14:ligatures w14:val="none"/>
     </w:rPr>
   </w:style>
+  <w:style w:type="character" w:styleId="Hyperlink">
+    <w:name w:val="Hyperlink"/>
+    <w:basedOn w:val="DefaultParagraphFont"/>
+    <w:uiPriority w:val="99"/>
+    <w:unhideWhenUsed/>
+    <w:rsid w:val="00380A8D"/>
+    <w:rPr>
+      <w:color w:val="0563C1" w:themeColor="hyperlink"/>
+      <w:u w:val="single"/>
+    </w:rPr>
+  </w:style>
+  <w:style w:type="character" w:styleId="UnresolvedMention">
+    <w:name w:val="Unresolved Mention"/>
+    <w:basedOn w:val="DefaultParagraphFont"/>
+    <w:uiPriority w:val="99"/>
+    <w:semiHidden/>
+    <w:unhideWhenUsed/>
+    <w:rsid w:val="00380A8D"/>
+    <w:rPr>
+      <w:color w:val="605E5C"/>
+      <w:shd w:val="clear" w:color="auto" w:fill="E1DFDD"/>
+    </w:rPr>
+  </w:style>
 </w:styles>
 </file>
 
@@ -15845,6 +22566,13 @@
     <w:pitch w:val="fixed"/>
     <w:sig w:usb0="E0002EFF" w:usb1="C0007843" w:usb2="00000009" w:usb3="00000000" w:csb0="000001FF" w:csb1="00000000"/>
   </w:font>
+  <w:font w:name="Segoe UI Emoji">
+    <w:panose1 w:val="020B0502040204020203"/>
+    <w:charset w:val="00"/>
+    <w:family w:val="swiss"/>
+    <w:pitch w:val="variable"/>
+    <w:sig w:usb0="00000003" w:usb1="02000000" w:usb2="08000000" w:usb3="00000000" w:csb0="00000001" w:csb1="00000000"/>
+  </w:font>
   <w:font w:name="Calibri">
     <w:panose1 w:val="020F0502020204030204"/>
     <w:charset w:val="00"/>
@@ -15865,13 +22593,6 @@
     <w:family w:val="swiss"/>
     <w:pitch w:val="variable"/>
     <w:sig w:usb0="E0002EFF" w:usb1="C000785B" w:usb2="00000009" w:usb3="00000000" w:csb0="000001FF" w:csb1="00000000"/>
-  </w:font>
-  <w:font w:name="Segoe UI Emoji">
-    <w:panose1 w:val="020B0502040204020203"/>
-    <w:charset w:val="00"/>
-    <w:family w:val="swiss"/>
-    <w:pitch w:val="variable"/>
-    <w:sig w:usb0="00000003" w:usb1="02000000" w:usb2="08000000" w:usb3="00000000" w:csb0="00000001" w:csb1="00000000"/>
   </w:font>
 </w:fonts>
 </file>
@@ -15894,6 +22615,9 @@
     <w:rsidRoot w:val="00D87A0F"/>
     <w:rsid w:val="00221B07"/>
     <w:rsid w:val="006850CA"/>
+    <w:rsid w:val="00817552"/>
+    <w:rsid w:val="00947376"/>
+    <w:rsid w:val="00D3056B"/>
     <w:rsid w:val="00D87A0F"/>
   </w:rsids>
   <m:mathPr>

--- a/documentation.docx
+++ b/documentation.docx
@@ -2411,14 +2411,30 @@
                 <w:sz w:val="32"/>
                 <w:szCs w:val="32"/>
               </w:rPr>
-              <w:t xml:space="preserve"> Diagram</w:t>
-            </w:r>
-            <w:r>
-              <w:rPr>
-                <w:sz w:val="32"/>
-                <w:szCs w:val="32"/>
-              </w:rPr>
-              <w:t>,, Sequence Diagram, Activity Diagram.</w:t>
+              <w:t xml:space="preserve"> </w:t>
+            </w:r>
+            <w:proofErr w:type="gramStart"/>
+            <w:r>
+              <w:rPr>
+                <w:sz w:val="32"/>
+                <w:szCs w:val="32"/>
+              </w:rPr>
+              <w:t>Diagram</w:t>
+            </w:r>
+            <w:r>
+              <w:rPr>
+                <w:sz w:val="32"/>
+                <w:szCs w:val="32"/>
+              </w:rPr>
+              <w:t>,,</w:t>
+            </w:r>
+            <w:proofErr w:type="gramEnd"/>
+            <w:r>
+              <w:rPr>
+                <w:sz w:val="32"/>
+                <w:szCs w:val="32"/>
+              </w:rPr>
+              <w:t xml:space="preserve"> Sequence Diagram, Activity Diagram.</w:t>
             </w:r>
           </w:p>
         </w:tc>
@@ -6566,23 +6582,7 @@
           <w:sz w:val="32"/>
           <w:szCs w:val="32"/>
         </w:rPr>
-        <w:t>Password encryption (</w:t>
-      </w:r>
-      <w:proofErr w:type="spellStart"/>
-      <w:r>
-        <w:rPr>
-          <w:sz w:val="32"/>
-          <w:szCs w:val="32"/>
-        </w:rPr>
-        <w:t>BCrypt</w:t>
-      </w:r>
-      <w:proofErr w:type="spellEnd"/>
-      <w:r>
-        <w:rPr>
-          <w:sz w:val="32"/>
-          <w:szCs w:val="32"/>
-        </w:rPr>
-        <w:t>)</w:t>
+        <w:t>Password encryption (BCrypt)</w:t>
       </w:r>
     </w:p>
     <w:p>
@@ -9563,15 +9563,14 @@
         <w:rPr>
           <w:b/>
           <w:bCs/>
-          <w:noProof/>
           <w:sz w:val="32"/>
           <w:szCs w:val="32"/>
         </w:rPr>
         <w:drawing>
-          <wp:inline distT="0" distB="0" distL="0" distR="0" wp14:anchorId="7761F2C4" wp14:editId="64F03555">
-            <wp:extent cx="5731510" cy="5153660"/>
-            <wp:effectExtent l="0" t="0" r="2540" b="8890"/>
-            <wp:docPr id="1446036354" name="Picture 1"/>
+          <wp:inline distT="0" distB="0" distL="0" distR="0" wp14:anchorId="62B7BFE8" wp14:editId="45E28620">
+            <wp:extent cx="5731510" cy="5424805"/>
+            <wp:effectExtent l="0" t="0" r="2540" b="4445"/>
+            <wp:docPr id="1999771328" name="Picture 1"/>
             <wp:cNvGraphicFramePr>
               <a:graphicFrameLocks xmlns:a="http://schemas.openxmlformats.org/drawingml/2006/main" noChangeAspect="1"/>
             </wp:cNvGraphicFramePr>
@@ -9579,7 +9578,7 @@
               <a:graphicData uri="http://schemas.openxmlformats.org/drawingml/2006/picture">
                 <pic:pic xmlns:pic="http://schemas.openxmlformats.org/drawingml/2006/picture">
                   <pic:nvPicPr>
-                    <pic:cNvPr id="1446036354" name=""/>
+                    <pic:cNvPr id="1999771328" name=""/>
                     <pic:cNvPicPr/>
                   </pic:nvPicPr>
                   <pic:blipFill>
@@ -9591,7 +9590,7 @@
                   <pic:spPr>
                     <a:xfrm>
                       <a:off x="0" y="0"/>
-                      <a:ext cx="5731510" cy="5153660"/>
+                      <a:ext cx="5731510" cy="5424805"/>
                     </a:xfrm>
                     <a:prstGeom prst="rect">
                       <a:avLst/>
@@ -9746,17 +9745,6 @@
           <w:szCs w:val="32"/>
         </w:rPr>
       </w:pPr>
-    </w:p>
-    <w:p>
-      <w:pPr>
-        <w:jc w:val="center"/>
-        <w:rPr>
-          <w:b/>
-          <w:bCs/>
-          <w:sz w:val="32"/>
-          <w:szCs w:val="32"/>
-        </w:rPr>
-      </w:pPr>
       <w:r>
         <w:rPr>
           <w:b/>
@@ -9792,15 +9780,14 @@
         <w:rPr>
           <w:b/>
           <w:bCs/>
-          <w:noProof/>
           <w:sz w:val="32"/>
           <w:szCs w:val="32"/>
         </w:rPr>
         <w:drawing>
-          <wp:inline distT="0" distB="0" distL="0" distR="0" wp14:anchorId="7E0C048E" wp14:editId="1F0DB733">
-            <wp:extent cx="6225540" cy="8046720"/>
-            <wp:effectExtent l="0" t="0" r="3810" b="0"/>
-            <wp:docPr id="562418520" name="Picture 1"/>
+          <wp:inline distT="0" distB="0" distL="0" distR="0" wp14:anchorId="1CD170BC" wp14:editId="414BC7B7">
+            <wp:extent cx="6515100" cy="7917180"/>
+            <wp:effectExtent l="0" t="0" r="0" b="7620"/>
+            <wp:docPr id="740397229" name="Picture 1"/>
             <wp:cNvGraphicFramePr>
               <a:graphicFrameLocks xmlns:a="http://schemas.openxmlformats.org/drawingml/2006/main" noChangeAspect="1"/>
             </wp:cNvGraphicFramePr>
@@ -9808,12 +9795,11 @@
               <a:graphicData uri="http://schemas.openxmlformats.org/drawingml/2006/picture">
                 <pic:pic xmlns:pic="http://schemas.openxmlformats.org/drawingml/2006/picture">
                   <pic:nvPicPr>
-                    <pic:cNvPr id="562418520" name=""/>
+                    <pic:cNvPr id="740397229" name=""/>
                     <pic:cNvPicPr/>
                   </pic:nvPicPr>
-                  <pic:blipFill rotWithShape="1">
+                  <pic:blipFill>
                     <a:blip r:embed="rId8"/>
-                    <a:srcRect t="-186" b="1"/>
                     <a:stretch>
                       <a:fillRect/>
                     </a:stretch>
@@ -9821,7 +9807,7 @@
                   <pic:spPr>
                     <a:xfrm>
                       <a:off x="0" y="0"/>
-                      <a:ext cx="6225540" cy="8046720"/>
+                      <a:ext cx="6515100" cy="7917180"/>
                     </a:xfrm>
                     <a:prstGeom prst="rect">
                       <a:avLst/>
@@ -9969,10 +9955,10 @@
           <w:szCs w:val="32"/>
         </w:rPr>
         <w:drawing>
-          <wp:inline distT="0" distB="0" distL="0" distR="0" wp14:anchorId="5A231AA9" wp14:editId="1D61B07F">
-            <wp:extent cx="5731510" cy="4145915"/>
-            <wp:effectExtent l="0" t="0" r="2540" b="6985"/>
-            <wp:docPr id="1471478359" name="Picture 1"/>
+          <wp:inline distT="0" distB="0" distL="0" distR="0" wp14:anchorId="4BDDD3C6" wp14:editId="3971A3E6">
+            <wp:extent cx="5731510" cy="4084955"/>
+            <wp:effectExtent l="0" t="0" r="2540" b="0"/>
+            <wp:docPr id="1567090599" name="Picture 1"/>
             <wp:cNvGraphicFramePr>
               <a:graphicFrameLocks xmlns:a="http://schemas.openxmlformats.org/drawingml/2006/main" noChangeAspect="1"/>
             </wp:cNvGraphicFramePr>
@@ -9980,7 +9966,7 @@
               <a:graphicData uri="http://schemas.openxmlformats.org/drawingml/2006/picture">
                 <pic:pic xmlns:pic="http://schemas.openxmlformats.org/drawingml/2006/picture">
                   <pic:nvPicPr>
-                    <pic:cNvPr id="1471478359" name=""/>
+                    <pic:cNvPr id="1567090599" name=""/>
                     <pic:cNvPicPr/>
                   </pic:nvPicPr>
                   <pic:blipFill>
@@ -9992,7 +9978,7 @@
                   <pic:spPr>
                     <a:xfrm>
                       <a:off x="0" y="0"/>
-                      <a:ext cx="5731510" cy="4145915"/>
+                      <a:ext cx="5731510" cy="4084955"/>
                     </a:xfrm>
                     <a:prstGeom prst="rect">
                       <a:avLst/>
@@ -10179,6 +10165,16 @@
           <w:szCs w:val="32"/>
         </w:rPr>
       </w:pPr>
+    </w:p>
+    <w:p>
+      <w:pPr>
+        <w:rPr>
+          <w:b/>
+          <w:bCs/>
+          <w:sz w:val="32"/>
+          <w:szCs w:val="32"/>
+        </w:rPr>
+      </w:pPr>
       <w:r>
         <w:rPr>
           <w:b/>
@@ -10187,16 +10183,7 @@
           <w:szCs w:val="32"/>
         </w:rPr>
         <w:lastRenderedPageBreak/>
-        <w:t>Use Case Diagram</w:t>
-      </w:r>
-      <w:r>
-        <w:rPr>
-          <w:b/>
-          <w:bCs/>
-          <w:sz w:val="32"/>
-          <w:szCs w:val="32"/>
-        </w:rPr>
-        <w:t xml:space="preserve"> User</w:t>
+        <w:t>Use Case Diagram User</w:t>
       </w:r>
     </w:p>
     <w:p>
@@ -10224,15 +10211,14 @@
         <w:rPr>
           <w:b/>
           <w:bCs/>
-          <w:noProof/>
           <w:sz w:val="32"/>
           <w:szCs w:val="32"/>
         </w:rPr>
         <w:drawing>
-          <wp:inline distT="0" distB="0" distL="0" distR="0" wp14:anchorId="245C2F06" wp14:editId="6759FCB5">
-            <wp:extent cx="5731510" cy="5675630"/>
-            <wp:effectExtent l="0" t="0" r="2540" b="1270"/>
-            <wp:docPr id="156871752" name="Picture 1"/>
+          <wp:inline distT="0" distB="0" distL="0" distR="0" wp14:anchorId="7F64CC01" wp14:editId="62960BF1">
+            <wp:extent cx="5731510" cy="7193280"/>
+            <wp:effectExtent l="0" t="0" r="2540" b="7620"/>
+            <wp:docPr id="1920451515" name="Picture 1"/>
             <wp:cNvGraphicFramePr>
               <a:graphicFrameLocks xmlns:a="http://schemas.openxmlformats.org/drawingml/2006/main" noChangeAspect="1"/>
             </wp:cNvGraphicFramePr>
@@ -10240,7 +10226,7 @@
               <a:graphicData uri="http://schemas.openxmlformats.org/drawingml/2006/picture">
                 <pic:pic xmlns:pic="http://schemas.openxmlformats.org/drawingml/2006/picture">
                   <pic:nvPicPr>
-                    <pic:cNvPr id="156871752" name=""/>
+                    <pic:cNvPr id="1920451515" name=""/>
                     <pic:cNvPicPr/>
                   </pic:nvPicPr>
                   <pic:blipFill>
@@ -10252,7 +10238,7 @@
                   <pic:spPr>
                     <a:xfrm>
                       <a:off x="0" y="0"/>
-                      <a:ext cx="5731510" cy="5675630"/>
+                      <a:ext cx="5731510" cy="7193280"/>
                     </a:xfrm>
                     <a:prstGeom prst="rect">
                       <a:avLst/>
@@ -10319,83 +10305,6 @@
           <w:szCs w:val="32"/>
         </w:rPr>
       </w:pPr>
-    </w:p>
-    <w:p>
-      <w:pPr>
-        <w:jc w:val="center"/>
-        <w:rPr>
-          <w:b/>
-          <w:bCs/>
-          <w:sz w:val="32"/>
-          <w:szCs w:val="32"/>
-        </w:rPr>
-      </w:pPr>
-    </w:p>
-    <w:p>
-      <w:pPr>
-        <w:jc w:val="center"/>
-        <w:rPr>
-          <w:b/>
-          <w:bCs/>
-          <w:sz w:val="32"/>
-          <w:szCs w:val="32"/>
-        </w:rPr>
-      </w:pPr>
-    </w:p>
-    <w:p>
-      <w:pPr>
-        <w:jc w:val="center"/>
-        <w:rPr>
-          <w:b/>
-          <w:bCs/>
-          <w:sz w:val="32"/>
-          <w:szCs w:val="32"/>
-        </w:rPr>
-      </w:pPr>
-    </w:p>
-    <w:p>
-      <w:pPr>
-        <w:jc w:val="center"/>
-        <w:rPr>
-          <w:b/>
-          <w:bCs/>
-          <w:sz w:val="32"/>
-          <w:szCs w:val="32"/>
-        </w:rPr>
-      </w:pPr>
-    </w:p>
-    <w:p>
-      <w:pPr>
-        <w:jc w:val="center"/>
-        <w:rPr>
-          <w:b/>
-          <w:bCs/>
-          <w:sz w:val="32"/>
-          <w:szCs w:val="32"/>
-        </w:rPr>
-      </w:pPr>
-    </w:p>
-    <w:p>
-      <w:pPr>
-        <w:jc w:val="center"/>
-        <w:rPr>
-          <w:b/>
-          <w:bCs/>
-          <w:sz w:val="32"/>
-          <w:szCs w:val="32"/>
-        </w:rPr>
-      </w:pPr>
-    </w:p>
-    <w:p>
-      <w:pPr>
-        <w:jc w:val="center"/>
-        <w:rPr>
-          <w:b/>
-          <w:bCs/>
-          <w:sz w:val="32"/>
-          <w:szCs w:val="32"/>
-        </w:rPr>
-      </w:pPr>
       <w:r>
         <w:rPr>
           <w:b/>
@@ -10474,10 +10383,10 @@
           <w:szCs w:val="32"/>
         </w:rPr>
         <w:drawing>
-          <wp:inline distT="0" distB="0" distL="0" distR="0" wp14:anchorId="715AFAF1" wp14:editId="20788B06">
-            <wp:extent cx="5731510" cy="4742815"/>
-            <wp:effectExtent l="0" t="0" r="2540" b="635"/>
-            <wp:docPr id="1195232573" name="Picture 1"/>
+          <wp:inline distT="0" distB="0" distL="0" distR="0" wp14:anchorId="30DC50FC" wp14:editId="1FEC4C12">
+            <wp:extent cx="5731510" cy="4724400"/>
+            <wp:effectExtent l="0" t="0" r="2540" b="0"/>
+            <wp:docPr id="140601964" name="Picture 1"/>
             <wp:cNvGraphicFramePr>
               <a:graphicFrameLocks xmlns:a="http://schemas.openxmlformats.org/drawingml/2006/main" noChangeAspect="1"/>
             </wp:cNvGraphicFramePr>
@@ -10485,7 +10394,7 @@
               <a:graphicData uri="http://schemas.openxmlformats.org/drawingml/2006/picture">
                 <pic:pic xmlns:pic="http://schemas.openxmlformats.org/drawingml/2006/picture">
                   <pic:nvPicPr>
-                    <pic:cNvPr id="1195232573" name=""/>
+                    <pic:cNvPr id="140601964" name=""/>
                     <pic:cNvPicPr/>
                   </pic:nvPicPr>
                   <pic:blipFill>
@@ -10497,7 +10406,7 @@
                   <pic:spPr>
                     <a:xfrm>
                       <a:off x="0" y="0"/>
-                      <a:ext cx="5731510" cy="4742815"/>
+                      <a:ext cx="5731510" cy="4724400"/>
                     </a:xfrm>
                     <a:prstGeom prst="rect">
                       <a:avLst/>
@@ -10697,12 +10606,13 @@
         <w:rPr>
           <w:b/>
           <w:bCs/>
+          <w:noProof/>
           <w:sz w:val="32"/>
           <w:szCs w:val="32"/>
         </w:rPr>
         <w:drawing>
-          <wp:inline distT="0" distB="0" distL="0" distR="0" wp14:anchorId="07B33731" wp14:editId="1072061C">
-            <wp:extent cx="6454140" cy="4516120"/>
+          <wp:inline distT="0" distB="0" distL="0" distR="0" wp14:anchorId="07B33731" wp14:editId="709E5602">
+            <wp:extent cx="6454140" cy="5966460"/>
             <wp:effectExtent l="0" t="0" r="3810" b="0"/>
             <wp:docPr id="256137688" name="Picture 1"/>
             <wp:cNvGraphicFramePr>
@@ -10724,7 +10634,7 @@
                   <pic:spPr>
                     <a:xfrm>
                       <a:off x="0" y="0"/>
-                      <a:ext cx="6454140" cy="4516120"/>
+                      <a:ext cx="6454140" cy="5966460"/>
                     </a:xfrm>
                     <a:prstGeom prst="rect">
                       <a:avLst/>
@@ -10857,72 +10767,6 @@
           <w:szCs w:val="32"/>
         </w:rPr>
       </w:pPr>
-    </w:p>
-    <w:p>
-      <w:pPr>
-        <w:jc w:val="center"/>
-        <w:rPr>
-          <w:b/>
-          <w:bCs/>
-          <w:sz w:val="32"/>
-          <w:szCs w:val="32"/>
-        </w:rPr>
-      </w:pPr>
-    </w:p>
-    <w:p>
-      <w:pPr>
-        <w:jc w:val="center"/>
-        <w:rPr>
-          <w:b/>
-          <w:bCs/>
-          <w:sz w:val="32"/>
-          <w:szCs w:val="32"/>
-        </w:rPr>
-      </w:pPr>
-    </w:p>
-    <w:p>
-      <w:pPr>
-        <w:jc w:val="center"/>
-        <w:rPr>
-          <w:b/>
-          <w:bCs/>
-          <w:sz w:val="32"/>
-          <w:szCs w:val="32"/>
-        </w:rPr>
-      </w:pPr>
-    </w:p>
-    <w:p>
-      <w:pPr>
-        <w:jc w:val="center"/>
-        <w:rPr>
-          <w:b/>
-          <w:bCs/>
-          <w:sz w:val="32"/>
-          <w:szCs w:val="32"/>
-        </w:rPr>
-      </w:pPr>
-    </w:p>
-    <w:p>
-      <w:pPr>
-        <w:jc w:val="center"/>
-        <w:rPr>
-          <w:b/>
-          <w:bCs/>
-          <w:sz w:val="32"/>
-          <w:szCs w:val="32"/>
-        </w:rPr>
-      </w:pPr>
-    </w:p>
-    <w:p>
-      <w:pPr>
-        <w:jc w:val="center"/>
-        <w:rPr>
-          <w:b/>
-          <w:bCs/>
-          <w:sz w:val="32"/>
-          <w:szCs w:val="32"/>
-        </w:rPr>
-      </w:pPr>
       <w:r>
         <w:rPr>
           <w:b/>
@@ -10993,10 +10837,10 @@
           <w:szCs w:val="32"/>
         </w:rPr>
         <w:drawing>
-          <wp:inline distT="0" distB="0" distL="0" distR="0" wp14:anchorId="4A6679D8" wp14:editId="585D3074">
-            <wp:extent cx="4525006" cy="7735380"/>
-            <wp:effectExtent l="0" t="0" r="9525" b="0"/>
-            <wp:docPr id="120133588" name="Picture 1"/>
+          <wp:inline distT="0" distB="0" distL="0" distR="0" wp14:anchorId="2BF4C4BD" wp14:editId="682C551C">
+            <wp:extent cx="5229955" cy="7773485"/>
+            <wp:effectExtent l="0" t="0" r="8890" b="0"/>
+            <wp:docPr id="1024401715" name="Picture 1"/>
             <wp:cNvGraphicFramePr>
               <a:graphicFrameLocks xmlns:a="http://schemas.openxmlformats.org/drawingml/2006/main" noChangeAspect="1"/>
             </wp:cNvGraphicFramePr>
@@ -11004,7 +10848,7 @@
               <a:graphicData uri="http://schemas.openxmlformats.org/drawingml/2006/picture">
                 <pic:pic xmlns:pic="http://schemas.openxmlformats.org/drawingml/2006/picture">
                   <pic:nvPicPr>
-                    <pic:cNvPr id="120133588" name=""/>
+                    <pic:cNvPr id="1024401715" name=""/>
                     <pic:cNvPicPr/>
                   </pic:nvPicPr>
                   <pic:blipFill>
@@ -11016,7 +10860,7 @@
                   <pic:spPr>
                     <a:xfrm>
                       <a:off x="0" y="0"/>
-                      <a:ext cx="4525006" cy="7735380"/>
+                      <a:ext cx="5229955" cy="7773485"/>
                     </a:xfrm>
                     <a:prstGeom prst="rect">
                       <a:avLst/>
@@ -11078,10 +10922,10 @@
           <w:szCs w:val="32"/>
         </w:rPr>
         <w:drawing>
-          <wp:inline distT="0" distB="0" distL="0" distR="0" wp14:anchorId="175F2D7A" wp14:editId="39606DF9">
-            <wp:extent cx="4429743" cy="7668695"/>
-            <wp:effectExtent l="0" t="0" r="9525" b="8890"/>
-            <wp:docPr id="330792174" name="Picture 1"/>
+          <wp:inline distT="0" distB="0" distL="0" distR="0" wp14:anchorId="3F9B14B5" wp14:editId="3B763846">
+            <wp:extent cx="4515480" cy="7478169"/>
+            <wp:effectExtent l="0" t="0" r="0" b="8890"/>
+            <wp:docPr id="69359464" name="Picture 1"/>
             <wp:cNvGraphicFramePr>
               <a:graphicFrameLocks xmlns:a="http://schemas.openxmlformats.org/drawingml/2006/main" noChangeAspect="1"/>
             </wp:cNvGraphicFramePr>
@@ -11089,7 +10933,7 @@
               <a:graphicData uri="http://schemas.openxmlformats.org/drawingml/2006/picture">
                 <pic:pic xmlns:pic="http://schemas.openxmlformats.org/drawingml/2006/picture">
                   <pic:nvPicPr>
-                    <pic:cNvPr id="330792174" name=""/>
+                    <pic:cNvPr id="69359464" name=""/>
                     <pic:cNvPicPr/>
                   </pic:nvPicPr>
                   <pic:blipFill>
@@ -11101,7 +10945,7 @@
                   <pic:spPr>
                     <a:xfrm>
                       <a:off x="0" y="0"/>
-                      <a:ext cx="4429743" cy="7668695"/>
+                      <a:ext cx="4515480" cy="7478169"/>
                     </a:xfrm>
                     <a:prstGeom prst="rect">
                       <a:avLst/>
@@ -11126,6 +10970,17 @@
     </w:p>
     <w:p>
       <w:pPr>
+        <w:rPr>
+          <w:b/>
+          <w:bCs/>
+          <w:sz w:val="32"/>
+          <w:szCs w:val="32"/>
+        </w:rPr>
+      </w:pPr>
+    </w:p>
+    <w:p>
+      <w:pPr>
+        <w:jc w:val="center"/>
         <w:rPr>
           <w:b/>
           <w:bCs/>
@@ -11867,11 +11722,9 @@
             <w:tcW w:w="2036" w:type="dxa"/>
           </w:tcPr>
           <w:p>
-            <w:proofErr w:type="spellStart"/>
             <w:r>
               <w:t>user_id</w:t>
             </w:r>
-            <w:proofErr w:type="spellEnd"/>
           </w:p>
         </w:tc>
         <w:tc>
@@ -12375,11 +12228,9 @@
             <w:tcW w:w="2036" w:type="dxa"/>
           </w:tcPr>
           <w:p>
-            <w:proofErr w:type="spellStart"/>
             <w:r>
               <w:t>user_id</w:t>
             </w:r>
-            <w:proofErr w:type="spellEnd"/>
           </w:p>
         </w:tc>
         <w:tc>
@@ -12624,11 +12475,9 @@
             <w:tcW w:w="2036" w:type="dxa"/>
           </w:tcPr>
           <w:p>
-            <w:proofErr w:type="spellStart"/>
             <w:r>
               <w:t>user_id</w:t>
             </w:r>
-            <w:proofErr w:type="spellEnd"/>
           </w:p>
         </w:tc>
         <w:tc>
@@ -13329,6 +13178,353 @@
           <w:sz w:val="32"/>
           <w:szCs w:val="32"/>
         </w:rPr>
+        <w:t>Story</w:t>
+      </w:r>
+      <w:r>
+        <w:rPr>
+          <w:b/>
+          <w:bCs/>
+          <w:sz w:val="32"/>
+          <w:szCs w:val="32"/>
+        </w:rPr>
+        <w:t xml:space="preserve"> table:</w:t>
+      </w:r>
+    </w:p>
+    <w:tbl>
+      <w:tblPr>
+        <w:tblStyle w:val="TableGrid"/>
+        <w:tblW w:w="9351" w:type="dxa"/>
+        <w:tblLook w:val="04A0" w:firstRow="1" w:lastRow="0" w:firstColumn="1" w:lastColumn="0" w:noHBand="0" w:noVBand="1"/>
+      </w:tblPr>
+      <w:tblGrid>
+        <w:gridCol w:w="1296"/>
+        <w:gridCol w:w="1818"/>
+        <w:gridCol w:w="6237"/>
+      </w:tblGrid>
+      <w:tr>
+        <w:tc>
+          <w:tcPr>
+            <w:tcW w:w="1296" w:type="dxa"/>
+          </w:tcPr>
+          <w:p>
+            <w:pPr>
+              <w:rPr>
+                <w:b/>
+                <w:bCs/>
+                <w:sz w:val="28"/>
+                <w:szCs w:val="28"/>
+              </w:rPr>
+            </w:pPr>
+            <w:r>
+              <w:rPr>
+                <w:b/>
+                <w:bCs/>
+                <w:sz w:val="28"/>
+                <w:szCs w:val="28"/>
+              </w:rPr>
+              <w:t>Field</w:t>
+            </w:r>
+          </w:p>
+        </w:tc>
+        <w:tc>
+          <w:tcPr>
+            <w:tcW w:w="1818" w:type="dxa"/>
+          </w:tcPr>
+          <w:p>
+            <w:pPr>
+              <w:rPr>
+                <w:b/>
+                <w:bCs/>
+                <w:sz w:val="28"/>
+                <w:szCs w:val="28"/>
+              </w:rPr>
+            </w:pPr>
+            <w:r>
+              <w:rPr>
+                <w:b/>
+                <w:bCs/>
+                <w:sz w:val="28"/>
+                <w:szCs w:val="28"/>
+              </w:rPr>
+              <w:t>Type</w:t>
+            </w:r>
+          </w:p>
+        </w:tc>
+        <w:tc>
+          <w:tcPr>
+            <w:tcW w:w="6237" w:type="dxa"/>
+          </w:tcPr>
+          <w:p>
+            <w:pPr>
+              <w:rPr>
+                <w:b/>
+                <w:bCs/>
+                <w:sz w:val="28"/>
+                <w:szCs w:val="28"/>
+              </w:rPr>
+            </w:pPr>
+            <w:r>
+              <w:rPr>
+                <w:b/>
+                <w:bCs/>
+                <w:sz w:val="28"/>
+                <w:szCs w:val="28"/>
+              </w:rPr>
+              <w:t>Description</w:t>
+            </w:r>
+          </w:p>
+        </w:tc>
+      </w:tr>
+      <w:tr>
+        <w:tc>
+          <w:tcPr>
+            <w:tcW w:w="1296" w:type="dxa"/>
+          </w:tcPr>
+          <w:p>
+            <w:r>
+              <w:t>id</w:t>
+            </w:r>
+          </w:p>
+        </w:tc>
+        <w:tc>
+          <w:tcPr>
+            <w:tcW w:w="1818" w:type="dxa"/>
+          </w:tcPr>
+          <w:p>
+            <w:r>
+              <w:t>Long</w:t>
+            </w:r>
+          </w:p>
+        </w:tc>
+        <w:tc>
+          <w:tcPr>
+            <w:tcW w:w="6237" w:type="dxa"/>
+          </w:tcPr>
+          <w:p>
+            <w:r>
+              <w:t xml:space="preserve">Primary key that uniquely identifies each </w:t>
+            </w:r>
+            <w:r>
+              <w:t>story</w:t>
+            </w:r>
+          </w:p>
+        </w:tc>
+      </w:tr>
+      <w:tr>
+        <w:tc>
+          <w:tcPr>
+            <w:tcW w:w="1296" w:type="dxa"/>
+          </w:tcPr>
+          <w:p>
+            <w:proofErr w:type="spellStart"/>
+            <w:r>
+              <w:t>media</w:t>
+            </w:r>
+            <w:r>
+              <w:t>Url</w:t>
+            </w:r>
+            <w:proofErr w:type="spellEnd"/>
+          </w:p>
+        </w:tc>
+        <w:tc>
+          <w:tcPr>
+            <w:tcW w:w="1818" w:type="dxa"/>
+          </w:tcPr>
+          <w:p>
+            <w:r>
+              <w:t>String</w:t>
+            </w:r>
+          </w:p>
+        </w:tc>
+        <w:tc>
+          <w:tcPr>
+            <w:tcW w:w="6237" w:type="dxa"/>
+          </w:tcPr>
+          <w:p>
+            <w:r>
+              <w:t>URL/path of the uploaded story image</w:t>
+            </w:r>
+            <w:r>
+              <w:t>/video</w:t>
+            </w:r>
+          </w:p>
+        </w:tc>
+      </w:tr>
+      <w:tr>
+        <w:tc>
+          <w:tcPr>
+            <w:tcW w:w="1296" w:type="dxa"/>
+          </w:tcPr>
+          <w:p>
+            <w:r>
+              <w:t>createdAt</w:t>
+            </w:r>
+          </w:p>
+        </w:tc>
+        <w:tc>
+          <w:tcPr>
+            <w:tcW w:w="1818" w:type="dxa"/>
+          </w:tcPr>
+          <w:p>
+            <w:proofErr w:type="spellStart"/>
+            <w:r>
+              <w:t>LocalDateTime</w:t>
+            </w:r>
+            <w:proofErr w:type="spellEnd"/>
+          </w:p>
+        </w:tc>
+        <w:tc>
+          <w:tcPr>
+            <w:tcW w:w="6237" w:type="dxa"/>
+          </w:tcPr>
+          <w:p>
+            <w:r>
+              <w:t>Timestamp when the story is created</w:t>
+            </w:r>
+          </w:p>
+        </w:tc>
+      </w:tr>
+      <w:tr>
+        <w:tc>
+          <w:tcPr>
+            <w:tcW w:w="1296" w:type="dxa"/>
+          </w:tcPr>
+          <w:p>
+            <w:proofErr w:type="spellStart"/>
+            <w:r>
+              <w:t>expiresAt</w:t>
+            </w:r>
+            <w:proofErr w:type="spellEnd"/>
+          </w:p>
+        </w:tc>
+        <w:tc>
+          <w:tcPr>
+            <w:tcW w:w="1818" w:type="dxa"/>
+          </w:tcPr>
+          <w:p>
+            <w:proofErr w:type="spellStart"/>
+            <w:r>
+              <w:t>LocalDateTime</w:t>
+            </w:r>
+            <w:proofErr w:type="spellEnd"/>
+          </w:p>
+        </w:tc>
+        <w:tc>
+          <w:tcPr>
+            <w:tcW w:w="6237" w:type="dxa"/>
+          </w:tcPr>
+          <w:p>
+            <w:r>
+              <w:t>Timestamp when the story will expire (e.g., after 24 hours)</w:t>
+            </w:r>
+          </w:p>
+        </w:tc>
+      </w:tr>
+      <w:tr>
+        <w:tc>
+          <w:tcPr>
+            <w:tcW w:w="1296" w:type="dxa"/>
+          </w:tcPr>
+          <w:p>
+            <w:r>
+              <w:t>user</w:t>
+            </w:r>
+          </w:p>
+        </w:tc>
+        <w:tc>
+          <w:tcPr>
+            <w:tcW w:w="1818" w:type="dxa"/>
+          </w:tcPr>
+          <w:p>
+            <w:r>
+              <w:t>FK (User)</w:t>
+            </w:r>
+          </w:p>
+        </w:tc>
+        <w:tc>
+          <w:tcPr>
+            <w:tcW w:w="6237" w:type="dxa"/>
+          </w:tcPr>
+          <w:p>
+            <w:r>
+              <w:t>Reference to the user who created the story (Many-to-One relationship)</w:t>
+            </w:r>
+          </w:p>
+        </w:tc>
+      </w:tr>
+    </w:tbl>
+    <w:p>
+      <w:pPr>
+        <w:rPr>
+          <w:b/>
+          <w:bCs/>
+          <w:sz w:val="32"/>
+          <w:szCs w:val="32"/>
+        </w:rPr>
+      </w:pPr>
+    </w:p>
+    <w:p>
+      <w:pPr>
+        <w:rPr>
+          <w:b/>
+          <w:bCs/>
+          <w:sz w:val="32"/>
+          <w:szCs w:val="32"/>
+        </w:rPr>
+      </w:pPr>
+    </w:p>
+    <w:p>
+      <w:pPr>
+        <w:rPr>
+          <w:b/>
+          <w:bCs/>
+          <w:sz w:val="32"/>
+          <w:szCs w:val="32"/>
+        </w:rPr>
+      </w:pPr>
+    </w:p>
+    <w:p>
+      <w:pPr>
+        <w:rPr>
+          <w:b/>
+          <w:bCs/>
+          <w:sz w:val="32"/>
+          <w:szCs w:val="32"/>
+        </w:rPr>
+      </w:pPr>
+    </w:p>
+    <w:p>
+      <w:pPr>
+        <w:rPr>
+          <w:b/>
+          <w:bCs/>
+          <w:sz w:val="32"/>
+          <w:szCs w:val="32"/>
+        </w:rPr>
+      </w:pPr>
+    </w:p>
+    <w:p>
+      <w:pPr>
+        <w:pStyle w:val="ListParagraph"/>
+        <w:numPr>
+          <w:ilvl w:val="0"/>
+          <w:numId w:val="19"/>
+        </w:numPr>
+        <w:rPr>
+          <w:b/>
+          <w:bCs/>
+          <w:sz w:val="32"/>
+          <w:szCs w:val="32"/>
+        </w:rPr>
+      </w:pPr>
+      <w:r>
+        <w:rPr>
+          <w:b/>
+          <w:bCs/>
+          <w:sz w:val="32"/>
+          <w:szCs w:val="32"/>
+        </w:rPr>
+        <w:lastRenderedPageBreak/>
         <w:t>Chatroom table:</w:t>
       </w:r>
     </w:p>
@@ -13496,66 +13692,6 @@
     </w:p>
     <w:p>
       <w:pPr>
-        <w:rPr>
-          <w:b/>
-          <w:bCs/>
-          <w:sz w:val="32"/>
-          <w:szCs w:val="32"/>
-        </w:rPr>
-      </w:pPr>
-    </w:p>
-    <w:p>
-      <w:pPr>
-        <w:rPr>
-          <w:b/>
-          <w:bCs/>
-          <w:sz w:val="32"/>
-          <w:szCs w:val="32"/>
-        </w:rPr>
-      </w:pPr>
-    </w:p>
-    <w:p>
-      <w:pPr>
-        <w:rPr>
-          <w:b/>
-          <w:bCs/>
-          <w:sz w:val="32"/>
-          <w:szCs w:val="32"/>
-        </w:rPr>
-      </w:pPr>
-    </w:p>
-    <w:p>
-      <w:pPr>
-        <w:rPr>
-          <w:b/>
-          <w:bCs/>
-          <w:sz w:val="32"/>
-          <w:szCs w:val="32"/>
-        </w:rPr>
-      </w:pPr>
-    </w:p>
-    <w:p>
-      <w:pPr>
-        <w:rPr>
-          <w:b/>
-          <w:bCs/>
-          <w:sz w:val="32"/>
-          <w:szCs w:val="32"/>
-        </w:rPr>
-      </w:pPr>
-    </w:p>
-    <w:p>
-      <w:pPr>
-        <w:rPr>
-          <w:b/>
-          <w:bCs/>
-          <w:sz w:val="32"/>
-          <w:szCs w:val="32"/>
-        </w:rPr>
-      </w:pPr>
-    </w:p>
-    <w:p>
-      <w:pPr>
         <w:pStyle w:val="ListParagraph"/>
         <w:numPr>
           <w:ilvl w:val="0"/>
@@ -13575,7 +13711,6 @@
           <w:sz w:val="32"/>
           <w:szCs w:val="32"/>
         </w:rPr>
-        <w:lastRenderedPageBreak/>
         <w:t>Message table:</w:t>
       </w:r>
     </w:p>
@@ -14043,116 +14178,62 @@
     </w:p>
     <w:p>
       <w:pPr>
-        <w:rPr>
-          <w:b/>
-          <w:bCs/>
-          <w:sz w:val="32"/>
-          <w:szCs w:val="32"/>
-        </w:rPr>
-      </w:pPr>
-    </w:p>
-    <w:p>
-      <w:pPr>
-        <w:rPr>
-          <w:b/>
-          <w:bCs/>
-          <w:sz w:val="32"/>
-          <w:szCs w:val="32"/>
-        </w:rPr>
-      </w:pPr>
-    </w:p>
-    <w:p>
-      <w:pPr>
-        <w:rPr>
-          <w:b/>
-          <w:bCs/>
-          <w:sz w:val="32"/>
-          <w:szCs w:val="32"/>
-        </w:rPr>
-      </w:pPr>
-    </w:p>
-    <w:p>
-      <w:pPr>
-        <w:rPr>
-          <w:b/>
-          <w:bCs/>
-          <w:sz w:val="32"/>
-          <w:szCs w:val="32"/>
-        </w:rPr>
-      </w:pPr>
-    </w:p>
-    <w:p>
-      <w:pPr>
-        <w:rPr>
-          <w:b/>
-          <w:bCs/>
-          <w:sz w:val="32"/>
-          <w:szCs w:val="32"/>
-        </w:rPr>
-      </w:pPr>
-    </w:p>
-    <w:p>
-      <w:pPr>
-        <w:rPr>
-          <w:b/>
-          <w:bCs/>
-          <w:sz w:val="32"/>
-          <w:szCs w:val="32"/>
-        </w:rPr>
-      </w:pPr>
-    </w:p>
-    <w:p>
-      <w:pPr>
-        <w:rPr>
-          <w:b/>
-          <w:bCs/>
-          <w:sz w:val="32"/>
-          <w:szCs w:val="32"/>
-        </w:rPr>
-      </w:pPr>
-    </w:p>
-    <w:p>
-      <w:pPr>
-        <w:rPr>
-          <w:b/>
-          <w:bCs/>
-          <w:sz w:val="32"/>
-          <w:szCs w:val="32"/>
-        </w:rPr>
-      </w:pPr>
-    </w:p>
-    <w:p>
-      <w:pPr>
-        <w:rPr>
-          <w:b/>
-          <w:bCs/>
-          <w:sz w:val="32"/>
-          <w:szCs w:val="32"/>
-        </w:rPr>
-      </w:pPr>
-    </w:p>
-    <w:p>
-      <w:pPr>
-        <w:rPr>
-          <w:b/>
-          <w:bCs/>
-          <w:sz w:val="32"/>
-          <w:szCs w:val="32"/>
-        </w:rPr>
-      </w:pPr>
-    </w:p>
-    <w:p>
-      <w:pPr>
-        <w:rPr>
-          <w:b/>
-          <w:bCs/>
-          <w:sz w:val="32"/>
-          <w:szCs w:val="32"/>
-        </w:rPr>
-      </w:pPr>
-    </w:p>
-    <w:p>
-      <w:pPr>
+        <w:jc w:val="center"/>
+        <w:rPr>
+          <w:b/>
+          <w:bCs/>
+          <w:sz w:val="32"/>
+          <w:szCs w:val="32"/>
+        </w:rPr>
+      </w:pPr>
+    </w:p>
+    <w:p>
+      <w:pPr>
+        <w:jc w:val="center"/>
+        <w:rPr>
+          <w:b/>
+          <w:bCs/>
+          <w:sz w:val="32"/>
+          <w:szCs w:val="32"/>
+        </w:rPr>
+      </w:pPr>
+    </w:p>
+    <w:p>
+      <w:pPr>
+        <w:jc w:val="center"/>
+        <w:rPr>
+          <w:b/>
+          <w:bCs/>
+          <w:sz w:val="32"/>
+          <w:szCs w:val="32"/>
+        </w:rPr>
+      </w:pPr>
+    </w:p>
+    <w:p>
+      <w:pPr>
+        <w:jc w:val="center"/>
+        <w:rPr>
+          <w:b/>
+          <w:bCs/>
+          <w:sz w:val="32"/>
+          <w:szCs w:val="32"/>
+        </w:rPr>
+      </w:pPr>
+    </w:p>
+    <w:p>
+      <w:pPr>
+        <w:jc w:val="center"/>
+        <w:rPr>
+          <w:b/>
+          <w:bCs/>
+          <w:sz w:val="32"/>
+          <w:szCs w:val="32"/>
+        </w:rPr>
+      </w:pPr>
+    </w:p>
+    <w:p>
+      <w:pPr>
+        <w:jc w:val="center"/>
         <w:rPr>
           <w:b/>
           <w:bCs/>
@@ -15978,21 +16059,7 @@
           <w:sz w:val="28"/>
           <w:szCs w:val="28"/>
         </w:rPr>
-        <w:t xml:space="preserve">Although the system is fully functional, it can be further enhanced with advanced features and architectural improvements. An AI-based recommendation engine can be implemented to provide personalized content feeds based on user </w:t>
-      </w:r>
-      <w:r>
-        <w:rPr>
-          <w:sz w:val="28"/>
-          <w:szCs w:val="28"/>
-        </w:rPr>
-        <w:t>behaviour</w:t>
-      </w:r>
-      <w:r>
-        <w:rPr>
-          <w:sz w:val="28"/>
-          <w:szCs w:val="28"/>
-        </w:rPr>
-        <w:t xml:space="preserve"> and interests. Machine learning models can also be integrated for automated content moderation to detect spam, inappropriate content, or fake accounts.</w:t>
+        <w:t>Although the system is fully functional, it can be further enhanced with advanced features and architectural improvements. An AI-based recommendation engine can be implemented to provide personalized content feeds based on user behaviour and interests. Machine learning models can also be integrated for automated content moderation to detect spam, inappropriate content, or fake accounts.</w:t>
       </w:r>
     </w:p>
     <w:p>
@@ -22616,7 +22683,9 @@
     <w:rsid w:val="00221B07"/>
     <w:rsid w:val="006850CA"/>
     <w:rsid w:val="00817552"/>
+    <w:rsid w:val="0088592D"/>
     <w:rsid w:val="00947376"/>
+    <w:rsid w:val="00B34B7E"/>
     <w:rsid w:val="00D3056B"/>
     <w:rsid w:val="00D87A0F"/>
   </w:rsids>
